--- a/shinmok1/pack/2609/H1MOGO26-09_33_SET.docx
+++ b/shinmok1/pack/2609/H1MOGO26-09_33_SET.docx
@@ -58,7 +58,7 @@
           <w:sz w:val="16"/>
           <w:u w:val="none"/>
         </w:rPr>
-        <w:t>(   )반 (   )번 이름(            )  CHECK ___/35  전용 ___/68.0점</w:t>
+        <w:t>(   )반 (   )번 이름(            )  CHECK ___/35  전용 ___/30.0점</w:t>
       </w:r>
     </w:p>
     <w:p>
@@ -1458,7 +1458,7 @@
           <w:sz w:val="18"/>
           <w:u w:val="none"/>
         </w:rPr>
-        <w:t>PART 2 · 전용문제  (선택형 13 · 서답형 7 · 68.0점)</w:t>
+        <w:t>PART 2 · 전용문제  (선택형 8 · 서답형 2 · 30.0점)</w:t>
       </w:r>
     </w:p>
     <w:p>
@@ -1483,7 +1483,25 @@
           <w:sz w:val="17"/>
           <w:u w:val="none"/>
         </w:rPr>
-        <w:t xml:space="preserve"> 다음 글의 제목으로 가장 적절한 것은? [3.0점]</w:t>
+        <w:t xml:space="preserve"> 다음 글에 대한 &lt;보기&gt;의 설명 중 </w:t>
+      </w:r>
+      <w:r>
+        <w:rPr>
+          <w:rFonts w:ascii="맑은 고딕" w:hAnsi="맑은 고딕" w:eastAsia="맑은 고딕"/>
+          <w:b w:val="0"/>
+          <w:sz w:val="17"/>
+          <w:u w:val="single"/>
+        </w:rPr>
+        <w:t>틀린</w:t>
+      </w:r>
+      <w:r>
+        <w:rPr>
+          <w:rFonts w:ascii="맑은 고딕" w:hAnsi="맑은 고딕" w:eastAsia="맑은 고딕"/>
+          <w:b w:val="0"/>
+          <w:sz w:val="17"/>
+          <w:u w:val="none"/>
+        </w:rPr>
+        <w:t xml:space="preserve"> 것만을 있는 대로 고른 것은? [3.3점]</w:t>
       </w:r>
     </w:p>
     <w:p>
@@ -1506,14 +1524,98 @@
           <w:sz w:val="17"/>
           <w:u w:val="none"/>
         </w:rPr>
-        <w:t>The ancient Greeks felt that the visual artist's goal was to copy visual experience. This approach appears in the realism of ancient Greek sculpture and pottery. We must sadly note that, due to the action of time and weather, no paintings from ancient Greek artists exist today. We can only surmise their quality based on tales such as that of Zeuxis and Parhassios, the obvious skill in ancient Greek sculpture, and in drawings that survive on ancient Greek pottery. This definition of art as copying reality has a problem, though. Jackson Pollock, a leader in the New York School of the 1950's, intentionally did not copy existing objects in his art. While painting these works, Pollock and his fellow artists would consciously avoid making marks or passages that resembled recognizable objects. They succeeded at making artwork that did not copy anything, thus demonstrating that the ancient Greek view of art as mimesis―simple copying―does not sufficiently define art.</w:t>
+        <w:t>The ancient Greeks felt that the visual artist’s goal was to copy visual experience. This approach appears in the realism of ancient Greek sculpture and pottery. We must sadly note that, due to the action of time and weather, no paintings from ancient Greek artists exist today. We can only ⓑ</w:t>
+      </w:r>
+      <w:r>
+        <w:rPr>
+          <w:rFonts w:ascii="맑은 고딕" w:hAnsi="맑은 고딕" w:eastAsia="맑은 고딕"/>
+          <w:b w:val="0"/>
+          <w:sz w:val="17"/>
+          <w:u w:val="single"/>
+        </w:rPr>
+        <w:t>surmise</w:t>
+      </w:r>
+      <w:r>
+        <w:rPr>
+          <w:rFonts w:ascii="맑은 고딕" w:hAnsi="맑은 고딕" w:eastAsia="맑은 고딕"/>
+          <w:b w:val="0"/>
+          <w:sz w:val="17"/>
+          <w:u w:val="none"/>
+        </w:rPr>
+        <w:t xml:space="preserve"> their quality based on tales such as ⓐ</w:t>
+      </w:r>
+      <w:r>
+        <w:rPr>
+          <w:rFonts w:ascii="맑은 고딕" w:hAnsi="맑은 고딕" w:eastAsia="맑은 고딕"/>
+          <w:b w:val="0"/>
+          <w:sz w:val="17"/>
+          <w:u w:val="single"/>
+        </w:rPr>
+        <w:t>that of</w:t>
+      </w:r>
+      <w:r>
+        <w:rPr>
+          <w:rFonts w:ascii="맑은 고딕" w:hAnsi="맑은 고딕" w:eastAsia="맑은 고딕"/>
+          <w:b w:val="0"/>
+          <w:sz w:val="17"/>
+          <w:u w:val="none"/>
+        </w:rPr>
+        <w:t xml:space="preserve"> Zeuxis and Parhassios, the obvious skill in ancient Greek sculpture, and in drawings that survive on ancient Greek pottery. This definition of art as copying reality has a problem, ⓒ</w:t>
+      </w:r>
+      <w:r>
+        <w:rPr>
+          <w:rFonts w:ascii="맑은 고딕" w:hAnsi="맑은 고딕" w:eastAsia="맑은 고딕"/>
+          <w:b w:val="0"/>
+          <w:sz w:val="17"/>
+          <w:u w:val="single"/>
+        </w:rPr>
+        <w:t>though</w:t>
+      </w:r>
+      <w:r>
+        <w:rPr>
+          <w:rFonts w:ascii="맑은 고딕" w:hAnsi="맑은 고딕" w:eastAsia="맑은 고딕"/>
+          <w:b w:val="0"/>
+          <w:sz w:val="17"/>
+          <w:u w:val="none"/>
+        </w:rPr>
+        <w:t>. Jackson Pollock, a leader in the New York School of the 1950’s, intentionally did not copy existing objects in his art. While painting these works, Pollock and his fellow artists would consciously avoid making marks or passages that resembled recognizable objects. They succeeded at making artwork that did not copy anything, thus demonstrating that the ancient Greek view of art as mimesis—simple copying—does not sufficiently define art.</w:t>
       </w:r>
     </w:p>
     <w:p>
       <w:pPr>
-        <w:spacing w:before="0" w:after="0" w:line="269" w:lineRule="auto"/>
-        <w:ind w:left="180" w:hanging="180"/>
+        <w:spacing w:before="0" w:after="0" w:line="288" w:lineRule="auto"/>
+        <w:ind w:left="40"/>
         <w:snapToGrid w:val="0"/>
+        <w:pBdr>
+          <w:top w:val="single" w:sz="4" w:space="2" w:color="9B6BD0"/>
+          <w:left w:val="single" w:sz="4" w:space="2" w:color="9B6BD0"/>
+          <w:bottom w:val="single" w:sz="4" w:space="2" w:color="9B6BD0"/>
+          <w:right w:val="single" w:sz="4" w:space="2" w:color="9B6BD0"/>
+        </w:pBdr>
+        <w:shd w:val="clear" w:color="auto" w:fill="FAF5FF"/>
+      </w:pPr>
+      <w:r>
+        <w:rPr>
+          <w:rFonts w:ascii="맑은 고딕" w:hAnsi="맑은 고딕" w:eastAsia="맑은 고딕"/>
+          <w:b/>
+          <w:sz w:val="17"/>
+          <w:u w:val="none"/>
+        </w:rPr>
+        <w:t>&lt;보 기&gt;</w:t>
+      </w:r>
+    </w:p>
+    <w:p>
+      <w:pPr>
+        <w:spacing w:before="0" w:after="0" w:line="288" w:lineRule="auto"/>
+        <w:ind w:left="40"/>
+        <w:snapToGrid w:val="0"/>
+        <w:pBdr>
+          <w:top w:val="single" w:sz="4" w:space="2" w:color="9B6BD0"/>
+          <w:left w:val="single" w:sz="4" w:space="2" w:color="9B6BD0"/>
+          <w:bottom w:val="single" w:sz="4" w:space="2" w:color="9B6BD0"/>
+          <w:right w:val="single" w:sz="4" w:space="2" w:color="9B6BD0"/>
+        </w:pBdr>
+        <w:shd w:val="clear" w:color="auto" w:fill="FAF5FF"/>
       </w:pPr>
       <w:r>
         <w:rPr>
@@ -1522,14 +1624,21 @@
           <w:sz w:val="17"/>
           <w:u w:val="none"/>
         </w:rPr>
-        <w:t>① Why Greek Painting Outshone Greek Sculpture</w:t>
+        <w:t>(a) Some ancient Greek paintings have survived and show the artists’ great skill.</w:t>
       </w:r>
     </w:p>
     <w:p>
       <w:pPr>
-        <w:spacing w:before="0" w:after="0" w:line="269" w:lineRule="auto"/>
-        <w:ind w:left="180" w:hanging="180"/>
+        <w:spacing w:before="0" w:after="0" w:line="288" w:lineRule="auto"/>
+        <w:ind w:left="40"/>
         <w:snapToGrid w:val="0"/>
+        <w:pBdr>
+          <w:top w:val="single" w:sz="4" w:space="2" w:color="9B6BD0"/>
+          <w:left w:val="single" w:sz="4" w:space="2" w:color="9B6BD0"/>
+          <w:bottom w:val="single" w:sz="4" w:space="2" w:color="9B6BD0"/>
+          <w:right w:val="single" w:sz="4" w:space="2" w:color="9B6BD0"/>
+        </w:pBdr>
+        <w:shd w:val="clear" w:color="auto" w:fill="FAF5FF"/>
       </w:pPr>
       <w:r>
         <w:rPr>
@@ -1538,14 +1647,21 @@
           <w:sz w:val="17"/>
           <w:u w:val="none"/>
         </w:rPr>
-        <w:t>② Copying Reality: The Timeless Definition of Art</w:t>
+        <w:t>(b) ⓐ ‘that’ refers to ‘the tale’ and cannot be replaced by ‘those’.</w:t>
       </w:r>
     </w:p>
     <w:p>
       <w:pPr>
-        <w:spacing w:before="0" w:after="0" w:line="269" w:lineRule="auto"/>
-        <w:ind w:left="180" w:hanging="180"/>
+        <w:spacing w:before="0" w:after="0" w:line="288" w:lineRule="auto"/>
+        <w:ind w:left="40"/>
         <w:snapToGrid w:val="0"/>
+        <w:pBdr>
+          <w:top w:val="single" w:sz="4" w:space="2" w:color="9B6BD0"/>
+          <w:left w:val="single" w:sz="4" w:space="2" w:color="9B6BD0"/>
+          <w:bottom w:val="single" w:sz="4" w:space="2" w:color="9B6BD0"/>
+          <w:right w:val="single" w:sz="4" w:space="2" w:color="9B6BD0"/>
+        </w:pBdr>
+        <w:shd w:val="clear" w:color="auto" w:fill="FAF5FF"/>
       </w:pPr>
       <w:r>
         <w:rPr>
@@ -1554,14 +1670,21 @@
           <w:sz w:val="17"/>
           <w:u w:val="none"/>
         </w:rPr>
-        <w:t>③ Beyond Mimesis: What Pollock Revealed About Defining Art</w:t>
+        <w:t>(c) Pollock and his fellow artists tried to avoid painting recognizable objects.</w:t>
       </w:r>
     </w:p>
     <w:p>
       <w:pPr>
-        <w:spacing w:before="0" w:after="0" w:line="269" w:lineRule="auto"/>
-        <w:ind w:left="180" w:hanging="180"/>
+        <w:spacing w:before="0" w:after="0" w:line="288" w:lineRule="auto"/>
+        <w:ind w:left="40"/>
         <w:snapToGrid w:val="0"/>
+        <w:pBdr>
+          <w:top w:val="single" w:sz="4" w:space="2" w:color="9B6BD0"/>
+          <w:left w:val="single" w:sz="4" w:space="2" w:color="9B6BD0"/>
+          <w:bottom w:val="single" w:sz="4" w:space="2" w:color="9B6BD0"/>
+          <w:right w:val="single" w:sz="4" w:space="2" w:color="9B6BD0"/>
+        </w:pBdr>
+        <w:shd w:val="clear" w:color="auto" w:fill="FAF5FF"/>
       </w:pPr>
       <w:r>
         <w:rPr>
@@ -1570,14 +1693,21 @@
           <w:sz w:val="17"/>
           <w:u w:val="none"/>
         </w:rPr>
-        <w:t>④ Zeuxis and Parhassios: A Contest of Perfect Realism</w:t>
+        <w:t>(d) ⓒ ‘though’ signals that the writer is about to support the Greek definition.</w:t>
       </w:r>
     </w:p>
     <w:p>
       <w:pPr>
-        <w:spacing w:before="0" w:after="0" w:line="269" w:lineRule="auto"/>
-        <w:ind w:left="180" w:hanging="180"/>
+        <w:spacing w:before="0" w:after="60" w:line="288" w:lineRule="auto"/>
+        <w:ind w:left="40"/>
         <w:snapToGrid w:val="0"/>
+        <w:pBdr>
+          <w:top w:val="single" w:sz="4" w:space="2" w:color="9B6BD0"/>
+          <w:left w:val="single" w:sz="4" w:space="2" w:color="9B6BD0"/>
+          <w:bottom w:val="single" w:sz="4" w:space="2" w:color="9B6BD0"/>
+          <w:right w:val="single" w:sz="4" w:space="2" w:color="9B6BD0"/>
+        </w:pBdr>
+        <w:shd w:val="clear" w:color="auto" w:fill="FAF5FF"/>
       </w:pPr>
       <w:r>
         <w:rPr>
@@ -1586,7 +1716,23 @@
           <w:sz w:val="17"/>
           <w:u w:val="none"/>
         </w:rPr>
-        <w:t>⑤ How Time and Weather Erase the Art of the Past</w:t>
+        <w:t>(e) In the context, ⓑ ‘surmise’ can be replaced by ‘prove’.</w:t>
+      </w:r>
+    </w:p>
+    <w:p>
+      <w:pPr>
+        <w:spacing w:before="0" w:after="20" w:line="276" w:lineRule="auto"/>
+        <w:ind w:left="80"/>
+        <w:snapToGrid w:val="0"/>
+      </w:pPr>
+      <w:r>
+        <w:rPr>
+          <w:rFonts w:ascii="맑은 고딕" w:hAnsi="맑은 고딕" w:eastAsia="맑은 고딕"/>
+          <w:b w:val="0"/>
+          <w:sz w:val="17"/>
+          <w:u w:val="none"/>
+        </w:rPr>
+        <w:t>① (b), (c)    ② (a), (b), (e)    ③ (a), (d), (e)    ④ (c), (d)    ⑤ (b), (d), (e)</w:t>
       </w:r>
     </w:p>
     <w:p>
@@ -1611,7 +1757,25 @@
           <w:sz w:val="17"/>
           <w:u w:val="none"/>
         </w:rPr>
-        <w:t xml:space="preserve"> 다음 글의 요지를 가장 잘 나타내는 속담은? [3.0점]</w:t>
+        <w:t xml:space="preserve"> 다음 글의 밑줄 친 ⓐ ~ ⓕ 중, 어법상 </w:t>
+      </w:r>
+      <w:r>
+        <w:rPr>
+          <w:rFonts w:ascii="맑은 고딕" w:hAnsi="맑은 고딕" w:eastAsia="맑은 고딕"/>
+          <w:b w:val="0"/>
+          <w:sz w:val="17"/>
+          <w:u w:val="single"/>
+        </w:rPr>
+        <w:t>틀린</w:t>
+      </w:r>
+      <w:r>
+        <w:rPr>
+          <w:rFonts w:ascii="맑은 고딕" w:hAnsi="맑은 고딕" w:eastAsia="맑은 고딕"/>
+          <w:b w:val="0"/>
+          <w:sz w:val="17"/>
+          <w:u w:val="none"/>
+        </w:rPr>
+        <w:t xml:space="preserve"> 것을 모두 고른 것은? [3.1점]</w:t>
       </w:r>
     </w:p>
     <w:p>
@@ -1634,13 +1798,121 @@
           <w:sz w:val="17"/>
           <w:u w:val="none"/>
         </w:rPr>
-        <w:t>The ancient Greeks felt that the visual artist's goal was to copy visual experience. This approach appears in the realism of ancient Greek sculpture and pottery. We must sadly note that, due to the action of time and weather, no paintings from ancient Greek artists exist today. We can only surmise their quality based on tales such as that of Zeuxis and Parhassios, the obvious skill in ancient Greek sculpture, and in drawings that survive on ancient Greek pottery. This definition of art as copying reality has a problem, though. Jackson Pollock, a leader in the New York School of the 1950's, intentionally did not copy existing objects in his art. While painting these works, Pollock and his fellow artists would consciously avoid making marks or passages that resembled recognizable objects. They succeeded at making artwork that did not copy anything, thus demonstrating that the ancient Greek view of art as mimesis―simple copying―does not sufficiently define art.</w:t>
+        <w:t>The ancient Greeks felt that the visual artist’s goal was ⓐ</w:t>
+      </w:r>
+      <w:r>
+        <w:rPr>
+          <w:rFonts w:ascii="맑은 고딕" w:hAnsi="맑은 고딕" w:eastAsia="맑은 고딕"/>
+          <w:b w:val="0"/>
+          <w:sz w:val="17"/>
+          <w:u w:val="single"/>
+        </w:rPr>
+        <w:t>to copy</w:t>
+      </w:r>
+      <w:r>
+        <w:rPr>
+          <w:rFonts w:ascii="맑은 고딕" w:hAnsi="맑은 고딕" w:eastAsia="맑은 고딕"/>
+          <w:b w:val="0"/>
+          <w:sz w:val="17"/>
+          <w:u w:val="none"/>
+        </w:rPr>
+        <w:t xml:space="preserve"> visual experience. This approach appears in the realism of ancient Greek sculpture and pottery. We must sadly note that, ⓒ</w:t>
+      </w:r>
+      <w:r>
+        <w:rPr>
+          <w:rFonts w:ascii="맑은 고딕" w:hAnsi="맑은 고딕" w:eastAsia="맑은 고딕"/>
+          <w:b w:val="0"/>
+          <w:sz w:val="17"/>
+          <w:u w:val="single"/>
+        </w:rPr>
+        <w:t>due to</w:t>
+      </w:r>
+      <w:r>
+        <w:rPr>
+          <w:rFonts w:ascii="맑은 고딕" w:hAnsi="맑은 고딕" w:eastAsia="맑은 고딕"/>
+          <w:b w:val="0"/>
+          <w:sz w:val="17"/>
+          <w:u w:val="none"/>
+        </w:rPr>
+        <w:t xml:space="preserve"> the action of time and weather, no paintings from ancient Greek artists exist today. We can only surmise their quality based on tales such as that of Zeuxis and Parhassios, the obvious skill in ancient Greek sculpture, and in drawings ⓑ</w:t>
+      </w:r>
+      <w:r>
+        <w:rPr>
+          <w:rFonts w:ascii="맑은 고딕" w:hAnsi="맑은 고딕" w:eastAsia="맑은 고딕"/>
+          <w:b w:val="0"/>
+          <w:sz w:val="17"/>
+          <w:u w:val="single"/>
+        </w:rPr>
+        <w:t>what</w:t>
+      </w:r>
+      <w:r>
+        <w:rPr>
+          <w:rFonts w:ascii="맑은 고딕" w:hAnsi="맑은 고딕" w:eastAsia="맑은 고딕"/>
+          <w:b w:val="0"/>
+          <w:sz w:val="17"/>
+          <w:u w:val="none"/>
+        </w:rPr>
+        <w:t xml:space="preserve"> survive on ancient Greek pottery. This definition of art as copying reality has a problem, though. Jackson Pollock, a leader in the New York School of the 1950’s, intentionally did not copy existing objects in his art. While painting these works, Pollock and his fellow artists ⓔ</w:t>
+      </w:r>
+      <w:r>
+        <w:rPr>
+          <w:rFonts w:ascii="맑은 고딕" w:hAnsi="맑은 고딕" w:eastAsia="맑은 고딕"/>
+          <w:b w:val="0"/>
+          <w:sz w:val="17"/>
+          <w:u w:val="single"/>
+        </w:rPr>
+        <w:t>would</w:t>
+      </w:r>
+      <w:r>
+        <w:rPr>
+          <w:rFonts w:ascii="맑은 고딕" w:hAnsi="맑은 고딕" w:eastAsia="맑은 고딕"/>
+          <w:b w:val="0"/>
+          <w:sz w:val="17"/>
+          <w:u w:val="none"/>
+        </w:rPr>
+        <w:t xml:space="preserve"> consciously avoid ⓓ</w:t>
+      </w:r>
+      <w:r>
+        <w:rPr>
+          <w:rFonts w:ascii="맑은 고딕" w:hAnsi="맑은 고딕" w:eastAsia="맑은 고딕"/>
+          <w:b w:val="0"/>
+          <w:sz w:val="17"/>
+          <w:u w:val="single"/>
+        </w:rPr>
+        <w:t>to make</w:t>
+      </w:r>
+      <w:r>
+        <w:rPr>
+          <w:rFonts w:ascii="맑은 고딕" w:hAnsi="맑은 고딕" w:eastAsia="맑은 고딕"/>
+          <w:b w:val="0"/>
+          <w:sz w:val="17"/>
+          <w:u w:val="none"/>
+        </w:rPr>
+        <w:t xml:space="preserve"> marks or passages that resembled recognizable objects. They succeeded at making artwork that did not copy anything, thus ⓕ</w:t>
+      </w:r>
+      <w:r>
+        <w:rPr>
+          <w:rFonts w:ascii="맑은 고딕" w:hAnsi="맑은 고딕" w:eastAsia="맑은 고딕"/>
+          <w:b w:val="0"/>
+          <w:sz w:val="17"/>
+          <w:u w:val="single"/>
+        </w:rPr>
+        <w:t>demonstrated</w:t>
+      </w:r>
+      <w:r>
+        <w:rPr>
+          <w:rFonts w:ascii="맑은 고딕" w:hAnsi="맑은 고딕" w:eastAsia="맑은 고딕"/>
+          <w:b w:val="0"/>
+          <w:sz w:val="17"/>
+          <w:u w:val="none"/>
+        </w:rPr>
+        <w:t xml:space="preserve"> that the ancient Greek view of art as mimesis—simple copying—does not sufficiently define art.</w:t>
       </w:r>
     </w:p>
     <w:p>
       <w:pPr>
-        <w:spacing w:before="0" w:after="0" w:line="269" w:lineRule="auto"/>
-        <w:ind w:left="180" w:hanging="180"/>
+        <w:spacing w:before="0" w:after="20" w:line="276" w:lineRule="auto"/>
+        <w:ind w:left="80"/>
         <w:snapToGrid w:val="0"/>
       </w:pPr>
       <w:r>
@@ -1650,71 +1922,7 @@
           <w:sz w:val="17"/>
           <w:u w:val="none"/>
         </w:rPr>
-        <w:t>① Imitation is the sincerest form of flattery.</w:t>
-      </w:r>
-    </w:p>
-    <w:p>
-      <w:pPr>
-        <w:spacing w:before="0" w:after="0" w:line="269" w:lineRule="auto"/>
-        <w:ind w:left="180" w:hanging="180"/>
-        <w:snapToGrid w:val="0"/>
-      </w:pPr>
-      <w:r>
-        <w:rPr>
-          <w:rFonts w:ascii="맑은 고딕" w:hAnsi="맑은 고딕" w:eastAsia="맑은 고딕"/>
-          <w:b w:val="0"/>
-          <w:sz w:val="17"/>
-          <w:u w:val="none"/>
-        </w:rPr>
-        <w:t>② One size does not fit all.</w:t>
-      </w:r>
-    </w:p>
-    <w:p>
-      <w:pPr>
-        <w:spacing w:before="0" w:after="0" w:line="269" w:lineRule="auto"/>
-        <w:ind w:left="180" w:hanging="180"/>
-        <w:snapToGrid w:val="0"/>
-      </w:pPr>
-      <w:r>
-        <w:rPr>
-          <w:rFonts w:ascii="맑은 고딕" w:hAnsi="맑은 고딕" w:eastAsia="맑은 고딕"/>
-          <w:b w:val="0"/>
-          <w:sz w:val="17"/>
-          <w:u w:val="none"/>
-        </w:rPr>
-        <w:t>③ Art is long, life is short.</w:t>
-      </w:r>
-    </w:p>
-    <w:p>
-      <w:pPr>
-        <w:spacing w:before="0" w:after="0" w:line="269" w:lineRule="auto"/>
-        <w:ind w:left="180" w:hanging="180"/>
-        <w:snapToGrid w:val="0"/>
-      </w:pPr>
-      <w:r>
-        <w:rPr>
-          <w:rFonts w:ascii="맑은 고딕" w:hAnsi="맑은 고딕" w:eastAsia="맑은 고딕"/>
-          <w:b w:val="0"/>
-          <w:sz w:val="17"/>
-          <w:u w:val="none"/>
-        </w:rPr>
-        <w:t>④ A picture is worth a thousand words.</w:t>
-      </w:r>
-    </w:p>
-    <w:p>
-      <w:pPr>
-        <w:spacing w:before="0" w:after="0" w:line="269" w:lineRule="auto"/>
-        <w:ind w:left="180" w:hanging="180"/>
-        <w:snapToGrid w:val="0"/>
-      </w:pPr>
-      <w:r>
-        <w:rPr>
-          <w:rFonts w:ascii="맑은 고딕" w:hAnsi="맑은 고딕" w:eastAsia="맑은 고딕"/>
-          <w:b w:val="0"/>
-          <w:sz w:val="17"/>
-          <w:u w:val="none"/>
-        </w:rPr>
-        <w:t>⑤ Rome wasn't built in a day.</w:t>
+        <w:t>① ⓐ, ⓒ, ⓔ    ② ⓑ, ⓓ, ⓕ    ③ ⓑ, ⓔ    ④ ⓒ, ⓓ    ⑤ ⓐ, ⓕ</w:t>
       </w:r>
     </w:p>
     <w:p>
@@ -1739,25 +1947,7 @@
           <w:sz w:val="17"/>
           <w:u w:val="none"/>
         </w:rPr>
-        <w:t xml:space="preserve"> 다음 글의 내용과 일치하지 </w:t>
-      </w:r>
-      <w:r>
-        <w:rPr>
-          <w:rFonts w:ascii="맑은 고딕" w:hAnsi="맑은 고딕" w:eastAsia="맑은 고딕"/>
-          <w:b/>
-          <w:sz w:val="17"/>
-          <w:u w:val="none"/>
-        </w:rPr>
-        <w:t>않는</w:t>
-      </w:r>
-      <w:r>
-        <w:rPr>
-          <w:rFonts w:ascii="맑은 고딕" w:hAnsi="맑은 고딕" w:eastAsia="맑은 고딕"/>
-          <w:b w:val="0"/>
-          <w:sz w:val="17"/>
-          <w:u w:val="none"/>
-        </w:rPr>
-        <w:t xml:space="preserve"> 것은? [3.0점]</w:t>
+        <w:t xml:space="preserve"> 다음 글의 (A), (B), (C)의 각 괄호 안에서 문맥과 어법에 맞는 표현으로 가장 적절한 것은? [3.0점]</w:t>
       </w:r>
     </w:p>
     <w:p>
@@ -1780,7 +1970,7 @@
           <w:sz w:val="17"/>
           <w:u w:val="none"/>
         </w:rPr>
-        <w:t>The ancient Greeks felt that the visual artist's goal was to copy visual experience. This approach appears in the realism of ancient Greek sculpture and pottery. We must sadly note that, due to the action of time and weather, no paintings from ancient Greek artists exist today. We can only surmise their quality based on tales such as that of Zeuxis and Parhassios, the obvious skill in ancient Greek sculpture, and in drawings that survive on ancient Greek pottery. This definition of art as copying reality has a problem, though. Jackson Pollock, a leader in the New York School of the 1950's, intentionally did not copy existing objects in his art. While painting these works, Pollock and his fellow artists would consciously avoid making marks or passages that resembled recognizable objects. They succeeded at making artwork that did not copy anything, thus demonstrating that the ancient Greek view of art as mimesis―simple copying―does not sufficiently define art.</w:t>
+        <w:t>The ancient Greeks felt that the visual artist’s goal was to copy visual experience. This approach appears in the (A) [realism / abstraction] of ancient Greek sculpture and pottery. We must sadly note that, due to the action of time and weather, no paintings from ancient Greek artists exist today. We can only surmise their quality based on tales such as that of Zeuxis and Parhassios, the obvious skill in ancient Greek sculpture, and in drawings that survive on ancient Greek pottery. This definition of art as copying reality has a problem, though. Jackson Pollock, a leader in the New York School of the 1950’s, (B) [intentionally / accidentally] did not copy existing objects in his art. While painting these works, Pollock and his fellow artists would consciously avoid making marks or passages that resembled recognizable objects. They succeeded at making artwork that did not copy anything, thus demonstrating that the ancient Greek view of art as mimesis—simple copying—does not (C) [sufficiently / sufficient] define art.</w:t>
       </w:r>
     </w:p>
     <w:p>
@@ -1796,7 +1986,7 @@
           <w:sz w:val="17"/>
           <w:u w:val="none"/>
         </w:rPr>
-        <w:t>① 고대 그리스인들은 시각 예술가의 목표가 시각 경험을 복제하는 것이라고 여겼다.</w:t>
+        <w:t>① (A) abstraction  (B) intentionally  (C) sufficiently</w:t>
       </w:r>
     </w:p>
     <w:p>
@@ -1812,7 +2002,7 @@
           <w:sz w:val="17"/>
           <w:u w:val="none"/>
         </w:rPr>
-        <w:t>② 복제를 중시하는 접근은 고대 그리스 조각과 도기의 사실주의에 나타난다.</w:t>
+        <w:t>② (A) realism  (B) accidentally  (C) sufficient</w:t>
       </w:r>
     </w:p>
     <w:p>
@@ -1828,7 +2018,7 @@
           <w:sz w:val="17"/>
           <w:u w:val="none"/>
         </w:rPr>
-        <w:t>③ 고대 그리스 회화는 소수만 남아 있어 그 수준을 직접 확인할 수 있다.</w:t>
+        <w:t>③ (A) abstraction  (B) accidentally  (C) sufficiently</w:t>
       </w:r>
     </w:p>
     <w:p>
@@ -1844,7 +2034,7 @@
           <w:sz w:val="17"/>
           <w:u w:val="none"/>
         </w:rPr>
-        <w:t>④ Pollock은 1950년대 뉴욕 화파의 지도자로서 의도적으로 기존 사물을 복제하지 않았다.</w:t>
+        <w:t>④ (A) realism  (B) intentionally  (C) sufficiently</w:t>
       </w:r>
     </w:p>
     <w:p>
@@ -1860,7 +2050,7 @@
           <w:sz w:val="17"/>
           <w:u w:val="none"/>
         </w:rPr>
-        <w:t>⑤ Pollock과 동료들의 작업은 미메시스로서의 예술관이 예술을 충분히 정의하지 못함을 보여 준다.</w:t>
+        <w:t>⑤ (A) realism  (B) intentionally  (C) sufficient</w:t>
       </w:r>
     </w:p>
     <w:p>
@@ -1885,25 +2075,25 @@
           <w:sz w:val="17"/>
           <w:u w:val="none"/>
         </w:rPr>
-        <w:t xml:space="preserve"> 다음 글의 밑줄 친 부분 중, 어법상 </w:t>
-      </w:r>
-      <w:r>
-        <w:rPr>
-          <w:rFonts w:ascii="맑은 고딕" w:hAnsi="맑은 고딕" w:eastAsia="맑은 고딕"/>
-          <w:b/>
-          <w:sz w:val="17"/>
-          <w:u w:val="none"/>
-        </w:rPr>
-        <w:t>틀린</w:t>
+        <w:t xml:space="preserve"> 윗글의 내용과 일치하지 </w:t>
       </w:r>
       <w:r>
         <w:rPr>
           <w:rFonts w:ascii="맑은 고딕" w:hAnsi="맑은 고딕" w:eastAsia="맑은 고딕"/>
           <w:b w:val="0"/>
           <w:sz w:val="17"/>
-          <w:u w:val="none"/>
-        </w:rPr>
-        <w:t xml:space="preserve"> 것은? [3.0점]</w:t>
+          <w:u w:val="single"/>
+        </w:rPr>
+        <w:t>않는</w:t>
+      </w:r>
+      <w:r>
+        <w:rPr>
+          <w:rFonts w:ascii="맑은 고딕" w:hAnsi="맑은 고딕" w:eastAsia="맑은 고딕"/>
+          <w:b w:val="0"/>
+          <w:sz w:val="17"/>
+          <w:u w:val="none"/>
+        </w:rPr>
+        <w:t xml:space="preserve"> 것은? [2.7점]</w:t>
       </w:r>
     </w:p>
     <w:p>
@@ -1926,17 +2116,31 @@
           <w:sz w:val="17"/>
           <w:u w:val="none"/>
         </w:rPr>
-        <w:t xml:space="preserve">The ancient Greeks felt that the visual artist's goal ① </w:t>
-      </w:r>
+        <w:t>The ancient Greeks felt that the visual artist’s goal was to copy visual experience. This approach appears in the realism of ancient Greek sculpture and pottery. We must sadly note that, due to the action of time and weather, no paintings from ancient Greek artists exist today. We can only surmise their quality based on tales such as that of Zeuxis and Parhassios, the obvious skill in ancient Greek sculpture, and in drawings that survive on ancient Greek pottery. This definition of art as copying reality has a problem, though. Jackson Pollock, a leader in the New York School of the 1950’s, intentionally did not copy existing objects in his art. While painting these works, Pollock and his fellow artists would consciously avoid making marks or passages that resembled recognizable objects. They succeeded at making artwork that did not copy anything, thus demonstrating that the ancient Greek view of art as mimesis—simple copying—does not sufficiently define art.</w:t>
+      </w:r>
+    </w:p>
+    <w:p>
+      <w:pPr>
+        <w:spacing w:before="0" w:after="0" w:line="269" w:lineRule="auto"/>
+        <w:ind w:left="180" w:hanging="180"/>
+        <w:snapToGrid w:val="0"/>
+      </w:pPr>
       <w:r>
         <w:rPr>
           <w:rFonts w:ascii="맑은 고딕" w:hAnsi="맑은 고딕" w:eastAsia="맑은 고딕"/>
           <w:b w:val="0"/>
           <w:sz w:val="17"/>
-          <w:u w:val="single"/>
-        </w:rPr>
-        <w:t>was to copy</w:t>
-      </w:r>
+          <w:u w:val="none"/>
+        </w:rPr>
+        <w:t>① 고대 그리스인들은 시각 예술가의 목표가 시각 경험을 모방하는 것이라고 여겼다.</w:t>
+      </w:r>
+    </w:p>
+    <w:p>
+      <w:pPr>
+        <w:spacing w:before="0" w:after="0" w:line="269" w:lineRule="auto"/>
+        <w:ind w:left="180" w:hanging="180"/>
+        <w:snapToGrid w:val="0"/>
+      </w:pPr>
       <w:r>
         <w:rPr>
           <w:rFonts w:ascii="맑은 고딕" w:hAnsi="맑은 고딕" w:eastAsia="맑은 고딕"/>
@@ -1944,17 +2148,31 @@
           <w:sz w:val="17"/>
           <w:u w:val="none"/>
         </w:rPr>
-        <w:t xml:space="preserve"> visual experience. This approach appears in the realism of ancient Greek sculpture and pottery. We must sadly note that, due to the action of time and weather, no paintings from ancient Greek artists ② </w:t>
-      </w:r>
+        <w:t>② 고대 그리스의 접근은 조각과 도자기의 사실주의에서 드러난다.</w:t>
+      </w:r>
+    </w:p>
+    <w:p>
+      <w:pPr>
+        <w:spacing w:before="0" w:after="0" w:line="269" w:lineRule="auto"/>
+        <w:ind w:left="180" w:hanging="180"/>
+        <w:snapToGrid w:val="0"/>
+      </w:pPr>
       <w:r>
         <w:rPr>
           <w:rFonts w:ascii="맑은 고딕" w:hAnsi="맑은 고딕" w:eastAsia="맑은 고딕"/>
           <w:b w:val="0"/>
           <w:sz w:val="17"/>
-          <w:u w:val="single"/>
-        </w:rPr>
-        <w:t>exist</w:t>
-      </w:r>
+          <w:u w:val="none"/>
+        </w:rPr>
+        <w:t>③ 고대 그리스 그림의 수준은 도자기에 남은 그림 등을 통해 짐작할 수 있다.</w:t>
+      </w:r>
+    </w:p>
+    <w:p>
+      <w:pPr>
+        <w:spacing w:before="0" w:after="0" w:line="269" w:lineRule="auto"/>
+        <w:ind w:left="180" w:hanging="180"/>
+        <w:snapToGrid w:val="0"/>
+      </w:pPr>
       <w:r>
         <w:rPr>
           <w:rFonts w:ascii="맑은 고딕" w:hAnsi="맑은 고딕" w:eastAsia="맑은 고딕"/>
@@ -1962,61 +2180,23 @@
           <w:sz w:val="17"/>
           <w:u w:val="none"/>
         </w:rPr>
-        <w:t xml:space="preserve"> today. We can only surmise their quality based on tales such as that of Zeuxis and Parhassios, the obvious skill in ancient Greek sculpture, and in drawings ③ </w:t>
-      </w:r>
+        <w:t>④ Jackson Pollock은 1950년대 뉴욕파의 지도자였다.</w:t>
+      </w:r>
+    </w:p>
+    <w:p>
+      <w:pPr>
+        <w:spacing w:before="0" w:after="0" w:line="269" w:lineRule="auto"/>
+        <w:ind w:left="180" w:hanging="180"/>
+        <w:snapToGrid w:val="0"/>
+      </w:pPr>
       <w:r>
         <w:rPr>
           <w:rFonts w:ascii="맑은 고딕" w:hAnsi="맑은 고딕" w:eastAsia="맑은 고딕"/>
           <w:b w:val="0"/>
           <w:sz w:val="17"/>
-          <w:u w:val="single"/>
-        </w:rPr>
-        <w:t>that survive</w:t>
-      </w:r>
-      <w:r>
-        <w:rPr>
-          <w:rFonts w:ascii="맑은 고딕" w:hAnsi="맑은 고딕" w:eastAsia="맑은 고딕"/>
-          <w:b w:val="0"/>
-          <w:sz w:val="17"/>
-          <w:u w:val="none"/>
-        </w:rPr>
-        <w:t xml:space="preserve"> on ancient Greek pottery. This definition of art as copying reality has a problem, though. Jackson Pollock, a leader in the New York School of the 1950's, intentionally did not copy existing objects in his art. ④ </w:t>
-      </w:r>
-      <w:r>
-        <w:rPr>
-          <w:rFonts w:ascii="맑은 고딕" w:hAnsi="맑은 고딕" w:eastAsia="맑은 고딕"/>
-          <w:b w:val="0"/>
-          <w:sz w:val="17"/>
-          <w:u w:val="single"/>
-        </w:rPr>
-        <w:t>While painted</w:t>
-      </w:r>
-      <w:r>
-        <w:rPr>
-          <w:rFonts w:ascii="맑은 고딕" w:hAnsi="맑은 고딕" w:eastAsia="맑은 고딕"/>
-          <w:b w:val="0"/>
-          <w:sz w:val="17"/>
-          <w:u w:val="none"/>
-        </w:rPr>
-        <w:t xml:space="preserve"> these works, Pollock and his fellow artists would consciously avoid making marks or passages that resembled recognizable objects. They succeeded at making artwork that did not copy anything, thus ⑤ </w:t>
-      </w:r>
-      <w:r>
-        <w:rPr>
-          <w:rFonts w:ascii="맑은 고딕" w:hAnsi="맑은 고딕" w:eastAsia="맑은 고딕"/>
-          <w:b w:val="0"/>
-          <w:sz w:val="17"/>
-          <w:u w:val="single"/>
-        </w:rPr>
-        <w:t>demonstrating</w:t>
-      </w:r>
-      <w:r>
-        <w:rPr>
-          <w:rFonts w:ascii="맑은 고딕" w:hAnsi="맑은 고딕" w:eastAsia="맑은 고딕"/>
-          <w:b w:val="0"/>
-          <w:sz w:val="17"/>
-          <w:u w:val="none"/>
-        </w:rPr>
-        <w:t xml:space="preserve"> that the ancient Greek view of art as mimesis―simple copying―does not sufficiently define art.</w:t>
+          <w:u w:val="none"/>
+        </w:rPr>
+        <w:t>⑤ 고대 그리스 그림은 전쟁으로 모두 파괴되어 오늘날 남아 있지 않다.</w:t>
       </w:r>
     </w:p>
     <w:p>
@@ -2041,25 +2221,7 @@
           <w:sz w:val="17"/>
           <w:u w:val="none"/>
         </w:rPr>
-        <w:t xml:space="preserve"> 다음 글의 밑줄 친 부분 중, 문맥상 낱말의 쓰임이 적절하지 </w:t>
-      </w:r>
-      <w:r>
-        <w:rPr>
-          <w:rFonts w:ascii="맑은 고딕" w:hAnsi="맑은 고딕" w:eastAsia="맑은 고딕"/>
-          <w:b/>
-          <w:sz w:val="17"/>
-          <w:u w:val="none"/>
-        </w:rPr>
-        <w:t>않은</w:t>
-      </w:r>
-      <w:r>
-        <w:rPr>
-          <w:rFonts w:ascii="맑은 고딕" w:hAnsi="맑은 고딕" w:eastAsia="맑은 고딕"/>
-          <w:b w:val="0"/>
-          <w:sz w:val="17"/>
-          <w:u w:val="none"/>
-        </w:rPr>
-        <w:t xml:space="preserve"> 것은? [3.0점]</w:t>
+        <w:t xml:space="preserve"> [A]와 [B]를 읽고 이해한 것으로 가장 적절한 것은? [3.2점]</w:t>
       </w:r>
     </w:p>
     <w:p>
@@ -2082,17 +2244,38 @@
           <w:sz w:val="17"/>
           <w:u w:val="none"/>
         </w:rPr>
-        <w:t xml:space="preserve">The ancient Greeks felt that the visual artist's goal was to copy visual experience. This approach appears in the ① </w:t>
-      </w:r>
+        <w:t>[A] This definition of art as copying reality has a problem, though. Jackson Pollock … intentionally did not copy existing objects in his art. … They succeeded at making artwork that did not copy anything, thus demonstrating that the ancient Greek view of art as mimesis—simple copying—does not sufficiently define art.</w:t>
+      </w:r>
+    </w:p>
+    <w:p>
+      <w:pPr>
+        <w:spacing w:before="0" w:after="60" w:line="288" w:lineRule="auto"/>
+        <w:ind w:left="40"/>
+        <w:snapToGrid w:val="0"/>
+        <w:pBdr>
+          <w:top w:val="single" w:sz="4" w:space="2" w:color="6B7FB8"/>
+          <w:left w:val="single" w:sz="4" w:space="2" w:color="6B7FB8"/>
+          <w:bottom w:val="single" w:sz="4" w:space="2" w:color="6B7FB8"/>
+          <w:right w:val="single" w:sz="4" w:space="2" w:color="6B7FB8"/>
+        </w:pBdr>
+        <w:shd w:val="clear" w:color="auto" w:fill="EEF2FF"/>
+      </w:pPr>
       <w:r>
         <w:rPr>
           <w:rFonts w:ascii="맑은 고딕" w:hAnsi="맑은 고딕" w:eastAsia="맑은 고딕"/>
           <w:b w:val="0"/>
           <w:sz w:val="17"/>
-          <w:u w:val="single"/>
-        </w:rPr>
-        <w:t>realism</w:t>
-      </w:r>
+          <w:u w:val="none"/>
+        </w:rPr>
+        <w:t>[B] Some early thinkers held that music should imitate the sounds of nature, such as birdsong or thunder. Yet many of the most loved pieces imitate no natural sound at all; a fugue by Bach copies nothing, and still moves its listeners deeply. Such works show that imitation cannot be the whole story of music.</w:t>
+      </w:r>
+    </w:p>
+    <w:p>
+      <w:pPr>
+        <w:spacing w:before="0" w:after="0" w:line="269" w:lineRule="auto"/>
+        <w:ind w:left="180" w:hanging="180"/>
+        <w:snapToGrid w:val="0"/>
+      </w:pPr>
       <w:r>
         <w:rPr>
           <w:rFonts w:ascii="맑은 고딕" w:hAnsi="맑은 고딕" w:eastAsia="맑은 고딕"/>
@@ -2100,17 +2283,31 @@
           <w:sz w:val="17"/>
           <w:u w:val="none"/>
         </w:rPr>
-        <w:t xml:space="preserve"> of ancient Greek sculpture and pottery. We must sadly note that, due to the action of time and weather, no paintings from ancient Greek artists exist today. We can only ② </w:t>
-      </w:r>
+        <w:t>① Both texts claim that imitation has no place at all in art.</w:t>
+      </w:r>
+    </w:p>
+    <w:p>
+      <w:pPr>
+        <w:spacing w:before="0" w:after="0" w:line="269" w:lineRule="auto"/>
+        <w:ind w:left="180" w:hanging="180"/>
+        <w:snapToGrid w:val="0"/>
+      </w:pPr>
       <w:r>
         <w:rPr>
           <w:rFonts w:ascii="맑은 고딕" w:hAnsi="맑은 고딕" w:eastAsia="맑은 고딕"/>
           <w:b w:val="0"/>
           <w:sz w:val="17"/>
-          <w:u w:val="single"/>
-        </w:rPr>
-        <w:t>verify</w:t>
-      </w:r>
+          <w:u w:val="none"/>
+        </w:rPr>
+        <w:t>② [A] praises Pollock’s copying skill, while [B] praises Bach’s birdsong.</w:t>
+      </w:r>
+    </w:p>
+    <w:p>
+      <w:pPr>
+        <w:spacing w:before="0" w:after="0" w:line="269" w:lineRule="auto"/>
+        <w:ind w:left="180" w:hanging="180"/>
+        <w:snapToGrid w:val="0"/>
+      </w:pPr>
       <w:r>
         <w:rPr>
           <w:rFonts w:ascii="맑은 고딕" w:hAnsi="맑은 고딕" w:eastAsia="맑은 고딕"/>
@@ -2118,17 +2315,31 @@
           <w:sz w:val="17"/>
           <w:u w:val="none"/>
         </w:rPr>
-        <w:t xml:space="preserve"> their quality based on tales such as that of Zeuxis and Parhassios, the obvious skill in ancient Greek sculpture, and in drawings that survive on ancient Greek pottery. This definition of art as copying reality has a problem, though. Jackson Pollock, a leader in the New York School of the 1950's, ③ </w:t>
-      </w:r>
+        <w:t>③ [B] proves that natural sounds make music more moving.</w:t>
+      </w:r>
+    </w:p>
+    <w:p>
+      <w:pPr>
+        <w:spacing w:before="0" w:after="0" w:line="269" w:lineRule="auto"/>
+        <w:ind w:left="180" w:hanging="180"/>
+        <w:snapToGrid w:val="0"/>
+      </w:pPr>
       <w:r>
         <w:rPr>
           <w:rFonts w:ascii="맑은 고딕" w:hAnsi="맑은 고딕" w:eastAsia="맑은 고딕"/>
           <w:b w:val="0"/>
           <w:sz w:val="17"/>
-          <w:u w:val="single"/>
-        </w:rPr>
-        <w:t>intentionally</w:t>
-      </w:r>
+          <w:u w:val="none"/>
+        </w:rPr>
+        <w:t>④ Both texts use works that copy nothing to show that an imitation-based definition is incomplete.</w:t>
+      </w:r>
+    </w:p>
+    <w:p>
+      <w:pPr>
+        <w:spacing w:before="0" w:after="0" w:line="269" w:lineRule="auto"/>
+        <w:ind w:left="180" w:hanging="180"/>
+        <w:snapToGrid w:val="0"/>
+      </w:pPr>
       <w:r>
         <w:rPr>
           <w:rFonts w:ascii="맑은 고딕" w:hAnsi="맑은 고딕" w:eastAsia="맑은 고딕"/>
@@ -2136,43 +2347,7 @@
           <w:sz w:val="17"/>
           <w:u w:val="none"/>
         </w:rPr>
-        <w:t xml:space="preserve"> did not copy existing objects in his art. While painting these works, Pollock and his fellow artists would ④ </w:t>
-      </w:r>
-      <w:r>
-        <w:rPr>
-          <w:rFonts w:ascii="맑은 고딕" w:hAnsi="맑은 고딕" w:eastAsia="맑은 고딕"/>
-          <w:b w:val="0"/>
-          <w:sz w:val="17"/>
-          <w:u w:val="single"/>
-        </w:rPr>
-        <w:t>consciously</w:t>
-      </w:r>
-      <w:r>
-        <w:rPr>
-          <w:rFonts w:ascii="맑은 고딕" w:hAnsi="맑은 고딕" w:eastAsia="맑은 고딕"/>
-          <w:b w:val="0"/>
-          <w:sz w:val="17"/>
-          <w:u w:val="none"/>
-        </w:rPr>
-        <w:t xml:space="preserve"> avoid making marks or passages that resembled recognizable objects. They succeeded at making artwork that did not copy anything, thus demonstrating that the ancient Greek view of art as mimesis―simple copying―does not ⑤ </w:t>
-      </w:r>
-      <w:r>
-        <w:rPr>
-          <w:rFonts w:ascii="맑은 고딕" w:hAnsi="맑은 고딕" w:eastAsia="맑은 고딕"/>
-          <w:b w:val="0"/>
-          <w:sz w:val="17"/>
-          <w:u w:val="single"/>
-        </w:rPr>
-        <w:t>sufficiently</w:t>
-      </w:r>
-      <w:r>
-        <w:rPr>
-          <w:rFonts w:ascii="맑은 고딕" w:hAnsi="맑은 고딕" w:eastAsia="맑은 고딕"/>
-          <w:b w:val="0"/>
-          <w:sz w:val="17"/>
-          <w:u w:val="none"/>
-        </w:rPr>
-        <w:t xml:space="preserve"> define art.</w:t>
+        <w:t>⑤ [A] and [B] both argue that ancient definitions are always correct.</w:t>
       </w:r>
     </w:p>
     <w:p>
@@ -2197,7 +2372,7 @@
           <w:sz w:val="17"/>
           <w:u w:val="none"/>
         </w:rPr>
-        <w:t xml:space="preserve"> 다음 글의 빈칸에 들어갈 말로 가장 적절한 것은? [3.0점]</w:t>
+        <w:t xml:space="preserve"> 윗글의 제목으로 가장 적절한 것은? [2.9점]</w:t>
       </w:r>
     </w:p>
     <w:p>
@@ -2220,7 +2395,7 @@
           <w:sz w:val="17"/>
           <w:u w:val="none"/>
         </w:rPr>
-        <w:t>The ancient Greeks felt that the visual artist's goal was to copy visual experience. This approach appears in the realism of ancient Greek sculpture and pottery. We must sadly note that, due to the action of time and weather, no paintings from ancient Greek artists exist today. We can only surmise their quality based on tales such as that of Zeuxis and Parhassios, the obvious skill in ancient Greek sculpture, and in drawings that survive on ancient Greek pottery. This definition of art as copying reality has a problem, though. Jackson Pollock, a leader in the New York School of the 1950's, intentionally did not copy existing objects in his art. While painting these works, Pollock and his fellow artists would consciously avoid  . They succeeded at making artwork that did not copy anything, thus demonstrating that the ancient Greek view of art as mimesis―simple copying―does not sufficiently define art.</w:t>
+        <w:t>The ancient Greeks felt that the visual artist’s goal was to copy visual experience. This approach appears in the realism of ancient Greek sculpture and pottery. We must sadly note that, due to the action of time and weather, no paintings from ancient Greek artists exist today. We can only surmise their quality based on tales such as that of Zeuxis and Parhassios, the obvious skill in ancient Greek sculpture, and in drawings that survive on ancient Greek pottery. This definition of art as copying reality has a problem, though. Jackson Pollock, a leader in the New York School of the 1950’s, intentionally did not copy existing objects in his art. While painting these works, Pollock and his fellow artists would consciously avoid making marks or passages that resembled recognizable objects. They succeeded at making artwork that did not copy anything, thus demonstrating that the ancient Greek view of art as mimesis—simple copying—does not sufficiently define art.</w:t>
       </w:r>
     </w:p>
     <w:p>
@@ -2236,7 +2411,7 @@
           <w:sz w:val="17"/>
           <w:u w:val="none"/>
         </w:rPr>
-        <w:t>① producing anything that looked like a thing from the real world</w:t>
+        <w:t>① Why Ancient Greek Paintings Disappeared</w:t>
       </w:r>
     </w:p>
     <w:p>
@@ -2252,7 +2427,7 @@
           <w:sz w:val="17"/>
           <w:u w:val="none"/>
         </w:rPr>
-        <w:t>② imitating the realism of ancient Greek sculpture and pottery</w:t>
+        <w:t>② Is Art Simply Copying Reality?</w:t>
       </w:r>
     </w:p>
     <w:p>
@@ -2268,7 +2443,7 @@
           <w:sz w:val="17"/>
           <w:u w:val="none"/>
         </w:rPr>
-        <w:t>③ using paints that would fade with time and weather</w:t>
+        <w:t>③ Jackson Pollock: The Master of Realism</w:t>
       </w:r>
     </w:p>
     <w:p>
@@ -2284,7 +2459,7 @@
           <w:sz w:val="17"/>
           <w:u w:val="none"/>
         </w:rPr>
-        <w:t>④ leaving any part of the canvas without a mark</w:t>
+        <w:t>④ How Pottery Preserved Greek Culture</w:t>
       </w:r>
     </w:p>
     <w:p>
@@ -2300,7 +2475,7 @@
           <w:sz w:val="17"/>
           <w:u w:val="none"/>
         </w:rPr>
-        <w:t>⑤ giving their works titles that outsiders could recognize</w:t>
+        <w:t>⑤ The Endless Rivalry of Zeuxis and Parhassios</w:t>
       </w:r>
     </w:p>
     <w:p>
@@ -2325,25 +2500,25 @@
           <w:sz w:val="17"/>
           <w:u w:val="none"/>
         </w:rPr>
-        <w:t xml:space="preserve"> 다음 글의 내용과 일치하지 </w:t>
-      </w:r>
-      <w:r>
-        <w:rPr>
-          <w:rFonts w:ascii="맑은 고딕" w:hAnsi="맑은 고딕" w:eastAsia="맑은 고딕"/>
-          <w:b/>
-          <w:sz w:val="17"/>
-          <w:u w:val="none"/>
-        </w:rPr>
-        <w:t>않는</w:t>
+        <w:t xml:space="preserve"> 다음 글에서 전체 흐름과 관계 </w:t>
       </w:r>
       <w:r>
         <w:rPr>
           <w:rFonts w:ascii="맑은 고딕" w:hAnsi="맑은 고딕" w:eastAsia="맑은 고딕"/>
           <w:b w:val="0"/>
           <w:sz w:val="17"/>
-          <w:u w:val="none"/>
-        </w:rPr>
-        <w:t xml:space="preserve"> 것을 있는 대로 고른 것은? (부분점수 없음) [3.0점]</w:t>
+          <w:u w:val="single"/>
+        </w:rPr>
+        <w:t>없는</w:t>
+      </w:r>
+      <w:r>
+        <w:rPr>
+          <w:rFonts w:ascii="맑은 고딕" w:hAnsi="맑은 고딕" w:eastAsia="맑은 고딕"/>
+          <w:b w:val="0"/>
+          <w:sz w:val="17"/>
+          <w:u w:val="none"/>
+        </w:rPr>
+        <w:t xml:space="preserve"> 문장은? [3.0점]</w:t>
       </w:r>
     </w:p>
     <w:p>
@@ -2366,7 +2541,84 @@
           <w:sz w:val="17"/>
           <w:u w:val="none"/>
         </w:rPr>
-        <w:t>The ancient Greeks felt that the visual artist's goal was to copy visual experience. This approach appears in the realism of ancient Greek sculpture and pottery. We must sadly note that, due to the action of time and weather, no paintings from ancient Greek artists exist today. We can only surmise their quality based on tales such as that of Zeuxis and Parhassios, the obvious skill in ancient Greek sculpture, and in drawings that survive on ancient Greek pottery. This definition of art as copying reality has a problem, though. Jackson Pollock, a leader in the New York School of the 1950's, intentionally did not copy existing objects in his art. While painting these works, Pollock and his fellow artists would consciously avoid making marks or passages that resembled recognizable objects. They succeeded at making artwork that did not copy anything, thus demonstrating that the ancient Greek view of art as mimesis―simple copying―does not sufficiently define art.</w:t>
+        <w:t>The ancient Greeks felt that the visual artist’s goal was to copy visual experience. This approach appears in the realism of ancient Greek sculpture and pottery. ① This definition of art as copying reality has a problem, though. ② Jackson Pollock, a leader in the New York School of the 1950’s, intentionally did not copy existing objects in his art. ③ One of Pollock’s paintings was later sold at auction for a record-breaking price. ④ While painting these works, Pollock and his fellow artists would consciously avoid making marks or passages that resembled recognizable objects. ⑤ They succeeded at making artwork that did not copy anything, thus demonstrating that the ancient Greek view of art as mimesis—simple copying—does not sufficiently define art.</w:t>
+      </w:r>
+    </w:p>
+    <w:p>
+      <w:pPr>
+        <w:spacing w:before="0" w:after="20" w:line="276" w:lineRule="auto"/>
+        <w:ind w:left="80"/>
+        <w:snapToGrid w:val="0"/>
+      </w:pPr>
+      <w:r>
+        <w:rPr>
+          <w:rFonts w:ascii="맑은 고딕" w:hAnsi="맑은 고딕" w:eastAsia="맑은 고딕"/>
+          <w:b w:val="0"/>
+          <w:sz w:val="17"/>
+          <w:u w:val="none"/>
+        </w:rPr>
+        <w:t>① ①    ② ②    ③ ③    ④ ④    ⑤ ⑤</w:t>
+      </w:r>
+    </w:p>
+    <w:p>
+      <w:pPr>
+        <w:keepNext/>
+        <w:spacing w:before="80" w:after="40" w:line="276" w:lineRule="auto"/>
+        <w:snapToGrid w:val="0"/>
+        <w:shd w:val="clear" w:color="auto" w:fill="8A3A12"/>
+      </w:pPr>
+      <w:r>
+        <w:rPr>
+          <w:rFonts w:ascii="맑은 고딕" w:hAnsi="맑은 고딕" w:eastAsia="맑은 고딕"/>
+          <w:b/>
+          <w:color w:val="FFFFFF"/>
+          <w:sz w:val="17"/>
+          <w:u w:val="none"/>
+        </w:rPr>
+        <w:t>서답형  33-서1 ~ 33-서2</w:t>
+      </w:r>
+    </w:p>
+    <w:p>
+      <w:pPr>
+        <w:keepNext/>
+        <w:spacing w:before="80" w:after="20" w:line="276" w:lineRule="auto"/>
+        <w:snapToGrid w:val="0"/>
+      </w:pPr>
+      <w:r>
+        <w:rPr>
+          <w:rFonts w:ascii="맑은 고딕" w:hAnsi="맑은 고딕" w:eastAsia="맑은 고딕"/>
+          <w:b/>
+          <w:sz w:val="17"/>
+          <w:u w:val="none"/>
+        </w:rPr>
+        <w:t>33-서1.</w:t>
+      </w:r>
+      <w:r>
+        <w:rPr>
+          <w:rFonts w:ascii="맑은 고딕" w:hAnsi="맑은 고딕" w:eastAsia="맑은 고딕"/>
+          <w:b w:val="0"/>
+          <w:sz w:val="17"/>
+          <w:u w:val="none"/>
+        </w:rPr>
+        <w:t xml:space="preserve"> 다음 글의 내용을 요약하고자 한다. 빈칸 (1)~(3)에 들어갈 말을 본문에서 찾아 </w:t>
+      </w:r>
+      <w:r>
+        <w:rPr>
+          <w:rFonts w:ascii="맑은 고딕" w:hAnsi="맑은 고딕" w:eastAsia="맑은 고딕"/>
+          <w:b w:val="0"/>
+          <w:sz w:val="17"/>
+          <w:u w:val="single"/>
+        </w:rPr>
+        <w:t>반드시 변형하여</w:t>
+      </w:r>
+      <w:r>
+        <w:rPr>
+          <w:rFonts w:ascii="맑은 고딕" w:hAnsi="맑은 고딕" w:eastAsia="맑은 고딕"/>
+          <w:b w:val="0"/>
+          <w:sz w:val="17"/>
+          <w:u w:val="none"/>
+        </w:rPr>
+        <w:t xml:space="preserve"> 쓰시오. (한 칸에 한 단어) [각 1점, 총 3점] [3.0점]</w:t>
       </w:r>
     </w:p>
     <w:p>
@@ -2389,7 +2641,162 @@
           <w:sz w:val="17"/>
           <w:u w:val="none"/>
         </w:rPr>
-        <w:t>ⓐ For the Greeks, an artist's task was to reproduce what the eye takes in.</w:t>
+        <w:t>The ancient Greeks felt that the visual artist’s goal was to copy visual experience. This approach appears in the realism of ancient Greek sculpture and pottery. We must sadly note that, due to the action of time and weather, no paintings from ancient Greek artists exist today. We can only surmise their quality based on tales such as that of Zeuxis and Parhassios, the obvious skill in ancient Greek sculpture, and in drawings that survive on ancient Greek pottery. This definition of art as copying reality has a problem, though. Jackson Pollock, a leader in the New York School of the 1950’s, intentionally did not copy existing objects in his art. While painting these works, Pollock and his fellow artists would consciously avoid making marks or passages that resembled recognizable objects. They succeeded at making artwork that did not copy anything, thus demonstrating that the ancient Greek view of art as mimesis—simple copying—does not sufficiently define art.</w:t>
+      </w:r>
+    </w:p>
+    <w:p>
+      <w:pPr>
+        <w:spacing w:before="0" w:after="60" w:line="288" w:lineRule="auto"/>
+        <w:ind w:left="40"/>
+        <w:snapToGrid w:val="0"/>
+        <w:pBdr>
+          <w:top w:val="single" w:sz="4" w:space="2" w:color="C99B4E"/>
+          <w:left w:val="single" w:sz="4" w:space="2" w:color="C99B4E"/>
+          <w:bottom w:val="single" w:sz="4" w:space="2" w:color="C99B4E"/>
+          <w:right w:val="single" w:sz="4" w:space="2" w:color="C99B4E"/>
+        </w:pBdr>
+        <w:shd w:val="clear" w:color="auto" w:fill="FFF8E1"/>
+      </w:pPr>
+      <w:r>
+        <w:rPr>
+          <w:rFonts w:ascii="맑은 고딕" w:hAnsi="맑은 고딕" w:eastAsia="맑은 고딕"/>
+          <w:b w:val="0"/>
+          <w:sz w:val="17"/>
+          <w:u w:val="none"/>
+        </w:rPr>
+        <w:t>Pollock’s works, which bear no (1) ________ to real objects, show that the Greek (2) ________ of art as copying is (3) ________.</w:t>
+      </w:r>
+    </w:p>
+    <w:p>
+      <w:pPr>
+        <w:spacing w:before="0" w:after="0" w:line="288" w:lineRule="auto"/>
+        <w:ind w:left="40"/>
+        <w:snapToGrid w:val="0"/>
+        <w:pBdr>
+          <w:top w:val="single" w:sz="4" w:space="2" w:color="9B6BD0"/>
+          <w:left w:val="single" w:sz="4" w:space="2" w:color="9B6BD0"/>
+          <w:bottom w:val="single" w:sz="4" w:space="2" w:color="9B6BD0"/>
+          <w:right w:val="single" w:sz="4" w:space="2" w:color="9B6BD0"/>
+        </w:pBdr>
+        <w:shd w:val="clear" w:color="auto" w:fill="FAF5FF"/>
+      </w:pPr>
+      <w:r>
+        <w:rPr>
+          <w:rFonts w:ascii="맑은 고딕" w:hAnsi="맑은 고딕" w:eastAsia="맑은 고딕"/>
+          <w:b/>
+          <w:sz w:val="17"/>
+          <w:u w:val="none"/>
+        </w:rPr>
+        <w:t>&lt;조 건&gt;</w:t>
+      </w:r>
+    </w:p>
+    <w:p>
+      <w:pPr>
+        <w:spacing w:before="0" w:after="0" w:line="288" w:lineRule="auto"/>
+        <w:ind w:left="40"/>
+        <w:snapToGrid w:val="0"/>
+        <w:pBdr>
+          <w:top w:val="single" w:sz="4" w:space="2" w:color="9B6BD0"/>
+          <w:left w:val="single" w:sz="4" w:space="2" w:color="9B6BD0"/>
+          <w:bottom w:val="single" w:sz="4" w:space="2" w:color="9B6BD0"/>
+          <w:right w:val="single" w:sz="4" w:space="2" w:color="9B6BD0"/>
+        </w:pBdr>
+        <w:shd w:val="clear" w:color="auto" w:fill="FAF5FF"/>
+      </w:pPr>
+      <w:r>
+        <w:rPr>
+          <w:rFonts w:ascii="맑은 고딕" w:hAnsi="맑은 고딕" w:eastAsia="맑은 고딕"/>
+          <w:b w:val="0"/>
+          <w:sz w:val="17"/>
+          <w:u w:val="none"/>
+        </w:rPr>
+        <w:t>1. 본문의 단어를 반드시 변형(품사·어형)하여 쓸 것 — 본문 형태 그대로 쓰면 0점</w:t>
+      </w:r>
+    </w:p>
+    <w:p>
+      <w:pPr>
+        <w:spacing w:before="0" w:after="0" w:line="288" w:lineRule="auto"/>
+        <w:ind w:left="40"/>
+        <w:snapToGrid w:val="0"/>
+        <w:pBdr>
+          <w:top w:val="single" w:sz="4" w:space="2" w:color="9B6BD0"/>
+          <w:left w:val="single" w:sz="4" w:space="2" w:color="9B6BD0"/>
+          <w:bottom w:val="single" w:sz="4" w:space="2" w:color="9B6BD0"/>
+          <w:right w:val="single" w:sz="4" w:space="2" w:color="9B6BD0"/>
+        </w:pBdr>
+        <w:shd w:val="clear" w:color="auto" w:fill="FAF5FF"/>
+      </w:pPr>
+      <w:r>
+        <w:rPr>
+          <w:rFonts w:ascii="맑은 고딕" w:hAnsi="맑은 고딕" w:eastAsia="맑은 고딕"/>
+          <w:b w:val="0"/>
+          <w:sz w:val="17"/>
+          <w:u w:val="none"/>
+        </w:rPr>
+        <w:t>2. (3)은 본문 단어에 부정 접두사를 붙여 쓸 것</w:t>
+      </w:r>
+    </w:p>
+    <w:p>
+      <w:pPr>
+        <w:spacing w:before="0" w:after="60" w:line="288" w:lineRule="auto"/>
+        <w:ind w:left="40"/>
+        <w:snapToGrid w:val="0"/>
+        <w:pBdr>
+          <w:top w:val="single" w:sz="4" w:space="2" w:color="9B6BD0"/>
+          <w:left w:val="single" w:sz="4" w:space="2" w:color="9B6BD0"/>
+          <w:bottom w:val="single" w:sz="4" w:space="2" w:color="9B6BD0"/>
+          <w:right w:val="single" w:sz="4" w:space="2" w:color="9B6BD0"/>
+        </w:pBdr>
+        <w:shd w:val="clear" w:color="auto" w:fill="FAF5FF"/>
+      </w:pPr>
+      <w:r>
+        <w:rPr>
+          <w:rFonts w:ascii="맑은 고딕" w:hAnsi="맑은 고딕" w:eastAsia="맑은 고딕"/>
+          <w:b w:val="0"/>
+          <w:sz w:val="17"/>
+          <w:u w:val="none"/>
+        </w:rPr>
+        <w:t>3. 답안지에 소문항 번호를 정확하게 기입할 것  예) 1-(1) 1-(2) 1-(3)</w:t>
+      </w:r>
+    </w:p>
+    <w:p>
+      <w:pPr>
+        <w:spacing w:before="0" w:after="40" w:line="360" w:lineRule="auto"/>
+        <w:snapToGrid w:val="0"/>
+      </w:pPr>
+      <w:r>
+        <w:rPr>
+          <w:rFonts w:ascii="맑은 고딕" w:hAnsi="맑은 고딕" w:eastAsia="맑은 고딕"/>
+          <w:b w:val="0"/>
+          <w:sz w:val="17"/>
+          <w:u w:val="none"/>
+        </w:rPr>
+        <w:t>(1) ______________   (2) ______________   (3) ______________</w:t>
+      </w:r>
+    </w:p>
+    <w:p>
+      <w:pPr>
+        <w:keepNext/>
+        <w:spacing w:before="80" w:after="20" w:line="276" w:lineRule="auto"/>
+        <w:snapToGrid w:val="0"/>
+      </w:pPr>
+      <w:r>
+        <w:rPr>
+          <w:rFonts w:ascii="맑은 고딕" w:hAnsi="맑은 고딕" w:eastAsia="맑은 고딕"/>
+          <w:b/>
+          <w:sz w:val="17"/>
+          <w:u w:val="none"/>
+        </w:rPr>
+        <w:t>33-서2.</w:t>
+      </w:r>
+      <w:r>
+        <w:rPr>
+          <w:rFonts w:ascii="맑은 고딕" w:hAnsi="맑은 고딕" w:eastAsia="맑은 고딕"/>
+          <w:b w:val="0"/>
+          <w:sz w:val="17"/>
+          <w:u w:val="none"/>
+        </w:rPr>
+        <w:t xml:space="preserve"> 다음 우리말과 같은 뜻이 되도록 &lt;보기&gt;의 표현을 모두 사용하여 &lt;조건&gt;에 맞게 영작하시오. [3점] [3.0점]</w:t>
       </w:r>
     </w:p>
     <w:p>
@@ -2412,7 +2819,336 @@
           <w:sz w:val="17"/>
           <w:u w:val="none"/>
         </w:rPr>
-        <w:t>ⓑ Several ancient Greek paintings survive and confirm their high quality directly.</w:t>
+        <w:t xml:space="preserve">While painting these works, </w:t>
+      </w:r>
+      <w:r>
+        <w:rPr>
+          <w:rFonts w:ascii="맑은 고딕" w:hAnsi="맑은 고딕" w:eastAsia="맑은 고딕"/>
+          <w:b w:val="0"/>
+          <w:sz w:val="17"/>
+          <w:u w:val="single"/>
+        </w:rPr>
+        <w:t>Pollock and his fellow artists would consciously avoid making marks or passages that resembled recognizable objects.</w:t>
+      </w:r>
+    </w:p>
+    <w:p>
+      <w:pPr>
+        <w:spacing w:before="0" w:after="60" w:line="288" w:lineRule="auto"/>
+        <w:ind w:left="40"/>
+        <w:snapToGrid w:val="0"/>
+        <w:pBdr>
+          <w:top w:val="single" w:sz="4" w:space="2" w:color="C99B4E"/>
+          <w:left w:val="single" w:sz="4" w:space="2" w:color="C99B4E"/>
+          <w:bottom w:val="single" w:sz="4" w:space="2" w:color="C99B4E"/>
+          <w:right w:val="single" w:sz="4" w:space="2" w:color="C99B4E"/>
+        </w:pBdr>
+        <w:shd w:val="clear" w:color="auto" w:fill="FFF8E1"/>
+      </w:pPr>
+      <w:r>
+        <w:rPr>
+          <w:rFonts w:ascii="맑은 고딕" w:hAnsi="맑은 고딕" w:eastAsia="맑은 고딕"/>
+          <w:b w:val="0"/>
+          <w:sz w:val="17"/>
+          <w:u w:val="none"/>
+        </w:rPr>
+        <w:t>Pollock과 그의 동료 화가들은 알아볼 수 있는 대상을 닮은 자국이나 부분을 만드는 것을 의식적으로 피하곤 했다.</w:t>
+      </w:r>
+    </w:p>
+    <w:p>
+      <w:pPr>
+        <w:spacing w:before="0" w:after="60" w:line="288" w:lineRule="auto"/>
+        <w:ind w:left="40"/>
+        <w:snapToGrid w:val="0"/>
+        <w:pBdr>
+          <w:top w:val="single" w:sz="4" w:space="2" w:color="9B6BD0"/>
+          <w:left w:val="single" w:sz="4" w:space="2" w:color="9B6BD0"/>
+          <w:bottom w:val="single" w:sz="4" w:space="2" w:color="9B6BD0"/>
+          <w:right w:val="single" w:sz="4" w:space="2" w:color="9B6BD0"/>
+        </w:pBdr>
+        <w:shd w:val="clear" w:color="auto" w:fill="FAF5FF"/>
+      </w:pPr>
+      <w:r>
+        <w:rPr>
+          <w:rFonts w:ascii="맑은 고딕" w:hAnsi="맑은 고딕" w:eastAsia="맑은 고딕"/>
+          <w:b/>
+          <w:sz w:val="17"/>
+          <w:u w:val="none"/>
+        </w:rPr>
+        <w:t>&lt;보 기&gt;</w:t>
+      </w:r>
+      <w:r>
+        <w:rPr>
+          <w:rFonts w:ascii="맑은 고딕" w:hAnsi="맑은 고딕" w:eastAsia="맑은 고딕"/>
+          <w:b w:val="0"/>
+          <w:sz w:val="17"/>
+          <w:u w:val="none"/>
+        </w:rPr>
+        <w:t xml:space="preserve"> Pollock and his fellow artists / would / consciously / avoid / make / marks or passages / that / resemble / recognizable objects</w:t>
+      </w:r>
+    </w:p>
+    <w:p>
+      <w:pPr>
+        <w:spacing w:before="0" w:after="0" w:line="288" w:lineRule="auto"/>
+        <w:ind w:left="40"/>
+        <w:snapToGrid w:val="0"/>
+        <w:pBdr>
+          <w:top w:val="single" w:sz="4" w:space="2" w:color="9B6BD0"/>
+          <w:left w:val="single" w:sz="4" w:space="2" w:color="9B6BD0"/>
+          <w:bottom w:val="single" w:sz="4" w:space="2" w:color="9B6BD0"/>
+          <w:right w:val="single" w:sz="4" w:space="2" w:color="9B6BD0"/>
+        </w:pBdr>
+        <w:shd w:val="clear" w:color="auto" w:fill="FAF5FF"/>
+      </w:pPr>
+      <w:r>
+        <w:rPr>
+          <w:rFonts w:ascii="맑은 고딕" w:hAnsi="맑은 고딕" w:eastAsia="맑은 고딕"/>
+          <w:b/>
+          <w:sz w:val="17"/>
+          <w:u w:val="none"/>
+        </w:rPr>
+        <w:t>&lt;조 건&gt;</w:t>
+      </w:r>
+    </w:p>
+    <w:p>
+      <w:pPr>
+        <w:spacing w:before="0" w:after="0" w:line="288" w:lineRule="auto"/>
+        <w:ind w:left="40"/>
+        <w:snapToGrid w:val="0"/>
+        <w:pBdr>
+          <w:top w:val="single" w:sz="4" w:space="2" w:color="9B6BD0"/>
+          <w:left w:val="single" w:sz="4" w:space="2" w:color="9B6BD0"/>
+          <w:bottom w:val="single" w:sz="4" w:space="2" w:color="9B6BD0"/>
+          <w:right w:val="single" w:sz="4" w:space="2" w:color="9B6BD0"/>
+        </w:pBdr>
+        <w:shd w:val="clear" w:color="auto" w:fill="FAF5FF"/>
+      </w:pPr>
+      <w:r>
+        <w:rPr>
+          <w:rFonts w:ascii="맑은 고딕" w:hAnsi="맑은 고딕" w:eastAsia="맑은 고딕"/>
+          <w:b w:val="0"/>
+          <w:sz w:val="17"/>
+          <w:u w:val="none"/>
+        </w:rPr>
+        <w:t>1. &lt;보기&gt;의 표현을 모두 한 번씩만 사용할 것</w:t>
+      </w:r>
+    </w:p>
+    <w:p>
+      <w:pPr>
+        <w:spacing w:before="0" w:after="0" w:line="288" w:lineRule="auto"/>
+        <w:ind w:left="40"/>
+        <w:snapToGrid w:val="0"/>
+        <w:pBdr>
+          <w:top w:val="single" w:sz="4" w:space="2" w:color="9B6BD0"/>
+          <w:left w:val="single" w:sz="4" w:space="2" w:color="9B6BD0"/>
+          <w:bottom w:val="single" w:sz="4" w:space="2" w:color="9B6BD0"/>
+          <w:right w:val="single" w:sz="4" w:space="2" w:color="9B6BD0"/>
+        </w:pBdr>
+        <w:shd w:val="clear" w:color="auto" w:fill="FAF5FF"/>
+      </w:pPr>
+      <w:r>
+        <w:rPr>
+          <w:rFonts w:ascii="맑은 고딕" w:hAnsi="맑은 고딕" w:eastAsia="맑은 고딕"/>
+          <w:b w:val="0"/>
+          <w:sz w:val="17"/>
+          <w:u w:val="none"/>
+        </w:rPr>
+        <w:t>2. 필요시 어형을 바꾸되 다른 단어를 추가하지 말 것</w:t>
+      </w:r>
+    </w:p>
+    <w:p>
+      <w:pPr>
+        <w:spacing w:before="0" w:after="0" w:line="288" w:lineRule="auto"/>
+        <w:ind w:left="40"/>
+        <w:snapToGrid w:val="0"/>
+        <w:pBdr>
+          <w:top w:val="single" w:sz="4" w:space="2" w:color="9B6BD0"/>
+          <w:left w:val="single" w:sz="4" w:space="2" w:color="9B6BD0"/>
+          <w:bottom w:val="single" w:sz="4" w:space="2" w:color="9B6BD0"/>
+          <w:right w:val="single" w:sz="4" w:space="2" w:color="9B6BD0"/>
+        </w:pBdr>
+        <w:shd w:val="clear" w:color="auto" w:fill="FAF5FF"/>
+      </w:pPr>
+      <w:r>
+        <w:rPr>
+          <w:rFonts w:ascii="맑은 고딕" w:hAnsi="맑은 고딕" w:eastAsia="맑은 고딕"/>
+          <w:b w:val="0"/>
+          <w:sz w:val="17"/>
+          <w:u w:val="none"/>
+        </w:rPr>
+        <w:t>3. 동명사와 관계대명사를 사용할 것</w:t>
+      </w:r>
+    </w:p>
+    <w:p>
+      <w:pPr>
+        <w:spacing w:before="0" w:after="0" w:line="288" w:lineRule="auto"/>
+        <w:ind w:left="40"/>
+        <w:snapToGrid w:val="0"/>
+        <w:pBdr>
+          <w:top w:val="single" w:sz="4" w:space="2" w:color="9B6BD0"/>
+          <w:left w:val="single" w:sz="4" w:space="2" w:color="9B6BD0"/>
+          <w:bottom w:val="single" w:sz="4" w:space="2" w:color="9B6BD0"/>
+          <w:right w:val="single" w:sz="4" w:space="2" w:color="9B6BD0"/>
+        </w:pBdr>
+        <w:shd w:val="clear" w:color="auto" w:fill="FAF5FF"/>
+      </w:pPr>
+      <w:r>
+        <w:rPr>
+          <w:rFonts w:ascii="맑은 고딕" w:hAnsi="맑은 고딕" w:eastAsia="맑은 고딕"/>
+          <w:b w:val="0"/>
+          <w:sz w:val="17"/>
+          <w:u w:val="none"/>
+        </w:rPr>
+        <w:t>4. 총 16단어로 쓸 것</w:t>
+      </w:r>
+    </w:p>
+    <w:p>
+      <w:pPr>
+        <w:spacing w:before="0" w:after="60" w:line="288" w:lineRule="auto"/>
+        <w:ind w:left="40"/>
+        <w:snapToGrid w:val="0"/>
+        <w:pBdr>
+          <w:top w:val="single" w:sz="4" w:space="2" w:color="9B6BD0"/>
+          <w:left w:val="single" w:sz="4" w:space="2" w:color="9B6BD0"/>
+          <w:bottom w:val="single" w:sz="4" w:space="2" w:color="9B6BD0"/>
+          <w:right w:val="single" w:sz="4" w:space="2" w:color="9B6BD0"/>
+        </w:pBdr>
+        <w:shd w:val="clear" w:color="auto" w:fill="FAF5FF"/>
+      </w:pPr>
+      <w:r>
+        <w:rPr>
+          <w:rFonts w:ascii="맑은 고딕" w:hAnsi="맑은 고딕" w:eastAsia="맑은 고딕"/>
+          <w:b w:val="0"/>
+          <w:sz w:val="17"/>
+          <w:u w:val="none"/>
+        </w:rPr>
+        <w:t>5. 답안지에 소문항 번호를 정확하게 기입할 것</w:t>
+      </w:r>
+    </w:p>
+    <w:p>
+      <w:pPr>
+        <w:spacing w:before="0" w:after="40" w:line="360" w:lineRule="auto"/>
+        <w:snapToGrid w:val="0"/>
+      </w:pPr>
+      <w:r>
+        <w:rPr>
+          <w:rFonts w:ascii="맑은 고딕" w:hAnsi="맑은 고딕" w:eastAsia="맑은 고딕"/>
+          <w:b w:val="0"/>
+          <w:sz w:val="17"/>
+          <w:u w:val="none"/>
+        </w:rPr>
+        <w:t>⇒ ______________________________________________________________ .</w:t>
+      </w:r>
+    </w:p>
+    <w:p>
+      <w:pPr>
+        <w:keepNext/>
+        <w:spacing w:before="80" w:after="40" w:line="276" w:lineRule="auto"/>
+        <w:snapToGrid w:val="0"/>
+        <w:shd w:val="clear" w:color="auto" w:fill="6B21A8"/>
+      </w:pPr>
+      <w:r>
+        <w:rPr>
+          <w:rFonts w:ascii="맑은 고딕" w:hAnsi="맑은 고딕" w:eastAsia="맑은 고딕"/>
+          <w:b/>
+          <w:color w:val="FFFFFF"/>
+          <w:sz w:val="17"/>
+          <w:u w:val="none"/>
+        </w:rPr>
+        <w:t>[지문 구조]  ※ 앞 문항을 모두 푼 뒤에 풀 것</w:t>
+      </w:r>
+    </w:p>
+    <w:p>
+      <w:pPr>
+        <w:keepNext/>
+        <w:spacing w:before="80" w:after="20" w:line="276" w:lineRule="auto"/>
+        <w:snapToGrid w:val="0"/>
+      </w:pPr>
+      <w:r>
+        <w:rPr>
+          <w:rFonts w:ascii="맑은 고딕" w:hAnsi="맑은 고딕" w:eastAsia="맑은 고딕"/>
+          <w:b/>
+          <w:sz w:val="17"/>
+          <w:u w:val="none"/>
+        </w:rPr>
+        <w:t>33-8.</w:t>
+      </w:r>
+      <w:r>
+        <w:rPr>
+          <w:rFonts w:ascii="맑은 고딕" w:hAnsi="맑은 고딕" w:eastAsia="맑은 고딕"/>
+          <w:b w:val="0"/>
+          <w:sz w:val="17"/>
+          <w:u w:val="none"/>
+        </w:rPr>
+        <w:t xml:space="preserve"> 주어진 글 다음에 이어질 글의 순서로 가장 적절한 것은? [2.8점]</w:t>
+      </w:r>
+    </w:p>
+    <w:p>
+      <w:pPr>
+        <w:spacing w:before="0" w:after="60" w:line="288" w:lineRule="auto"/>
+        <w:ind w:left="40"/>
+        <w:snapToGrid w:val="0"/>
+        <w:pBdr>
+          <w:top w:val="single" w:sz="4" w:space="2" w:color="C99B4E"/>
+          <w:left w:val="single" w:sz="4" w:space="2" w:color="C99B4E"/>
+          <w:bottom w:val="single" w:sz="4" w:space="2" w:color="C99B4E"/>
+          <w:right w:val="single" w:sz="4" w:space="2" w:color="C99B4E"/>
+        </w:pBdr>
+        <w:shd w:val="clear" w:color="auto" w:fill="FFF8E1"/>
+      </w:pPr>
+      <w:r>
+        <w:rPr>
+          <w:rFonts w:ascii="맑은 고딕" w:hAnsi="맑은 고딕" w:eastAsia="맑은 고딕"/>
+          <w:b w:val="0"/>
+          <w:sz w:val="17"/>
+          <w:u w:val="none"/>
+        </w:rPr>
+        <w:t>The ancient Greeks felt that the visual artist’s goal was to copy visual experience. This approach appears in the realism of ancient Greek sculpture and pottery.</w:t>
+      </w:r>
+    </w:p>
+    <w:p>
+      <w:pPr>
+        <w:spacing w:before="0" w:after="0" w:line="288" w:lineRule="auto"/>
+        <w:ind w:left="40"/>
+        <w:snapToGrid w:val="0"/>
+        <w:pBdr>
+          <w:top w:val="single" w:sz="4" w:space="2" w:color="999999"/>
+          <w:left w:val="single" w:sz="4" w:space="2" w:color="999999"/>
+          <w:bottom w:val="single" w:sz="4" w:space="2" w:color="999999"/>
+          <w:right w:val="single" w:sz="4" w:space="2" w:color="999999"/>
+        </w:pBdr>
+        <w:shd w:val="clear" w:color="auto" w:fill="F6F3EA"/>
+      </w:pPr>
+      <w:r>
+        <w:rPr>
+          <w:rFonts w:ascii="맑은 고딕" w:hAnsi="맑은 고딕" w:eastAsia="맑은 고딕"/>
+          <w:b w:val="0"/>
+          <w:sz w:val="17"/>
+          <w:u w:val="none"/>
+        </w:rPr>
+        <w:t>(A) While painting these works, Pollock and his fellow artists would consciously avoid making marks or passages that resembled recognizable objects. They succeeded at making artwork that did not copy anything.</w:t>
+      </w:r>
+    </w:p>
+    <w:p>
+      <w:pPr>
+        <w:spacing w:before="0" w:after="0" w:line="288" w:lineRule="auto"/>
+        <w:ind w:left="40"/>
+        <w:snapToGrid w:val="0"/>
+        <w:pBdr>
+          <w:top w:val="single" w:sz="4" w:space="2" w:color="999999"/>
+          <w:left w:val="single" w:sz="4" w:space="2" w:color="999999"/>
+          <w:bottom w:val="single" w:sz="4" w:space="2" w:color="999999"/>
+          <w:right w:val="single" w:sz="4" w:space="2" w:color="999999"/>
+        </w:pBdr>
+        <w:shd w:val="clear" w:color="auto" w:fill="F6F3EA"/>
+      </w:pPr>
+      <w:r>
+        <w:rPr>
+          <w:rFonts w:ascii="맑은 고딕" w:hAnsi="맑은 고딕" w:eastAsia="맑은 고딕"/>
+          <w:b w:val="0"/>
+          <w:sz w:val="17"/>
+          <w:u w:val="none"/>
+        </w:rPr>
+        <w:t>(B) We must sadly note that, due to the action of time and weather, no paintings from ancient Greek artists exist today. We can only surmise their quality based on tales, the obvious skill in ancient Greek sculpture, and in drawings that survive on ancient Greek pottery.</w:t>
       </w:r>
     </w:p>
     <w:p>
@@ -2435,163 +3171,7 @@
           <w:sz w:val="17"/>
           <w:u w:val="none"/>
         </w:rPr>
-        <w:t>ⓒ Pollock deliberately kept anything recognizable out of his canvases.</w:t>
-      </w:r>
-    </w:p>
-    <w:p>
-      <w:pPr>
-        <w:spacing w:before="0" w:after="60" w:line="288" w:lineRule="auto"/>
-        <w:ind w:left="40"/>
-        <w:snapToGrid w:val="0"/>
-        <w:pBdr>
-          <w:top w:val="single" w:sz="4" w:space="2" w:color="999999"/>
-          <w:left w:val="single" w:sz="4" w:space="2" w:color="999999"/>
-          <w:bottom w:val="single" w:sz="4" w:space="2" w:color="999999"/>
-          <w:right w:val="single" w:sz="4" w:space="2" w:color="999999"/>
-        </w:pBdr>
-        <w:shd w:val="clear" w:color="auto" w:fill="F6F3EA"/>
-      </w:pPr>
-      <w:r>
-        <w:rPr>
-          <w:rFonts w:ascii="맑은 고딕" w:hAnsi="맑은 고딕" w:eastAsia="맑은 고딕"/>
-          <w:b w:val="0"/>
-          <w:sz w:val="17"/>
-          <w:u w:val="none"/>
-        </w:rPr>
-        <w:t>ⓓ According to the writer, the Greek definition of art is completely worthless.</w:t>
-      </w:r>
-    </w:p>
-    <w:p>
-      <w:pPr>
-        <w:spacing w:before="0" w:after="60" w:line="288" w:lineRule="auto"/>
-        <w:ind w:left="40"/>
-        <w:snapToGrid w:val="0"/>
-        <w:pBdr>
-          <w:top w:val="single" w:sz="4" w:space="2" w:color="999999"/>
-          <w:left w:val="single" w:sz="4" w:space="2" w:color="999999"/>
-          <w:bottom w:val="single" w:sz="4" w:space="2" w:color="999999"/>
-          <w:right w:val="single" w:sz="4" w:space="2" w:color="999999"/>
-        </w:pBdr>
-        <w:shd w:val="clear" w:color="auto" w:fill="F6F3EA"/>
-      </w:pPr>
-      <w:r>
-        <w:rPr>
-          <w:rFonts w:ascii="맑은 고딕" w:hAnsi="맑은 고딕" w:eastAsia="맑은 고딕"/>
-          <w:b w:val="0"/>
-          <w:sz w:val="17"/>
-          <w:u w:val="none"/>
-        </w:rPr>
-        <w:t>ⓔ Pollock's work proves that all genuine art must avoid copying reality.</w:t>
-      </w:r>
-    </w:p>
-    <w:p>
-      <w:pPr>
-        <w:spacing w:before="0" w:after="20" w:line="276" w:lineRule="auto"/>
-        <w:ind w:left="80"/>
-        <w:snapToGrid w:val="0"/>
-      </w:pPr>
-      <w:r>
-        <w:rPr>
-          <w:rFonts w:ascii="맑은 고딕" w:hAnsi="맑은 고딕" w:eastAsia="맑은 고딕"/>
-          <w:b w:val="0"/>
-          <w:sz w:val="17"/>
-          <w:u w:val="none"/>
-        </w:rPr>
-        <w:t>① ⓑ, ⓓ    ② ⓐ, ⓒ    ③ ⓑ, ⓓ, ⓔ    ④ ⓒ, ⓓ, ⓔ    ⑤ ⓐ, ⓒ, ⓔ</w:t>
-      </w:r>
-    </w:p>
-    <w:p>
-      <w:pPr>
-        <w:keepNext/>
-        <w:spacing w:before="80" w:after="20" w:line="276" w:lineRule="auto"/>
-        <w:snapToGrid w:val="0"/>
-      </w:pPr>
-      <w:r>
-        <w:rPr>
-          <w:rFonts w:ascii="맑은 고딕" w:hAnsi="맑은 고딕" w:eastAsia="맑은 고딕"/>
-          <w:b/>
-          <w:sz w:val="17"/>
-          <w:u w:val="none"/>
-        </w:rPr>
-        <w:t>33-8.</w:t>
-      </w:r>
-      <w:r>
-        <w:rPr>
-          <w:rFonts w:ascii="맑은 고딕" w:hAnsi="맑은 고딕" w:eastAsia="맑은 고딕"/>
-          <w:b w:val="0"/>
-          <w:sz w:val="17"/>
-          <w:u w:val="none"/>
-        </w:rPr>
-        <w:t xml:space="preserve"> 다음 글의 빈칸 ⓐ~ⓒ에 들어갈 말을 [보기]에서 골라 바르게 짝지은 것은? [3.0점]</w:t>
-      </w:r>
-    </w:p>
-    <w:p>
-      <w:pPr>
-        <w:spacing w:before="0" w:after="60" w:line="288" w:lineRule="auto"/>
-        <w:ind w:left="40"/>
-        <w:snapToGrid w:val="0"/>
-        <w:pBdr>
-          <w:top w:val="single" w:sz="4" w:space="2" w:color="999999"/>
-          <w:left w:val="single" w:sz="4" w:space="2" w:color="999999"/>
-          <w:bottom w:val="single" w:sz="4" w:space="2" w:color="999999"/>
-          <w:right w:val="single" w:sz="4" w:space="2" w:color="999999"/>
-        </w:pBdr>
-        <w:shd w:val="clear" w:color="auto" w:fill="F6F3EA"/>
-      </w:pPr>
-      <w:r>
-        <w:rPr>
-          <w:rFonts w:ascii="맑은 고딕" w:hAnsi="맑은 고딕" w:eastAsia="맑은 고딕"/>
-          <w:b w:val="0"/>
-          <w:sz w:val="17"/>
-          <w:u w:val="none"/>
-        </w:rPr>
-        <w:t>This approach appears in the ⓐ ________ of ancient Greek sculpture and pottery. We must sadly note that, due to the action of time and weather, no paintings from ancient Greek artists exist today. We can only ⓑ ________ their quality based on tales such as that of Zeuxis and Parhassios, the obvious skill in ancient Greek sculpture, and in drawings that survive on ancient Greek pottery. (...) They succeeded at making artwork that did not copy anything, thus demonstrating that the ancient Greek view of art as mimesis―simple ⓒ ________―does not sufficiently define art.</w:t>
-      </w:r>
-    </w:p>
-    <w:p>
-      <w:pPr>
-        <w:spacing w:before="0" w:after="0" w:line="336" w:lineRule="auto"/>
-        <w:ind w:left="40"/>
-        <w:snapToGrid w:val="0"/>
-        <w:pBdr>
-          <w:top w:val="single" w:sz="4" w:space="2" w:color="555555"/>
-          <w:left w:val="single" w:sz="4" w:space="2" w:color="555555"/>
-          <w:bottom w:val="single" w:sz="4" w:space="2" w:color="555555"/>
-          <w:right w:val="single" w:sz="4" w:space="2" w:color="555555"/>
-        </w:pBdr>
-        <w:shd w:val="clear" w:color="auto" w:fill="FFFFFF"/>
-      </w:pPr>
-      <w:r>
-        <w:rPr>
-          <w:rFonts w:ascii="맑은 고딕" w:hAnsi="맑은 고딕" w:eastAsia="맑은 고딕"/>
-          <w:b/>
-          <w:sz w:val="17"/>
-          <w:u w:val="none"/>
-        </w:rPr>
-        <w:t>조건 · 보기</w:t>
-      </w:r>
-    </w:p>
-    <w:p>
-      <w:pPr>
-        <w:spacing w:before="0" w:after="60" w:line="336" w:lineRule="auto"/>
-        <w:ind w:left="40"/>
-        <w:snapToGrid w:val="0"/>
-        <w:pBdr>
-          <w:top w:val="single" w:sz="4" w:space="2" w:color="555555"/>
-          <w:left w:val="single" w:sz="4" w:space="2" w:color="555555"/>
-          <w:bottom w:val="single" w:sz="4" w:space="2" w:color="555555"/>
-          <w:right w:val="single" w:sz="4" w:space="2" w:color="555555"/>
-        </w:pBdr>
-        <w:shd w:val="clear" w:color="auto" w:fill="FFFFFF"/>
-      </w:pPr>
-      <w:r>
-        <w:rPr>
-          <w:rFonts w:ascii="맑은 고딕" w:hAnsi="맑은 고딕" w:eastAsia="맑은 고딕"/>
-          <w:b w:val="0"/>
-          <w:sz w:val="17"/>
-          <w:u w:val="none"/>
-        </w:rPr>
-        <w:t>[보기] abstraction  /  copying  /  realism  /  surmise</w:t>
+        <w:t>(C) This definition of art as copying reality has a problem, though. Jackson Pollock, a leader in the New York School of the 1950’s, intentionally did not copy existing objects in his art.</w:t>
       </w:r>
     </w:p>
     <w:p>
@@ -2607,7 +3187,7 @@
           <w:sz w:val="17"/>
           <w:u w:val="none"/>
         </w:rPr>
-        <w:t>① ⓐ abstraction – ⓑ surmise – ⓒ copying</w:t>
+        <w:t>① (A) – (C) – (B)</w:t>
       </w:r>
     </w:p>
     <w:p>
@@ -2623,7 +3203,7 @@
           <w:sz w:val="17"/>
           <w:u w:val="none"/>
         </w:rPr>
-        <w:t>② ⓐ realism – ⓑ surmise – ⓒ copying</w:t>
+        <w:t>② (B) – (A) – (C)</w:t>
       </w:r>
     </w:p>
     <w:p>
@@ -2639,7 +3219,7 @@
           <w:sz w:val="17"/>
           <w:u w:val="none"/>
         </w:rPr>
-        <w:t>③ ⓐ realism – ⓑ copying – ⓒ surmise</w:t>
+        <w:t>③ (B) – (C) – (A)</w:t>
       </w:r>
     </w:p>
     <w:p>
@@ -2655,7 +3235,7 @@
           <w:sz w:val="17"/>
           <w:u w:val="none"/>
         </w:rPr>
-        <w:t>④ ⓐ realism – ⓑ surmise – ⓒ abstraction</w:t>
+        <w:t>④ (C) – (A) – (B)</w:t>
       </w:r>
     </w:p>
     <w:p>
@@ -2671,2456 +3251,7 @@
           <w:sz w:val="17"/>
           <w:u w:val="none"/>
         </w:rPr>
-        <w:t>⑤ ⓐ abstraction – ⓑ copying – ⓒ realism</w:t>
-      </w:r>
-    </w:p>
-    <w:p>
-      <w:pPr>
-        <w:keepNext/>
-        <w:spacing w:before="80" w:after="20" w:line="276" w:lineRule="auto"/>
-        <w:snapToGrid w:val="0"/>
-      </w:pPr>
-      <w:r>
-        <w:rPr>
-          <w:rFonts w:ascii="맑은 고딕" w:hAnsi="맑은 고딕" w:eastAsia="맑은 고딕"/>
-          <w:b/>
-          <w:sz w:val="17"/>
-          <w:u w:val="none"/>
-        </w:rPr>
-        <w:t>33-9.</w:t>
-      </w:r>
-      <w:r>
-        <w:rPr>
-          <w:rFonts w:ascii="맑은 고딕" w:hAnsi="맑은 고딕" w:eastAsia="맑은 고딕"/>
-          <w:b w:val="0"/>
-          <w:sz w:val="17"/>
-          <w:u w:val="none"/>
-        </w:rPr>
-        <w:t xml:space="preserve"> 다음은 윗글을 요약한 것이다. 밑줄 친 ①~⑤ 중 윗글의 내용과 일치하지 </w:t>
-      </w:r>
-      <w:r>
-        <w:rPr>
-          <w:rFonts w:ascii="맑은 고딕" w:hAnsi="맑은 고딕" w:eastAsia="맑은 고딕"/>
-          <w:b/>
-          <w:sz w:val="17"/>
-          <w:u w:val="none"/>
-        </w:rPr>
-        <w:t>않는</w:t>
-      </w:r>
-      <w:r>
-        <w:rPr>
-          <w:rFonts w:ascii="맑은 고딕" w:hAnsi="맑은 고딕" w:eastAsia="맑은 고딕"/>
-          <w:b w:val="0"/>
-          <w:sz w:val="17"/>
-          <w:u w:val="none"/>
-        </w:rPr>
-        <w:t xml:space="preserve"> 것은? [3.0점]</w:t>
-      </w:r>
-    </w:p>
-    <w:p>
-      <w:pPr>
-        <w:spacing w:before="0" w:after="60" w:line="288" w:lineRule="auto"/>
-        <w:ind w:left="40"/>
-        <w:snapToGrid w:val="0"/>
-        <w:pBdr>
-          <w:top w:val="single" w:sz="4" w:space="2" w:color="999999"/>
-          <w:left w:val="single" w:sz="4" w:space="2" w:color="999999"/>
-          <w:bottom w:val="single" w:sz="4" w:space="2" w:color="999999"/>
-          <w:right w:val="single" w:sz="4" w:space="2" w:color="999999"/>
-        </w:pBdr>
-        <w:shd w:val="clear" w:color="auto" w:fill="F6F3EA"/>
-      </w:pPr>
-      <w:r>
-        <w:rPr>
-          <w:rFonts w:ascii="맑은 고딕" w:hAnsi="맑은 고딕" w:eastAsia="맑은 고딕"/>
-          <w:b w:val="0"/>
-          <w:sz w:val="17"/>
-          <w:u w:val="none"/>
-        </w:rPr>
-        <w:t>The ancient Greeks felt that the visual artist's goal was to copy visual experience. This approach appears in the realism of ancient Greek sculpture and pottery. We must sadly note that, due to the action of time and weather, no paintings from ancient Greek artists exist today. We can only surmise their quality based on tales such as that of Zeuxis and Parhassios, the obvious skill in ancient Greek sculpture, and in drawings that survive on ancient Greek pottery. This definition of art as copying reality has a problem, though. Jackson Pollock, a leader in the New York School of the 1950's, intentionally did not copy existing objects in his art. While painting these works, Pollock and his fellow artists would consciously avoid making marks or passages that resembled recognizable objects. They succeeded at making artwork that did not copy anything, thus demonstrating that the ancient Greek view of art as mimesis―simple copying―does not sufficiently define art.</w:t>
-      </w:r>
-    </w:p>
-    <w:p>
-      <w:pPr>
-        <w:spacing w:before="0" w:after="60" w:line="288" w:lineRule="auto"/>
-        <w:ind w:left="40"/>
-        <w:snapToGrid w:val="0"/>
-        <w:pBdr>
-          <w:top w:val="single" w:sz="4" w:space="2" w:color="999999"/>
-          <w:left w:val="single" w:sz="4" w:space="2" w:color="999999"/>
-          <w:bottom w:val="single" w:sz="4" w:space="2" w:color="999999"/>
-          <w:right w:val="single" w:sz="4" w:space="2" w:color="999999"/>
-        </w:pBdr>
-        <w:shd w:val="clear" w:color="auto" w:fill="F6F3EA"/>
-      </w:pPr>
-      <w:r>
-        <w:rPr>
-          <w:rFonts w:ascii="맑은 고딕" w:hAnsi="맑은 고딕" w:eastAsia="맑은 고딕"/>
-          <w:b w:val="0"/>
-          <w:sz w:val="17"/>
-          <w:u w:val="none"/>
-        </w:rPr>
-        <w:t xml:space="preserve">The Greeks saw art as ① </w:t>
-      </w:r>
-      <w:r>
-        <w:rPr>
-          <w:rFonts w:ascii="맑은 고딕" w:hAnsi="맑은 고딕" w:eastAsia="맑은 고딕"/>
-          <w:b w:val="0"/>
-          <w:sz w:val="17"/>
-          <w:u w:val="single"/>
-        </w:rPr>
-        <w:t>the faithful reproduction of what the eye sees</w:t>
-      </w:r>
-      <w:r>
-        <w:rPr>
-          <w:rFonts w:ascii="맑은 고딕" w:hAnsi="맑은 고딕" w:eastAsia="맑은 고딕"/>
-          <w:b w:val="0"/>
-          <w:sz w:val="17"/>
-          <w:u w:val="none"/>
-        </w:rPr>
-        <w:t xml:space="preserve">, a view visible in their lifelike sculpture and pottery. ② </w:t>
-      </w:r>
-      <w:r>
-        <w:rPr>
-          <w:rFonts w:ascii="맑은 고딕" w:hAnsi="맑은 고딕" w:eastAsia="맑은 고딕"/>
-          <w:b w:val="0"/>
-          <w:sz w:val="17"/>
-          <w:u w:val="single"/>
-        </w:rPr>
-        <w:t>Since none of their paintings survive</w:t>
-      </w:r>
-      <w:r>
-        <w:rPr>
-          <w:rFonts w:ascii="맑은 고딕" w:hAnsi="맑은 고딕" w:eastAsia="맑은 고딕"/>
-          <w:b w:val="0"/>
-          <w:sz w:val="17"/>
-          <w:u w:val="none"/>
-        </w:rPr>
-        <w:t xml:space="preserve">, their quality can only be guessed at. Pollock and his circle, however, ③ </w:t>
-      </w:r>
-      <w:r>
-        <w:rPr>
-          <w:rFonts w:ascii="맑은 고딕" w:hAnsi="맑은 고딕" w:eastAsia="맑은 고딕"/>
-          <w:b w:val="0"/>
-          <w:sz w:val="17"/>
-          <w:u w:val="single"/>
-        </w:rPr>
-        <w:t>kept every recognizable shape out of their work because they lacked the skill to draw one</w:t>
-      </w:r>
-      <w:r>
-        <w:rPr>
-          <w:rFonts w:ascii="맑은 고딕" w:hAnsi="맑은 고딕" w:eastAsia="맑은 고딕"/>
-          <w:b w:val="0"/>
-          <w:sz w:val="17"/>
-          <w:u w:val="none"/>
-        </w:rPr>
-        <w:t xml:space="preserve">, and ④ </w:t>
-      </w:r>
-      <w:r>
-        <w:rPr>
-          <w:rFonts w:ascii="맑은 고딕" w:hAnsi="맑은 고딕" w:eastAsia="맑은 고딕"/>
-          <w:b w:val="0"/>
-          <w:sz w:val="17"/>
-          <w:u w:val="single"/>
-        </w:rPr>
-        <w:t>their success showed that copying alone cannot fully define art</w:t>
-      </w:r>
-      <w:r>
-        <w:rPr>
-          <w:rFonts w:ascii="맑은 고딕" w:hAnsi="맑은 고딕" w:eastAsia="맑은 고딕"/>
-          <w:b w:val="0"/>
-          <w:sz w:val="17"/>
-          <w:u w:val="none"/>
-        </w:rPr>
-        <w:t xml:space="preserve"> — ⑤ </w:t>
-      </w:r>
-      <w:r>
-        <w:rPr>
-          <w:rFonts w:ascii="맑은 고딕" w:hAnsi="맑은 고딕" w:eastAsia="맑은 고딕"/>
-          <w:b w:val="0"/>
-          <w:sz w:val="17"/>
-          <w:u w:val="single"/>
-        </w:rPr>
-        <w:t>a limit the Greek definition had not anticipated</w:t>
-      </w:r>
-      <w:r>
-        <w:rPr>
-          <w:rFonts w:ascii="맑은 고딕" w:hAnsi="맑은 고딕" w:eastAsia="맑은 고딕"/>
-          <w:b w:val="0"/>
-          <w:sz w:val="17"/>
-          <w:u w:val="none"/>
-        </w:rPr>
-        <w:t>.</w:t>
-      </w:r>
-    </w:p>
-    <w:p>
-      <w:pPr>
-        <w:keepNext/>
-        <w:spacing w:before="80" w:after="20" w:line="276" w:lineRule="auto"/>
-        <w:snapToGrid w:val="0"/>
-      </w:pPr>
-      <w:r>
-        <w:rPr>
-          <w:rFonts w:ascii="맑은 고딕" w:hAnsi="맑은 고딕" w:eastAsia="맑은 고딕"/>
-          <w:b/>
-          <w:sz w:val="17"/>
-          <w:u w:val="none"/>
-        </w:rPr>
-        <w:t>33-12.</w:t>
-      </w:r>
-      <w:r>
-        <w:rPr>
-          <w:rFonts w:ascii="맑은 고딕" w:hAnsi="맑은 고딕" w:eastAsia="맑은 고딕"/>
-          <w:b w:val="0"/>
-          <w:sz w:val="17"/>
-          <w:u w:val="none"/>
-        </w:rPr>
-        <w:t xml:space="preserve"> 다음 글의 밑줄 친 ⓐ~ⓓ 중 어법상 </w:t>
-      </w:r>
-      <w:r>
-        <w:rPr>
-          <w:rFonts w:ascii="맑은 고딕" w:hAnsi="맑은 고딕" w:eastAsia="맑은 고딕"/>
-          <w:b/>
-          <w:sz w:val="17"/>
-          <w:u w:val="none"/>
-        </w:rPr>
-        <w:t>틀린</w:t>
-      </w:r>
-      <w:r>
-        <w:rPr>
-          <w:rFonts w:ascii="맑은 고딕" w:hAnsi="맑은 고딕" w:eastAsia="맑은 고딕"/>
-          <w:b w:val="0"/>
-          <w:sz w:val="17"/>
-          <w:u w:val="none"/>
-        </w:rPr>
-        <w:t xml:space="preserve"> 것을 있는 대로 고른 것은? [4.0점]</w:t>
-      </w:r>
-    </w:p>
-    <w:p>
-      <w:pPr>
-        <w:spacing w:before="0" w:after="60" w:line="288" w:lineRule="auto"/>
-        <w:ind w:left="40"/>
-        <w:snapToGrid w:val="0"/>
-        <w:pBdr>
-          <w:top w:val="single" w:sz="4" w:space="2" w:color="999999"/>
-          <w:left w:val="single" w:sz="4" w:space="2" w:color="999999"/>
-          <w:bottom w:val="single" w:sz="4" w:space="2" w:color="999999"/>
-          <w:right w:val="single" w:sz="4" w:space="2" w:color="999999"/>
-        </w:pBdr>
-        <w:shd w:val="clear" w:color="auto" w:fill="F6F3EA"/>
-      </w:pPr>
-      <w:r>
-        <w:rPr>
-          <w:rFonts w:ascii="맑은 고딕" w:hAnsi="맑은 고딕" w:eastAsia="맑은 고딕"/>
-          <w:b w:val="0"/>
-          <w:sz w:val="17"/>
-          <w:u w:val="none"/>
-        </w:rPr>
-        <w:t>[Research Note: Reading Ancient Pottery]</w:t>
-      </w:r>
-    </w:p>
-    <w:p>
-      <w:pPr>
-        <w:spacing w:before="0" w:after="60" w:line="288" w:lineRule="auto"/>
-        <w:ind w:left="40"/>
-        <w:snapToGrid w:val="0"/>
-        <w:pBdr>
-          <w:top w:val="single" w:sz="4" w:space="2" w:color="999999"/>
-          <w:left w:val="single" w:sz="4" w:space="2" w:color="999999"/>
-          <w:bottom w:val="single" w:sz="4" w:space="2" w:color="999999"/>
-          <w:right w:val="single" w:sz="4" w:space="2" w:color="999999"/>
-        </w:pBdr>
-        <w:shd w:val="clear" w:color="auto" w:fill="F6F3EA"/>
-      </w:pPr>
-    </w:p>
-    <w:p>
-      <w:pPr>
-        <w:spacing w:before="0" w:after="60" w:line="288" w:lineRule="auto"/>
-        <w:ind w:left="40"/>
-        <w:snapToGrid w:val="0"/>
-        <w:pBdr>
-          <w:top w:val="single" w:sz="4" w:space="2" w:color="999999"/>
-          <w:left w:val="single" w:sz="4" w:space="2" w:color="999999"/>
-          <w:bottom w:val="single" w:sz="4" w:space="2" w:color="999999"/>
-          <w:right w:val="single" w:sz="4" w:space="2" w:color="999999"/>
-        </w:pBdr>
-        <w:shd w:val="clear" w:color="auto" w:fill="F6F3EA"/>
-      </w:pPr>
-      <w:r>
-        <w:rPr>
-          <w:rFonts w:ascii="맑은 고딕" w:hAnsi="맑은 고딕" w:eastAsia="맑은 고딕"/>
-          <w:b w:val="0"/>
-          <w:sz w:val="17"/>
-          <w:u w:val="none"/>
-        </w:rPr>
-        <w:t xml:space="preserve">A museum team examined 4,800 painted vases. The whole ⓐ </w:t>
-      </w:r>
-      <w:r>
-        <w:rPr>
-          <w:rFonts w:ascii="맑은 고딕" w:hAnsi="맑은 고딕" w:eastAsia="맑은 고딕"/>
-          <w:b w:val="0"/>
-          <w:sz w:val="17"/>
-          <w:u w:val="single"/>
-        </w:rPr>
-        <w:t>corpus of surviving vases were</w:t>
-      </w:r>
-      <w:r>
-        <w:rPr>
-          <w:rFonts w:ascii="맑은 고딕" w:hAnsi="맑은 고딕" w:eastAsia="맑은 고딕"/>
-          <w:b w:val="0"/>
-          <w:sz w:val="17"/>
-          <w:u w:val="none"/>
-        </w:rPr>
-        <w:t xml:space="preserve"> photographed, and several ⓑ </w:t>
-      </w:r>
-      <w:r>
-        <w:rPr>
-          <w:rFonts w:ascii="맑은 고딕" w:hAnsi="맑은 고딕" w:eastAsia="맑은 고딕"/>
-          <w:b w:val="0"/>
-          <w:sz w:val="17"/>
-          <w:u w:val="single"/>
-        </w:rPr>
-        <w:t>fungi</w:t>
-      </w:r>
-      <w:r>
-        <w:rPr>
-          <w:rFonts w:ascii="맑은 고딕" w:hAnsi="맑은 고딕" w:eastAsia="맑은 고딕"/>
-          <w:b w:val="0"/>
-          <w:sz w:val="17"/>
-          <w:u w:val="none"/>
-        </w:rPr>
-        <w:t xml:space="preserve"> found on the clay were identified. The report, with two ⓒ </w:t>
-      </w:r>
-      <w:r>
-        <w:rPr>
-          <w:rFonts w:ascii="맑은 고딕" w:hAnsi="맑은 고딕" w:eastAsia="맑은 고딕"/>
-          <w:b w:val="0"/>
-          <w:sz w:val="17"/>
-          <w:u w:val="single"/>
-        </w:rPr>
-        <w:t>appendices</w:t>
-      </w:r>
-      <w:r>
-        <w:rPr>
-          <w:rFonts w:ascii="맑은 고딕" w:hAnsi="맑은 고딕" w:eastAsia="맑은 고딕"/>
-          <w:b w:val="0"/>
-          <w:sz w:val="17"/>
-          <w:u w:val="none"/>
-        </w:rPr>
-        <w:t xml:space="preserve"> of drawings, notes that insect ⓓ </w:t>
-      </w:r>
-      <w:r>
-        <w:rPr>
-          <w:rFonts w:ascii="맑은 고딕" w:hAnsi="맑은 고딕" w:eastAsia="맑은 고딕"/>
-          <w:b w:val="0"/>
-          <w:sz w:val="17"/>
-          <w:u w:val="single"/>
-        </w:rPr>
-        <w:t>larvae was</w:t>
-      </w:r>
-      <w:r>
-        <w:rPr>
-          <w:rFonts w:ascii="맑은 고딕" w:hAnsi="맑은 고딕" w:eastAsia="맑은 고딕"/>
-          <w:b w:val="0"/>
-          <w:sz w:val="17"/>
-          <w:u w:val="none"/>
-        </w:rPr>
-        <w:t xml:space="preserve"> once preserved in the paint of a few pieces — a clue to how the works were stored.</w:t>
-      </w:r>
-    </w:p>
-    <w:p>
-      <w:pPr>
-        <w:spacing w:before="0" w:after="20" w:line="276" w:lineRule="auto"/>
-        <w:ind w:left="80"/>
-        <w:snapToGrid w:val="0"/>
-      </w:pPr>
-      <w:r>
-        <w:rPr>
-          <w:rFonts w:ascii="맑은 고딕" w:hAnsi="맑은 고딕" w:eastAsia="맑은 고딕"/>
-          <w:b w:val="0"/>
-          <w:sz w:val="17"/>
-          <w:u w:val="none"/>
-        </w:rPr>
-        <w:t>① ⓐ    ② ⓑ, ⓒ    ③ ⓒ, ⓓ    ④ ⓐ, ⓓ    ⑤ ⓐ, ⓑ, ⓓ</w:t>
-      </w:r>
-    </w:p>
-    <w:p>
-      <w:pPr>
-        <w:keepNext/>
-        <w:spacing w:before="80" w:after="20" w:line="276" w:lineRule="auto"/>
-        <w:snapToGrid w:val="0"/>
-      </w:pPr>
-      <w:r>
-        <w:rPr>
-          <w:rFonts w:ascii="맑은 고딕" w:hAnsi="맑은 고딕" w:eastAsia="맑은 고딕"/>
-          <w:b/>
-          <w:sz w:val="17"/>
-          <w:u w:val="none"/>
-        </w:rPr>
-        <w:t>33-13.</w:t>
-      </w:r>
-      <w:r>
-        <w:rPr>
-          <w:rFonts w:ascii="맑은 고딕" w:hAnsi="맑은 고딕" w:eastAsia="맑은 고딕"/>
-          <w:b w:val="0"/>
-          <w:sz w:val="17"/>
-          <w:u w:val="none"/>
-        </w:rPr>
-        <w:t xml:space="preserve"> 다음 글의 (A), (B), (C)의 각 네모 안에서 문맥에 맞는 낱말로 가장 적절한 것은? [3.0점]</w:t>
-      </w:r>
-    </w:p>
-    <w:p>
-      <w:pPr>
-        <w:spacing w:before="0" w:after="60" w:line="288" w:lineRule="auto"/>
-        <w:ind w:left="40"/>
-        <w:snapToGrid w:val="0"/>
-        <w:pBdr>
-          <w:top w:val="single" w:sz="4" w:space="2" w:color="999999"/>
-          <w:left w:val="single" w:sz="4" w:space="2" w:color="999999"/>
-          <w:bottom w:val="single" w:sz="4" w:space="2" w:color="999999"/>
-          <w:right w:val="single" w:sz="4" w:space="2" w:color="999999"/>
-        </w:pBdr>
-        <w:shd w:val="clear" w:color="auto" w:fill="F6F3EA"/>
-      </w:pPr>
-      <w:r>
-        <w:rPr>
-          <w:rFonts w:ascii="맑은 고딕" w:hAnsi="맑은 고딕" w:eastAsia="맑은 고딕"/>
-          <w:b w:val="0"/>
-          <w:sz w:val="17"/>
-          <w:u w:val="none"/>
-        </w:rPr>
-        <w:t>[Commentary]</w:t>
-      </w:r>
-    </w:p>
-    <w:p>
-      <w:pPr>
-        <w:spacing w:before="0" w:after="60" w:line="288" w:lineRule="auto"/>
-        <w:ind w:left="40"/>
-        <w:snapToGrid w:val="0"/>
-        <w:pBdr>
-          <w:top w:val="single" w:sz="4" w:space="2" w:color="999999"/>
-          <w:left w:val="single" w:sz="4" w:space="2" w:color="999999"/>
-          <w:bottom w:val="single" w:sz="4" w:space="2" w:color="999999"/>
-          <w:right w:val="single" w:sz="4" w:space="2" w:color="999999"/>
-        </w:pBdr>
-        <w:shd w:val="clear" w:color="auto" w:fill="F6F3EA"/>
-      </w:pPr>
-    </w:p>
-    <w:p>
-      <w:pPr>
-        <w:spacing w:before="0" w:after="60" w:line="288" w:lineRule="auto"/>
-        <w:ind w:left="40"/>
-        <w:snapToGrid w:val="0"/>
-        <w:pBdr>
-          <w:top w:val="single" w:sz="4" w:space="2" w:color="999999"/>
-          <w:left w:val="single" w:sz="4" w:space="2" w:color="999999"/>
-          <w:bottom w:val="single" w:sz="4" w:space="2" w:color="999999"/>
-          <w:right w:val="single" w:sz="4" w:space="2" w:color="999999"/>
-        </w:pBdr>
-        <w:shd w:val="clear" w:color="auto" w:fill="F6F3EA"/>
-      </w:pPr>
-      <w:r>
-        <w:rPr>
-          <w:rFonts w:ascii="맑은 고딕" w:hAnsi="맑은 고딕" w:eastAsia="맑은 고딕"/>
-          <w:b w:val="0"/>
-          <w:sz w:val="17"/>
-          <w:u w:val="none"/>
-        </w:rPr>
-        <w:t>Pollock's refusal to copy was an (A) [</w:t>
-      </w:r>
-      <w:r>
-        <w:rPr>
-          <w:rFonts w:ascii="맑은 고딕" w:hAnsi="맑은 고딕" w:eastAsia="맑은 고딕"/>
-          <w:b/>
-          <w:sz w:val="17"/>
-          <w:u w:val="none"/>
-        </w:rPr>
-        <w:t>imaginative</w:t>
-      </w:r>
-      <w:r>
-        <w:rPr>
-          <w:rFonts w:ascii="맑은 고딕" w:hAnsi="맑은 고딕" w:eastAsia="맑은 고딕"/>
-          <w:b w:val="0"/>
-          <w:sz w:val="17"/>
-          <w:u w:val="none"/>
-        </w:rPr>
-        <w:t xml:space="preserve"> / </w:t>
-      </w:r>
-      <w:r>
-        <w:rPr>
-          <w:rFonts w:ascii="맑은 고딕" w:hAnsi="맑은 고딕" w:eastAsia="맑은 고딕"/>
-          <w:b/>
-          <w:sz w:val="17"/>
-          <w:u w:val="none"/>
-        </w:rPr>
-        <w:t>imaginary</w:t>
-      </w:r>
-      <w:r>
-        <w:rPr>
-          <w:rFonts w:ascii="맑은 고딕" w:hAnsi="맑은 고딕" w:eastAsia="맑은 고딕"/>
-          <w:b w:val="0"/>
-          <w:sz w:val="17"/>
-          <w:u w:val="none"/>
-        </w:rPr>
-        <w:t>] act, not a lazy one: he had to invent marks that meant nothing. The result was a (B) [</w:t>
-      </w:r>
-      <w:r>
-        <w:rPr>
-          <w:rFonts w:ascii="맑은 고딕" w:hAnsi="맑은 고딕" w:eastAsia="맑은 고딕"/>
-          <w:b/>
-          <w:sz w:val="17"/>
-          <w:u w:val="none"/>
-        </w:rPr>
-        <w:t>momentous</w:t>
-      </w:r>
-      <w:r>
-        <w:rPr>
-          <w:rFonts w:ascii="맑은 고딕" w:hAnsi="맑은 고딕" w:eastAsia="맑은 고딕"/>
-          <w:b w:val="0"/>
-          <w:sz w:val="17"/>
-          <w:u w:val="none"/>
-        </w:rPr>
-        <w:t xml:space="preserve"> / </w:t>
-      </w:r>
-      <w:r>
-        <w:rPr>
-          <w:rFonts w:ascii="맑은 고딕" w:hAnsi="맑은 고딕" w:eastAsia="맑은 고딕"/>
-          <w:b/>
-          <w:sz w:val="17"/>
-          <w:u w:val="none"/>
-        </w:rPr>
-        <w:t>momentary</w:t>
-      </w:r>
-      <w:r>
-        <w:rPr>
-          <w:rFonts w:ascii="맑은 고딕" w:hAnsi="맑은 고딕" w:eastAsia="맑은 고딕"/>
-          <w:b w:val="0"/>
-          <w:sz w:val="17"/>
-          <w:u w:val="none"/>
-        </w:rPr>
-        <w:t>] shift in how we define art, because it showed that (C) [</w:t>
-      </w:r>
-      <w:r>
-        <w:rPr>
-          <w:rFonts w:ascii="맑은 고딕" w:hAnsi="맑은 고딕" w:eastAsia="맑은 고딕"/>
-          <w:b/>
-          <w:sz w:val="17"/>
-          <w:u w:val="none"/>
-        </w:rPr>
-        <w:t>artistic</w:t>
-      </w:r>
-      <w:r>
-        <w:rPr>
-          <w:rFonts w:ascii="맑은 고딕" w:hAnsi="맑은 고딕" w:eastAsia="맑은 고딕"/>
-          <w:b w:val="0"/>
-          <w:sz w:val="17"/>
-          <w:u w:val="none"/>
-        </w:rPr>
-        <w:t xml:space="preserve"> / </w:t>
-      </w:r>
-      <w:r>
-        <w:rPr>
-          <w:rFonts w:ascii="맑은 고딕" w:hAnsi="맑은 고딕" w:eastAsia="맑은 고딕"/>
-          <w:b/>
-          <w:sz w:val="17"/>
-          <w:u w:val="none"/>
-        </w:rPr>
-        <w:t>artificial</w:t>
-      </w:r>
-      <w:r>
-        <w:rPr>
-          <w:rFonts w:ascii="맑은 고딕" w:hAnsi="맑은 고딕" w:eastAsia="맑은 고딕"/>
-          <w:b w:val="0"/>
-          <w:sz w:val="17"/>
-          <w:u w:val="none"/>
-        </w:rPr>
-        <w:t>] value does not depend on resemblance to the real world.</w:t>
-      </w:r>
-    </w:p>
-    <w:p>
-      <w:pPr>
-        <w:spacing w:before="0" w:after="0" w:line="269" w:lineRule="auto"/>
-        <w:ind w:left="180" w:hanging="180"/>
-        <w:snapToGrid w:val="0"/>
-      </w:pPr>
-      <w:r>
-        <w:rPr>
-          <w:rFonts w:ascii="맑은 고딕" w:hAnsi="맑은 고딕" w:eastAsia="맑은 고딕"/>
-          <w:b w:val="0"/>
-          <w:sz w:val="17"/>
-          <w:u w:val="none"/>
-        </w:rPr>
-        <w:t>① (A) imaginative – (B) momentous – (C) artistic</w:t>
-      </w:r>
-    </w:p>
-    <w:p>
-      <w:pPr>
-        <w:spacing w:before="0" w:after="0" w:line="269" w:lineRule="auto"/>
-        <w:ind w:left="180" w:hanging="180"/>
-        <w:snapToGrid w:val="0"/>
-      </w:pPr>
-      <w:r>
-        <w:rPr>
-          <w:rFonts w:ascii="맑은 고딕" w:hAnsi="맑은 고딕" w:eastAsia="맑은 고딕"/>
-          <w:b w:val="0"/>
-          <w:sz w:val="17"/>
-          <w:u w:val="none"/>
-        </w:rPr>
-        <w:t>② (A) imaginary – (B) momentous – (C) artistic</w:t>
-      </w:r>
-    </w:p>
-    <w:p>
-      <w:pPr>
-        <w:spacing w:before="0" w:after="0" w:line="269" w:lineRule="auto"/>
-        <w:ind w:left="180" w:hanging="180"/>
-        <w:snapToGrid w:val="0"/>
-      </w:pPr>
-      <w:r>
-        <w:rPr>
-          <w:rFonts w:ascii="맑은 고딕" w:hAnsi="맑은 고딕" w:eastAsia="맑은 고딕"/>
-          <w:b w:val="0"/>
-          <w:sz w:val="17"/>
-          <w:u w:val="none"/>
-        </w:rPr>
-        <w:t>③ (A) imaginative – (B) momentary – (C) artificial</w:t>
-      </w:r>
-    </w:p>
-    <w:p>
-      <w:pPr>
-        <w:spacing w:before="0" w:after="0" w:line="269" w:lineRule="auto"/>
-        <w:ind w:left="180" w:hanging="180"/>
-        <w:snapToGrid w:val="0"/>
-      </w:pPr>
-      <w:r>
-        <w:rPr>
-          <w:rFonts w:ascii="맑은 고딕" w:hAnsi="맑은 고딕" w:eastAsia="맑은 고딕"/>
-          <w:b w:val="0"/>
-          <w:sz w:val="17"/>
-          <w:u w:val="none"/>
-        </w:rPr>
-        <w:t>④ (A) imaginative – (B) momentous – (C) artificial</w:t>
-      </w:r>
-    </w:p>
-    <w:p>
-      <w:pPr>
-        <w:spacing w:before="0" w:after="0" w:line="269" w:lineRule="auto"/>
-        <w:ind w:left="180" w:hanging="180"/>
-        <w:snapToGrid w:val="0"/>
-      </w:pPr>
-      <w:r>
-        <w:rPr>
-          <w:rFonts w:ascii="맑은 고딕" w:hAnsi="맑은 고딕" w:eastAsia="맑은 고딕"/>
-          <w:b w:val="0"/>
-          <w:sz w:val="17"/>
-          <w:u w:val="none"/>
-        </w:rPr>
-        <w:t>⑤ (A) imaginary – (B) momentary – (C) artistic</w:t>
-      </w:r>
-    </w:p>
-    <w:p>
-      <w:pPr>
-        <w:keepNext/>
-        <w:spacing w:before="80" w:after="40" w:line="276" w:lineRule="auto"/>
-        <w:snapToGrid w:val="0"/>
-        <w:shd w:val="clear" w:color="auto" w:fill="8A3A12"/>
-      </w:pPr>
-      <w:r>
-        <w:rPr>
-          <w:rFonts w:ascii="맑은 고딕" w:hAnsi="맑은 고딕" w:eastAsia="맑은 고딕"/>
-          <w:b/>
-          <w:color w:val="FFFFFF"/>
-          <w:sz w:val="17"/>
-          <w:u w:val="none"/>
-        </w:rPr>
-        <w:t>서답형  33-서1 ~ 33-서7</w:t>
-      </w:r>
-    </w:p>
-    <w:p>
-      <w:pPr>
-        <w:keepNext/>
-        <w:spacing w:before="80" w:after="20" w:line="276" w:lineRule="auto"/>
-        <w:snapToGrid w:val="0"/>
-      </w:pPr>
-      <w:r>
-        <w:rPr>
-          <w:rFonts w:ascii="맑은 고딕" w:hAnsi="맑은 고딕" w:eastAsia="맑은 고딕"/>
-          <w:b/>
-          <w:sz w:val="17"/>
-          <w:u w:val="none"/>
-        </w:rPr>
-        <w:t>33-서1.</w:t>
-      </w:r>
-      <w:r>
-        <w:rPr>
-          <w:rFonts w:ascii="맑은 고딕" w:hAnsi="맑은 고딕" w:eastAsia="맑은 고딕"/>
-          <w:b w:val="0"/>
-          <w:sz w:val="17"/>
-          <w:u w:val="none"/>
-        </w:rPr>
-        <w:t xml:space="preserve"> 윗글을 바탕으로 아래 '미술 시간' 일화의 빈칸 (1)~(3)을 &lt;조건&gt;에 맞게 채우시오. [4.0점]</w:t>
-      </w:r>
-    </w:p>
-    <w:p>
-      <w:pPr>
-        <w:spacing w:before="0" w:after="60" w:line="288" w:lineRule="auto"/>
-        <w:ind w:left="40"/>
-        <w:snapToGrid w:val="0"/>
-        <w:pBdr>
-          <w:top w:val="single" w:sz="4" w:space="2" w:color="999999"/>
-          <w:left w:val="single" w:sz="4" w:space="2" w:color="999999"/>
-          <w:bottom w:val="single" w:sz="4" w:space="2" w:color="999999"/>
-          <w:right w:val="single" w:sz="4" w:space="2" w:color="999999"/>
-        </w:pBdr>
-        <w:shd w:val="clear" w:color="auto" w:fill="F6F3EA"/>
-      </w:pPr>
-      <w:r>
-        <w:rPr>
-          <w:rFonts w:ascii="맑은 고딕" w:hAnsi="맑은 고딕" w:eastAsia="맑은 고딕"/>
-          <w:b w:val="0"/>
-          <w:sz w:val="17"/>
-          <w:u w:val="none"/>
-        </w:rPr>
-        <w:t>[Two Apples in Art Class]</w:t>
-      </w:r>
-    </w:p>
-    <w:p>
-      <w:pPr>
-        <w:spacing w:before="0" w:after="60" w:line="288" w:lineRule="auto"/>
-        <w:ind w:left="40"/>
-        <w:snapToGrid w:val="0"/>
-        <w:pBdr>
-          <w:top w:val="single" w:sz="4" w:space="2" w:color="999999"/>
-          <w:left w:val="single" w:sz="4" w:space="2" w:color="999999"/>
-          <w:bottom w:val="single" w:sz="4" w:space="2" w:color="999999"/>
-          <w:right w:val="single" w:sz="4" w:space="2" w:color="999999"/>
-        </w:pBdr>
-        <w:shd w:val="clear" w:color="auto" w:fill="F6F3EA"/>
-      </w:pPr>
-    </w:p>
-    <w:p>
-      <w:pPr>
-        <w:spacing w:before="0" w:after="60" w:line="288" w:lineRule="auto"/>
-        <w:ind w:left="40"/>
-        <w:snapToGrid w:val="0"/>
-        <w:pBdr>
-          <w:top w:val="single" w:sz="4" w:space="2" w:color="999999"/>
-          <w:left w:val="single" w:sz="4" w:space="2" w:color="999999"/>
-          <w:bottom w:val="single" w:sz="4" w:space="2" w:color="999999"/>
-          <w:right w:val="single" w:sz="4" w:space="2" w:color="999999"/>
-        </w:pBdr>
-        <w:shd w:val="clear" w:color="auto" w:fill="F6F3EA"/>
-      </w:pPr>
-      <w:r>
-        <w:rPr>
-          <w:rFonts w:ascii="맑은 고딕" w:hAnsi="맑은 고딕" w:eastAsia="맑은 고딕"/>
-          <w:b w:val="0"/>
-          <w:sz w:val="17"/>
-          <w:u w:val="none"/>
-        </w:rPr>
-        <w:t>In art class our teacher put an apple on the desk and asked us to draw it. I worked for an hour on the shine and the shadow, proud of my (1) ________. My friend Minho, however, covered his paper with splashes of red and green and refused to add a single line that (2) ________ a real apple. "It's still art," he said, "just not a copy." Our teacher agreed, and that day I learned what the article means: (3) ________.</w:t>
-      </w:r>
-    </w:p>
-    <w:p>
-      <w:pPr>
-        <w:spacing w:before="0" w:after="0" w:line="336" w:lineRule="auto"/>
-        <w:ind w:left="40"/>
-        <w:snapToGrid w:val="0"/>
-        <w:pBdr>
-          <w:top w:val="single" w:sz="4" w:space="2" w:color="555555"/>
-          <w:left w:val="single" w:sz="4" w:space="2" w:color="555555"/>
-          <w:bottom w:val="single" w:sz="4" w:space="2" w:color="555555"/>
-          <w:right w:val="single" w:sz="4" w:space="2" w:color="555555"/>
-        </w:pBdr>
-        <w:shd w:val="clear" w:color="auto" w:fill="FFFFFF"/>
-      </w:pPr>
-      <w:r>
-        <w:rPr>
-          <w:rFonts w:ascii="맑은 고딕" w:hAnsi="맑은 고딕" w:eastAsia="맑은 고딕"/>
-          <w:b/>
-          <w:sz w:val="17"/>
-          <w:u w:val="none"/>
-        </w:rPr>
-        <w:t>조건 · 보기</w:t>
-      </w:r>
-    </w:p>
-    <w:p>
-      <w:pPr>
-        <w:spacing w:before="0" w:after="0" w:line="336" w:lineRule="auto"/>
-        <w:ind w:left="40"/>
-        <w:snapToGrid w:val="0"/>
-        <w:pBdr>
-          <w:top w:val="single" w:sz="4" w:space="2" w:color="555555"/>
-          <w:left w:val="single" w:sz="4" w:space="2" w:color="555555"/>
-          <w:bottom w:val="single" w:sz="4" w:space="2" w:color="555555"/>
-          <w:right w:val="single" w:sz="4" w:space="2" w:color="555555"/>
-        </w:pBdr>
-        <w:shd w:val="clear" w:color="auto" w:fill="FFFFFF"/>
-      </w:pPr>
-      <w:r>
-        <w:rPr>
-          <w:rFonts w:ascii="맑은 고딕" w:hAnsi="맑은 고딕" w:eastAsia="맑은 고딕"/>
-          <w:b w:val="0"/>
-          <w:sz w:val="17"/>
-          <w:u w:val="none"/>
-        </w:rPr>
-        <w:t>&lt;조건&gt;</w:t>
-        <w:br/>
-        <w:t xml:space="preserve">(1)과 (2)는 윗글에서 찾아 </w:t>
-      </w:r>
-      <w:r>
-        <w:rPr>
-          <w:rFonts w:ascii="맑은 고딕" w:hAnsi="맑은 고딕" w:eastAsia="맑은 고딕"/>
-          <w:b/>
-          <w:sz w:val="17"/>
-          <w:u w:val="none"/>
-        </w:rPr>
-        <w:t>그대로 한 단어</w:t>
-      </w:r>
-      <w:r>
-        <w:rPr>
-          <w:rFonts w:ascii="맑은 고딕" w:hAnsi="맑은 고딕" w:eastAsia="맑은 고딕"/>
-          <w:b w:val="0"/>
-          <w:sz w:val="17"/>
-          <w:u w:val="none"/>
-        </w:rPr>
-        <w:t>로 쓸 것 (어형 변형 불가)</w:t>
-      </w:r>
-    </w:p>
-    <w:p>
-      <w:pPr>
-        <w:spacing w:before="0" w:after="60" w:line="336" w:lineRule="auto"/>
-        <w:ind w:left="40"/>
-        <w:snapToGrid w:val="0"/>
-        <w:pBdr>
-          <w:top w:val="single" w:sz="4" w:space="2" w:color="555555"/>
-          <w:left w:val="single" w:sz="4" w:space="2" w:color="555555"/>
-          <w:bottom w:val="single" w:sz="4" w:space="2" w:color="555555"/>
-          <w:right w:val="single" w:sz="4" w:space="2" w:color="555555"/>
-        </w:pBdr>
-        <w:shd w:val="clear" w:color="auto" w:fill="FFFFFF"/>
-      </w:pPr>
-      <w:r>
-        <w:rPr>
-          <w:rFonts w:ascii="맑은 고딕" w:hAnsi="맑은 고딕" w:eastAsia="맑은 고딕"/>
-          <w:b w:val="0"/>
-          <w:sz w:val="17"/>
-          <w:u w:val="none"/>
-        </w:rPr>
-        <w:t xml:space="preserve">(3)은 아래 [보기]의 표현을 </w:t>
-      </w:r>
-      <w:r>
-        <w:rPr>
-          <w:rFonts w:ascii="맑은 고딕" w:hAnsi="맑은 고딕" w:eastAsia="맑은 고딕"/>
-          <w:b/>
-          <w:sz w:val="17"/>
-          <w:u w:val="none"/>
-        </w:rPr>
-        <w:t>모두 한 번씩만</w:t>
-      </w:r>
-      <w:r>
-        <w:rPr>
-          <w:rFonts w:ascii="맑은 고딕" w:hAnsi="맑은 고딕" w:eastAsia="맑은 고딕"/>
-          <w:b w:val="0"/>
-          <w:sz w:val="17"/>
-          <w:u w:val="none"/>
-        </w:rPr>
-        <w:t xml:space="preserve"> 사용하여 11단어로 쓸 것 (※필요한 경우 문맥과 어법에 맞게 어형을 변형할 것)</w:t>
-        <w:br/>
-        <w:t>[보기] the ancient Greek view  /  of  /  art  /  as  /  simple copying  /  do  /  not  /  sufficient  /  define  /  art</w:t>
-      </w:r>
-    </w:p>
-    <w:p>
-      <w:pPr>
-        <w:keepNext/>
-        <w:spacing w:before="80" w:after="20" w:line="276" w:lineRule="auto"/>
-        <w:snapToGrid w:val="0"/>
-      </w:pPr>
-      <w:r>
-        <w:rPr>
-          <w:rFonts w:ascii="맑은 고딕" w:hAnsi="맑은 고딕" w:eastAsia="맑은 고딕"/>
-          <w:b/>
-          <w:sz w:val="17"/>
-          <w:u w:val="none"/>
-        </w:rPr>
-        <w:t>33-서2.</w:t>
-      </w:r>
-      <w:r>
-        <w:rPr>
-          <w:rFonts w:ascii="맑은 고딕" w:hAnsi="맑은 고딕" w:eastAsia="맑은 고딕"/>
-          <w:b w:val="0"/>
-          <w:sz w:val="17"/>
-          <w:u w:val="none"/>
-        </w:rPr>
-        <w:t xml:space="preserve"> 다음 글의 밑줄 친 (1)~(4)에서 문맥·어법상 알맞은 말을 골라 쓰시오. [4.0점]</w:t>
-      </w:r>
-    </w:p>
-    <w:p>
-      <w:pPr>
-        <w:spacing w:before="0" w:after="60" w:line="288" w:lineRule="auto"/>
-        <w:ind w:left="40"/>
-        <w:snapToGrid w:val="0"/>
-        <w:pBdr>
-          <w:top w:val="single" w:sz="4" w:space="2" w:color="999999"/>
-          <w:left w:val="single" w:sz="4" w:space="2" w:color="999999"/>
-          <w:bottom w:val="single" w:sz="4" w:space="2" w:color="999999"/>
-          <w:right w:val="single" w:sz="4" w:space="2" w:color="999999"/>
-        </w:pBdr>
-        <w:shd w:val="clear" w:color="auto" w:fill="F6F3EA"/>
-      </w:pPr>
-      <w:r>
-        <w:rPr>
-          <w:rFonts w:ascii="맑은 고딕" w:hAnsi="맑은 고딕" w:eastAsia="맑은 고딕"/>
-          <w:b w:val="0"/>
-          <w:sz w:val="17"/>
-          <w:u w:val="none"/>
-        </w:rPr>
-        <w:t xml:space="preserve">The ancient Greeks felt that the visual artist’s goal was to (1) </w:t>
-      </w:r>
-      <w:r>
-        <w:rPr>
-          <w:rFonts w:ascii="맑은 고딕" w:hAnsi="맑은 고딕" w:eastAsia="맑은 고딕"/>
-          <w:b/>
-          <w:sz w:val="17"/>
-          <w:u w:val="none"/>
-        </w:rPr>
-        <w:t>[ⓐ transform / ⓑ copy]</w:t>
-      </w:r>
-      <w:r>
-        <w:rPr>
-          <w:rFonts w:ascii="맑은 고딕" w:hAnsi="맑은 고딕" w:eastAsia="맑은 고딕"/>
-          <w:b w:val="0"/>
-          <w:sz w:val="17"/>
-          <w:u w:val="none"/>
-        </w:rPr>
-        <w:t xml:space="preserve"> visual experience. This approach appears in the realism of ancient Greek sculpture and pottery. We must sadly note that, due to the action of time and weather, no paintings from ancient Greek artists (2) </w:t>
-      </w:r>
-      <w:r>
-        <w:rPr>
-          <w:rFonts w:ascii="맑은 고딕" w:hAnsi="맑은 고딕" w:eastAsia="맑은 고딕"/>
-          <w:b/>
-          <w:sz w:val="17"/>
-          <w:u w:val="none"/>
-        </w:rPr>
-        <w:t>[ⓐ exist / ⓑ exists]</w:t>
-      </w:r>
-      <w:r>
-        <w:rPr>
-          <w:rFonts w:ascii="맑은 고딕" w:hAnsi="맑은 고딕" w:eastAsia="맑은 고딕"/>
-          <w:b w:val="0"/>
-          <w:sz w:val="17"/>
-          <w:u w:val="none"/>
-        </w:rPr>
-        <w:t xml:space="preserve"> today. This definition of art as copying reality has a problem, though. (3) </w:t>
-      </w:r>
-      <w:r>
-        <w:rPr>
-          <w:rFonts w:ascii="맑은 고딕" w:hAnsi="맑은 고딕" w:eastAsia="맑은 고딕"/>
-          <w:b/>
-          <w:sz w:val="17"/>
-          <w:u w:val="none"/>
-        </w:rPr>
-        <w:t>[ⓐ Jackson Pollock, a leader in the New York School of the 1950’s, intentionally did not copy existing objects in his art / ⓑ Jackson Pollock, a leader in the New York School of the 1950’s, carefully copied everyday objects in his art]</w:t>
-      </w:r>
-      <w:r>
-        <w:rPr>
-          <w:rFonts w:ascii="맑은 고딕" w:hAnsi="맑은 고딕" w:eastAsia="맑은 고딕"/>
-          <w:b w:val="0"/>
-          <w:sz w:val="17"/>
-          <w:u w:val="none"/>
-        </w:rPr>
-        <w:t xml:space="preserve">. They succeeded at making artwork that did not copy anything, thus demonstrating that the ancient Greek view of art as mimesis does not (4) </w:t>
-      </w:r>
-      <w:r>
-        <w:rPr>
-          <w:rFonts w:ascii="맑은 고딕" w:hAnsi="맑은 고딕" w:eastAsia="맑은 고딕"/>
-          <w:b/>
-          <w:sz w:val="17"/>
-          <w:u w:val="none"/>
-        </w:rPr>
-        <w:t>[ⓐ sufficient / ⓑ sufficiently]</w:t>
-      </w:r>
-      <w:r>
-        <w:rPr>
-          <w:rFonts w:ascii="맑은 고딕" w:hAnsi="맑은 고딕" w:eastAsia="맑은 고딕"/>
-          <w:b w:val="0"/>
-          <w:sz w:val="17"/>
-          <w:u w:val="none"/>
-        </w:rPr>
-        <w:t xml:space="preserve"> define art.</w:t>
-      </w:r>
-    </w:p>
-    <w:p>
-      <w:pPr>
-        <w:spacing w:before="0" w:after="0" w:line="336" w:lineRule="auto"/>
-        <w:ind w:left="40"/>
-        <w:snapToGrid w:val="0"/>
-        <w:pBdr>
-          <w:top w:val="single" w:sz="4" w:space="2" w:color="555555"/>
-          <w:left w:val="single" w:sz="4" w:space="2" w:color="555555"/>
-          <w:bottom w:val="single" w:sz="4" w:space="2" w:color="555555"/>
-          <w:right w:val="single" w:sz="4" w:space="2" w:color="555555"/>
-        </w:pBdr>
-        <w:shd w:val="clear" w:color="auto" w:fill="FFFFFF"/>
-      </w:pPr>
-      <w:r>
-        <w:rPr>
-          <w:rFonts w:ascii="맑은 고딕" w:hAnsi="맑은 고딕" w:eastAsia="맑은 고딕"/>
-          <w:b/>
-          <w:sz w:val="17"/>
-          <w:u w:val="none"/>
-        </w:rPr>
-        <w:t>조건 · 보기</w:t>
-      </w:r>
-    </w:p>
-    <w:p>
-      <w:pPr>
-        <w:spacing w:before="0" w:after="0" w:line="336" w:lineRule="auto"/>
-        <w:ind w:left="40"/>
-        <w:snapToGrid w:val="0"/>
-        <w:pBdr>
-          <w:top w:val="single" w:sz="4" w:space="2" w:color="555555"/>
-          <w:left w:val="single" w:sz="4" w:space="2" w:color="555555"/>
-          <w:bottom w:val="single" w:sz="4" w:space="2" w:color="555555"/>
-          <w:right w:val="single" w:sz="4" w:space="2" w:color="555555"/>
-        </w:pBdr>
-        <w:shd w:val="clear" w:color="auto" w:fill="FFFFFF"/>
-      </w:pPr>
-      <w:r>
-        <w:rPr>
-          <w:rFonts w:ascii="맑은 고딕" w:hAnsi="맑은 고딕" w:eastAsia="맑은 고딕"/>
-          <w:b w:val="0"/>
-          <w:sz w:val="17"/>
-          <w:u w:val="none"/>
-        </w:rPr>
-        <w:t xml:space="preserve">&lt;조건&gt;각 소문항 안에서 ⓐ와 ⓑ 중 하나만 골라 </w:t>
-      </w:r>
-      <w:r>
-        <w:rPr>
-          <w:rFonts w:ascii="맑은 고딕" w:hAnsi="맑은 고딕" w:eastAsia="맑은 고딕"/>
-          <w:b/>
-          <w:sz w:val="17"/>
-          <w:u w:val="none"/>
-        </w:rPr>
-        <w:t>기호 또는 답 전체</w:t>
-      </w:r>
-      <w:r>
-        <w:rPr>
-          <w:rFonts w:ascii="맑은 고딕" w:hAnsi="맑은 고딕" w:eastAsia="맑은 고딕"/>
-          <w:b w:val="0"/>
-          <w:sz w:val="17"/>
-          <w:u w:val="none"/>
-        </w:rPr>
-        <w:t>를 쓸 것</w:t>
-      </w:r>
-    </w:p>
-    <w:p>
-      <w:pPr>
-        <w:spacing w:before="0" w:after="60" w:line="336" w:lineRule="auto"/>
-        <w:ind w:left="40"/>
-        <w:snapToGrid w:val="0"/>
-        <w:pBdr>
-          <w:top w:val="single" w:sz="4" w:space="2" w:color="555555"/>
-          <w:left w:val="single" w:sz="4" w:space="2" w:color="555555"/>
-          <w:bottom w:val="single" w:sz="4" w:space="2" w:color="555555"/>
-          <w:right w:val="single" w:sz="4" w:space="2" w:color="555555"/>
-        </w:pBdr>
-        <w:shd w:val="clear" w:color="auto" w:fill="FFFFFF"/>
-      </w:pPr>
-      <w:r>
-        <w:rPr>
-          <w:rFonts w:ascii="맑은 고딕" w:hAnsi="맑은 고딕" w:eastAsia="맑은 고딕"/>
-          <w:b w:val="0"/>
-          <w:sz w:val="17"/>
-          <w:u w:val="none"/>
-        </w:rPr>
-        <w:t>답안지에 소문항 번호를 정확하게 기입할 것 (예: 2-(1) 2-(2) 2-(3) 2-(4))</w:t>
-      </w:r>
-    </w:p>
-    <w:p>
-      <w:pPr>
-        <w:keepNext/>
-        <w:spacing w:before="80" w:after="20" w:line="276" w:lineRule="auto"/>
-        <w:snapToGrid w:val="0"/>
-      </w:pPr>
-      <w:r>
-        <w:rPr>
-          <w:rFonts w:ascii="맑은 고딕" w:hAnsi="맑은 고딕" w:eastAsia="맑은 고딕"/>
-          <w:b/>
-          <w:sz w:val="17"/>
-          <w:u w:val="none"/>
-        </w:rPr>
-        <w:t>33-서3.</w:t>
-      </w:r>
-      <w:r>
-        <w:rPr>
-          <w:rFonts w:ascii="맑은 고딕" w:hAnsi="맑은 고딕" w:eastAsia="맑은 고딕"/>
-          <w:b w:val="0"/>
-          <w:sz w:val="17"/>
-          <w:u w:val="none"/>
-        </w:rPr>
-        <w:t xml:space="preserve"> 윗글을 읽고 다음 두 질문에 &lt;조건&gt;에 맞게 영어로 답하시오. [4.0점]</w:t>
-      </w:r>
-    </w:p>
-    <w:p>
-      <w:pPr>
-        <w:spacing w:before="0" w:after="60" w:line="288" w:lineRule="auto"/>
-        <w:ind w:left="40"/>
-        <w:snapToGrid w:val="0"/>
-        <w:pBdr>
-          <w:top w:val="single" w:sz="4" w:space="2" w:color="999999"/>
-          <w:left w:val="single" w:sz="4" w:space="2" w:color="999999"/>
-          <w:bottom w:val="single" w:sz="4" w:space="2" w:color="999999"/>
-          <w:right w:val="single" w:sz="4" w:space="2" w:color="999999"/>
-        </w:pBdr>
-        <w:shd w:val="clear" w:color="auto" w:fill="F6F3EA"/>
-      </w:pPr>
-      <w:r>
-        <w:rPr>
-          <w:rFonts w:ascii="맑은 고딕" w:hAnsi="맑은 고딕" w:eastAsia="맑은 고딕"/>
-          <w:b/>
-          <w:sz w:val="17"/>
-          <w:u w:val="none"/>
-        </w:rPr>
-        <w:t>Q1.</w:t>
-      </w:r>
-      <w:r>
-        <w:rPr>
-          <w:rFonts w:ascii="맑은 고딕" w:hAnsi="맑은 고딕" w:eastAsia="맑은 고딕"/>
-          <w:b w:val="0"/>
-          <w:sz w:val="17"/>
-          <w:u w:val="none"/>
-        </w:rPr>
-        <w:t xml:space="preserve"> According to the passage, why do no paintings from ancient Greek artists exist today?</w:t>
-      </w:r>
-    </w:p>
-    <w:p>
-      <w:pPr>
-        <w:spacing w:before="0" w:after="60" w:line="288" w:lineRule="auto"/>
-        <w:ind w:left="40"/>
-        <w:snapToGrid w:val="0"/>
-        <w:pBdr>
-          <w:top w:val="single" w:sz="4" w:space="2" w:color="999999"/>
-          <w:left w:val="single" w:sz="4" w:space="2" w:color="999999"/>
-          <w:bottom w:val="single" w:sz="4" w:space="2" w:color="999999"/>
-          <w:right w:val="single" w:sz="4" w:space="2" w:color="999999"/>
-        </w:pBdr>
-        <w:shd w:val="clear" w:color="auto" w:fill="F6F3EA"/>
-      </w:pPr>
-    </w:p>
-    <w:p>
-      <w:pPr>
-        <w:spacing w:before="0" w:after="60" w:line="288" w:lineRule="auto"/>
-        <w:ind w:left="40"/>
-        <w:snapToGrid w:val="0"/>
-        <w:pBdr>
-          <w:top w:val="single" w:sz="4" w:space="2" w:color="999999"/>
-          <w:left w:val="single" w:sz="4" w:space="2" w:color="999999"/>
-          <w:bottom w:val="single" w:sz="4" w:space="2" w:color="999999"/>
-          <w:right w:val="single" w:sz="4" w:space="2" w:color="999999"/>
-        </w:pBdr>
-        <w:shd w:val="clear" w:color="auto" w:fill="F6F3EA"/>
-      </w:pPr>
-      <w:r>
-        <w:rPr>
-          <w:rFonts w:ascii="맑은 고딕" w:hAnsi="맑은 고딕" w:eastAsia="맑은 고딕"/>
-          <w:b w:val="0"/>
-          <w:sz w:val="17"/>
-          <w:u w:val="none"/>
-        </w:rPr>
-        <w:t>A1. Due to the                  ________.</w:t>
-      </w:r>
-    </w:p>
-    <w:p>
-      <w:pPr>
-        <w:spacing w:before="0" w:after="60" w:line="288" w:lineRule="auto"/>
-        <w:ind w:left="40"/>
-        <w:snapToGrid w:val="0"/>
-        <w:pBdr>
-          <w:top w:val="single" w:sz="4" w:space="2" w:color="999999"/>
-          <w:left w:val="single" w:sz="4" w:space="2" w:color="999999"/>
-          <w:bottom w:val="single" w:sz="4" w:space="2" w:color="999999"/>
-          <w:right w:val="single" w:sz="4" w:space="2" w:color="999999"/>
-        </w:pBdr>
-        <w:shd w:val="clear" w:color="auto" w:fill="F6F3EA"/>
-      </w:pPr>
-    </w:p>
-    <w:p>
-      <w:pPr>
-        <w:spacing w:before="0" w:after="60" w:line="288" w:lineRule="auto"/>
-        <w:ind w:left="40"/>
-        <w:snapToGrid w:val="0"/>
-        <w:pBdr>
-          <w:top w:val="single" w:sz="4" w:space="2" w:color="999999"/>
-          <w:left w:val="single" w:sz="4" w:space="2" w:color="999999"/>
-          <w:bottom w:val="single" w:sz="4" w:space="2" w:color="999999"/>
-          <w:right w:val="single" w:sz="4" w:space="2" w:color="999999"/>
-        </w:pBdr>
-        <w:shd w:val="clear" w:color="auto" w:fill="F6F3EA"/>
-      </w:pPr>
-    </w:p>
-    <w:p>
-      <w:pPr>
-        <w:spacing w:before="0" w:after="60" w:line="288" w:lineRule="auto"/>
-        <w:ind w:left="40"/>
-        <w:snapToGrid w:val="0"/>
-        <w:pBdr>
-          <w:top w:val="single" w:sz="4" w:space="2" w:color="999999"/>
-          <w:left w:val="single" w:sz="4" w:space="2" w:color="999999"/>
-          <w:bottom w:val="single" w:sz="4" w:space="2" w:color="999999"/>
-          <w:right w:val="single" w:sz="4" w:space="2" w:color="999999"/>
-        </w:pBdr>
-        <w:shd w:val="clear" w:color="auto" w:fill="F6F3EA"/>
-      </w:pPr>
-      <w:r>
-        <w:rPr>
-          <w:rFonts w:ascii="맑은 고딕" w:hAnsi="맑은 고딕" w:eastAsia="맑은 고딕"/>
-          <w:b/>
-          <w:sz w:val="17"/>
-          <w:u w:val="none"/>
-        </w:rPr>
-        <w:t>Q2.</w:t>
-      </w:r>
-      <w:r>
-        <w:rPr>
-          <w:rFonts w:ascii="맑은 고딕" w:hAnsi="맑은 고딕" w:eastAsia="맑은 고딕"/>
-          <w:b w:val="0"/>
-          <w:sz w:val="17"/>
-          <w:u w:val="none"/>
-        </w:rPr>
-        <w:t xml:space="preserve"> What kind of marks or passages did Pollock and his fellow artists consciously avoid making?</w:t>
-      </w:r>
-    </w:p>
-    <w:p>
-      <w:pPr>
-        <w:spacing w:before="0" w:after="60" w:line="288" w:lineRule="auto"/>
-        <w:ind w:left="40"/>
-        <w:snapToGrid w:val="0"/>
-        <w:pBdr>
-          <w:top w:val="single" w:sz="4" w:space="2" w:color="999999"/>
-          <w:left w:val="single" w:sz="4" w:space="2" w:color="999999"/>
-          <w:bottom w:val="single" w:sz="4" w:space="2" w:color="999999"/>
-          <w:right w:val="single" w:sz="4" w:space="2" w:color="999999"/>
-        </w:pBdr>
-        <w:shd w:val="clear" w:color="auto" w:fill="F6F3EA"/>
-      </w:pPr>
-    </w:p>
-    <w:p>
-      <w:pPr>
-        <w:spacing w:before="0" w:after="60" w:line="288" w:lineRule="auto"/>
-        <w:ind w:left="40"/>
-        <w:snapToGrid w:val="0"/>
-        <w:pBdr>
-          <w:top w:val="single" w:sz="4" w:space="2" w:color="999999"/>
-          <w:left w:val="single" w:sz="4" w:space="2" w:color="999999"/>
-          <w:bottom w:val="single" w:sz="4" w:space="2" w:color="999999"/>
-          <w:right w:val="single" w:sz="4" w:space="2" w:color="999999"/>
-        </w:pBdr>
-        <w:shd w:val="clear" w:color="auto" w:fill="F6F3EA"/>
-      </w:pPr>
-      <w:r>
-        <w:rPr>
-          <w:rFonts w:ascii="맑은 고딕" w:hAnsi="맑은 고딕" w:eastAsia="맑은 고딕"/>
-          <w:b w:val="0"/>
-          <w:sz w:val="17"/>
-          <w:u w:val="none"/>
-        </w:rPr>
-        <w:t>A2. Marks or passages that                ________.</w:t>
-      </w:r>
-    </w:p>
-    <w:p>
-      <w:pPr>
-        <w:spacing w:before="0" w:after="0" w:line="336" w:lineRule="auto"/>
-        <w:ind w:left="40"/>
-        <w:snapToGrid w:val="0"/>
-        <w:pBdr>
-          <w:top w:val="single" w:sz="4" w:space="2" w:color="555555"/>
-          <w:left w:val="single" w:sz="4" w:space="2" w:color="555555"/>
-          <w:bottom w:val="single" w:sz="4" w:space="2" w:color="555555"/>
-          <w:right w:val="single" w:sz="4" w:space="2" w:color="555555"/>
-        </w:pBdr>
-        <w:shd w:val="clear" w:color="auto" w:fill="FFFFFF"/>
-      </w:pPr>
-      <w:r>
-        <w:rPr>
-          <w:rFonts w:ascii="맑은 고딕" w:hAnsi="맑은 고딕" w:eastAsia="맑은 고딕"/>
-          <w:b/>
-          <w:sz w:val="17"/>
-          <w:u w:val="none"/>
-        </w:rPr>
-        <w:t>조건 · 보기</w:t>
-      </w:r>
-    </w:p>
-    <w:p>
-      <w:pPr>
-        <w:spacing w:before="0" w:after="0" w:line="336" w:lineRule="auto"/>
-        <w:ind w:left="40"/>
-        <w:snapToGrid w:val="0"/>
-        <w:pBdr>
-          <w:top w:val="single" w:sz="4" w:space="2" w:color="555555"/>
-          <w:left w:val="single" w:sz="4" w:space="2" w:color="555555"/>
-          <w:bottom w:val="single" w:sz="4" w:space="2" w:color="555555"/>
-          <w:right w:val="single" w:sz="4" w:space="2" w:color="555555"/>
-        </w:pBdr>
-        <w:shd w:val="clear" w:color="auto" w:fill="FFFFFF"/>
-      </w:pPr>
-      <w:r>
-        <w:rPr>
-          <w:rFonts w:ascii="맑은 고딕" w:hAnsi="맑은 고딕" w:eastAsia="맑은 고딕"/>
-          <w:b w:val="0"/>
-          <w:sz w:val="17"/>
-          <w:u w:val="none"/>
-        </w:rPr>
-        <w:t>&lt;조건&gt;</w:t>
-        <w:br/>
-        <w:t xml:space="preserve">A1의 빈칸은 </w:t>
-      </w:r>
-      <w:r>
-        <w:rPr>
-          <w:rFonts w:ascii="맑은 고딕" w:hAnsi="맑은 고딕" w:eastAsia="맑은 고딕"/>
-          <w:b/>
-          <w:sz w:val="17"/>
-          <w:u w:val="none"/>
-        </w:rPr>
-        <w:t>다섯 단어</w:t>
-      </w:r>
-      <w:r>
-        <w:rPr>
-          <w:rFonts w:ascii="맑은 고딕" w:hAnsi="맑은 고딕" w:eastAsia="맑은 고딕"/>
-          <w:b w:val="0"/>
-          <w:sz w:val="17"/>
-          <w:u w:val="none"/>
-        </w:rPr>
-        <w:t>로 쓸 것. 답란에 이미 인쇄된 표현을 다시 쓰면 감점</w:t>
-      </w:r>
-    </w:p>
-    <w:p>
-      <w:pPr>
-        <w:spacing w:before="0" w:after="60" w:line="336" w:lineRule="auto"/>
-        <w:ind w:left="40"/>
-        <w:snapToGrid w:val="0"/>
-        <w:pBdr>
-          <w:top w:val="single" w:sz="4" w:space="2" w:color="555555"/>
-          <w:left w:val="single" w:sz="4" w:space="2" w:color="555555"/>
-          <w:bottom w:val="single" w:sz="4" w:space="2" w:color="555555"/>
-          <w:right w:val="single" w:sz="4" w:space="2" w:color="555555"/>
-        </w:pBdr>
-        <w:shd w:val="clear" w:color="auto" w:fill="FFFFFF"/>
-      </w:pPr>
-      <w:r>
-        <w:rPr>
-          <w:rFonts w:ascii="맑은 고딕" w:hAnsi="맑은 고딕" w:eastAsia="맑은 고딕"/>
-          <w:b w:val="0"/>
-          <w:sz w:val="17"/>
-          <w:u w:val="none"/>
-        </w:rPr>
-        <w:t xml:space="preserve">A2의 빈칸은 </w:t>
-      </w:r>
-      <w:r>
-        <w:rPr>
-          <w:rFonts w:ascii="맑은 고딕" w:hAnsi="맑은 고딕" w:eastAsia="맑은 고딕"/>
-          <w:b/>
-          <w:sz w:val="17"/>
-          <w:u w:val="none"/>
-        </w:rPr>
-        <w:t>세 단어</w:t>
-      </w:r>
-      <w:r>
-        <w:rPr>
-          <w:rFonts w:ascii="맑은 고딕" w:hAnsi="맑은 고딕" w:eastAsia="맑은 고딕"/>
-          <w:b w:val="0"/>
-          <w:sz w:val="17"/>
-          <w:u w:val="none"/>
-        </w:rPr>
-        <w:t>로 쓸 것 (본문 어형 그대로)</w:t>
-      </w:r>
-    </w:p>
-    <w:p>
-      <w:pPr>
-        <w:keepNext/>
-        <w:spacing w:before="80" w:after="20" w:line="276" w:lineRule="auto"/>
-        <w:snapToGrid w:val="0"/>
-      </w:pPr>
-      <w:r>
-        <w:rPr>
-          <w:rFonts w:ascii="맑은 고딕" w:hAnsi="맑은 고딕" w:eastAsia="맑은 고딕"/>
-          <w:b/>
-          <w:sz w:val="17"/>
-          <w:u w:val="none"/>
-        </w:rPr>
-        <w:t>33-서4.</w:t>
-      </w:r>
-      <w:r>
-        <w:rPr>
-          <w:rFonts w:ascii="맑은 고딕" w:hAnsi="맑은 고딕" w:eastAsia="맑은 고딕"/>
-          <w:b w:val="0"/>
-          <w:sz w:val="17"/>
-          <w:u w:val="none"/>
-        </w:rPr>
-        <w:t xml:space="preserve"> 윗글의 밑줄 친 (1), (2)와 </w:t>
-      </w:r>
-      <w:r>
-        <w:rPr>
-          <w:rFonts w:ascii="맑은 고딕" w:hAnsi="맑은 고딕" w:eastAsia="맑은 고딕"/>
-          <w:b/>
-          <w:sz w:val="17"/>
-          <w:u w:val="none"/>
-        </w:rPr>
-        <w:t>같은 뜻이 되도록</w:t>
-      </w:r>
-      <w:r>
-        <w:rPr>
-          <w:rFonts w:ascii="맑은 고딕" w:hAnsi="맑은 고딕" w:eastAsia="맑은 고딕"/>
-          <w:b w:val="0"/>
-          <w:sz w:val="17"/>
-          <w:u w:val="none"/>
-        </w:rPr>
-        <w:t xml:space="preserve"> &lt;조건&gt;에 맞게 다시 쓰시오. [4.0점]</w:t>
-      </w:r>
-    </w:p>
-    <w:p>
-      <w:pPr>
-        <w:spacing w:before="0" w:after="60" w:line="288" w:lineRule="auto"/>
-        <w:ind w:left="40"/>
-        <w:snapToGrid w:val="0"/>
-        <w:pBdr>
-          <w:top w:val="single" w:sz="4" w:space="2" w:color="999999"/>
-          <w:left w:val="single" w:sz="4" w:space="2" w:color="999999"/>
-          <w:bottom w:val="single" w:sz="4" w:space="2" w:color="999999"/>
-          <w:right w:val="single" w:sz="4" w:space="2" w:color="999999"/>
-        </w:pBdr>
-        <w:shd w:val="clear" w:color="auto" w:fill="F6F3EA"/>
-      </w:pPr>
-      <w:r>
-        <w:rPr>
-          <w:rFonts w:ascii="맑은 고딕" w:hAnsi="맑은 고딕" w:eastAsia="맑은 고딕"/>
-          <w:b w:val="0"/>
-          <w:sz w:val="17"/>
-          <w:u w:val="none"/>
-        </w:rPr>
-        <w:t xml:space="preserve">(1) </w:t>
-      </w:r>
-      <w:r>
-        <w:rPr>
-          <w:rFonts w:ascii="맑은 고딕" w:hAnsi="맑은 고딕" w:eastAsia="맑은 고딕"/>
-          <w:b w:val="0"/>
-          <w:sz w:val="17"/>
-          <w:u w:val="single"/>
-        </w:rPr>
-        <w:t>This definition of art as copying reality has a problem, though.</w:t>
-      </w:r>
-      <w:r>
-        <w:rPr>
-          <w:rFonts w:ascii="맑은 고딕" w:hAnsi="맑은 고딕" w:eastAsia="맑은 고딕"/>
-          <w:b w:val="0"/>
-          <w:sz w:val="17"/>
-          <w:u w:val="none"/>
-        </w:rPr>
-        <w:t xml:space="preserve"> (...) (2) </w:t>
-      </w:r>
-      <w:r>
-        <w:rPr>
-          <w:rFonts w:ascii="맑은 고딕" w:hAnsi="맑은 고딕" w:eastAsia="맑은 고딕"/>
-          <w:b w:val="0"/>
-          <w:sz w:val="17"/>
-          <w:u w:val="single"/>
-        </w:rPr>
-        <w:t>They succeeded at making artwork that did not copy anything</w:t>
-      </w:r>
-      <w:r>
-        <w:rPr>
-          <w:rFonts w:ascii="맑은 고딕" w:hAnsi="맑은 고딕" w:eastAsia="맑은 고딕"/>
-          <w:b w:val="0"/>
-          <w:sz w:val="17"/>
-          <w:u w:val="none"/>
-        </w:rPr>
-        <w:t>, thus demonstrating that the ancient Greek view of art as mimesis―simple copying―does not sufficiently define art.</w:t>
-      </w:r>
-    </w:p>
-    <w:p>
-      <w:pPr>
-        <w:spacing w:before="0" w:after="0" w:line="336" w:lineRule="auto"/>
-        <w:ind w:left="40"/>
-        <w:snapToGrid w:val="0"/>
-        <w:pBdr>
-          <w:top w:val="single" w:sz="4" w:space="2" w:color="555555"/>
-          <w:left w:val="single" w:sz="4" w:space="2" w:color="555555"/>
-          <w:bottom w:val="single" w:sz="4" w:space="2" w:color="555555"/>
-          <w:right w:val="single" w:sz="4" w:space="2" w:color="555555"/>
-        </w:pBdr>
-        <w:shd w:val="clear" w:color="auto" w:fill="FFFFFF"/>
-      </w:pPr>
-      <w:r>
-        <w:rPr>
-          <w:rFonts w:ascii="맑은 고딕" w:hAnsi="맑은 고딕" w:eastAsia="맑은 고딕"/>
-          <w:b/>
-          <w:sz w:val="17"/>
-          <w:u w:val="none"/>
-        </w:rPr>
-        <w:t>조건 · 보기</w:t>
-      </w:r>
-    </w:p>
-    <w:p>
-      <w:pPr>
-        <w:spacing w:before="0" w:after="0" w:line="336" w:lineRule="auto"/>
-        <w:ind w:left="40"/>
-        <w:snapToGrid w:val="0"/>
-        <w:pBdr>
-          <w:top w:val="single" w:sz="4" w:space="2" w:color="555555"/>
-          <w:left w:val="single" w:sz="4" w:space="2" w:color="555555"/>
-          <w:bottom w:val="single" w:sz="4" w:space="2" w:color="555555"/>
-          <w:right w:val="single" w:sz="4" w:space="2" w:color="555555"/>
-        </w:pBdr>
-        <w:shd w:val="clear" w:color="auto" w:fill="FFFFFF"/>
-      </w:pPr>
-      <w:r>
-        <w:rPr>
-          <w:rFonts w:ascii="맑은 고딕" w:hAnsi="맑은 고딕" w:eastAsia="맑은 고딕"/>
-          <w:b w:val="0"/>
-          <w:sz w:val="17"/>
-          <w:u w:val="none"/>
-        </w:rPr>
-        <w:t>&lt;조건&gt;</w:t>
-        <w:br/>
-        <w:t xml:space="preserve">(1)은 </w:t>
-      </w:r>
-      <w:r>
-        <w:rPr>
-          <w:rFonts w:ascii="맑은 고딕" w:hAnsi="맑은 고딕" w:eastAsia="맑은 고딕"/>
-          <w:b/>
-          <w:sz w:val="17"/>
-          <w:u w:val="none"/>
-        </w:rPr>
-        <w:t>However로 시작하고 'There is ~' 구문</w:t>
-      </w:r>
-      <w:r>
-        <w:rPr>
-          <w:rFonts w:ascii="맑은 고딕" w:hAnsi="맑은 고딕" w:eastAsia="맑은 고딕"/>
-          <w:b w:val="0"/>
-          <w:sz w:val="17"/>
-          <w:u w:val="none"/>
-        </w:rPr>
-        <w:t>을 사용하여 다시 쓸 것. [보기 1]을 모두 사용하고 필요시 변형할 것</w:t>
-      </w:r>
-    </w:p>
-    <w:p>
-      <w:pPr>
-        <w:spacing w:before="0" w:after="0" w:line="336" w:lineRule="auto"/>
-        <w:ind w:left="40"/>
-        <w:snapToGrid w:val="0"/>
-        <w:pBdr>
-          <w:top w:val="single" w:sz="4" w:space="2" w:color="555555"/>
-          <w:left w:val="single" w:sz="4" w:space="2" w:color="555555"/>
-          <w:bottom w:val="single" w:sz="4" w:space="2" w:color="555555"/>
-          <w:right w:val="single" w:sz="4" w:space="2" w:color="555555"/>
-        </w:pBdr>
-        <w:shd w:val="clear" w:color="auto" w:fill="FFFFFF"/>
-      </w:pPr>
-      <w:r>
-        <w:rPr>
-          <w:rFonts w:ascii="맑은 고딕" w:hAnsi="맑은 고딕" w:eastAsia="맑은 고딕"/>
-          <w:b w:val="0"/>
-          <w:sz w:val="17"/>
-          <w:u w:val="none"/>
-        </w:rPr>
-        <w:t>[보기 1] however / there / be / a problem / with / this definition / of art / as / copy / reality</w:t>
-      </w:r>
-    </w:p>
-    <w:p>
-      <w:pPr>
-        <w:spacing w:before="0" w:after="0" w:line="336" w:lineRule="auto"/>
-        <w:ind w:left="40"/>
-        <w:snapToGrid w:val="0"/>
-        <w:pBdr>
-          <w:top w:val="single" w:sz="4" w:space="2" w:color="555555"/>
-          <w:left w:val="single" w:sz="4" w:space="2" w:color="555555"/>
-          <w:bottom w:val="single" w:sz="4" w:space="2" w:color="555555"/>
-          <w:right w:val="single" w:sz="4" w:space="2" w:color="555555"/>
-        </w:pBdr>
-        <w:shd w:val="clear" w:color="auto" w:fill="FFFFFF"/>
-      </w:pPr>
-      <w:r>
-        <w:rPr>
-          <w:rFonts w:ascii="맑은 고딕" w:hAnsi="맑은 고딕" w:eastAsia="맑은 고딕"/>
-          <w:b w:val="0"/>
-          <w:sz w:val="17"/>
-          <w:u w:val="none"/>
-        </w:rPr>
-        <w:t xml:space="preserve">(2)는 </w:t>
-      </w:r>
-      <w:r>
-        <w:rPr>
-          <w:rFonts w:ascii="맑은 고딕" w:hAnsi="맑은 고딕" w:eastAsia="맑은 고딕"/>
-          <w:b/>
-          <w:sz w:val="17"/>
-          <w:u w:val="none"/>
-        </w:rPr>
-        <w:t>'manage to'와 'nothing'</w:t>
-      </w:r>
-      <w:r>
-        <w:rPr>
-          <w:rFonts w:ascii="맑은 고딕" w:hAnsi="맑은 고딕" w:eastAsia="맑은 고딕"/>
-          <w:b w:val="0"/>
-          <w:sz w:val="17"/>
-          <w:u w:val="none"/>
-        </w:rPr>
-        <w:t>을 사용하여 다시 쓸 것 (not ... anything → nothing). [보기 2]를 모두 사용하고 필요시 변형할 것</w:t>
-      </w:r>
-    </w:p>
-    <w:p>
-      <w:pPr>
-        <w:spacing w:before="0" w:after="60" w:line="336" w:lineRule="auto"/>
-        <w:ind w:left="40"/>
-        <w:snapToGrid w:val="0"/>
-        <w:pBdr>
-          <w:top w:val="single" w:sz="4" w:space="2" w:color="555555"/>
-          <w:left w:val="single" w:sz="4" w:space="2" w:color="555555"/>
-          <w:bottom w:val="single" w:sz="4" w:space="2" w:color="555555"/>
-          <w:right w:val="single" w:sz="4" w:space="2" w:color="555555"/>
-        </w:pBdr>
-        <w:shd w:val="clear" w:color="auto" w:fill="FFFFFF"/>
-      </w:pPr>
-      <w:r>
-        <w:rPr>
-          <w:rFonts w:ascii="맑은 고딕" w:hAnsi="맑은 고딕" w:eastAsia="맑은 고딕"/>
-          <w:b w:val="0"/>
-          <w:sz w:val="17"/>
-          <w:u w:val="none"/>
-        </w:rPr>
-        <w:t>[보기 2] they / manage / to make / artwork / that / copy / nothing</w:t>
-      </w:r>
-    </w:p>
-    <w:p>
-      <w:pPr>
-        <w:keepNext/>
-        <w:spacing w:before="80" w:after="20" w:line="276" w:lineRule="auto"/>
-        <w:snapToGrid w:val="0"/>
-      </w:pPr>
-      <w:r>
-        <w:rPr>
-          <w:rFonts w:ascii="맑은 고딕" w:hAnsi="맑은 고딕" w:eastAsia="맑은 고딕"/>
-          <w:b/>
-          <w:sz w:val="17"/>
-          <w:u w:val="none"/>
-        </w:rPr>
-        <w:t>33-서5.</w:t>
-      </w:r>
-      <w:r>
-        <w:rPr>
-          <w:rFonts w:ascii="맑은 고딕" w:hAnsi="맑은 고딕" w:eastAsia="맑은 고딕"/>
-          <w:b w:val="0"/>
-          <w:sz w:val="17"/>
-          <w:u w:val="none"/>
-        </w:rPr>
-        <w:t xml:space="preserve"> 다음 글의 밑줄 친 ⓐ~ⓕ 중 </w:t>
-      </w:r>
-      <w:r>
-        <w:rPr>
-          <w:rFonts w:ascii="맑은 고딕" w:hAnsi="맑은 고딕" w:eastAsia="맑은 고딕"/>
-          <w:b/>
-          <w:sz w:val="17"/>
-          <w:u w:val="none"/>
-        </w:rPr>
-        <w:t>어법상 틀린 것 두 개</w:t>
-      </w:r>
-      <w:r>
-        <w:rPr>
-          <w:rFonts w:ascii="맑은 고딕" w:hAnsi="맑은 고딕" w:eastAsia="맑은 고딕"/>
-          <w:b w:val="0"/>
-          <w:sz w:val="17"/>
-          <w:u w:val="none"/>
-        </w:rPr>
-        <w:t>를 찾아 기호를 쓰고 바르게 고치시오. [4.0점]</w:t>
-      </w:r>
-    </w:p>
-    <w:p>
-      <w:pPr>
-        <w:spacing w:before="0" w:after="60" w:line="288" w:lineRule="auto"/>
-        <w:ind w:left="40"/>
-        <w:snapToGrid w:val="0"/>
-        <w:pBdr>
-          <w:top w:val="single" w:sz="4" w:space="2" w:color="999999"/>
-          <w:left w:val="single" w:sz="4" w:space="2" w:color="999999"/>
-          <w:bottom w:val="single" w:sz="4" w:space="2" w:color="999999"/>
-          <w:right w:val="single" w:sz="4" w:space="2" w:color="999999"/>
-        </w:pBdr>
-        <w:shd w:val="clear" w:color="auto" w:fill="F6F3EA"/>
-      </w:pPr>
-      <w:r>
-        <w:rPr>
-          <w:rFonts w:ascii="맑은 고딕" w:hAnsi="맑은 고딕" w:eastAsia="맑은 고딕"/>
-          <w:b w:val="0"/>
-          <w:sz w:val="17"/>
-          <w:u w:val="none"/>
-        </w:rPr>
-        <w:t xml:space="preserve">The ancient Greeks felt that the visual artist's goal ⓐ </w:t>
-      </w:r>
-      <w:r>
-        <w:rPr>
-          <w:rFonts w:ascii="맑은 고딕" w:hAnsi="맑은 고딕" w:eastAsia="맑은 고딕"/>
-          <w:b w:val="0"/>
-          <w:sz w:val="17"/>
-          <w:u w:val="single"/>
-        </w:rPr>
-        <w:t>was to copy</w:t>
-      </w:r>
-      <w:r>
-        <w:rPr>
-          <w:rFonts w:ascii="맑은 고딕" w:hAnsi="맑은 고딕" w:eastAsia="맑은 고딕"/>
-          <w:b w:val="0"/>
-          <w:sz w:val="17"/>
-          <w:u w:val="none"/>
-        </w:rPr>
-        <w:t xml:space="preserve"> visual experience. This approach appears in the realism of ancient Greek sculpture and pottery. We must sadly note that, ⓑ </w:t>
-      </w:r>
-      <w:r>
-        <w:rPr>
-          <w:rFonts w:ascii="맑은 고딕" w:hAnsi="맑은 고딕" w:eastAsia="맑은 고딕"/>
-          <w:b w:val="0"/>
-          <w:sz w:val="17"/>
-          <w:u w:val="single"/>
-        </w:rPr>
-        <w:t>due to</w:t>
-      </w:r>
-      <w:r>
-        <w:rPr>
-          <w:rFonts w:ascii="맑은 고딕" w:hAnsi="맑은 고딕" w:eastAsia="맑은 고딕"/>
-          <w:b w:val="0"/>
-          <w:sz w:val="17"/>
-          <w:u w:val="none"/>
-        </w:rPr>
-        <w:t xml:space="preserve"> the action of time and weather, no paintings from ancient Greek artists ⓒ </w:t>
-      </w:r>
-      <w:r>
-        <w:rPr>
-          <w:rFonts w:ascii="맑은 고딕" w:hAnsi="맑은 고딕" w:eastAsia="맑은 고딕"/>
-          <w:b w:val="0"/>
-          <w:sz w:val="17"/>
-          <w:u w:val="single"/>
-        </w:rPr>
-        <w:t>exists</w:t>
-      </w:r>
-      <w:r>
-        <w:rPr>
-          <w:rFonts w:ascii="맑은 고딕" w:hAnsi="맑은 고딕" w:eastAsia="맑은 고딕"/>
-          <w:b w:val="0"/>
-          <w:sz w:val="17"/>
-          <w:u w:val="none"/>
-        </w:rPr>
-        <w:t xml:space="preserve"> today. We can only surmise their quality based on tales such as ⓓ </w:t>
-      </w:r>
-      <w:r>
-        <w:rPr>
-          <w:rFonts w:ascii="맑은 고딕" w:hAnsi="맑은 고딕" w:eastAsia="맑은 고딕"/>
-          <w:b w:val="0"/>
-          <w:sz w:val="17"/>
-          <w:u w:val="single"/>
-        </w:rPr>
-        <w:t>that</w:t>
-      </w:r>
-      <w:r>
-        <w:rPr>
-          <w:rFonts w:ascii="맑은 고딕" w:hAnsi="맑은 고딕" w:eastAsia="맑은 고딕"/>
-          <w:b w:val="0"/>
-          <w:sz w:val="17"/>
-          <w:u w:val="none"/>
-        </w:rPr>
-        <w:t xml:space="preserve"> of Zeuxis and Parhassios, the obvious skill in ancient Greek sculpture, and in drawings that survive on ancient Greek pottery. This definition of art as copying reality has a problem, though. Jackson Pollock, a leader in the New York School of the 1950's, intentionally did not copy existing objects in his art. While painting these works, Pollock and his fellow artists would consciously ⓔ </w:t>
-      </w:r>
-      <w:r>
-        <w:rPr>
-          <w:rFonts w:ascii="맑은 고딕" w:hAnsi="맑은 고딕" w:eastAsia="맑은 고딕"/>
-          <w:b w:val="0"/>
-          <w:sz w:val="17"/>
-          <w:u w:val="single"/>
-        </w:rPr>
-        <w:t>avoid to make</w:t>
-      </w:r>
-      <w:r>
-        <w:rPr>
-          <w:rFonts w:ascii="맑은 고딕" w:hAnsi="맑은 고딕" w:eastAsia="맑은 고딕"/>
-          <w:b w:val="0"/>
-          <w:sz w:val="17"/>
-          <w:u w:val="none"/>
-        </w:rPr>
-        <w:t xml:space="preserve"> marks or passages that resembled recognizable objects. They succeeded at making artwork that did not copy anything, thus ⓕ </w:t>
-      </w:r>
-      <w:r>
-        <w:rPr>
-          <w:rFonts w:ascii="맑은 고딕" w:hAnsi="맑은 고딕" w:eastAsia="맑은 고딕"/>
-          <w:b w:val="0"/>
-          <w:sz w:val="17"/>
-          <w:u w:val="single"/>
-        </w:rPr>
-        <w:t>demonstrating</w:t>
-      </w:r>
-      <w:r>
-        <w:rPr>
-          <w:rFonts w:ascii="맑은 고딕" w:hAnsi="맑은 고딕" w:eastAsia="맑은 고딕"/>
-          <w:b w:val="0"/>
-          <w:sz w:val="17"/>
-          <w:u w:val="none"/>
-        </w:rPr>
-        <w:t xml:space="preserve"> that the ancient Greek view of art as mimesis―simple copying―does not sufficiently define art.</w:t>
-      </w:r>
-    </w:p>
-    <w:p>
-      <w:pPr>
-        <w:spacing w:before="0" w:after="0" w:line="336" w:lineRule="auto"/>
-        <w:ind w:left="40"/>
-        <w:snapToGrid w:val="0"/>
-        <w:pBdr>
-          <w:top w:val="single" w:sz="4" w:space="2" w:color="555555"/>
-          <w:left w:val="single" w:sz="4" w:space="2" w:color="555555"/>
-          <w:bottom w:val="single" w:sz="4" w:space="2" w:color="555555"/>
-          <w:right w:val="single" w:sz="4" w:space="2" w:color="555555"/>
-        </w:pBdr>
-        <w:shd w:val="clear" w:color="auto" w:fill="FFFFFF"/>
-      </w:pPr>
-      <w:r>
-        <w:rPr>
-          <w:rFonts w:ascii="맑은 고딕" w:hAnsi="맑은 고딕" w:eastAsia="맑은 고딕"/>
-          <w:b/>
-          <w:sz w:val="17"/>
-          <w:u w:val="none"/>
-        </w:rPr>
-        <w:t>조건 · 보기</w:t>
-      </w:r>
-    </w:p>
-    <w:p>
-      <w:pPr>
-        <w:spacing w:before="0" w:after="0" w:line="336" w:lineRule="auto"/>
-        <w:ind w:left="40"/>
-        <w:snapToGrid w:val="0"/>
-        <w:pBdr>
-          <w:top w:val="single" w:sz="4" w:space="2" w:color="555555"/>
-          <w:left w:val="single" w:sz="4" w:space="2" w:color="555555"/>
-          <w:bottom w:val="single" w:sz="4" w:space="2" w:color="555555"/>
-          <w:right w:val="single" w:sz="4" w:space="2" w:color="555555"/>
-        </w:pBdr>
-        <w:shd w:val="clear" w:color="auto" w:fill="FFFFFF"/>
-      </w:pPr>
-      <w:r>
-        <w:rPr>
-          <w:rFonts w:ascii="맑은 고딕" w:hAnsi="맑은 고딕" w:eastAsia="맑은 고딕"/>
-          <w:b w:val="0"/>
-          <w:sz w:val="17"/>
-          <w:u w:val="none"/>
-        </w:rPr>
-        <w:t>&lt;조건&gt;기호와 고친 표현을 함께 쓸 것 (예: ⓧ ___ → ___)</w:t>
-      </w:r>
-    </w:p>
-    <w:p>
-      <w:pPr>
-        <w:spacing w:before="0" w:after="60" w:line="336" w:lineRule="auto"/>
-        <w:ind w:left="40"/>
-        <w:snapToGrid w:val="0"/>
-        <w:pBdr>
-          <w:top w:val="single" w:sz="4" w:space="2" w:color="555555"/>
-          <w:left w:val="single" w:sz="4" w:space="2" w:color="555555"/>
-          <w:bottom w:val="single" w:sz="4" w:space="2" w:color="555555"/>
-          <w:right w:val="single" w:sz="4" w:space="2" w:color="555555"/>
-        </w:pBdr>
-        <w:shd w:val="clear" w:color="auto" w:fill="FFFFFF"/>
-      </w:pPr>
-      <w:r>
-        <w:rPr>
-          <w:rFonts w:ascii="맑은 고딕" w:hAnsi="맑은 고딕" w:eastAsia="맑은 고딕"/>
-          <w:b w:val="0"/>
-          <w:sz w:val="17"/>
-          <w:u w:val="none"/>
-        </w:rPr>
-        <w:t>두 개 모두 고쳐야 만점(각 2점). 기호 3개 이상 기재 시 0점</w:t>
-      </w:r>
-    </w:p>
-    <w:p>
-      <w:pPr>
-        <w:keepNext/>
-        <w:spacing w:before="80" w:after="20" w:line="276" w:lineRule="auto"/>
-        <w:snapToGrid w:val="0"/>
-      </w:pPr>
-      <w:r>
-        <w:rPr>
-          <w:rFonts w:ascii="맑은 고딕" w:hAnsi="맑은 고딕" w:eastAsia="맑은 고딕"/>
-          <w:b/>
-          <w:sz w:val="17"/>
-          <w:u w:val="none"/>
-        </w:rPr>
-        <w:t>33-서6.</w:t>
-      </w:r>
-      <w:r>
-        <w:rPr>
-          <w:rFonts w:ascii="맑은 고딕" w:hAnsi="맑은 고딕" w:eastAsia="맑은 고딕"/>
-          <w:b w:val="0"/>
-          <w:sz w:val="17"/>
-          <w:u w:val="none"/>
-        </w:rPr>
-        <w:t xml:space="preserve"> 다음 글의 (A)~(C)의 빈칸을 문맥 및 주어진 &lt;조건&gt;에 맞게 완성하시오. [4.0점]</w:t>
-      </w:r>
-    </w:p>
-    <w:p>
-      <w:pPr>
-        <w:spacing w:before="0" w:after="60" w:line="288" w:lineRule="auto"/>
-        <w:ind w:left="40"/>
-        <w:snapToGrid w:val="0"/>
-        <w:pBdr>
-          <w:top w:val="single" w:sz="4" w:space="2" w:color="999999"/>
-          <w:left w:val="single" w:sz="4" w:space="2" w:color="999999"/>
-          <w:bottom w:val="single" w:sz="4" w:space="2" w:color="999999"/>
-          <w:right w:val="single" w:sz="4" w:space="2" w:color="999999"/>
-        </w:pBdr>
-        <w:shd w:val="clear" w:color="auto" w:fill="F6F3EA"/>
-      </w:pPr>
-      <w:r>
-        <w:rPr>
-          <w:rFonts w:ascii="맑은 고딕" w:hAnsi="맑은 고딕" w:eastAsia="맑은 고딕"/>
-          <w:b w:val="0"/>
-          <w:sz w:val="17"/>
-          <w:u w:val="none"/>
-        </w:rPr>
-        <w:t>The ancient Greeks felt that the visual artist’s goal was to copy visual experience. We must sadly note that no paintings from ancient Greek artists exist today. (A) ________ ______________________________ such as that of Zeuxis and Parhassios. This definition of art as copying reality has a problem, though. Jackson Pollock intentionally did not copy existing objects in his art. While painting these works, (B) ________ ______________________________. (C) ________ ______________________________, thus demonstrating that the ancient Greek view of art as mimesis does not sufficiently define art.</w:t>
-      </w:r>
-    </w:p>
-    <w:p>
-      <w:pPr>
-        <w:spacing w:before="0" w:after="0" w:line="336" w:lineRule="auto"/>
-        <w:ind w:left="40"/>
-        <w:snapToGrid w:val="0"/>
-        <w:pBdr>
-          <w:top w:val="single" w:sz="4" w:space="2" w:color="555555"/>
-          <w:left w:val="single" w:sz="4" w:space="2" w:color="555555"/>
-          <w:bottom w:val="single" w:sz="4" w:space="2" w:color="555555"/>
-          <w:right w:val="single" w:sz="4" w:space="2" w:color="555555"/>
-        </w:pBdr>
-        <w:shd w:val="clear" w:color="auto" w:fill="FFFFFF"/>
-      </w:pPr>
-      <w:r>
-        <w:rPr>
-          <w:rFonts w:ascii="맑은 고딕" w:hAnsi="맑은 고딕" w:eastAsia="맑은 고딕"/>
-          <w:b/>
-          <w:sz w:val="17"/>
-          <w:u w:val="none"/>
-        </w:rPr>
-        <w:t>조건 · 보기</w:t>
-      </w:r>
-    </w:p>
-    <w:p>
-      <w:pPr>
-        <w:spacing w:before="0" w:after="0" w:line="336" w:lineRule="auto"/>
-        <w:ind w:left="40"/>
-        <w:snapToGrid w:val="0"/>
-        <w:pBdr>
-          <w:top w:val="single" w:sz="4" w:space="2" w:color="555555"/>
-          <w:left w:val="single" w:sz="4" w:space="2" w:color="555555"/>
-          <w:bottom w:val="single" w:sz="4" w:space="2" w:color="555555"/>
-          <w:right w:val="single" w:sz="4" w:space="2" w:color="555555"/>
-        </w:pBdr>
-        <w:shd w:val="clear" w:color="auto" w:fill="FFFFFF"/>
-      </w:pPr>
-      <w:r>
-        <w:rPr>
-          <w:rFonts w:ascii="맑은 고딕" w:hAnsi="맑은 고딕" w:eastAsia="맑은 고딕"/>
-          <w:b w:val="0"/>
-          <w:sz w:val="17"/>
-          <w:u w:val="none"/>
-        </w:rPr>
-        <w:t xml:space="preserve">&lt;조건&gt;각 빈칸에 </w:t>
-      </w:r>
-      <w:r>
-        <w:rPr>
-          <w:rFonts w:ascii="맑은 고딕" w:hAnsi="맑은 고딕" w:eastAsia="맑은 고딕"/>
-          <w:b/>
-          <w:sz w:val="17"/>
-          <w:u w:val="none"/>
-        </w:rPr>
-        <w:t>주어진 표현을 변형 없이 모두</w:t>
-      </w:r>
-      <w:r>
-        <w:rPr>
-          <w:rFonts w:ascii="맑은 고딕" w:hAnsi="맑은 고딕" w:eastAsia="맑은 고딕"/>
-          <w:b w:val="0"/>
-          <w:sz w:val="17"/>
-          <w:u w:val="none"/>
-        </w:rPr>
-        <w:t xml:space="preserve"> 사용할 것</w:t>
-      </w:r>
-    </w:p>
-    <w:p>
-      <w:pPr>
-        <w:spacing w:before="0" w:after="0" w:line="336" w:lineRule="auto"/>
-        <w:ind w:left="40"/>
-        <w:snapToGrid w:val="0"/>
-        <w:pBdr>
-          <w:top w:val="single" w:sz="4" w:space="2" w:color="555555"/>
-          <w:left w:val="single" w:sz="4" w:space="2" w:color="555555"/>
-          <w:bottom w:val="single" w:sz="4" w:space="2" w:color="555555"/>
-          <w:right w:val="single" w:sz="4" w:space="2" w:color="555555"/>
-        </w:pBdr>
-        <w:shd w:val="clear" w:color="auto" w:fill="FFFFFF"/>
-      </w:pPr>
-      <w:r>
-        <w:rPr>
-          <w:rFonts w:ascii="맑은 고딕" w:hAnsi="맑은 고딕" w:eastAsia="맑은 고딕"/>
-          <w:b w:val="0"/>
-          <w:sz w:val="17"/>
-          <w:u w:val="none"/>
-        </w:rPr>
-        <w:t>단어 추가 없음 · 어순 오류 시 0점</w:t>
-      </w:r>
-    </w:p>
-    <w:p>
-      <w:pPr>
-        <w:spacing w:before="0" w:after="0" w:line="336" w:lineRule="auto"/>
-        <w:ind w:left="40"/>
-        <w:snapToGrid w:val="0"/>
-        <w:pBdr>
-          <w:top w:val="single" w:sz="4" w:space="2" w:color="555555"/>
-          <w:left w:val="single" w:sz="4" w:space="2" w:color="555555"/>
-          <w:bottom w:val="single" w:sz="4" w:space="2" w:color="555555"/>
-          <w:right w:val="single" w:sz="4" w:space="2" w:color="555555"/>
-        </w:pBdr>
-        <w:shd w:val="clear" w:color="auto" w:fill="FFFFFF"/>
-      </w:pPr>
-      <w:r>
-        <w:rPr>
-          <w:rFonts w:ascii="맑은 고딕" w:hAnsi="맑은 고딕" w:eastAsia="맑은 고딕"/>
-          <w:b w:val="0"/>
-          <w:sz w:val="17"/>
-          <w:u w:val="none"/>
-        </w:rPr>
-        <w:t>답안지에 소문항 번호를 정확하게 기입할 것 (예: 6-(A) 6-(B) 6-(C))(A) their quality  /  we can only  /  surmise  /  based on tales</w:t>
-      </w:r>
-    </w:p>
-    <w:p>
-      <w:pPr>
-        <w:spacing w:before="0" w:after="0" w:line="336" w:lineRule="auto"/>
-        <w:ind w:left="40"/>
-        <w:snapToGrid w:val="0"/>
-        <w:pBdr>
-          <w:top w:val="single" w:sz="4" w:space="2" w:color="555555"/>
-          <w:left w:val="single" w:sz="4" w:space="2" w:color="555555"/>
-          <w:bottom w:val="single" w:sz="4" w:space="2" w:color="555555"/>
-          <w:right w:val="single" w:sz="4" w:space="2" w:color="555555"/>
-        </w:pBdr>
-        <w:shd w:val="clear" w:color="auto" w:fill="FFFFFF"/>
-      </w:pPr>
-      <w:r>
-        <w:rPr>
-          <w:rFonts w:ascii="맑은 고딕" w:hAnsi="맑은 고딕" w:eastAsia="맑은 고딕"/>
-          <w:b w:val="0"/>
-          <w:sz w:val="17"/>
-          <w:u w:val="none"/>
-        </w:rPr>
-        <w:t>(B) that resembled  /  would consciously avoid  /  Pollock and his fellow artists  /  making marks or passages  /  recognizable objects</w:t>
-      </w:r>
-    </w:p>
-    <w:p>
-      <w:pPr>
-        <w:spacing w:before="0" w:after="60" w:line="336" w:lineRule="auto"/>
-        <w:ind w:left="40"/>
-        <w:snapToGrid w:val="0"/>
-        <w:pBdr>
-          <w:top w:val="single" w:sz="4" w:space="2" w:color="555555"/>
-          <w:left w:val="single" w:sz="4" w:space="2" w:color="555555"/>
-          <w:bottom w:val="single" w:sz="4" w:space="2" w:color="555555"/>
-          <w:right w:val="single" w:sz="4" w:space="2" w:color="555555"/>
-        </w:pBdr>
-        <w:shd w:val="clear" w:color="auto" w:fill="FFFFFF"/>
-      </w:pPr>
-      <w:r>
-        <w:rPr>
-          <w:rFonts w:ascii="맑은 고딕" w:hAnsi="맑은 고딕" w:eastAsia="맑은 고딕"/>
-          <w:b w:val="0"/>
-          <w:sz w:val="17"/>
-          <w:u w:val="none"/>
-        </w:rPr>
-        <w:t>(C) that  /  did not copy  /  they succeeded  /  at making artwork  /  anything</w:t>
-      </w:r>
-    </w:p>
-    <w:p>
-      <w:pPr>
-        <w:keepNext/>
-        <w:spacing w:before="80" w:after="20" w:line="276" w:lineRule="auto"/>
-        <w:snapToGrid w:val="0"/>
-      </w:pPr>
-      <w:r>
-        <w:rPr>
-          <w:rFonts w:ascii="맑은 고딕" w:hAnsi="맑은 고딕" w:eastAsia="맑은 고딕"/>
-          <w:b/>
-          <w:sz w:val="17"/>
-          <w:u w:val="none"/>
-        </w:rPr>
-        <w:t>33-서7.</w:t>
-      </w:r>
-      <w:r>
-        <w:rPr>
-          <w:rFonts w:ascii="맑은 고딕" w:hAnsi="맑은 고딕" w:eastAsia="맑은 고딕"/>
-          <w:b w:val="0"/>
-          <w:sz w:val="17"/>
-          <w:u w:val="none"/>
-        </w:rPr>
-        <w:t xml:space="preserve"> 다음 글의 내용을 한 문장으로 요약하고자 한다. 빈칸 (A), (B)에 들어갈 말로 가장 적절한 것을 &lt;조건&gt;에 맞게 쓰시오. [4.0점]</w:t>
-      </w:r>
-    </w:p>
-    <w:p>
-      <w:pPr>
-        <w:spacing w:before="0" w:after="60" w:line="288" w:lineRule="auto"/>
-        <w:ind w:left="40"/>
-        <w:snapToGrid w:val="0"/>
-        <w:pBdr>
-          <w:top w:val="single" w:sz="4" w:space="2" w:color="999999"/>
-          <w:left w:val="single" w:sz="4" w:space="2" w:color="999999"/>
-          <w:bottom w:val="single" w:sz="4" w:space="2" w:color="999999"/>
-          <w:right w:val="single" w:sz="4" w:space="2" w:color="999999"/>
-        </w:pBdr>
-        <w:shd w:val="clear" w:color="auto" w:fill="F6F3EA"/>
-      </w:pPr>
-      <w:r>
-        <w:rPr>
-          <w:rFonts w:ascii="맑은 고딕" w:hAnsi="맑은 고딕" w:eastAsia="맑은 고딕"/>
-          <w:b w:val="0"/>
-          <w:sz w:val="17"/>
-          <w:u w:val="none"/>
-        </w:rPr>
-        <w:t>The Greek idea that art is mere (A) ________ of reality fails as a definition, because Pollock and his colleagues deliberately (B) ________ anything recognizable and yet produced what is clearly art.</w:t>
-      </w:r>
-    </w:p>
-    <w:p>
-      <w:pPr>
-        <w:spacing w:before="0" w:after="0" w:line="336" w:lineRule="auto"/>
-        <w:ind w:left="40"/>
-        <w:snapToGrid w:val="0"/>
-        <w:pBdr>
-          <w:top w:val="single" w:sz="4" w:space="2" w:color="555555"/>
-          <w:left w:val="single" w:sz="4" w:space="2" w:color="555555"/>
-          <w:bottom w:val="single" w:sz="4" w:space="2" w:color="555555"/>
-          <w:right w:val="single" w:sz="4" w:space="2" w:color="555555"/>
-        </w:pBdr>
-        <w:shd w:val="clear" w:color="auto" w:fill="FFFFFF"/>
-      </w:pPr>
-      <w:r>
-        <w:rPr>
-          <w:rFonts w:ascii="맑은 고딕" w:hAnsi="맑은 고딕" w:eastAsia="맑은 고딕"/>
-          <w:b/>
-          <w:sz w:val="17"/>
-          <w:u w:val="none"/>
-        </w:rPr>
-        <w:t>조건 · 보기</w:t>
-      </w:r>
-    </w:p>
-    <w:p>
-      <w:pPr>
-        <w:spacing w:before="0" w:after="0" w:line="336" w:lineRule="auto"/>
-        <w:ind w:left="40"/>
-        <w:snapToGrid w:val="0"/>
-        <w:pBdr>
-          <w:top w:val="single" w:sz="4" w:space="2" w:color="555555"/>
-          <w:left w:val="single" w:sz="4" w:space="2" w:color="555555"/>
-          <w:bottom w:val="single" w:sz="4" w:space="2" w:color="555555"/>
-          <w:right w:val="single" w:sz="4" w:space="2" w:color="555555"/>
-        </w:pBdr>
-        <w:shd w:val="clear" w:color="auto" w:fill="FFFFFF"/>
-      </w:pPr>
-      <w:r>
-        <w:rPr>
-          <w:rFonts w:ascii="맑은 고딕" w:hAnsi="맑은 고딕" w:eastAsia="맑은 고딕"/>
-          <w:b w:val="0"/>
-          <w:sz w:val="17"/>
-          <w:u w:val="none"/>
-        </w:rPr>
-        <w:t xml:space="preserve">&lt;조건&gt;(A), (B) 모두 각 </w:t>
-      </w:r>
-      <w:r>
-        <w:rPr>
-          <w:rFonts w:ascii="맑은 고딕" w:hAnsi="맑은 고딕" w:eastAsia="맑은 고딕"/>
-          <w:b/>
-          <w:sz w:val="17"/>
-          <w:u w:val="none"/>
-        </w:rPr>
-        <w:t>한 단어</w:t>
-      </w:r>
-      <w:r>
-        <w:rPr>
-          <w:rFonts w:ascii="맑은 고딕" w:hAnsi="맑은 고딕" w:eastAsia="맑은 고딕"/>
-          <w:b w:val="0"/>
-          <w:sz w:val="17"/>
-          <w:u w:val="none"/>
-        </w:rPr>
-        <w:t>로 작성할 것</w:t>
-      </w:r>
-    </w:p>
-    <w:p>
-      <w:pPr>
-        <w:spacing w:before="0" w:after="60" w:line="336" w:lineRule="auto"/>
-        <w:ind w:left="40"/>
-        <w:snapToGrid w:val="0"/>
-        <w:pBdr>
-          <w:top w:val="single" w:sz="4" w:space="2" w:color="555555"/>
-          <w:left w:val="single" w:sz="4" w:space="2" w:color="555555"/>
-          <w:bottom w:val="single" w:sz="4" w:space="2" w:color="555555"/>
-          <w:right w:val="single" w:sz="4" w:space="2" w:color="555555"/>
-        </w:pBdr>
-        <w:shd w:val="clear" w:color="auto" w:fill="FFFFFF"/>
-      </w:pPr>
-      <w:r>
-        <w:rPr>
-          <w:rFonts w:ascii="맑은 고딕" w:hAnsi="맑은 고딕" w:eastAsia="맑은 고딕"/>
-          <w:b w:val="0"/>
-          <w:sz w:val="17"/>
-          <w:u w:val="none"/>
-        </w:rPr>
-        <w:t>아래 [보기]에서 고를 것 (※필요한 경우 문맥과 어법에 맞게 형태를 변형할 것)[보기] imitate  /  imitation  /  avoid  /  avoidance  /  resemble  /  define  /  survive  /  demonstrate</w:t>
-      </w:r>
-    </w:p>
-    <w:p>
-      <w:pPr>
-        <w:keepNext/>
-        <w:spacing w:before="80" w:after="40" w:line="276" w:lineRule="auto"/>
-        <w:snapToGrid w:val="0"/>
-        <w:shd w:val="clear" w:color="auto" w:fill="6B21A8"/>
-      </w:pPr>
-      <w:r>
-        <w:rPr>
-          <w:rFonts w:ascii="맑은 고딕" w:hAnsi="맑은 고딕" w:eastAsia="맑은 고딕"/>
-          <w:b/>
-          <w:color w:val="FFFFFF"/>
-          <w:sz w:val="17"/>
-          <w:u w:val="none"/>
-        </w:rPr>
-        <w:t>[지문 구조]  ※ 앞 문항을 모두 푼 뒤에 풀 것</w:t>
-      </w:r>
-    </w:p>
-    <w:p>
-      <w:pPr>
-        <w:keepNext/>
-        <w:spacing w:before="80" w:after="20" w:line="276" w:lineRule="auto"/>
-        <w:snapToGrid w:val="0"/>
-      </w:pPr>
-      <w:r>
-        <w:rPr>
-          <w:rFonts w:ascii="맑은 고딕" w:hAnsi="맑은 고딕" w:eastAsia="맑은 고딕"/>
-          <w:b/>
-          <w:sz w:val="17"/>
-          <w:u w:val="none"/>
-        </w:rPr>
-        <w:t>33-10.</w:t>
-      </w:r>
-      <w:r>
-        <w:rPr>
-          <w:rFonts w:ascii="맑은 고딕" w:hAnsi="맑은 고딕" w:eastAsia="맑은 고딕"/>
-          <w:b w:val="0"/>
-          <w:sz w:val="17"/>
-          <w:u w:val="none"/>
-        </w:rPr>
-        <w:t xml:space="preserve"> 글의 흐름으로 보아, 주어진 문장이 들어가기에 가장 적절한 곳은? [3.0점]</w:t>
-      </w:r>
-    </w:p>
-    <w:p>
-      <w:pPr>
-        <w:spacing w:before="0" w:after="0" w:line="336" w:lineRule="auto"/>
-        <w:ind w:left="40"/>
-        <w:snapToGrid w:val="0"/>
-        <w:pBdr>
-          <w:top w:val="single" w:sz="4" w:space="2" w:color="555555"/>
-          <w:left w:val="single" w:sz="4" w:space="2" w:color="555555"/>
-          <w:bottom w:val="single" w:sz="4" w:space="2" w:color="555555"/>
-          <w:right w:val="single" w:sz="4" w:space="2" w:color="555555"/>
-        </w:pBdr>
-        <w:shd w:val="clear" w:color="auto" w:fill="FFFFFF"/>
-      </w:pPr>
-      <w:r>
-        <w:rPr>
-          <w:rFonts w:ascii="맑은 고딕" w:hAnsi="맑은 고딕" w:eastAsia="맑은 고딕"/>
-          <w:b/>
-          <w:sz w:val="17"/>
-          <w:u w:val="none"/>
-        </w:rPr>
-        <w:t>조건 · 보기</w:t>
-      </w:r>
-    </w:p>
-    <w:p>
-      <w:pPr>
-        <w:spacing w:before="0" w:after="0" w:line="336" w:lineRule="auto"/>
-        <w:ind w:left="40"/>
-        <w:snapToGrid w:val="0"/>
-        <w:pBdr>
-          <w:top w:val="single" w:sz="4" w:space="2" w:color="555555"/>
-          <w:left w:val="single" w:sz="4" w:space="2" w:color="555555"/>
-          <w:bottom w:val="single" w:sz="4" w:space="2" w:color="555555"/>
-          <w:right w:val="single" w:sz="4" w:space="2" w:color="555555"/>
-        </w:pBdr>
-        <w:shd w:val="clear" w:color="auto" w:fill="FFFFFF"/>
-      </w:pPr>
-      <w:r>
-        <w:rPr>
-          <w:rFonts w:ascii="맑은 고딕" w:hAnsi="맑은 고딕" w:eastAsia="맑은 고딕"/>
-          <w:b w:val="0"/>
-          <w:sz w:val="17"/>
-          <w:u w:val="none"/>
-        </w:rPr>
-        <w:t>[주어진 문장]</w:t>
-      </w:r>
-    </w:p>
-    <w:p>
-      <w:pPr>
-        <w:spacing w:before="0" w:after="60" w:line="336" w:lineRule="auto"/>
-        <w:ind w:left="40"/>
-        <w:snapToGrid w:val="0"/>
-        <w:pBdr>
-          <w:top w:val="single" w:sz="4" w:space="2" w:color="555555"/>
-          <w:left w:val="single" w:sz="4" w:space="2" w:color="555555"/>
-          <w:bottom w:val="single" w:sz="4" w:space="2" w:color="555555"/>
-          <w:right w:val="single" w:sz="4" w:space="2" w:color="555555"/>
-        </w:pBdr>
-        <w:shd w:val="clear" w:color="auto" w:fill="FFFFFF"/>
-      </w:pPr>
-      <w:r>
-        <w:rPr>
-          <w:rFonts w:ascii="맑은 고딕" w:hAnsi="맑은 고딕" w:eastAsia="맑은 고딕"/>
-          <w:b w:val="0"/>
-          <w:sz w:val="17"/>
-          <w:u w:val="none"/>
-        </w:rPr>
-        <w:t>Even so, we are not entirely in the dark about what they achieved.</w:t>
-      </w:r>
-    </w:p>
-    <w:p>
-      <w:pPr>
-        <w:spacing w:before="0" w:after="60" w:line="288" w:lineRule="auto"/>
-        <w:ind w:left="40"/>
-        <w:snapToGrid w:val="0"/>
-        <w:pBdr>
-          <w:top w:val="single" w:sz="4" w:space="2" w:color="999999"/>
-          <w:left w:val="single" w:sz="4" w:space="2" w:color="999999"/>
-          <w:bottom w:val="single" w:sz="4" w:space="2" w:color="999999"/>
-          <w:right w:val="single" w:sz="4" w:space="2" w:color="999999"/>
-        </w:pBdr>
-        <w:shd w:val="clear" w:color="auto" w:fill="F6F3EA"/>
-      </w:pPr>
-      <w:r>
-        <w:rPr>
-          <w:rFonts w:ascii="맑은 고딕" w:hAnsi="맑은 고딕" w:eastAsia="맑은 고딕"/>
-          <w:b w:val="0"/>
-          <w:sz w:val="17"/>
-          <w:u w:val="none"/>
-        </w:rPr>
-        <w:t>The ancient Greeks felt that the visual artist's goal was to copy visual experience. ( ① ) This approach appears in the realism of ancient Greek sculpture and pottery. ( ② ) We must sadly note that, due to the action of time and weather, no paintings from ancient Greek artists exist today. ( ③ ) We can only surmise their quality based on tales such as that of Zeuxis and Parhassios, the obvious skill in ancient Greek sculpture, and in drawings that survive on ancient Greek pottery. ( ④ ) This definition of art as copying reality has a problem, though. ( ⑤ ) Jackson Pollock, a leader in the New York School of the 1950's, intentionally did not copy existing objects in his art.</w:t>
-      </w:r>
-    </w:p>
-    <w:p>
-      <w:pPr>
-        <w:keepNext/>
-        <w:spacing w:before="80" w:after="20" w:line="276" w:lineRule="auto"/>
-        <w:snapToGrid w:val="0"/>
-      </w:pPr>
-      <w:r>
-        <w:rPr>
-          <w:rFonts w:ascii="맑은 고딕" w:hAnsi="맑은 고딕" w:eastAsia="맑은 고딕"/>
-          <w:b/>
-          <w:sz w:val="17"/>
-          <w:u w:val="none"/>
-        </w:rPr>
-        <w:t>33-11.</w:t>
-      </w:r>
-      <w:r>
-        <w:rPr>
-          <w:rFonts w:ascii="맑은 고딕" w:hAnsi="맑은 고딕" w:eastAsia="맑은 고딕"/>
-          <w:b w:val="0"/>
-          <w:sz w:val="17"/>
-          <w:u w:val="none"/>
-        </w:rPr>
-        <w:t xml:space="preserve"> 글의 흐름으로 보아, 주어진 문장이 들어가기에 가장 적절한 곳은? [3.0점]</w:t>
-      </w:r>
-    </w:p>
-    <w:p>
-      <w:pPr>
-        <w:spacing w:before="0" w:after="0" w:line="336" w:lineRule="auto"/>
-        <w:ind w:left="40"/>
-        <w:snapToGrid w:val="0"/>
-        <w:pBdr>
-          <w:top w:val="single" w:sz="4" w:space="2" w:color="555555"/>
-          <w:left w:val="single" w:sz="4" w:space="2" w:color="555555"/>
-          <w:bottom w:val="single" w:sz="4" w:space="2" w:color="555555"/>
-          <w:right w:val="single" w:sz="4" w:space="2" w:color="555555"/>
-        </w:pBdr>
-        <w:shd w:val="clear" w:color="auto" w:fill="FFFFFF"/>
-      </w:pPr>
-      <w:r>
-        <w:rPr>
-          <w:rFonts w:ascii="맑은 고딕" w:hAnsi="맑은 고딕" w:eastAsia="맑은 고딕"/>
-          <w:b/>
-          <w:sz w:val="17"/>
-          <w:u w:val="none"/>
-        </w:rPr>
-        <w:t>조건 · 보기</w:t>
-      </w:r>
-    </w:p>
-    <w:p>
-      <w:pPr>
-        <w:spacing w:before="0" w:after="0" w:line="336" w:lineRule="auto"/>
-        <w:ind w:left="40"/>
-        <w:snapToGrid w:val="0"/>
-        <w:pBdr>
-          <w:top w:val="single" w:sz="4" w:space="2" w:color="555555"/>
-          <w:left w:val="single" w:sz="4" w:space="2" w:color="555555"/>
-          <w:bottom w:val="single" w:sz="4" w:space="2" w:color="555555"/>
-          <w:right w:val="single" w:sz="4" w:space="2" w:color="555555"/>
-        </w:pBdr>
-        <w:shd w:val="clear" w:color="auto" w:fill="FFFFFF"/>
-      </w:pPr>
-      <w:r>
-        <w:rPr>
-          <w:rFonts w:ascii="맑은 고딕" w:hAnsi="맑은 고딕" w:eastAsia="맑은 고딕"/>
-          <w:b w:val="0"/>
-          <w:sz w:val="17"/>
-          <w:u w:val="none"/>
-        </w:rPr>
-        <w:t>[주어진 문장]</w:t>
-      </w:r>
-    </w:p>
-    <w:p>
-      <w:pPr>
-        <w:spacing w:before="0" w:after="60" w:line="336" w:lineRule="auto"/>
-        <w:ind w:left="40"/>
-        <w:snapToGrid w:val="0"/>
-        <w:pBdr>
-          <w:top w:val="single" w:sz="4" w:space="2" w:color="555555"/>
-          <w:left w:val="single" w:sz="4" w:space="2" w:color="555555"/>
-          <w:bottom w:val="single" w:sz="4" w:space="2" w:color="555555"/>
-          <w:right w:val="single" w:sz="4" w:space="2" w:color="555555"/>
-        </w:pBdr>
-        <w:shd w:val="clear" w:color="auto" w:fill="FFFFFF"/>
-      </w:pPr>
-      <w:r>
-        <w:rPr>
-          <w:rFonts w:ascii="맑은 고딕" w:hAnsi="맑은 고딕" w:eastAsia="맑은 고딕"/>
-          <w:b w:val="0"/>
-          <w:sz w:val="17"/>
-          <w:u w:val="none"/>
-        </w:rPr>
-        <w:t>Such discipline, sustained across an entire body of work, paid off.</w:t>
-      </w:r>
-    </w:p>
-    <w:p>
-      <w:pPr>
-        <w:spacing w:before="0" w:after="60" w:line="288" w:lineRule="auto"/>
-        <w:ind w:left="40"/>
-        <w:snapToGrid w:val="0"/>
-        <w:pBdr>
-          <w:top w:val="single" w:sz="4" w:space="2" w:color="999999"/>
-          <w:left w:val="single" w:sz="4" w:space="2" w:color="999999"/>
-          <w:bottom w:val="single" w:sz="4" w:space="2" w:color="999999"/>
-          <w:right w:val="single" w:sz="4" w:space="2" w:color="999999"/>
-        </w:pBdr>
-        <w:shd w:val="clear" w:color="auto" w:fill="F6F3EA"/>
-      </w:pPr>
-      <w:r>
-        <w:rPr>
-          <w:rFonts w:ascii="맑은 고딕" w:hAnsi="맑은 고딕" w:eastAsia="맑은 고딕"/>
-          <w:b w:val="0"/>
-          <w:sz w:val="17"/>
-          <w:u w:val="none"/>
-        </w:rPr>
-        <w:t>We can only surmise their quality based on tales such as that of Zeuxis and Parhassios, the obvious skill in ancient Greek sculpture, and in drawings that survive on ancient Greek pottery. ( ① ) This definition of art as copying reality has a problem, though. ( ② ) Jackson Pollock, a leader in the New York School of the 1950's, intentionally did not copy existing objects in his art. ( ③ ) While painting these works, Pollock and his fellow artists would consciously avoid making marks or passages that resembled recognizable objects. ( ④ ) They succeeded at making artwork that did not copy anything, thus demonstrating that the ancient Greek view of art as mimesis―simple copying―does not sufficiently define art. ( ⑤ )</w:t>
+        <w:t>⑤ (C) – (B) – (A)</w:t>
       </w:r>
     </w:p>
     <w:p>
@@ -6080,7 +4211,7 @@
           <w:sz w:val="15"/>
           <w:u w:val="none"/>
         </w:rPr>
-        <w:t>33-서1</w:t>
+        <w:t>33-1</w:t>
       </w:r>
       <w:r>
         <w:rPr>
@@ -6089,43 +4220,7 @@
           <w:sz w:val="15"/>
           <w:u w:val="none"/>
         </w:rPr>
-        <w:t xml:space="preserve"> (1) </w:t>
-      </w:r>
-      <w:r>
-        <w:rPr>
-          <w:rFonts w:ascii="맑은 고딕" w:hAnsi="맑은 고딕" w:eastAsia="맑은 고딕"/>
-          <w:b/>
-          <w:sz w:val="15"/>
-          <w:u w:val="none"/>
-        </w:rPr>
-        <w:t>realism</w:t>
-      </w:r>
-      <w:r>
-        <w:rPr>
-          <w:rFonts w:ascii="맑은 고딕" w:hAnsi="맑은 고딕" w:eastAsia="맑은 고딕"/>
-          <w:b w:val="0"/>
-          <w:sz w:val="15"/>
-          <w:u w:val="none"/>
-        </w:rPr>
-        <w:t xml:space="preserve">  ·  (2) </w:t>
-      </w:r>
-      <w:r>
-        <w:rPr>
-          <w:rFonts w:ascii="맑은 고딕" w:hAnsi="맑은 고딕" w:eastAsia="맑은 고딕"/>
-          <w:b/>
-          <w:sz w:val="15"/>
-          <w:u w:val="none"/>
-        </w:rPr>
-        <w:t>resembled</w:t>
-      </w:r>
-      <w:r>
-        <w:rPr>
-          <w:rFonts w:ascii="맑은 고딕" w:hAnsi="맑은 고딕" w:eastAsia="맑은 고딕"/>
-          <w:b w:val="0"/>
-          <w:sz w:val="15"/>
-          <w:u w:val="none"/>
-        </w:rPr>
-        <w:t xml:space="preserve">  ·  (3) the ancient Greek view of art as simple copying does not sufficiently define art</w:t>
+        <w:t xml:space="preserve"> 정답 ③ — (a) ✕ (b) ○ (c) ○ (d) ✕ (e) ✕</w:t>
       </w:r>
     </w:p>
     <w:p>
@@ -6141,7 +4236,7 @@
           <w:sz w:val="15"/>
           <w:u w:val="none"/>
         </w:rPr>
-        <w:t>33-서2</w:t>
+        <w:t>33-2</w:t>
       </w:r>
       <w:r>
         <w:rPr>
@@ -6150,70 +4245,7 @@
           <w:sz w:val="15"/>
           <w:u w:val="none"/>
         </w:rPr>
-        <w:t xml:space="preserve"> (1) </w:t>
-      </w:r>
-      <w:r>
-        <w:rPr>
-          <w:rFonts w:ascii="맑은 고딕" w:hAnsi="맑은 고딕" w:eastAsia="맑은 고딕"/>
-          <w:b/>
-          <w:sz w:val="15"/>
-          <w:u w:val="none"/>
-        </w:rPr>
-        <w:t>ⓑ copy</w:t>
-      </w:r>
-      <w:r>
-        <w:rPr>
-          <w:rFonts w:ascii="맑은 고딕" w:hAnsi="맑은 고딕" w:eastAsia="맑은 고딕"/>
-          <w:b w:val="0"/>
-          <w:sz w:val="15"/>
-          <w:u w:val="none"/>
-        </w:rPr>
-        <w:t xml:space="preserve">  ·  (2) </w:t>
-      </w:r>
-      <w:r>
-        <w:rPr>
-          <w:rFonts w:ascii="맑은 고딕" w:hAnsi="맑은 고딕" w:eastAsia="맑은 고딕"/>
-          <w:b/>
-          <w:sz w:val="15"/>
-          <w:u w:val="none"/>
-        </w:rPr>
-        <w:t>ⓐ exist</w:t>
-      </w:r>
-      <w:r>
-        <w:rPr>
-          <w:rFonts w:ascii="맑은 고딕" w:hAnsi="맑은 고딕" w:eastAsia="맑은 고딕"/>
-          <w:b w:val="0"/>
-          <w:sz w:val="15"/>
-          <w:u w:val="none"/>
-        </w:rPr>
-        <w:t xml:space="preserve">  ·  (3) </w:t>
-      </w:r>
-      <w:r>
-        <w:rPr>
-          <w:rFonts w:ascii="맑은 고딕" w:hAnsi="맑은 고딕" w:eastAsia="맑은 고딕"/>
-          <w:b/>
-          <w:sz w:val="15"/>
-          <w:u w:val="none"/>
-        </w:rPr>
-        <w:t>ⓐ</w:t>
-      </w:r>
-      <w:r>
-        <w:rPr>
-          <w:rFonts w:ascii="맑은 고딕" w:hAnsi="맑은 고딕" w:eastAsia="맑은 고딕"/>
-          <w:b w:val="0"/>
-          <w:sz w:val="15"/>
-          <w:u w:val="none"/>
-        </w:rPr>
-        <w:t xml:space="preserve">  ·  (4) </w:t>
-      </w:r>
-      <w:r>
-        <w:rPr>
-          <w:rFonts w:ascii="맑은 고딕" w:hAnsi="맑은 고딕" w:eastAsia="맑은 고딕"/>
-          <w:b/>
-          <w:sz w:val="15"/>
-          <w:u w:val="none"/>
-        </w:rPr>
-        <w:t>ⓑ sufficiently</w:t>
+        <w:t xml:space="preserve"> 정답 ② — ⓑ what → that / ⓓ to make → making / ⓕ demonstrated → demonstrating</w:t>
       </w:r>
     </w:p>
     <w:p>
@@ -6229,7 +4261,7 @@
           <w:sz w:val="15"/>
           <w:u w:val="none"/>
         </w:rPr>
-        <w:t>33-서3</w:t>
+        <w:t>33-3</w:t>
       </w:r>
       <w:r>
         <w:rPr>
@@ -6238,34 +4270,7 @@
           <w:sz w:val="15"/>
           <w:u w:val="none"/>
         </w:rPr>
-        <w:t xml:space="preserve"> A1. </w:t>
-      </w:r>
-      <w:r>
-        <w:rPr>
-          <w:rFonts w:ascii="맑은 고딕" w:hAnsi="맑은 고딕" w:eastAsia="맑은 고딕"/>
-          <w:b/>
-          <w:sz w:val="15"/>
-          <w:u w:val="none"/>
-        </w:rPr>
-        <w:t>action of time and weather</w:t>
-      </w:r>
-      <w:r>
-        <w:rPr>
-          <w:rFonts w:ascii="맑은 고딕" w:hAnsi="맑은 고딕" w:eastAsia="맑은 고딕"/>
-          <w:b w:val="0"/>
-          <w:sz w:val="15"/>
-          <w:u w:val="none"/>
-        </w:rPr>
-        <w:t xml:space="preserve">  ·  A2. </w:t>
-      </w:r>
-      <w:r>
-        <w:rPr>
-          <w:rFonts w:ascii="맑은 고딕" w:hAnsi="맑은 고딕" w:eastAsia="맑은 고딕"/>
-          <w:b/>
-          <w:sz w:val="15"/>
-          <w:u w:val="none"/>
-        </w:rPr>
-        <w:t>resembled recognizable objects</w:t>
+        <w:t xml:space="preserve"> 정답 ④ — realism · intentionally · sufficiently</w:t>
       </w:r>
     </w:p>
     <w:p>
@@ -6281,7 +4286,7 @@
           <w:sz w:val="15"/>
           <w:u w:val="none"/>
         </w:rPr>
-        <w:t>33-서4</w:t>
+        <w:t>33-4</w:t>
       </w:r>
       <w:r>
         <w:rPr>
@@ -6290,9 +4295,7 @@
           <w:sz w:val="15"/>
           <w:u w:val="none"/>
         </w:rPr>
-        <w:t xml:space="preserve"> (1) However, there is a problem with this definition of art as copying reality.</w:t>
-        <w:br/>
-        <w:t>(2) They managed to make artwork that copied nothing.</w:t>
+        <w:t xml:space="preserve"> 정답 ⑤</w:t>
       </w:r>
     </w:p>
     <w:p>
@@ -6308,7 +4311,7 @@
           <w:sz w:val="15"/>
           <w:u w:val="none"/>
         </w:rPr>
-        <w:t>33-서5</w:t>
+        <w:t>33-5</w:t>
       </w:r>
       <w:r>
         <w:rPr>
@@ -6317,34 +4320,7 @@
           <w:sz w:val="15"/>
           <w:u w:val="none"/>
         </w:rPr>
-        <w:t xml:space="preserve"> ⓒ exists → </w:t>
-      </w:r>
-      <w:r>
-        <w:rPr>
-          <w:rFonts w:ascii="맑은 고딕" w:hAnsi="맑은 고딕" w:eastAsia="맑은 고딕"/>
-          <w:b/>
-          <w:sz w:val="15"/>
-          <w:u w:val="none"/>
-        </w:rPr>
-        <w:t>exist</w:t>
-      </w:r>
-      <w:r>
-        <w:rPr>
-          <w:rFonts w:ascii="맑은 고딕" w:hAnsi="맑은 고딕" w:eastAsia="맑은 고딕"/>
-          <w:b w:val="0"/>
-          <w:sz w:val="15"/>
-          <w:u w:val="none"/>
-        </w:rPr>
-        <w:t xml:space="preserve">  ·  ⓔ to make → </w:t>
-      </w:r>
-      <w:r>
-        <w:rPr>
-          <w:rFonts w:ascii="맑은 고딕" w:hAnsi="맑은 고딕" w:eastAsia="맑은 고딕"/>
-          <w:b/>
-          <w:sz w:val="15"/>
-          <w:u w:val="none"/>
-        </w:rPr>
-        <w:t>making</w:t>
+        <w:t xml:space="preserve"> 정답 ④</w:t>
       </w:r>
     </w:p>
     <w:p>
@@ -6360,7 +4336,7 @@
           <w:sz w:val="15"/>
           <w:u w:val="none"/>
         </w:rPr>
-        <w:t>33-서6</w:t>
+        <w:t>33-6</w:t>
       </w:r>
       <w:r>
         <w:rPr>
@@ -6369,11 +4345,7 @@
           <w:sz w:val="15"/>
           <w:u w:val="none"/>
         </w:rPr>
-        <w:t xml:space="preserve"> (A) We can only surmise their quality based on tales</w:t>
-        <w:br/>
-        <w:t>(B) Pollock and his fellow artists would consciously avoid making marks or passages that resembled recognizable objects</w:t>
-        <w:br/>
-        <w:t>(C) They succeeded at making artwork that did not copy anything</w:t>
+        <w:t xml:space="preserve"> 정답 ②</w:t>
       </w:r>
     </w:p>
     <w:p>
@@ -6389,7 +4361,7 @@
           <w:sz w:val="15"/>
           <w:u w:val="none"/>
         </w:rPr>
-        <w:t>33-서7</w:t>
+        <w:t>33-7</w:t>
       </w:r>
       <w:r>
         <w:rPr>
@@ -6398,7 +4370,7 @@
           <w:sz w:val="15"/>
           <w:u w:val="none"/>
         </w:rPr>
-        <w:t xml:space="preserve"> (A) imitation  ·  (B) avoided</w:t>
+        <w:t xml:space="preserve"> 정답 ③</w:t>
       </w:r>
     </w:p>
     <w:p>
@@ -6414,7 +4386,7 @@
           <w:sz w:val="15"/>
           <w:u w:val="none"/>
         </w:rPr>
-        <w:t>33-1</w:t>
+        <w:t>33-서1</w:t>
       </w:r>
       <w:r>
         <w:rPr>
@@ -6423,7 +4395,7 @@
           <w:sz w:val="15"/>
           <w:u w:val="none"/>
         </w:rPr>
-        <w:t xml:space="preserve"> 정답 ③</w:t>
+        <w:t xml:space="preserve"> (1) resemblance  (2) definition  (3) insufficient</w:t>
       </w:r>
     </w:p>
     <w:p>
@@ -6439,7 +4411,7 @@
           <w:sz w:val="15"/>
           <w:u w:val="none"/>
         </w:rPr>
-        <w:t>33-2</w:t>
+        <w:t>33-서2</w:t>
       </w:r>
       <w:r>
         <w:rPr>
@@ -6448,7 +4420,7 @@
           <w:sz w:val="15"/>
           <w:u w:val="none"/>
         </w:rPr>
-        <w:t xml:space="preserve"> 정답 ②</w:t>
+        <w:t xml:space="preserve"> Pollock and his fellow artists would consciously avoid making marks or passages that resembled recognizable objects.</w:t>
       </w:r>
     </w:p>
     <w:p>
@@ -6464,7 +4436,7 @@
           <w:sz w:val="15"/>
           <w:u w:val="none"/>
         </w:rPr>
-        <w:t>33-3</w:t>
+        <w:t>33-8</w:t>
       </w:r>
       <w:r>
         <w:rPr>
@@ -6474,256 +4446,6 @@
           <w:u w:val="none"/>
         </w:rPr>
         <w:t xml:space="preserve"> 정답 ③</w:t>
-      </w:r>
-    </w:p>
-    <w:p>
-      <w:pPr>
-        <w:spacing w:before="0" w:after="0" w:line="259" w:lineRule="auto"/>
-        <w:ind w:left="160" w:hanging="160"/>
-        <w:snapToGrid w:val="0"/>
-      </w:pPr>
-      <w:r>
-        <w:rPr>
-          <w:rFonts w:ascii="맑은 고딕" w:hAnsi="맑은 고딕" w:eastAsia="맑은 고딕"/>
-          <w:b/>
-          <w:sz w:val="15"/>
-          <w:u w:val="none"/>
-        </w:rPr>
-        <w:t>33-4</w:t>
-      </w:r>
-      <w:r>
-        <w:rPr>
-          <w:rFonts w:ascii="맑은 고딕" w:hAnsi="맑은 고딕" w:eastAsia="맑은 고딕"/>
-          <w:b w:val="0"/>
-          <w:sz w:val="15"/>
-          <w:u w:val="none"/>
-        </w:rPr>
-        <w:t xml:space="preserve"> 정답 ④</w:t>
-      </w:r>
-    </w:p>
-    <w:p>
-      <w:pPr>
-        <w:spacing w:before="0" w:after="0" w:line="259" w:lineRule="auto"/>
-        <w:ind w:left="160" w:hanging="160"/>
-        <w:snapToGrid w:val="0"/>
-      </w:pPr>
-      <w:r>
-        <w:rPr>
-          <w:rFonts w:ascii="맑은 고딕" w:hAnsi="맑은 고딕" w:eastAsia="맑은 고딕"/>
-          <w:b/>
-          <w:sz w:val="15"/>
-          <w:u w:val="none"/>
-        </w:rPr>
-        <w:t>33-5</w:t>
-      </w:r>
-      <w:r>
-        <w:rPr>
-          <w:rFonts w:ascii="맑은 고딕" w:hAnsi="맑은 고딕" w:eastAsia="맑은 고딕"/>
-          <w:b w:val="0"/>
-          <w:sz w:val="15"/>
-          <w:u w:val="none"/>
-        </w:rPr>
-        <w:t xml:space="preserve"> 정답 ②</w:t>
-      </w:r>
-    </w:p>
-    <w:p>
-      <w:pPr>
-        <w:spacing w:before="0" w:after="0" w:line="259" w:lineRule="auto"/>
-        <w:ind w:left="160" w:hanging="160"/>
-        <w:snapToGrid w:val="0"/>
-      </w:pPr>
-      <w:r>
-        <w:rPr>
-          <w:rFonts w:ascii="맑은 고딕" w:hAnsi="맑은 고딕" w:eastAsia="맑은 고딕"/>
-          <w:b/>
-          <w:sz w:val="15"/>
-          <w:u w:val="none"/>
-        </w:rPr>
-        <w:t>33-6</w:t>
-      </w:r>
-      <w:r>
-        <w:rPr>
-          <w:rFonts w:ascii="맑은 고딕" w:hAnsi="맑은 고딕" w:eastAsia="맑은 고딕"/>
-          <w:b w:val="0"/>
-          <w:sz w:val="15"/>
-          <w:u w:val="none"/>
-        </w:rPr>
-        <w:t xml:space="preserve"> 정답 ①</w:t>
-      </w:r>
-    </w:p>
-    <w:p>
-      <w:pPr>
-        <w:spacing w:before="0" w:after="0" w:line="259" w:lineRule="auto"/>
-        <w:ind w:left="160" w:hanging="160"/>
-        <w:snapToGrid w:val="0"/>
-      </w:pPr>
-      <w:r>
-        <w:rPr>
-          <w:rFonts w:ascii="맑은 고딕" w:hAnsi="맑은 고딕" w:eastAsia="맑은 고딕"/>
-          <w:b/>
-          <w:sz w:val="15"/>
-          <w:u w:val="none"/>
-        </w:rPr>
-        <w:t>33-7</w:t>
-      </w:r>
-      <w:r>
-        <w:rPr>
-          <w:rFonts w:ascii="맑은 고딕" w:hAnsi="맑은 고딕" w:eastAsia="맑은 고딕"/>
-          <w:b w:val="0"/>
-          <w:sz w:val="15"/>
-          <w:u w:val="none"/>
-        </w:rPr>
-        <w:t xml:space="preserve"> 정답 ③</w:t>
-      </w:r>
-    </w:p>
-    <w:p>
-      <w:pPr>
-        <w:spacing w:before="0" w:after="0" w:line="259" w:lineRule="auto"/>
-        <w:ind w:left="160" w:hanging="160"/>
-        <w:snapToGrid w:val="0"/>
-      </w:pPr>
-      <w:r>
-        <w:rPr>
-          <w:rFonts w:ascii="맑은 고딕" w:hAnsi="맑은 고딕" w:eastAsia="맑은 고딕"/>
-          <w:b/>
-          <w:sz w:val="15"/>
-          <w:u w:val="none"/>
-        </w:rPr>
-        <w:t>33-8</w:t>
-      </w:r>
-      <w:r>
-        <w:rPr>
-          <w:rFonts w:ascii="맑은 고딕" w:hAnsi="맑은 고딕" w:eastAsia="맑은 고딕"/>
-          <w:b w:val="0"/>
-          <w:sz w:val="15"/>
-          <w:u w:val="none"/>
-        </w:rPr>
-        <w:t xml:space="preserve"> 정답 ②</w:t>
-      </w:r>
-    </w:p>
-    <w:p>
-      <w:pPr>
-        <w:spacing w:before="0" w:after="0" w:line="259" w:lineRule="auto"/>
-        <w:ind w:left="160" w:hanging="160"/>
-        <w:snapToGrid w:val="0"/>
-      </w:pPr>
-      <w:r>
-        <w:rPr>
-          <w:rFonts w:ascii="맑은 고딕" w:hAnsi="맑은 고딕" w:eastAsia="맑은 고딕"/>
-          <w:b/>
-          <w:sz w:val="15"/>
-          <w:u w:val="none"/>
-        </w:rPr>
-        <w:t>33-9</w:t>
-      </w:r>
-      <w:r>
-        <w:rPr>
-          <w:rFonts w:ascii="맑은 고딕" w:hAnsi="맑은 고딕" w:eastAsia="맑은 고딕"/>
-          <w:b w:val="0"/>
-          <w:sz w:val="15"/>
-          <w:u w:val="none"/>
-        </w:rPr>
-        <w:t xml:space="preserve"> 정답 ③</w:t>
-      </w:r>
-    </w:p>
-    <w:p>
-      <w:pPr>
-        <w:spacing w:before="0" w:after="0" w:line="259" w:lineRule="auto"/>
-        <w:ind w:left="160" w:hanging="160"/>
-        <w:snapToGrid w:val="0"/>
-      </w:pPr>
-      <w:r>
-        <w:rPr>
-          <w:rFonts w:ascii="맑은 고딕" w:hAnsi="맑은 고딕" w:eastAsia="맑은 고딕"/>
-          <w:b/>
-          <w:sz w:val="15"/>
-          <w:u w:val="none"/>
-        </w:rPr>
-        <w:t>33-10</w:t>
-      </w:r>
-      <w:r>
-        <w:rPr>
-          <w:rFonts w:ascii="맑은 고딕" w:hAnsi="맑은 고딕" w:eastAsia="맑은 고딕"/>
-          <w:b w:val="0"/>
-          <w:sz w:val="15"/>
-          <w:u w:val="none"/>
-        </w:rPr>
-        <w:t xml:space="preserve"> 정답 ③</w:t>
-      </w:r>
-    </w:p>
-    <w:p>
-      <w:pPr>
-        <w:spacing w:before="0" w:after="0" w:line="259" w:lineRule="auto"/>
-        <w:ind w:left="160" w:hanging="160"/>
-        <w:snapToGrid w:val="0"/>
-      </w:pPr>
-      <w:r>
-        <w:rPr>
-          <w:rFonts w:ascii="맑은 고딕" w:hAnsi="맑은 고딕" w:eastAsia="맑은 고딕"/>
-          <w:b/>
-          <w:sz w:val="15"/>
-          <w:u w:val="none"/>
-        </w:rPr>
-        <w:t>33-11</w:t>
-      </w:r>
-      <w:r>
-        <w:rPr>
-          <w:rFonts w:ascii="맑은 고딕" w:hAnsi="맑은 고딕" w:eastAsia="맑은 고딕"/>
-          <w:b w:val="0"/>
-          <w:sz w:val="15"/>
-          <w:u w:val="none"/>
-        </w:rPr>
-        <w:t xml:space="preserve"> 정답 ④</w:t>
-      </w:r>
-    </w:p>
-    <w:p>
-      <w:pPr>
-        <w:spacing w:before="0" w:after="0" w:line="259" w:lineRule="auto"/>
-        <w:ind w:left="160" w:hanging="160"/>
-        <w:snapToGrid w:val="0"/>
-      </w:pPr>
-      <w:r>
-        <w:rPr>
-          <w:rFonts w:ascii="맑은 고딕" w:hAnsi="맑은 고딕" w:eastAsia="맑은 고딕"/>
-          <w:b/>
-          <w:sz w:val="15"/>
-          <w:u w:val="none"/>
-        </w:rPr>
-        <w:t>33-12</w:t>
-      </w:r>
-      <w:r>
-        <w:rPr>
-          <w:rFonts w:ascii="맑은 고딕" w:hAnsi="맑은 고딕" w:eastAsia="맑은 고딕"/>
-          <w:b w:val="0"/>
-          <w:sz w:val="15"/>
-          <w:u w:val="none"/>
-        </w:rPr>
-        <w:t xml:space="preserve"> 정답 ④</w:t>
-      </w:r>
-    </w:p>
-    <w:p>
-      <w:pPr>
-        <w:spacing w:before="0" w:after="0" w:line="259" w:lineRule="auto"/>
-        <w:ind w:left="160" w:hanging="160"/>
-        <w:snapToGrid w:val="0"/>
-      </w:pPr>
-      <w:r>
-        <w:rPr>
-          <w:rFonts w:ascii="맑은 고딕" w:hAnsi="맑은 고딕" w:eastAsia="맑은 고딕"/>
-          <w:b/>
-          <w:sz w:val="15"/>
-          <w:u w:val="none"/>
-        </w:rPr>
-        <w:t>33-13</w:t>
-      </w:r>
-      <w:r>
-        <w:rPr>
-          <w:rFonts w:ascii="맑은 고딕" w:hAnsi="맑은 고딕" w:eastAsia="맑은 고딕"/>
-          <w:b w:val="0"/>
-          <w:sz w:val="15"/>
-          <w:u w:val="none"/>
-        </w:rPr>
-        <w:t xml:space="preserve"> 정답 ①</w:t>
       </w:r>
     </w:p>
     <w:p>
@@ -6755,7 +4477,7 @@
           <w:sz w:val="14"/>
           <w:u w:val="none"/>
         </w:rPr>
-        <w:t>33-서1</w:t>
+        <w:t>33-1</w:t>
       </w:r>
       <w:r>
         <w:rPr>
@@ -6764,7 +4486,7 @@
           <w:sz w:val="14"/>
           <w:u w:val="none"/>
         </w:rPr>
-        <w:t xml:space="preserve"> (1) 본문 "the </w:t>
+        <w:t xml:space="preserve"> </w:t>
       </w:r>
       <w:r>
         <w:rPr>
@@ -6773,7 +4495,7 @@
           <w:sz w:val="14"/>
           <w:u w:val="none"/>
         </w:rPr>
-        <w:t>realism</w:t>
+        <w:t>(b) [대명사 decoy]</w:t>
       </w:r>
       <w:r>
         <w:rPr>
@@ -6782,7 +4504,7 @@
           <w:sz w:val="14"/>
           <w:u w:val="none"/>
         </w:rPr>
-        <w:t xml:space="preserve"> of ancient Greek sculpture"의 명사 — 'proud of my ___'의 소유격 뒤 명사 자리. 'skill'은 뜻은 통하나 광택·그림자 묘사 = 사실적 재현이라는 문맥에서 realism이 정확. (2) "marks or passages that </w:t>
+        <w:t xml:space="preserve"> tales(복수)에 끌려 those가 맞다고 착각하면 (b)도 고르게 된다 — tales such as that of Zeuxis는 ‘그중 하나의 이야기’. </w:t>
       </w:r>
       <w:r>
         <w:rPr>
@@ -6791,7 +4513,7 @@
           <w:sz w:val="14"/>
           <w:u w:val="none"/>
         </w:rPr>
-        <w:t>resembled</w:t>
+        <w:t>(e)</w:t>
       </w:r>
       <w:r>
         <w:rPr>
@@ -6800,43 +4522,7 @@
           <w:sz w:val="14"/>
           <w:u w:val="none"/>
         </w:rPr>
-        <w:t xml:space="preserve"> recognizable objects"의 과거형 그대로 — 일화가 과거 서술이므로 'a single line that resembled'로 시제도 일치. 'copied'는 본문에 'copy'만 있고 과거형 부재. (3) 본문 마지막 절 재구성: 주어 핵심어 view(단수) → </w:t>
-      </w:r>
-      <w:r>
-        <w:rPr>
-          <w:rFonts w:ascii="맑은 고딕" w:hAnsi="맑은 고딕" w:eastAsia="맑은 고딕"/>
-          <w:b/>
-          <w:sz w:val="14"/>
-          <w:u w:val="none"/>
-        </w:rPr>
-        <w:t>does</w:t>
-      </w:r>
-      <w:r>
-        <w:rPr>
-          <w:rFonts w:ascii="맑은 고딕" w:hAnsi="맑은 고딕" w:eastAsia="맑은 고딕"/>
-          <w:b w:val="0"/>
-          <w:sz w:val="14"/>
-          <w:u w:val="none"/>
-        </w:rPr>
-        <w:t xml:space="preserve">; 형용사 sufficient는 define을 수식할 수 없으므로 </w:t>
-      </w:r>
-      <w:r>
-        <w:rPr>
-          <w:rFonts w:ascii="맑은 고딕" w:hAnsi="맑은 고딕" w:eastAsia="맑은 고딕"/>
-          <w:b/>
-          <w:sz w:val="14"/>
-          <w:u w:val="none"/>
-        </w:rPr>
-        <w:t>sufficiently</w:t>
-      </w:r>
-      <w:r>
-        <w:rPr>
-          <w:rFonts w:ascii="맑은 고딕" w:hAnsi="맑은 고딕" w:eastAsia="맑은 고딕"/>
-          <w:b w:val="0"/>
-          <w:sz w:val="14"/>
-          <w:u w:val="none"/>
-        </w:rPr>
-        <w:t>. 'as simple copying of art'처럼 어순을 바꾸면 의미 붕괴.</w:t>
+        <w:t xml:space="preserve"> only surmise의 only가 핵심.</w:t>
       </w:r>
     </w:p>
     <w:p>
@@ -6852,7 +4538,7 @@
           <w:sz w:val="14"/>
           <w:u w:val="none"/>
         </w:rPr>
-        <w:t>33-서2</w:t>
+        <w:t>33-2</w:t>
       </w:r>
       <w:r>
         <w:rPr>
@@ -6861,7 +4547,43 @@
           <w:sz w:val="14"/>
           <w:u w:val="none"/>
         </w:rPr>
-        <w:t xml:space="preserve"> (3)은 ‘has a problem’이 예고하는 반례를 찾는 문장 단위 판단 — Pollock이 복사했다면 그리스식 정의의 반례가 될 수 없다. (2)는 ‘no + 복수 명사’ 주어의 수일치, (4)는 does not 뒤 부사 자리.</w:t>
+        <w:t xml:space="preserve"> </w:t>
+      </w:r>
+      <w:r>
+        <w:rPr>
+          <w:rFonts w:ascii="맑은 고딕" w:hAnsi="맑은 고딕" w:eastAsia="맑은 고딕"/>
+          <w:b/>
+          <w:sz w:val="14"/>
+          <w:u w:val="none"/>
+        </w:rPr>
+        <w:t>ⓔ [조동사 decoy]</w:t>
+      </w:r>
+      <w:r>
+        <w:rPr>
+          <w:rFonts w:ascii="맑은 고딕" w:hAnsi="맑은 고딕" w:eastAsia="맑은 고딕"/>
+          <w:b w:val="0"/>
+          <w:sz w:val="14"/>
+          <w:u w:val="none"/>
+        </w:rPr>
+        <w:t xml:space="preserve"> 과거 습관 would를 가정법으로 오해해 고르면 ③. </w:t>
+      </w:r>
+      <w:r>
+        <w:rPr>
+          <w:rFonts w:ascii="맑은 고딕" w:hAnsi="맑은 고딕" w:eastAsia="맑은 고딕"/>
+          <w:b/>
+          <w:sz w:val="14"/>
+          <w:u w:val="none"/>
+        </w:rPr>
+        <w:t>ⓕ</w:t>
+      </w:r>
+      <w:r>
+        <w:rPr>
+          <w:rFonts w:ascii="맑은 고딕" w:hAnsi="맑은 고딕" w:eastAsia="맑은 고딕"/>
+          <w:b w:val="0"/>
+          <w:sz w:val="14"/>
+          <w:u w:val="none"/>
+        </w:rPr>
+        <w:t xml:space="preserve"> thus + 분사구문은 결과 — 수동 demonstrated 뒤 that절 목적어는 올 수 없다.</w:t>
       </w:r>
     </w:p>
     <w:p>
@@ -6877,7 +4599,7 @@
           <w:sz w:val="14"/>
           <w:u w:val="none"/>
         </w:rPr>
-        <w:t>33-서3</w:t>
+        <w:t>33-3</w:t>
       </w:r>
       <w:r>
         <w:rPr>
@@ -6886,7 +4608,7 @@
           <w:sz w:val="14"/>
           <w:u w:val="none"/>
         </w:rPr>
-        <w:t xml:space="preserve"> Q1은 'due to the ___'의 틀에 맞춰 관사 the 뒤부터 5단어 — 'the action of time and weather'(6단어)는 인쇄어 중복 + 단어 수 위반, 'time and weather'(3단어)는 부족. Q2는 관계사절 'that ___'의 동사부터: </w:t>
+        <w:t xml:space="preserve"> </w:t>
       </w:r>
       <w:r>
         <w:rPr>
@@ -6895,7 +4617,7 @@
           <w:sz w:val="14"/>
           <w:u w:val="none"/>
         </w:rPr>
-        <w:t>resembled recognizable objects</w:t>
+        <w:t>⑤ [한 끗]</w:t>
       </w:r>
       <w:r>
         <w:rPr>
@@ -6904,7 +4626,25 @@
           <w:sz w:val="14"/>
           <w:u w:val="none"/>
         </w:rPr>
-        <w:t>. 'looked like real objects'는 뜻은 같으나 본문 어형 조건 위반, 'resembled objects'는 2단어.</w:t>
+        <w:t xml:space="preserve"> (A)(B)는 맞고 (C)만 형용사 — does not과 define 사이 부사 자리. </w:t>
+      </w:r>
+      <w:r>
+        <w:rPr>
+          <w:rFonts w:ascii="맑은 고딕" w:hAnsi="맑은 고딕" w:eastAsia="맑은 고딕"/>
+          <w:b/>
+          <w:sz w:val="14"/>
+          <w:u w:val="none"/>
+        </w:rPr>
+        <w:t>①</w:t>
+      </w:r>
+      <w:r>
+        <w:rPr>
+          <w:rFonts w:ascii="맑은 고딕" w:hAnsi="맑은 고딕" w:eastAsia="맑은 고딕"/>
+          <w:b w:val="0"/>
+          <w:sz w:val="14"/>
+          <w:u w:val="none"/>
+        </w:rPr>
+        <w:t xml:space="preserve"> abstraction은 Pollock 쪽 특징으로, 그리스 ‘모방’ 접근과 반대.</w:t>
       </w:r>
     </w:p>
     <w:p>
@@ -6920,7 +4660,7 @@
           <w:sz w:val="14"/>
           <w:u w:val="none"/>
         </w:rPr>
-        <w:t>33-서4</w:t>
+        <w:t>33-4</w:t>
       </w:r>
       <w:r>
         <w:rPr>
@@ -6929,7 +4669,7 @@
           <w:sz w:val="14"/>
           <w:u w:val="none"/>
         </w:rPr>
-        <w:t xml:space="preserve"> (1) 두 변형: be→is, copy→copying. 'there has a problem'은 there 구문 오류, 'as copy reality'는 전치사 뒤 동사원형 오류. (2) 핵심은 </w:t>
+        <w:t xml:space="preserve"> </w:t>
       </w:r>
       <w:r>
         <w:rPr>
@@ -6938,7 +4678,7 @@
           <w:sz w:val="14"/>
           <w:u w:val="none"/>
         </w:rPr>
-        <w:t>이중 부정 회피</w:t>
+        <w:t>⑤ [원인 바꿔치기]</w:t>
       </w:r>
       <w:r>
         <w:rPr>
@@ -6947,7 +4687,7 @@
           <w:sz w:val="14"/>
           <w:u w:val="none"/>
         </w:rPr>
-        <w:t>: nothing을 쓰면 동사는 긍정형(copied) — 'that did not copy nothing'은 이중 부정으로 의미 반전. manage는 과거 시제 managed(주절 succeeded와 동일 시점). 'managed making'은 manage의 목적어 규칙(to부정사) 위반.</w:t>
+        <w:t xml:space="preserve"> ‘남아 있지 않다’는 사실은 맞고 원인만 바꾼 선지 — 결과만 보고 고르지 않기.</w:t>
       </w:r>
     </w:p>
     <w:p>
@@ -6963,7 +4703,7 @@
           <w:sz w:val="14"/>
           <w:u w:val="none"/>
         </w:rPr>
-        <w:t>33-서5</w:t>
+        <w:t>33-5</w:t>
       </w:r>
       <w:r>
         <w:rPr>
@@ -6972,7 +4712,7 @@
           <w:sz w:val="14"/>
           <w:u w:val="none"/>
         </w:rPr>
-        <w:t xml:space="preserve"> 오류 ①(미묘) ⓒ: 주어는 no paintings(복수)인데, 부정어 no와 바로 앞 단수 느낌의 'today'·'note that' 구조 때문에 exists로 읽히기 쉽다 — 'no + 복수명사'는 복수 동사. 오류 ②(단순) ⓔ: avoid는 동명사만 목적어로 취한다. 정상형 함정 ⓓ: 'that of Zeuxis and Parhassios'에서 두 사람이 나오므로 those로 고치고 싶어지지만, 지시 대상은 두 사람에 관한 </w:t>
+        <w:t xml:space="preserve"> </w:t>
       </w:r>
       <w:r>
         <w:rPr>
@@ -6981,7 +4721,7 @@
           <w:sz w:val="14"/>
           <w:u w:val="none"/>
         </w:rPr>
-        <w:t>하나의 이야기(the tale)</w:t>
+        <w:t>① [극단화 함정]</w:t>
       </w:r>
       <w:r>
         <w:rPr>
@@ -6990,7 +4730,25 @@
           <w:sz w:val="14"/>
           <w:u w:val="none"/>
         </w:rPr>
-        <w:t>이므로 단수 that이 정상. ⓕ는 주어 없는 분사구문이 어색해 보이지만 'thus -ing'는 결과를 나타내는 표준 형태.</w:t>
+        <w:t xml:space="preserve"> 두 글 모두 ‘충분하지 않다(not sufficiently / not the whole story)’고 했지 ‘전혀 아니다’가 아니다. </w:t>
+      </w:r>
+      <w:r>
+        <w:rPr>
+          <w:rFonts w:ascii="맑은 고딕" w:hAnsi="맑은 고딕" w:eastAsia="맑은 고딕"/>
+          <w:b/>
+          <w:sz w:val="14"/>
+          <w:u w:val="none"/>
+        </w:rPr>
+        <w:t>②</w:t>
+      </w:r>
+      <w:r>
+        <w:rPr>
+          <w:rFonts w:ascii="맑은 고딕" w:hAnsi="맑은 고딕" w:eastAsia="맑은 고딕"/>
+          <w:b w:val="0"/>
+          <w:sz w:val="14"/>
+          <w:u w:val="none"/>
+        </w:rPr>
+        <w:t xml:space="preserve"> 반례의 핵심은 ‘모방하지 않음’.</w:t>
       </w:r>
     </w:p>
     <w:p>
@@ -7006,7 +4764,7 @@
           <w:sz w:val="14"/>
           <w:u w:val="none"/>
         </w:rPr>
-        <w:t>33-서6</w:t>
+        <w:t>33-6</w:t>
       </w:r>
       <w:r>
         <w:rPr>
@@ -7015,7 +4773,43 @@
           <w:sz w:val="14"/>
           <w:u w:val="none"/>
         </w:rPr>
-        <w:t xml:space="preserve"> (B) 2점: avoid + 동명사(making)와, 관계절 that resembled recognizable objects가 marks or passages를 수식하도록 배열해야 한다. ‘avoid making recognizable objects that resembled marks’로 바꾸면 의미 역전. (A) based on tales의 문미 위치, (C) that절의 위치.</w:t>
+        <w:t xml:space="preserve"> </w:t>
+      </w:r>
+      <w:r>
+        <w:rPr>
+          <w:rFonts w:ascii="맑은 고딕" w:hAnsi="맑은 고딕" w:eastAsia="맑은 고딕"/>
+          <w:b/>
+          <w:sz w:val="14"/>
+          <w:u w:val="none"/>
+        </w:rPr>
+        <w:t>① [세부 함정]</w:t>
+      </w:r>
+      <w:r>
+        <w:rPr>
+          <w:rFonts w:ascii="맑은 고딕" w:hAnsi="맑은 고딕" w:eastAsia="맑은 고딕"/>
+          <w:b w:val="0"/>
+          <w:sz w:val="14"/>
+          <w:u w:val="none"/>
+        </w:rPr>
+        <w:t xml:space="preserve"> 그림 소실은 짐작의 근거를 위한 곁가지. </w:t>
+      </w:r>
+      <w:r>
+        <w:rPr>
+          <w:rFonts w:ascii="맑은 고딕" w:hAnsi="맑은 고딕" w:eastAsia="맑은 고딕"/>
+          <w:b/>
+          <w:sz w:val="14"/>
+          <w:u w:val="none"/>
+        </w:rPr>
+        <w:t>③ [사실 반전]</w:t>
+      </w:r>
+      <w:r>
+        <w:rPr>
+          <w:rFonts w:ascii="맑은 고딕" w:hAnsi="맑은 고딕" w:eastAsia="맑은 고딕"/>
+          <w:b w:val="0"/>
+          <w:sz w:val="14"/>
+          <w:u w:val="none"/>
+        </w:rPr>
+        <w:t xml:space="preserve"> Pollock은 사실주의와 정반대.</w:t>
       </w:r>
     </w:p>
     <w:p>
@@ -7031,7 +4825,7 @@
           <w:sz w:val="14"/>
           <w:u w:val="none"/>
         </w:rPr>
-        <w:t>33-서7</w:t>
+        <w:t>33-7</w:t>
       </w:r>
       <w:r>
         <w:rPr>
@@ -7040,7 +4834,7 @@
           <w:sz w:val="14"/>
           <w:u w:val="none"/>
         </w:rPr>
-        <w:t xml:space="preserve"> (A) ‘art is mere ___ of reality’ → 명사 </w:t>
+        <w:t xml:space="preserve"> </w:t>
       </w:r>
       <w:r>
         <w:rPr>
@@ -7049,7 +4843,7 @@
           <w:sz w:val="14"/>
           <w:u w:val="none"/>
         </w:rPr>
-        <w:t>imitation</w:t>
+        <w:t>③ [소재어 재사용 함정]</w:t>
       </w:r>
       <w:r>
         <w:rPr>
@@ -7058,25 +4852,7 @@
           <w:sz w:val="14"/>
           <w:u w:val="none"/>
         </w:rPr>
-        <w:t xml:space="preserve">. (B) ‘deliberately ___ anything recognizable and yet produced’ — and yet 뒤 produced(과거)와 병렬 → </w:t>
-      </w:r>
-      <w:r>
-        <w:rPr>
-          <w:rFonts w:ascii="맑은 고딕" w:hAnsi="맑은 고딕" w:eastAsia="맑은 고딕"/>
-          <w:b/>
-          <w:sz w:val="14"/>
-          <w:u w:val="none"/>
-        </w:rPr>
-        <w:t>avoided</w:t>
-      </w:r>
-      <w:r>
-        <w:rPr>
-          <w:rFonts w:ascii="맑은 고딕" w:hAnsi="맑은 고딕" w:eastAsia="맑은 고딕"/>
-          <w:b w:val="0"/>
-          <w:sz w:val="14"/>
-          <w:u w:val="none"/>
-        </w:rPr>
-        <w:t>; 원형으로 두면 시제 병렬 오류. resembled를 쓰면 ‘알아볼 수 있는 것을 닮았다’로 본문과 정반대.</w:t>
+        <w:t xml:space="preserve"> Pollock’s paintings가 ④ these works와 이어져 보이지만, ③이 끼면 these works가 ‘경매된 그림 하나’로 축소된다.</w:t>
       </w:r>
     </w:p>
     <w:p>
@@ -7092,7 +4868,7 @@
           <w:sz w:val="14"/>
           <w:u w:val="none"/>
         </w:rPr>
-        <w:t>33-1</w:t>
+        <w:t>33-서1</w:t>
       </w:r>
       <w:r>
         <w:rPr>
@@ -7101,43 +4877,7 @@
           <w:sz w:val="14"/>
           <w:u w:val="none"/>
         </w:rPr>
-        <w:t xml:space="preserve"> 정답 ③: 글의 구조(그리스 정의 제시 → 반례 Pollock → 정의의 불충분성)를 '미메시스를 넘어'로 압축. ① 그리스 회화는 남아 있지 않아 비교 자체가 불가능(무언급). ② 'timeless'는 본문 결론('does not sufficiently define')과 </w:t>
-      </w:r>
-      <w:r>
-        <w:rPr>
-          <w:rFonts w:ascii="맑은 고딕" w:hAnsi="맑은 고딕" w:eastAsia="맑은 고딕"/>
-          <w:b/>
-          <w:sz w:val="14"/>
-          <w:u w:val="none"/>
-        </w:rPr>
-        <w:t>정반대</w:t>
-      </w:r>
-      <w:r>
-        <w:rPr>
-          <w:rFonts w:ascii="맑은 고딕" w:hAnsi="맑은 고딕" w:eastAsia="맑은 고딕"/>
-          <w:b w:val="0"/>
-          <w:sz w:val="14"/>
-          <w:u w:val="none"/>
-        </w:rPr>
-        <w:t xml:space="preserve">. ④ Zeuxis 일화는 그리스 회화 수준을 추측하는 근거로 한 번 언급될 뿐 — </w:t>
-      </w:r>
-      <w:r>
-        <w:rPr>
-          <w:rFonts w:ascii="맑은 고딕" w:hAnsi="맑은 고딕" w:eastAsia="맑은 고딕"/>
-          <w:b/>
-          <w:sz w:val="14"/>
-          <w:u w:val="none"/>
-        </w:rPr>
-        <w:t>범위 축소</w:t>
-      </w:r>
-      <w:r>
-        <w:rPr>
-          <w:rFonts w:ascii="맑은 고딕" w:hAnsi="맑은 고딕" w:eastAsia="맑은 고딕"/>
-          <w:b w:val="0"/>
-          <w:sz w:val="14"/>
-          <w:u w:val="none"/>
-        </w:rPr>
-        <w:t>. ⑤ 시간·날씨는 회화 소실의 이유 한 문장 — 범위 축소.</w:t>
+        <w:t xml:space="preserve"> (1) resemble ✕ — no 뒤 명사. (2) define ✕. (3) sufficient ✕ — 의미 반대, unsufficient ✕(철자). [채점] 각 1점.</w:t>
       </w:r>
     </w:p>
     <w:p>
@@ -7153,7 +4893,7 @@
           <w:sz w:val="14"/>
           <w:u w:val="none"/>
         </w:rPr>
-        <w:t>33-2</w:t>
+        <w:t>33-서2</w:t>
       </w:r>
       <w:r>
         <w:rPr>
@@ -7162,7 +4902,7 @@
           <w:sz w:val="14"/>
           <w:u w:val="none"/>
         </w:rPr>
-        <w:t xml:space="preserve"> 정답 ②: 본문의 논리는 '복제라는 정의(하나의 틀)가 복제하지 않는 예술(Pollock)에는 맞지 않는다 → 정의가 불충분하다'이므로 '한 가지 기준으로 모든 것을 재단할 수 없다'는 교훈과 일치. </w:t>
+        <w:t xml:space="preserve"> </w:t>
       </w:r>
       <w:r>
         <w:rPr>
@@ -7171,7 +4911,7 @@
           <w:sz w:val="14"/>
           <w:u w:val="none"/>
         </w:rPr>
-        <w:t>최강 함정 ①</w:t>
+        <w:t>avoid to make</w:t>
       </w:r>
       <w:r>
         <w:rPr>
@@ -7180,7 +4920,7 @@
           <w:sz w:val="14"/>
           <w:u w:val="none"/>
         </w:rPr>
-        <w:t xml:space="preserve">: copy·mimesis(모방)가 표면 공명하지만 이 속담은 모방이 칭찬이라는 뜻으로, 본문은 모방을 예술의 정의로 삼는 것이 </w:t>
+        <w:t xml:space="preserve"> ✕ — avoid는 to부정사 목적어 불가. </w:t>
       </w:r>
       <w:r>
         <w:rPr>
@@ -7189,7 +4929,7 @@
           <w:sz w:val="14"/>
           <w:u w:val="none"/>
         </w:rPr>
-        <w:t>불충분하다</w:t>
+        <w:t>that resembles</w:t>
       </w:r>
       <w:r>
         <w:rPr>
@@ -7198,7 +4938,7 @@
           <w:sz w:val="14"/>
           <w:u w:val="none"/>
         </w:rPr>
-        <w:t>고 비판한다. ③은 'ancient'·'time'이 공명하나 예술의 영속성 논지가 아니고, ④는 그림의 표현력 일반론, ⑤는 인내의 교훈으로 무관.</w:t>
+        <w:t xml:space="preserve"> △ — 과거 서술과 시제 불일치(감점). [채점] 동명사 1 / 관계사절 1 / 시제·어순 1.</w:t>
       </w:r>
     </w:p>
     <w:p>
@@ -7214,7 +4954,7 @@
           <w:sz w:val="14"/>
           <w:u w:val="none"/>
         </w:rPr>
-        <w:t>33-3</w:t>
+        <w:t>33-8</w:t>
       </w:r>
       <w:r>
         <w:rPr>
@@ -7223,7 +4963,7 @@
           <w:sz w:val="14"/>
           <w:u w:val="none"/>
         </w:rPr>
-        <w:t xml:space="preserve"> 정답 ③: 본문은 회화가 '</w:t>
+        <w:t xml:space="preserve"> </w:t>
       </w:r>
       <w:r>
         <w:rPr>
@@ -7232,7 +4972,7 @@
           <w:sz w:val="14"/>
           <w:u w:val="none"/>
         </w:rPr>
-        <w:t>하나도</w:t>
+        <w:t>⑤ [This 함정]</w:t>
       </w:r>
       <w:r>
         <w:rPr>
@@ -7241,563 +4981,7 @@
           <w:sz w:val="14"/>
           <w:u w:val="none"/>
         </w:rPr>
-        <w:t>(no paintings)' 남지 않았고 그 수준을 '</w:t>
-      </w:r>
-      <w:r>
-        <w:rPr>
-          <w:rFonts w:ascii="맑은 고딕" w:hAnsi="맑은 고딕" w:eastAsia="맑은 고딕"/>
-          <w:b/>
-          <w:sz w:val="14"/>
-          <w:u w:val="none"/>
-        </w:rPr>
-        <w:t>추측할 수밖에</w:t>
-      </w:r>
-      <w:r>
-        <w:rPr>
-          <w:rFonts w:ascii="맑은 고딕" w:hAnsi="맑은 고딕" w:eastAsia="맑은 고딕"/>
-          <w:b w:val="0"/>
-          <w:sz w:val="14"/>
-          <w:u w:val="none"/>
-        </w:rPr>
-        <w:t>(can only surmise)' 없다고 했다. 선지는 '소수 남아 있다'(수량 날조)와 '직접 확인'(surmise의 반전) 두 축을 동시에 뒤집었으나, '고대 그리스 회화'·'수준'이라는 화제어가 본문과 일치해 표면적으로는 그럴듯하다. ④는 동격 정보(1950년대 뉴욕 화파 지도자)까지 정확히 보존한 정당 재진술.</w:t>
-      </w:r>
-    </w:p>
-    <w:p>
-      <w:pPr>
-        <w:spacing w:before="0" w:after="20" w:line="259" w:lineRule="auto"/>
-        <w:jc w:val="both"/>
-        <w:snapToGrid w:val="0"/>
-      </w:pPr>
-      <w:r>
-        <w:rPr>
-          <w:rFonts w:ascii="맑은 고딕" w:hAnsi="맑은 고딕" w:eastAsia="맑은 고딕"/>
-          <w:b/>
-          <w:sz w:val="14"/>
-          <w:u w:val="none"/>
-        </w:rPr>
-        <w:t>33-4</w:t>
-      </w:r>
-      <w:r>
-        <w:rPr>
-          <w:rFonts w:ascii="맑은 고딕" w:hAnsi="맑은 고딕" w:eastAsia="맑은 고딕"/>
-          <w:b w:val="0"/>
-          <w:sz w:val="14"/>
-          <w:u w:val="none"/>
-        </w:rPr>
-        <w:t xml:space="preserve"> 정답 ④: 접속사 While이 남은 분사구문에서 태는 주절 주어와의 관계로 결정 — 화가들이 작품을 '그리는' 것이므로 현재분사 painting. 'While painted'는 '그려지는 동안'이 되어 주어와 맞지 않고, 무엇보다 뒤의 목적어 </w:t>
-      </w:r>
-      <w:r>
-        <w:rPr>
-          <w:rFonts w:ascii="맑은 고딕" w:hAnsi="맑은 고딕" w:eastAsia="맑은 고딕"/>
-          <w:b/>
-          <w:sz w:val="14"/>
-          <w:u w:val="none"/>
-        </w:rPr>
-        <w:t>these works</w:t>
-      </w:r>
-      <w:r>
-        <w:rPr>
-          <w:rFonts w:ascii="맑은 고딕" w:hAnsi="맑은 고딕" w:eastAsia="맑은 고딕"/>
-          <w:b w:val="0"/>
-          <w:sz w:val="14"/>
-          <w:u w:val="none"/>
-        </w:rPr>
-        <w:t>가 과거분사(수동)와 결합할 수 없다. 'while + p.p.'가 관용처럼 보여 정상으로 착각하기 쉬운 것이 함정. 정상형 함정 ②는 서5의 오류 지점(exists)의 정상형으로 교차 점검; ⑤의 thus -ing는 결과 분사구문.</w:t>
-      </w:r>
-    </w:p>
-    <w:p>
-      <w:pPr>
-        <w:spacing w:before="0" w:after="20" w:line="259" w:lineRule="auto"/>
-        <w:jc w:val="both"/>
-        <w:snapToGrid w:val="0"/>
-      </w:pPr>
-      <w:r>
-        <w:rPr>
-          <w:rFonts w:ascii="맑은 고딕" w:hAnsi="맑은 고딕" w:eastAsia="맑은 고딕"/>
-          <w:b/>
-          <w:sz w:val="14"/>
-          <w:u w:val="none"/>
-        </w:rPr>
-        <w:t>33-5</w:t>
-      </w:r>
-      <w:r>
-        <w:rPr>
-          <w:rFonts w:ascii="맑은 고딕" w:hAnsi="맑은 고딕" w:eastAsia="맑은 고딕"/>
-          <w:b w:val="0"/>
-          <w:sz w:val="14"/>
-          <w:u w:val="none"/>
-        </w:rPr>
-        <w:t xml:space="preserve"> 정답 ②: 직전 문장 "no paintings ... exist today"(회화가 하나도 남지 않음)와 이 문장의 'only ... </w:t>
-      </w:r>
-      <w:r>
-        <w:rPr>
-          <w:rFonts w:ascii="맑은 고딕" w:hAnsi="맑은 고딕" w:eastAsia="맑은 고딕"/>
-          <w:b/>
-          <w:sz w:val="14"/>
-          <w:u w:val="none"/>
-        </w:rPr>
-        <w:t>based on tales</w:t>
-      </w:r>
-      <w:r>
-        <w:rPr>
-          <w:rFonts w:ascii="맑은 고딕" w:hAnsi="맑은 고딕" w:eastAsia="맑은 고딕"/>
-          <w:b w:val="0"/>
-          <w:sz w:val="14"/>
-          <w:u w:val="none"/>
-        </w:rPr>
-        <w:t xml:space="preserve">'(이야기에 근거해 ~할 수 있을 뿐)가 단서 — 실물이 없으니 '확인(verify)'은 불가능하고 간접 근거로 '추측(surmise)'할 수 있을 뿐이다. verify는 'quality'와 연어가 자연스럽고 문장 단독으로는 매끄러워, 앞 문장의 부재(no paintings)를 회수해야 판별되는 </w:t>
-      </w:r>
-      <w:r>
-        <w:rPr>
-          <w:rFonts w:ascii="맑은 고딕" w:hAnsi="맑은 고딕" w:eastAsia="맑은 고딕"/>
-          <w:b/>
-          <w:sz w:val="14"/>
-          <w:u w:val="none"/>
-        </w:rPr>
-        <w:t>인접 개념 치환</w:t>
-      </w:r>
-      <w:r>
-        <w:rPr>
-          <w:rFonts w:ascii="맑은 고딕" w:hAnsi="맑은 고딕" w:eastAsia="맑은 고딕"/>
-          <w:b w:val="0"/>
-          <w:sz w:val="14"/>
-          <w:u w:val="none"/>
-        </w:rPr>
-        <w:t>. ③·④는 Pollock의 비복제가 '우연이 아님'을 강조하는 정방향 부사로 서로를 지지.</w:t>
-      </w:r>
-    </w:p>
-    <w:p>
-      <w:pPr>
-        <w:spacing w:before="0" w:after="20" w:line="259" w:lineRule="auto"/>
-        <w:jc w:val="both"/>
-        <w:snapToGrid w:val="0"/>
-      </w:pPr>
-      <w:r>
-        <w:rPr>
-          <w:rFonts w:ascii="맑은 고딕" w:hAnsi="맑은 고딕" w:eastAsia="맑은 고딕"/>
-          <w:b/>
-          <w:sz w:val="14"/>
-          <w:u w:val="none"/>
-        </w:rPr>
-        <w:t>33-6</w:t>
-      </w:r>
-      <w:r>
-        <w:rPr>
-          <w:rFonts w:ascii="맑은 고딕" w:hAnsi="맑은 고딕" w:eastAsia="맑은 고딕"/>
-          <w:b w:val="0"/>
-          <w:sz w:val="14"/>
-          <w:u w:val="none"/>
-        </w:rPr>
-        <w:t xml:space="preserve"> 정답 ①: 원문 "making marks or passages that resembled recognizable objects"의 </w:t>
-      </w:r>
-      <w:r>
-        <w:rPr>
-          <w:rFonts w:ascii="맑은 고딕" w:hAnsi="맑은 고딕" w:eastAsia="맑은 고딕"/>
-          <w:b/>
-          <w:sz w:val="14"/>
-          <w:u w:val="none"/>
-        </w:rPr>
-        <w:t>2단계 패러프레이즈</w:t>
-      </w:r>
-      <w:r>
-        <w:rPr>
-          <w:rFonts w:ascii="맑은 고딕" w:hAnsi="맑은 고딕" w:eastAsia="맑은 고딕"/>
-          <w:b w:val="0"/>
-          <w:sz w:val="14"/>
-          <w:u w:val="none"/>
-        </w:rPr>
-        <w:t xml:space="preserve">(making marks → producing anything, resembled recognizable objects → looked like a thing from the real world). ②는 realism·sculpture·pottery를 재조합했으나 Pollock이 피한 것은 그리스 양식이 아니라 </w:t>
-      </w:r>
-      <w:r>
-        <w:rPr>
-          <w:rFonts w:ascii="맑은 고딕" w:hAnsi="맑은 고딕" w:eastAsia="맑은 고딕"/>
-          <w:b/>
-          <w:sz w:val="14"/>
-          <w:u w:val="none"/>
-        </w:rPr>
-        <w:t>모든 사물의 복제</w:t>
-      </w:r>
-      <w:r>
-        <w:rPr>
-          <w:rFonts w:ascii="맑은 고딕" w:hAnsi="맑은 고딕" w:eastAsia="맑은 고딕"/>
-          <w:b w:val="0"/>
-          <w:sz w:val="14"/>
-          <w:u w:val="none"/>
-        </w:rPr>
-        <w:t xml:space="preserve"> — 범위 축소 함정. ③은 time and weather 어구 재활용의 무관 더미, ④는 오히려 '복제 회피'와 무관한 기법 서술, ⑤ 'recognize'의 어휘 착시이나 제목은 본문에 없음.</w:t>
-      </w:r>
-    </w:p>
-    <w:p>
-      <w:pPr>
-        <w:spacing w:before="0" w:after="20" w:line="259" w:lineRule="auto"/>
-        <w:jc w:val="both"/>
-        <w:snapToGrid w:val="0"/>
-      </w:pPr>
-      <w:r>
-        <w:rPr>
-          <w:rFonts w:ascii="맑은 고딕" w:hAnsi="맑은 고딕" w:eastAsia="맑은 고딕"/>
-          <w:b/>
-          <w:sz w:val="14"/>
-          <w:u w:val="none"/>
-        </w:rPr>
-        <w:t>33-7</w:t>
-      </w:r>
-      <w:r>
-        <w:rPr>
-          <w:rFonts w:ascii="맑은 고딕" w:hAnsi="맑은 고딕" w:eastAsia="맑은 고딕"/>
-          <w:b w:val="0"/>
-          <w:sz w:val="14"/>
-          <w:u w:val="none"/>
-        </w:rPr>
-        <w:t xml:space="preserve"> 정답 ③ (ⓑ, ⓓ, ⓔ): ⓑ는 수량·존재 날조, ⓓ는 'not sufficiently'(불충분)를 'completely worthless'(완전 무가치)로 </w:t>
-      </w:r>
-      <w:r>
-        <w:rPr>
-          <w:rFonts w:ascii="맑은 고딕" w:hAnsi="맑은 고딕" w:eastAsia="맑은 고딕"/>
-          <w:b/>
-          <w:sz w:val="14"/>
-          <w:u w:val="none"/>
-        </w:rPr>
-        <w:t>정도 격상</w:t>
-      </w:r>
-      <w:r>
-        <w:rPr>
-          <w:rFonts w:ascii="맑은 고딕" w:hAnsi="맑은 고딕" w:eastAsia="맑은 고딕"/>
-          <w:b w:val="0"/>
-          <w:sz w:val="14"/>
-          <w:u w:val="none"/>
-        </w:rPr>
-        <w:t xml:space="preserve">, ⓔ는 '복제가 예술의 충분조건이 아니다'를 '복제를 피해야 한다'로 </w:t>
-      </w:r>
-      <w:r>
-        <w:rPr>
-          <w:rFonts w:ascii="맑은 고딕" w:hAnsi="맑은 고딕" w:eastAsia="맑은 고딕"/>
-          <w:b/>
-          <w:sz w:val="14"/>
-          <w:u w:val="none"/>
-        </w:rPr>
-        <w:t>논리 방향 전환</w:t>
-      </w:r>
-      <w:r>
-        <w:rPr>
-          <w:rFonts w:ascii="맑은 고딕" w:hAnsi="맑은 고딕" w:eastAsia="맑은 고딕"/>
-          <w:b w:val="0"/>
-          <w:sz w:val="14"/>
-          <w:u w:val="none"/>
-        </w:rPr>
-        <w:t>(all·must 절대화). ⓐ·ⓒ는 원문 어휘를 전면 교체한 일치 진술. ①은 ⓔ를 놓친 부분 정답 — ⓔ가 본문의 결론처럼 들리지만 '충분조건 부정'과 '필요조건 주장'은 다르다는 논리 변별이 핵심.</w:t>
-      </w:r>
-    </w:p>
-    <w:p>
-      <w:pPr>
-        <w:spacing w:before="0" w:after="20" w:line="259" w:lineRule="auto"/>
-        <w:jc w:val="both"/>
-        <w:snapToGrid w:val="0"/>
-      </w:pPr>
-      <w:r>
-        <w:rPr>
-          <w:rFonts w:ascii="맑은 고딕" w:hAnsi="맑은 고딕" w:eastAsia="맑은 고딕"/>
-          <w:b/>
-          <w:sz w:val="14"/>
-          <w:u w:val="none"/>
-        </w:rPr>
-        <w:t>33-8</w:t>
-      </w:r>
-      <w:r>
-        <w:rPr>
-          <w:rFonts w:ascii="맑은 고딕" w:hAnsi="맑은 고딕" w:eastAsia="맑은 고딕"/>
-          <w:b w:val="0"/>
-          <w:sz w:val="14"/>
-          <w:u w:val="none"/>
-        </w:rPr>
-        <w:t xml:space="preserve"> 정답 ②: ⓐ는 'This approach'(= 시각 경험의 복제)가 나타나는 양식 → realism. ⓑ는 'can only ___ their quality'의 동사 자리 + 실물 부재 문맥 → surmise. ⓒ는 mimesis의 동격 설명 → copying. 미끼 abstraction은 ⓐ에 넣으면 '복제 접근이 </w:t>
-      </w:r>
-      <w:r>
-        <w:rPr>
-          <w:rFonts w:ascii="맑은 고딕" w:hAnsi="맑은 고딕" w:eastAsia="맑은 고딕"/>
-          <w:b/>
-          <w:sz w:val="14"/>
-          <w:u w:val="none"/>
-        </w:rPr>
-        <w:t>추상</w:t>
-      </w:r>
-      <w:r>
-        <w:rPr>
-          <w:rFonts w:ascii="맑은 고딕" w:hAnsi="맑은 고딕" w:eastAsia="맑은 고딕"/>
-          <w:b w:val="0"/>
-          <w:sz w:val="14"/>
-          <w:u w:val="none"/>
-        </w:rPr>
-        <w:t>에 나타난다'로 자기모순, ⓒ에 넣으면 mimesis = 추상이 되어 정의 붕괴 — ①·④가 각각 한 자리만 다른 변별 선지. ③·⑤는 ⓑ에 명사(copying)를 넣어 'can only copying' 비문.</w:t>
-      </w:r>
-    </w:p>
-    <w:p>
-      <w:pPr>
-        <w:spacing w:before="0" w:after="20" w:line="259" w:lineRule="auto"/>
-        <w:jc w:val="both"/>
-        <w:snapToGrid w:val="0"/>
-      </w:pPr>
-      <w:r>
-        <w:rPr>
-          <w:rFonts w:ascii="맑은 고딕" w:hAnsi="맑은 고딕" w:eastAsia="맑은 고딕"/>
-          <w:b/>
-          <w:sz w:val="14"/>
-          <w:u w:val="none"/>
-        </w:rPr>
-        <w:t>33-9</w:t>
-      </w:r>
-      <w:r>
-        <w:rPr>
-          <w:rFonts w:ascii="맑은 고딕" w:hAnsi="맑은 고딕" w:eastAsia="맑은 고딕"/>
-          <w:b w:val="0"/>
-          <w:sz w:val="14"/>
-          <w:u w:val="none"/>
-        </w:rPr>
-        <w:t xml:space="preserve"> 정답 ③: 본문은 Pollock의 비복제를 '</w:t>
-      </w:r>
-      <w:r>
-        <w:rPr>
-          <w:rFonts w:ascii="맑은 고딕" w:hAnsi="맑은 고딕" w:eastAsia="맑은 고딕"/>
-          <w:b/>
-          <w:sz w:val="14"/>
-          <w:u w:val="none"/>
-        </w:rPr>
-        <w:t>의도적으로</w:t>
-      </w:r>
-      <w:r>
-        <w:rPr>
-          <w:rFonts w:ascii="맑은 고딕" w:hAnsi="맑은 고딕" w:eastAsia="맑은 고딕"/>
-          <w:b w:val="0"/>
-          <w:sz w:val="14"/>
-          <w:u w:val="none"/>
-        </w:rPr>
-        <w:t>(intentionally)', '</w:t>
-      </w:r>
-      <w:r>
-        <w:rPr>
-          <w:rFonts w:ascii="맑은 고딕" w:hAnsi="맑은 고딕" w:eastAsia="맑은 고딕"/>
-          <w:b/>
-          <w:sz w:val="14"/>
-          <w:u w:val="none"/>
-        </w:rPr>
-        <w:t>의식적으로</w:t>
-      </w:r>
-      <w:r>
-        <w:rPr>
-          <w:rFonts w:ascii="맑은 고딕" w:hAnsi="맑은 고딕" w:eastAsia="맑은 고딕"/>
-          <w:b w:val="0"/>
-          <w:sz w:val="14"/>
-          <w:u w:val="none"/>
-        </w:rPr>
-        <w:t xml:space="preserve">(consciously)'라는 부사로 두 번이나 강조하는데, 요약문은 '실력이 없어서'라는 </w:t>
-      </w:r>
-      <w:r>
-        <w:rPr>
-          <w:rFonts w:ascii="맑은 고딕" w:hAnsi="맑은 고딕" w:eastAsia="맑은 고딕"/>
-          <w:b/>
-          <w:sz w:val="14"/>
-          <w:u w:val="none"/>
-        </w:rPr>
-        <w:t>본문에 없는 원인을 날조</w:t>
-      </w:r>
-      <w:r>
-        <w:rPr>
-          <w:rFonts w:ascii="맑은 고딕" w:hAnsi="맑은 고딕" w:eastAsia="맑은 고딕"/>
-          <w:b w:val="0"/>
-          <w:sz w:val="14"/>
-          <w:u w:val="none"/>
-        </w:rPr>
-        <w:t>해 붙였다. 앞부분 'kept every recognizable shape out of their work'는 정확한 재진술이라 'because' 이하를 끝까지 읽어야 잡힌다. ①의 faithful reproduction, ②의 none survive, ④의 copying alone은 모두 어휘가 바뀐 정당 환언.</w:t>
-      </w:r>
-    </w:p>
-    <w:p>
-      <w:pPr>
-        <w:spacing w:before="0" w:after="20" w:line="259" w:lineRule="auto"/>
-        <w:jc w:val="both"/>
-        <w:snapToGrid w:val="0"/>
-      </w:pPr>
-      <w:r>
-        <w:rPr>
-          <w:rFonts w:ascii="맑은 고딕" w:hAnsi="맑은 고딕" w:eastAsia="맑은 고딕"/>
-          <w:b/>
-          <w:sz w:val="14"/>
-          <w:u w:val="none"/>
-        </w:rPr>
-        <w:t>33-10</w:t>
-      </w:r>
-      <w:r>
-        <w:rPr>
-          <w:rFonts w:ascii="맑은 고딕" w:hAnsi="맑은 고딕" w:eastAsia="맑은 고딕"/>
-          <w:b w:val="0"/>
-          <w:sz w:val="14"/>
-          <w:u w:val="none"/>
-        </w:rPr>
-        <w:t xml:space="preserve"> 정답 ③: 'Even so'는 직전 문장 "no paintings ... exist today"(암울한 사실)를 받고, 'not entirely in the dark'는 직후 "We can only surmise their quality based on tales ..."(이야기·조각·도기로 추측 가능)로 구체화된다. they = ancient Greek artists도 직전 문장에서 처음 등장. </w:t>
-      </w:r>
-      <w:r>
-        <w:rPr>
-          <w:rFonts w:ascii="맑은 고딕" w:hAnsi="맑은 고딕" w:eastAsia="맑은 고딕"/>
-          <w:b/>
-          <w:sz w:val="14"/>
-          <w:u w:val="none"/>
-        </w:rPr>
-        <w:t>함정 ②</w:t>
-      </w:r>
-      <w:r>
-        <w:rPr>
-          <w:rFonts w:ascii="맑은 고딕" w:hAnsi="맑은 고딕" w:eastAsia="맑은 고딕"/>
-          <w:b w:val="0"/>
-          <w:sz w:val="14"/>
-          <w:u w:val="none"/>
-        </w:rPr>
-        <w:t>: 'realism of sculpture and pottery' 뒤에 넣으면 아직 '모른다'는 부정적 사실이 나오지 않아 Even so가 받을 대상이 없다. ④는 'they'가 가리킬 대상이 멀어지고 뒤 문장(정의의 문제)과 연결되지 않는다.</w:t>
-      </w:r>
-    </w:p>
-    <w:p>
-      <w:pPr>
-        <w:spacing w:before="0" w:after="20" w:line="259" w:lineRule="auto"/>
-        <w:jc w:val="both"/>
-        <w:snapToGrid w:val="0"/>
-      </w:pPr>
-      <w:r>
-        <w:rPr>
-          <w:rFonts w:ascii="맑은 고딕" w:hAnsi="맑은 고딕" w:eastAsia="맑은 고딕"/>
-          <w:b/>
-          <w:sz w:val="14"/>
-          <w:u w:val="none"/>
-        </w:rPr>
-        <w:t>33-11</w:t>
-      </w:r>
-      <w:r>
-        <w:rPr>
-          <w:rFonts w:ascii="맑은 고딕" w:hAnsi="맑은 고딕" w:eastAsia="맑은 고딕"/>
-          <w:b w:val="0"/>
-          <w:sz w:val="14"/>
-          <w:u w:val="none"/>
-        </w:rPr>
-        <w:t xml:space="preserve"> 정답 ④: 'Such discipline'은 직전 문장의 'would consciously avoid making marks ... that resembled recognizable objects'(작업 내내 유지된 의식적 절제)를 받고, 'paid off'는 직후 "They succeeded at making artwork that did not copy anything"으로 구체화된다. </w:t>
-      </w:r>
-      <w:r>
-        <w:rPr>
-          <w:rFonts w:ascii="맑은 고딕" w:hAnsi="맑은 고딕" w:eastAsia="맑은 고딕"/>
-          <w:b/>
-          <w:sz w:val="14"/>
-          <w:u w:val="none"/>
-        </w:rPr>
-        <w:t>함정 ③</w:t>
-      </w:r>
-      <w:r>
-        <w:rPr>
-          <w:rFonts w:ascii="맑은 고딕" w:hAnsi="맑은 고딕" w:eastAsia="맑은 고딕"/>
-          <w:b w:val="0"/>
-          <w:sz w:val="14"/>
-          <w:u w:val="none"/>
-        </w:rPr>
-        <w:t>: 'intentionally did not copy'도 절제로 보이지만 그 문장은 결과의 선언이고, 'sustained across an entire body of work'(작업 전체에 걸쳐 유지된)에 대응하는 과정 서술(While painting ... would avoid)은 ④ 앞에서야 나온다. ⑤는 성공이 이미 서술된 뒤라 'paid off'가 중복.</w:t>
-      </w:r>
-    </w:p>
-    <w:p>
-      <w:pPr>
-        <w:spacing w:before="0" w:after="20" w:line="259" w:lineRule="auto"/>
-        <w:jc w:val="both"/>
-        <w:snapToGrid w:val="0"/>
-      </w:pPr>
-      <w:r>
-        <w:rPr>
-          <w:rFonts w:ascii="맑은 고딕" w:hAnsi="맑은 고딕" w:eastAsia="맑은 고딕"/>
-          <w:b/>
-          <w:sz w:val="14"/>
-          <w:u w:val="none"/>
-        </w:rPr>
-        <w:t>33-12</w:t>
-      </w:r>
-      <w:r>
-        <w:rPr>
-          <w:rFonts w:ascii="맑은 고딕" w:hAnsi="맑은 고딕" w:eastAsia="맑은 고딕"/>
-          <w:b w:val="0"/>
-          <w:sz w:val="14"/>
-          <w:u w:val="none"/>
-        </w:rPr>
-        <w:t xml:space="preserve"> 정답 ④ (ⓐ, ⓓ): ⓐ는 수식어구 끝의 복수 vases에 끌린 </w:t>
-      </w:r>
-      <w:r>
-        <w:rPr>
-          <w:rFonts w:ascii="맑은 고딕" w:hAnsi="맑은 고딕" w:eastAsia="맑은 고딕"/>
-          <w:b/>
-          <w:sz w:val="14"/>
-          <w:u w:val="none"/>
-        </w:rPr>
-        <w:t>근접 명사 착시</w:t>
-      </w:r>
-      <w:r>
-        <w:rPr>
-          <w:rFonts w:ascii="맑은 고딕" w:hAnsi="맑은 고딕" w:eastAsia="맑은 고딕"/>
-          <w:b w:val="0"/>
-          <w:sz w:val="14"/>
-          <w:u w:val="none"/>
-        </w:rPr>
-        <w:t xml:space="preserve"> — 주어는 단수 corpus. ⓓ는 -ae 어미가 복수(larva→larvae)임을 알아야 한다. ⓑ·ⓒ는 수량사(several, two)와 라틴어 복수형(-i, -ices)이 정확히 맞물린 정상형. ⑤는 ⓑ의 fungi를 단수로 오인해 잘못 고른 오답, ①은 ⓓ를 놓친 부분 정답.</w:t>
-      </w:r>
-    </w:p>
-    <w:p>
-      <w:pPr>
-        <w:spacing w:before="0" w:after="20" w:line="259" w:lineRule="auto"/>
-        <w:jc w:val="both"/>
-        <w:snapToGrid w:val="0"/>
-      </w:pPr>
-      <w:r>
-        <w:rPr>
-          <w:rFonts w:ascii="맑은 고딕" w:hAnsi="맑은 고딕" w:eastAsia="맑은 고딕"/>
-          <w:b/>
-          <w:sz w:val="14"/>
-          <w:u w:val="none"/>
-        </w:rPr>
-        <w:t>33-13</w:t>
-      </w:r>
-      <w:r>
-        <w:rPr>
-          <w:rFonts w:ascii="맑은 고딕" w:hAnsi="맑은 고딕" w:eastAsia="맑은 고딕"/>
-          <w:b w:val="0"/>
-          <w:sz w:val="14"/>
-          <w:u w:val="none"/>
-        </w:rPr>
-        <w:t xml:space="preserve"> 정답 ①: (A) 'not a lazy one ... had to invent'가 단서 — 창의적 행위 imaginative; imaginary는 '실재하지 않는 행위'가 되어 모순. (B) '예술 정의 방식의 전환'은 지속적 영향이므로 </w:t>
-      </w:r>
-      <w:r>
-        <w:rPr>
-          <w:rFonts w:ascii="맑은 고딕" w:hAnsi="맑은 고딕" w:eastAsia="맑은 고딕"/>
-          <w:b/>
-          <w:sz w:val="14"/>
-          <w:u w:val="none"/>
-        </w:rPr>
-        <w:t>momentous</w:t>
-      </w:r>
-      <w:r>
-        <w:rPr>
-          <w:rFonts w:ascii="맑은 고딕" w:hAnsi="맑은 고딕" w:eastAsia="맑은 고딕"/>
-          <w:b w:val="0"/>
-          <w:sz w:val="14"/>
-          <w:u w:val="none"/>
-        </w:rPr>
-        <w:t xml:space="preserve">; momentary(순간적)는 뒤의 'showed that ~'(정의를 바꿈)과 충돌. (C) 본문 핵심어 art의 형용사 </w:t>
-      </w:r>
-      <w:r>
-        <w:rPr>
-          <w:rFonts w:ascii="맑은 고딕" w:hAnsi="맑은 고딕" w:eastAsia="맑은 고딕"/>
-          <w:b/>
-          <w:sz w:val="14"/>
-          <w:u w:val="none"/>
-        </w:rPr>
-        <w:t>artistic</w:t>
-      </w:r>
-      <w:r>
-        <w:rPr>
-          <w:rFonts w:ascii="맑은 고딕" w:hAnsi="맑은 고딕" w:eastAsia="맑은 고딕"/>
-          <w:b w:val="0"/>
-          <w:sz w:val="14"/>
-          <w:u w:val="none"/>
-        </w:rPr>
-        <w:t>; artificial(인공의·가짜의)은 어근 착시로, 'artificial value'는 '가짜 가치'가 되어 논지 붕괴. ④는 (C) 한 곳만 다른 최종 변별 선지, ②는 (A)만 다른 선지.</w:t>
+        <w:t xml:space="preserve"> (C)를 바로 뒤에 두면 (B)가 Pollock 이야기 중간에 끼어 고대 그리스로 되돌아간다.</w:t>
       </w:r>
     </w:p>
     <w:p>

--- a/shinmok1/pack/2609/H1MOGO26-09_33_SET.docx
+++ b/shinmok1/pack/2609/H1MOGO26-09_33_SET.docx
@@ -107,7 +107,7 @@
     </w:p>
     <w:p>
       <w:pPr>
-        <w:spacing w:before="0" w:after="20" w:line="360" w:lineRule="auto"/>
+        <w:spacing w:before="0" w:after="20" w:line="300" w:lineRule="auto"/>
         <w:jc w:val="both"/>
         <w:snapToGrid w:val="0"/>
       </w:pPr>
@@ -138,7 +138,7 @@
           <w:sz w:val="17"/>
           <w:u w:val="none"/>
         </w:rPr>
-        <w:t>[ was / were ]</w:t>
+        <w:t>[ was / is ]</w:t>
       </w:r>
       <w:r>
         <w:rPr>
@@ -147,7 +147,7 @@
           <w:sz w:val="17"/>
           <w:u w:val="none"/>
         </w:rPr>
-        <w:t xml:space="preserve"> to copy visual </w:t>
+        <w:t xml:space="preserve"> to </w:t>
       </w:r>
       <w:r>
         <w:rPr>
@@ -167,7 +167,7 @@
           <w:sz w:val="17"/>
           <w:u w:val="none"/>
         </w:rPr>
-        <w:t xml:space="preserve">e________. This approach appears in the </w:t>
+        <w:t xml:space="preserve">c________ visual experience. This approach appears in the </w:t>
       </w:r>
       <w:r>
         <w:rPr>
@@ -187,7 +187,7 @@
           <w:sz w:val="17"/>
           <w:u w:val="none"/>
         </w:rPr>
-        <w:t xml:space="preserve">________(real) of ancient Greek </w:t>
+        <w:t xml:space="preserve">________(real) of ancient Greek sculpture and pottery. We must sadly note that, </w:t>
       </w:r>
       <w:r>
         <w:rPr>
@@ -203,11 +203,20 @@
       <w:r>
         <w:rPr>
           <w:rFonts w:ascii="맑은 고딕" w:hAnsi="맑은 고딕" w:eastAsia="맑은 고딕"/>
+          <w:b/>
+          <w:sz w:val="17"/>
+          <w:u w:val="none"/>
+        </w:rPr>
+        <w:t>[ due to / because ]</w:t>
+      </w:r>
+      <w:r>
+        <w:rPr>
+          <w:rFonts w:ascii="맑은 고딕" w:hAnsi="맑은 고딕" w:eastAsia="맑은 고딕"/>
           <w:b w:val="0"/>
           <w:sz w:val="17"/>
           <w:u w:val="none"/>
         </w:rPr>
-        <w:t xml:space="preserve">s________ and pottery. We must sadly note that, </w:t>
+        <w:t xml:space="preserve"> the action of time and weather, no paintings from ancient Greek artists </w:t>
       </w:r>
       <w:r>
         <w:rPr>
@@ -227,7 +236,7 @@
           <w:sz w:val="17"/>
           <w:u w:val="none"/>
         </w:rPr>
-        <w:t>[ due to / because ]</w:t>
+        <w:t>[ exist / exists ]</w:t>
       </w:r>
       <w:r>
         <w:rPr>
@@ -236,7 +245,7 @@
           <w:sz w:val="17"/>
           <w:u w:val="none"/>
         </w:rPr>
-        <w:t xml:space="preserve"> the action of time and weather, no paintings from ancient Greek artists </w:t>
+        <w:t xml:space="preserve"> today. We can only </w:t>
       </w:r>
       <w:r>
         <w:rPr>
@@ -252,20 +261,11 @@
       <w:r>
         <w:rPr>
           <w:rFonts w:ascii="맑은 고딕" w:hAnsi="맑은 고딕" w:eastAsia="맑은 고딕"/>
-          <w:b/>
-          <w:sz w:val="17"/>
-          <w:u w:val="none"/>
-        </w:rPr>
-        <w:t>[ exist / exists ]</w:t>
-      </w:r>
-      <w:r>
-        <w:rPr>
-          <w:rFonts w:ascii="맑은 고딕" w:hAnsi="맑은 고딕" w:eastAsia="맑은 고딕"/>
           <w:b w:val="0"/>
           <w:sz w:val="17"/>
           <w:u w:val="none"/>
         </w:rPr>
-        <w:t xml:space="preserve"> today. We can only </w:t>
+        <w:t xml:space="preserve">s________ their quality </w:t>
       </w:r>
       <w:r>
         <w:rPr>
@@ -285,7 +285,7 @@
           <w:sz w:val="17"/>
           <w:u w:val="none"/>
         </w:rPr>
-        <w:t>[ surmise / prove ]</w:t>
+        <w:t>[ based / basing ]</w:t>
       </w:r>
       <w:r>
         <w:rPr>
@@ -294,7 +294,7 @@
           <w:sz w:val="17"/>
           <w:u w:val="none"/>
         </w:rPr>
-        <w:t xml:space="preserve"> their quality based on tales such as </w:t>
+        <w:t xml:space="preserve"> on tales such as </w:t>
       </w:r>
       <w:r>
         <w:rPr>
@@ -401,7 +401,7 @@
           <w:sz w:val="17"/>
           <w:u w:val="none"/>
         </w:rPr>
-        <w:t xml:space="preserve">________(define) of art as copying reality has a problem, though. Jackson </w:t>
+        <w:t xml:space="preserve">d________ of art as </w:t>
       </w:r>
       <w:r>
         <w:rPr>
@@ -421,7 +421,7 @@
           <w:sz w:val="17"/>
           <w:u w:val="none"/>
         </w:rPr>
-        <w:t xml:space="preserve">P________, a leader in the New York School of the 1950’s, </w:t>
+        <w:t xml:space="preserve">________(copy) reality has a problem, though. Jackson Pollock, a </w:t>
       </w:r>
       <w:r>
         <w:rPr>
@@ -441,7 +441,7 @@
           <w:sz w:val="17"/>
           <w:u w:val="none"/>
         </w:rPr>
-        <w:t xml:space="preserve">________(intention) did not copy </w:t>
+        <w:t xml:space="preserve">l________ in the New York School of the 1950’s, </w:t>
       </w:r>
       <w:r>
         <w:rPr>
@@ -457,11 +457,20 @@
       <w:r>
         <w:rPr>
           <w:rFonts w:ascii="맑은 고딕" w:hAnsi="맑은 고딕" w:eastAsia="맑은 고딕"/>
+          <w:b/>
+          <w:sz w:val="17"/>
+          <w:u w:val="none"/>
+        </w:rPr>
+        <w:t>[ intentionally / accidentally ]</w:t>
+      </w:r>
+      <w:r>
+        <w:rPr>
+          <w:rFonts w:ascii="맑은 고딕" w:hAnsi="맑은 고딕" w:eastAsia="맑은 고딕"/>
           <w:b w:val="0"/>
           <w:sz w:val="17"/>
           <w:u w:val="none"/>
         </w:rPr>
-        <w:t xml:space="preserve">________(exist) objects in his art. While </w:t>
+        <w:t xml:space="preserve"> did not copy </w:t>
       </w:r>
       <w:r>
         <w:rPr>
@@ -481,7 +490,7 @@
           <w:sz w:val="17"/>
           <w:u w:val="none"/>
         </w:rPr>
-        <w:t>[ painting / painted ]</w:t>
+        <w:t>[ existing / existed ]</w:t>
       </w:r>
       <w:r>
         <w:rPr>
@@ -490,7 +499,7 @@
           <w:sz w:val="17"/>
           <w:u w:val="none"/>
         </w:rPr>
-        <w:t xml:space="preserve"> these works, Pollock and his fellow artists would consciously avoid </w:t>
+        <w:t xml:space="preserve"> objects in his art. While </w:t>
       </w:r>
       <w:r>
         <w:rPr>
@@ -506,20 +515,11 @@
       <w:r>
         <w:rPr>
           <w:rFonts w:ascii="맑은 고딕" w:hAnsi="맑은 고딕" w:eastAsia="맑은 고딕"/>
-          <w:b/>
-          <w:sz w:val="17"/>
-          <w:u w:val="none"/>
-        </w:rPr>
-        <w:t>[ making / to make ]</w:t>
-      </w:r>
-      <w:r>
-        <w:rPr>
-          <w:rFonts w:ascii="맑은 고딕" w:hAnsi="맑은 고딕" w:eastAsia="맑은 고딕"/>
           <w:b w:val="0"/>
           <w:sz w:val="17"/>
           <w:u w:val="none"/>
         </w:rPr>
-        <w:t xml:space="preserve"> marks or passages that resembled </w:t>
+        <w:t xml:space="preserve">________(paint) these works, Pollock and his fellow artists would </w:t>
       </w:r>
       <w:r>
         <w:rPr>
@@ -539,7 +539,7 @@
           <w:sz w:val="17"/>
           <w:u w:val="none"/>
         </w:rPr>
-        <w:t>[ recognizable / unrecognizable ]</w:t>
+        <w:t>[ consciously / unconsciously ]</w:t>
       </w:r>
       <w:r>
         <w:rPr>
@@ -548,7 +548,7 @@
           <w:sz w:val="17"/>
           <w:u w:val="none"/>
         </w:rPr>
-        <w:t xml:space="preserve"> objects. They succeeded at making artwork that did not copy anything, thus </w:t>
+        <w:t xml:space="preserve"> avoid </w:t>
       </w:r>
       <w:r>
         <w:rPr>
@@ -568,7 +568,7 @@
           <w:sz w:val="17"/>
           <w:u w:val="none"/>
         </w:rPr>
-        <w:t>[ demonstrating / demonstrated ]</w:t>
+        <w:t>[ making / to make ]</w:t>
       </w:r>
       <w:r>
         <w:rPr>
@@ -577,7 +577,7 @@
           <w:sz w:val="17"/>
           <w:u w:val="none"/>
         </w:rPr>
-        <w:t xml:space="preserve"> that the ancient Greek view of art as </w:t>
+        <w:t xml:space="preserve"> marks or passages that resembled recognizable objects. They succeeded at making artwork that did not copy anything, thus </w:t>
       </w:r>
       <w:r>
         <w:rPr>
@@ -597,7 +597,7 @@
           <w:sz w:val="17"/>
           <w:u w:val="none"/>
         </w:rPr>
-        <w:t xml:space="preserve">m________—simple </w:t>
+        <w:t xml:space="preserve">________(demonstrate) that the ancient Greek view of art as </w:t>
       </w:r>
       <w:r>
         <w:rPr>
@@ -617,7 +617,7 @@
           <w:sz w:val="17"/>
           <w:u w:val="none"/>
         </w:rPr>
-        <w:t xml:space="preserve">c________—does not </w:t>
+        <w:t xml:space="preserve">m________—simple copying—does not </w:t>
       </w:r>
       <w:r>
         <w:rPr>
@@ -698,7 +698,7 @@
           <w:sz w:val="17"/>
           <w:u w:val="none"/>
         </w:rPr>
-        <w:t xml:space="preserve">…, due to the action of time and weather, no paintings from ancient Greek artists </w:t>
+        <w:t xml:space="preserve">We can only surmise their quality </w:t>
       </w:r>
       <w:r>
         <w:rPr>
@@ -707,7 +707,7 @@
           <w:sz w:val="17"/>
           <w:u w:val="single"/>
         </w:rPr>
-        <w:t>exist</w:t>
+        <w:t>based on</w:t>
       </w:r>
       <w:r>
         <w:rPr>
@@ -716,7 +716,7 @@
           <w:sz w:val="17"/>
           <w:u w:val="none"/>
         </w:rPr>
-        <w:t xml:space="preserve"> today.  → 제시 교정: </w:t>
+        <w:t xml:space="preserve"> tales such as that of Zeuxis and Parhassios, …  → 제시 교정: </w:t>
       </w:r>
       <w:r>
         <w:rPr>
@@ -725,7 +725,7 @@
           <w:sz w:val="17"/>
           <w:u w:val="none"/>
         </w:rPr>
-        <w:t>survive</w:t>
+        <w:t>basing on</w:t>
       </w:r>
       <w:r>
         <w:rPr>
@@ -760,7 +760,7 @@
           <w:sz w:val="17"/>
           <w:u w:val="none"/>
         </w:rPr>
-        <w:t xml:space="preserve">Pollock and his fellow artists would consciously avoid </w:t>
+        <w:t xml:space="preserve">While painting these works, Pollock and his fellow artists </w:t>
       </w:r>
       <w:r>
         <w:rPr>
@@ -769,7 +769,7 @@
           <w:sz w:val="17"/>
           <w:u w:val="single"/>
         </w:rPr>
-        <w:t>making</w:t>
+        <w:t>would consciously avoid</w:t>
       </w:r>
       <w:r>
         <w:rPr>
@@ -778,7 +778,7 @@
           <w:sz w:val="17"/>
           <w:u w:val="none"/>
         </w:rPr>
-        <w:t xml:space="preserve"> marks or passages …  → 제시 교정: </w:t>
+        <w:t xml:space="preserve"> making marks or passages …  → 제시 교정: </w:t>
       </w:r>
       <w:r>
         <w:rPr>
@@ -787,7 +787,7 @@
           <w:sz w:val="17"/>
           <w:u w:val="none"/>
         </w:rPr>
-        <w:t>to make</w:t>
+        <w:t>used to consciously avoid</w:t>
       </w:r>
       <w:r>
         <w:rPr>
@@ -831,7 +831,7 @@
           <w:sz w:val="17"/>
           <w:u w:val="single"/>
         </w:rPr>
-        <w:t>thus demonstrating</w:t>
+        <w:t>thus demonstrating that</w:t>
       </w:r>
       <w:r>
         <w:rPr>
@@ -840,7 +840,7 @@
           <w:sz w:val="17"/>
           <w:u w:val="none"/>
         </w:rPr>
-        <w:t xml:space="preserve"> that …  → 제시 교정: </w:t>
+        <w:t xml:space="preserve"> the ancient Greek view of art … does not sufficiently define art.  → 제시 교정: </w:t>
       </w:r>
       <w:r>
         <w:rPr>
@@ -849,7 +849,7 @@
           <w:sz w:val="17"/>
           <w:u w:val="none"/>
         </w:rPr>
-        <w:t>which thus demonstrated</w:t>
+        <w:t>which demonstrated that</w:t>
       </w:r>
       <w:r>
         <w:rPr>
@@ -910,7 +910,7 @@
           <w:sz w:val="17"/>
           <w:u w:val="none"/>
         </w:rPr>
-        <w:t>고대 그리스인들은 시각 예술가의 목표가 시각적 경험을 모방하는 것이라고 느꼈다.</w:t>
+        <w:t>우리는 슬프게도, 시간과 날씨의 작용 때문에 고대 그리스 화가들의 그림이 오늘날 하나도 남아 있지 않다는 점에 주목해야 한다.</w:t>
       </w:r>
     </w:p>
     <w:p>
@@ -927,7 +927,7 @@
           <w:sz w:val="17"/>
           <w:u w:val="none"/>
         </w:rPr>
-        <w:t>the ancient Greeks / feel / that / the visual artist’s goal / be / copy / visual experience / copying</w:t>
+        <w:t>note / must / sadly / we / that / due to / the action / time and weather / of / no paintings / today / ancient Greek artists / exist / because / from</w:t>
       </w:r>
     </w:p>
     <w:p>
@@ -962,7 +962,7 @@
           <w:sz w:val="17"/>
           <w:u w:val="none"/>
         </w:rPr>
-        <w:t>그들은 아무것도 모방하지 않은 작품을 만드는 데 성공했다.</w:t>
+        <w:t>그들은 아무것도 베끼지 않은 예술 작품을 만드는 데 성공했고, 그리하여 모방—단순한 베끼기—으로서의 고대 그리스적 예술관이 예술을 충분히 정의하지 못한다는 것을 보여 주었다.</w:t>
       </w:r>
     </w:p>
     <w:p>
@@ -979,7 +979,7 @@
           <w:sz w:val="17"/>
           <w:u w:val="none"/>
         </w:rPr>
-        <w:t>they / succeed / making / artwork / that / did not / copy / anything / to make</w:t>
+        <w:t>at / they / succeed / artwork / that / make / anything / thus / do not copy / demonstrate / that / the ancient Greek view / do not / sufficiently / art / as mimesis / in / define / of art</w:t>
       </w:r>
     </w:p>
     <w:p>
@@ -1040,7 +1040,7 @@
           <w:sz w:val="17"/>
           <w:u w:val="none"/>
         </w:rPr>
-        <w:t>우리는 이야기를 바탕으로 그들의 질을 짐작할 수밖에 없다.</w:t>
+        <w:t>하지만 현실을 베끼는 것으로서의 이 예술의 정의에는 문제가 있다.</w:t>
       </w:r>
     </w:p>
     <w:p>
@@ -1057,7 +1057,7 @@
           <w:sz w:val="17"/>
           <w:u w:val="none"/>
         </w:rPr>
-        <w:t>we / can / only / surmise / their quality / base / on / tales</w:t>
+        <w:t>of art / this definition / as / copy / has / reality / though / a problem</w:t>
       </w:r>
     </w:p>
     <w:p>
@@ -1127,7 +1127,7 @@
           <w:sz w:val="17"/>
           <w:u w:val="none"/>
         </w:rPr>
-        <w:t xml:space="preserve"> appears in the realism … — 가리키는 내용을 우리말로: ______________________________________</w:t>
+        <w:t xml:space="preserve"> appears in the realism of ancient Greek sculpture — this approach가 가리키는 내용을 우리말로: ____________________________________________</w:t>
       </w:r>
     </w:p>
     <w:p>
@@ -1153,7 +1153,7 @@
           <w:sz w:val="17"/>
           <w:u w:val="none"/>
         </w:rPr>
-        <w:t xml:space="preserve">surmise </w:t>
+        <w:t xml:space="preserve">We can only surmise </w:t>
       </w:r>
       <w:r>
         <w:rPr>
@@ -1259,7 +1259,7 @@
           <w:sz w:val="17"/>
           <w:u w:val="none"/>
         </w:rPr>
-        <w:t xml:space="preserve"> — 가리키는 것을 우리말로: ______________________________________</w:t>
+        <w:t xml:space="preserve"> — these works가 가리키는 것을 우리말로: ____________________________________________</w:t>
       </w:r>
     </w:p>
     <w:p>
@@ -1290,7 +1290,7 @@
     </w:p>
     <w:p>
       <w:pPr>
-        <w:spacing w:before="0" w:after="20" w:line="360" w:lineRule="auto"/>
+        <w:spacing w:before="0" w:after="20" w:line="300" w:lineRule="auto"/>
         <w:jc w:val="both"/>
         <w:snapToGrid w:val="0"/>
       </w:pPr>
@@ -1301,7 +1301,7 @@
           <w:sz w:val="17"/>
           <w:u w:val="none"/>
         </w:rPr>
-        <w:t xml:space="preserve">Music offers a similar case. For centuries, many listeners believed that good music </w:t>
+        <w:t xml:space="preserve">A similar problem appears with the definition of music as melody. For a long time people assumed that a piece of music had to carry a tune </w:t>
       </w:r>
       <w:r>
         <w:rPr>
@@ -1321,7 +1321,7 @@
           <w:sz w:val="17"/>
           <w:u w:val="none"/>
         </w:rPr>
-        <w:t>[ should / should have ]</w:t>
+        <w:t>[ that / what ]</w:t>
       </w:r>
       <w:r>
         <w:rPr>
@@ -1330,7 +1330,7 @@
           <w:sz w:val="17"/>
           <w:u w:val="none"/>
         </w:rPr>
-        <w:t xml:space="preserve"> imitate natural sounds such as birdsong or storms. Yet a great deal of music, from a Bach fugue to a jazz improvisation, imitates nothing at all and still </w:t>
+        <w:t xml:space="preserve"> a listener could hum. In the twentieth century, however, some composers wrote pieces </w:t>
       </w:r>
       <w:r>
         <w:rPr>
@@ -1350,7 +1350,7 @@
           <w:sz w:val="17"/>
           <w:u w:val="none"/>
         </w:rPr>
-        <w:t>[ moves / move ]</w:t>
+        <w:t>[ built / building ]</w:t>
       </w:r>
       <w:r>
         <w:rPr>
@@ -1359,7 +1359,7 @@
           <w:sz w:val="17"/>
           <w:u w:val="none"/>
         </w:rPr>
-        <w:t xml:space="preserve"> its audience deeply. Such works show that copying the world </w:t>
+        <w:t xml:space="preserve"> entirely from rhythm and noise, with no melody at all. Audiences still recognized them as music. The existence of such works </w:t>
       </w:r>
       <w:r>
         <w:rPr>
@@ -1379,7 +1379,7 @@
           <w:sz w:val="17"/>
           <w:u w:val="none"/>
         </w:rPr>
-        <w:t>[ is / are ]</w:t>
+        <w:t>[ shows / show ]</w:t>
       </w:r>
       <w:r>
         <w:rPr>
@@ -1388,7 +1388,7 @@
           <w:sz w:val="17"/>
           <w:u w:val="none"/>
         </w:rPr>
-        <w:t xml:space="preserve"> only one of the things art can do.</w:t>
+        <w:t xml:space="preserve"> that melody, like copying in painting, is not enough to define the art.</w:t>
       </w:r>
     </w:p>
     <w:p>
@@ -1440,7 +1440,7 @@
           <w:sz w:val="17"/>
           <w:u w:val="none"/>
         </w:rPr>
-        <w:t>Art that copies nothing shows that simple c____________ cannot fully define art.</w:t>
+        <w:t>Pollock’s art, which copies nothing, proves that art cannot be fully defined as i____________.</w:t>
       </w:r>
     </w:p>
     <w:p>
@@ -1483,17 +1483,45 @@
           <w:sz w:val="17"/>
           <w:u w:val="none"/>
         </w:rPr>
-        <w:t xml:space="preserve"> 다음 글에 대한 &lt;보기&gt;의 설명 중 </w:t>
-      </w:r>
+        <w:t xml:space="preserve"> 다음 대화를 읽고 표의 빈칸 (A)~(C)에 들어갈 말로 가장 적절한 것은? [3.3점]</w:t>
+      </w:r>
+    </w:p>
+    <w:p>
+      <w:pPr>
+        <w:spacing w:before="0" w:after="0" w:line="288" w:lineRule="auto"/>
+        <w:ind w:left="40"/>
+        <w:snapToGrid w:val="0"/>
+        <w:pBdr>
+          <w:top w:val="single" w:sz="4" w:space="2" w:color="999999"/>
+          <w:left w:val="single" w:sz="4" w:space="2" w:color="999999"/>
+          <w:bottom w:val="single" w:sz="4" w:space="2" w:color="999999"/>
+          <w:right w:val="single" w:sz="4" w:space="2" w:color="999999"/>
+        </w:pBdr>
+        <w:shd w:val="clear" w:color="auto" w:fill="F6F3EA"/>
+      </w:pPr>
       <w:r>
         <w:rPr>
           <w:rFonts w:ascii="맑은 고딕" w:hAnsi="맑은 고딕" w:eastAsia="맑은 고딕"/>
           <w:b w:val="0"/>
           <w:sz w:val="17"/>
-          <w:u w:val="single"/>
-        </w:rPr>
-        <w:t>틀린</w:t>
-      </w:r>
+          <w:u w:val="none"/>
+        </w:rPr>
+        <w:t>Jiho: I read that the ancient Greeks thought an artist’s job was simply to copy what the eye sees.</w:t>
+      </w:r>
+    </w:p>
+    <w:p>
+      <w:pPr>
+        <w:spacing w:before="0" w:after="0" w:line="288" w:lineRule="auto"/>
+        <w:ind w:left="40"/>
+        <w:snapToGrid w:val="0"/>
+        <w:pBdr>
+          <w:top w:val="single" w:sz="4" w:space="2" w:color="999999"/>
+          <w:left w:val="single" w:sz="4" w:space="2" w:color="999999"/>
+          <w:bottom w:val="single" w:sz="4" w:space="2" w:color="999999"/>
+          <w:right w:val="single" w:sz="4" w:space="2" w:color="999999"/>
+        </w:pBdr>
+        <w:shd w:val="clear" w:color="auto" w:fill="F6F3EA"/>
+      </w:pPr>
       <w:r>
         <w:rPr>
           <w:rFonts w:ascii="맑은 고딕" w:hAnsi="맑은 고딕" w:eastAsia="맑은 고딕"/>
@@ -1501,7 +1529,168 @@
           <w:sz w:val="17"/>
           <w:u w:val="none"/>
         </w:rPr>
-        <w:t xml:space="preserve"> 것만을 있는 대로 고른 것은? [3.3점]</w:t>
+        <w:t>Yuna: Right—that’s why their sculpture and pottery look so lifelike.</w:t>
+      </w:r>
+    </w:p>
+    <w:p>
+      <w:pPr>
+        <w:spacing w:before="0" w:after="0" w:line="288" w:lineRule="auto"/>
+        <w:ind w:left="40"/>
+        <w:snapToGrid w:val="0"/>
+        <w:pBdr>
+          <w:top w:val="single" w:sz="4" w:space="2" w:color="999999"/>
+          <w:left w:val="single" w:sz="4" w:space="2" w:color="999999"/>
+          <w:bottom w:val="single" w:sz="4" w:space="2" w:color="999999"/>
+          <w:right w:val="single" w:sz="4" w:space="2" w:color="999999"/>
+        </w:pBdr>
+        <w:shd w:val="clear" w:color="auto" w:fill="F6F3EA"/>
+      </w:pPr>
+      <w:r>
+        <w:rPr>
+          <w:rFonts w:ascii="맑은 고딕" w:hAnsi="맑은 고딕" w:eastAsia="맑은 고딕"/>
+          <w:b w:val="0"/>
+          <w:sz w:val="17"/>
+          <w:u w:val="none"/>
+        </w:rPr>
+        <w:t>Jiho: But none of their paintings survive, do they?</w:t>
+      </w:r>
+    </w:p>
+    <w:p>
+      <w:pPr>
+        <w:spacing w:before="0" w:after="0" w:line="288" w:lineRule="auto"/>
+        <w:ind w:left="40"/>
+        <w:snapToGrid w:val="0"/>
+        <w:pBdr>
+          <w:top w:val="single" w:sz="4" w:space="2" w:color="999999"/>
+          <w:left w:val="single" w:sz="4" w:space="2" w:color="999999"/>
+          <w:bottom w:val="single" w:sz="4" w:space="2" w:color="999999"/>
+          <w:right w:val="single" w:sz="4" w:space="2" w:color="999999"/>
+        </w:pBdr>
+        <w:shd w:val="clear" w:color="auto" w:fill="F6F3EA"/>
+      </w:pPr>
+      <w:r>
+        <w:rPr>
+          <w:rFonts w:ascii="맑은 고딕" w:hAnsi="맑은 고딕" w:eastAsia="맑은 고딕"/>
+          <w:b w:val="0"/>
+          <w:sz w:val="17"/>
+          <w:u w:val="none"/>
+        </w:rPr>
+        <w:t>Yuna: No. Time and weather destroyed them, so we can only guess at their quality from stories like the one about Zeuxis and Parhassios.</w:t>
+      </w:r>
+    </w:p>
+    <w:p>
+      <w:pPr>
+        <w:spacing w:before="0" w:after="0" w:line="288" w:lineRule="auto"/>
+        <w:ind w:left="40"/>
+        <w:snapToGrid w:val="0"/>
+        <w:pBdr>
+          <w:top w:val="single" w:sz="4" w:space="2" w:color="999999"/>
+          <w:left w:val="single" w:sz="4" w:space="2" w:color="999999"/>
+          <w:bottom w:val="single" w:sz="4" w:space="2" w:color="999999"/>
+          <w:right w:val="single" w:sz="4" w:space="2" w:color="999999"/>
+        </w:pBdr>
+        <w:shd w:val="clear" w:color="auto" w:fill="F6F3EA"/>
+      </w:pPr>
+      <w:r>
+        <w:rPr>
+          <w:rFonts w:ascii="맑은 고딕" w:hAnsi="맑은 고딕" w:eastAsia="맑은 고딕"/>
+          <w:b w:val="0"/>
+          <w:sz w:val="17"/>
+          <w:u w:val="none"/>
+        </w:rPr>
+        <w:t>Jiho: So does ‘art equals copying’ still hold?</w:t>
+      </w:r>
+    </w:p>
+    <w:p>
+      <w:pPr>
+        <w:spacing w:before="0" w:after="0" w:line="288" w:lineRule="auto"/>
+        <w:ind w:left="40"/>
+        <w:snapToGrid w:val="0"/>
+        <w:pBdr>
+          <w:top w:val="single" w:sz="4" w:space="2" w:color="999999"/>
+          <w:left w:val="single" w:sz="4" w:space="2" w:color="999999"/>
+          <w:bottom w:val="single" w:sz="4" w:space="2" w:color="999999"/>
+          <w:right w:val="single" w:sz="4" w:space="2" w:color="999999"/>
+        </w:pBdr>
+        <w:shd w:val="clear" w:color="auto" w:fill="F6F3EA"/>
+      </w:pPr>
+      <w:r>
+        <w:rPr>
+          <w:rFonts w:ascii="맑은 고딕" w:hAnsi="맑은 고딕" w:eastAsia="맑은 고딕"/>
+          <w:b w:val="0"/>
+          <w:sz w:val="17"/>
+          <w:u w:val="none"/>
+        </w:rPr>
+        <w:t>Yuna: Not really. In the 1950s Jackson Pollock deliberately refused to copy any existing object.</w:t>
+      </w:r>
+    </w:p>
+    <w:p>
+      <w:pPr>
+        <w:spacing w:before="0" w:after="0" w:line="288" w:lineRule="auto"/>
+        <w:ind w:left="40"/>
+        <w:snapToGrid w:val="0"/>
+        <w:pBdr>
+          <w:top w:val="single" w:sz="4" w:space="2" w:color="999999"/>
+          <w:left w:val="single" w:sz="4" w:space="2" w:color="999999"/>
+          <w:bottom w:val="single" w:sz="4" w:space="2" w:color="999999"/>
+          <w:right w:val="single" w:sz="4" w:space="2" w:color="999999"/>
+        </w:pBdr>
+        <w:shd w:val="clear" w:color="auto" w:fill="F6F3EA"/>
+      </w:pPr>
+      <w:r>
+        <w:rPr>
+          <w:rFonts w:ascii="맑은 고딕" w:hAnsi="맑은 고딕" w:eastAsia="맑은 고딕"/>
+          <w:b w:val="0"/>
+          <w:sz w:val="17"/>
+          <w:u w:val="none"/>
+        </w:rPr>
+        <w:t>Jiho: Was that just his personal habit?</w:t>
+      </w:r>
+    </w:p>
+    <w:p>
+      <w:pPr>
+        <w:spacing w:before="0" w:after="0" w:line="288" w:lineRule="auto"/>
+        <w:ind w:left="40"/>
+        <w:snapToGrid w:val="0"/>
+        <w:pBdr>
+          <w:top w:val="single" w:sz="4" w:space="2" w:color="999999"/>
+          <w:left w:val="single" w:sz="4" w:space="2" w:color="999999"/>
+          <w:bottom w:val="single" w:sz="4" w:space="2" w:color="999999"/>
+          <w:right w:val="single" w:sz="4" w:space="2" w:color="999999"/>
+        </w:pBdr>
+        <w:shd w:val="clear" w:color="auto" w:fill="F6F3EA"/>
+      </w:pPr>
+      <w:r>
+        <w:rPr>
+          <w:rFonts w:ascii="맑은 고딕" w:hAnsi="맑은 고딕" w:eastAsia="맑은 고딕"/>
+          <w:b w:val="0"/>
+          <w:sz w:val="17"/>
+          <w:u w:val="none"/>
+        </w:rPr>
+        <w:t>Yuna: No, the painters around him in the New York School did the same—they consciously avoided any mark that looked like a recognizable thing.</w:t>
+      </w:r>
+    </w:p>
+    <w:p>
+      <w:pPr>
+        <w:spacing w:before="0" w:after="0" w:line="288" w:lineRule="auto"/>
+        <w:ind w:left="40"/>
+        <w:snapToGrid w:val="0"/>
+        <w:pBdr>
+          <w:top w:val="single" w:sz="4" w:space="2" w:color="999999"/>
+          <w:left w:val="single" w:sz="4" w:space="2" w:color="999999"/>
+          <w:bottom w:val="single" w:sz="4" w:space="2" w:color="999999"/>
+          <w:right w:val="single" w:sz="4" w:space="2" w:color="999999"/>
+        </w:pBdr>
+        <w:shd w:val="clear" w:color="auto" w:fill="F6F3EA"/>
+      </w:pPr>
+      <w:r>
+        <w:rPr>
+          <w:rFonts w:ascii="맑은 고딕" w:hAnsi="맑은 고딕" w:eastAsia="맑은 고딕"/>
+          <w:b w:val="0"/>
+          <w:sz w:val="17"/>
+          <w:u w:val="none"/>
+        </w:rPr>
+        <w:t>Jiho: And what they made still counted as art.</w:t>
       </w:r>
     </w:p>
     <w:p>
@@ -1524,7 +1713,483 @@
           <w:sz w:val="17"/>
           <w:u w:val="none"/>
         </w:rPr>
-        <w:t>The ancient Greeks felt that the visual artist’s goal was to copy visual experience. This approach appears in the realism of ancient Greek sculpture and pottery. We must sadly note that, due to the action of time and weather, no paintings from ancient Greek artists exist today. We can only ⓑ</w:t>
+        <w:t>Yuna: Exactly. That’s why plain copying, or mimesis, can’t be the whole definition of art.</w:t>
+      </w:r>
+    </w:p>
+    <w:p>
+      <w:pPr>
+        <w:spacing w:before="0" w:after="0" w:line="288" w:lineRule="auto"/>
+        <w:ind w:left="40"/>
+        <w:snapToGrid w:val="0"/>
+        <w:pBdr>
+          <w:top w:val="single" w:sz="4" w:space="2" w:color="555555"/>
+          <w:left w:val="single" w:sz="4" w:space="2" w:color="555555"/>
+          <w:bottom w:val="single" w:sz="4" w:space="2" w:color="555555"/>
+          <w:right w:val="single" w:sz="4" w:space="2" w:color="555555"/>
+        </w:pBdr>
+        <w:shd w:val="clear" w:color="auto" w:fill="FFFFFF"/>
+      </w:pPr>
+      <w:r>
+        <w:rPr>
+          <w:rFonts w:ascii="맑은 고딕" w:hAnsi="맑은 고딕" w:eastAsia="맑은 고딕"/>
+          <w:b w:val="0"/>
+          <w:sz w:val="17"/>
+          <w:u w:val="none"/>
+        </w:rPr>
+        <w:t xml:space="preserve">  |  Ancient Greeks  |  Pollock and his circle</w:t>
+      </w:r>
+    </w:p>
+    <w:p>
+      <w:pPr>
+        <w:spacing w:before="0" w:after="0" w:line="288" w:lineRule="auto"/>
+        <w:ind w:left="40"/>
+        <w:snapToGrid w:val="0"/>
+        <w:pBdr>
+          <w:top w:val="single" w:sz="4" w:space="2" w:color="555555"/>
+          <w:left w:val="single" w:sz="4" w:space="2" w:color="555555"/>
+          <w:bottom w:val="single" w:sz="4" w:space="2" w:color="555555"/>
+          <w:right w:val="single" w:sz="4" w:space="2" w:color="555555"/>
+        </w:pBdr>
+        <w:shd w:val="clear" w:color="auto" w:fill="FFFFFF"/>
+      </w:pPr>
+      <w:r>
+        <w:rPr>
+          <w:rFonts w:ascii="맑은 고딕" w:hAnsi="맑은 고딕" w:eastAsia="맑은 고딕"/>
+          <w:b w:val="0"/>
+          <w:sz w:val="17"/>
+          <w:u w:val="none"/>
+        </w:rPr>
+        <w:t>Goal in making art  |  copy visual experience  |  (A)</w:t>
+      </w:r>
+    </w:p>
+    <w:p>
+      <w:pPr>
+        <w:spacing w:before="0" w:after="0" w:line="288" w:lineRule="auto"/>
+        <w:ind w:left="40"/>
+        <w:snapToGrid w:val="0"/>
+        <w:pBdr>
+          <w:top w:val="single" w:sz="4" w:space="2" w:color="555555"/>
+          <w:left w:val="single" w:sz="4" w:space="2" w:color="555555"/>
+          <w:bottom w:val="single" w:sz="4" w:space="2" w:color="555555"/>
+          <w:right w:val="single" w:sz="4" w:space="2" w:color="555555"/>
+        </w:pBdr>
+        <w:shd w:val="clear" w:color="auto" w:fill="FFFFFF"/>
+      </w:pPr>
+      <w:r>
+        <w:rPr>
+          <w:rFonts w:ascii="맑은 고딕" w:hAnsi="맑은 고딕" w:eastAsia="맑은 고딕"/>
+          <w:b w:val="0"/>
+          <w:sz w:val="17"/>
+          <w:u w:val="none"/>
+        </w:rPr>
+        <w:t>Evidence we can see  |  (B)  |  artworks that copy nothing</w:t>
+      </w:r>
+    </w:p>
+    <w:p>
+      <w:pPr>
+        <w:spacing w:before="0" w:after="60" w:line="288" w:lineRule="auto"/>
+        <w:ind w:left="40"/>
+        <w:snapToGrid w:val="0"/>
+        <w:pBdr>
+          <w:top w:val="single" w:sz="4" w:space="2" w:color="555555"/>
+          <w:left w:val="single" w:sz="4" w:space="2" w:color="555555"/>
+          <w:bottom w:val="single" w:sz="4" w:space="2" w:color="555555"/>
+          <w:right w:val="single" w:sz="4" w:space="2" w:color="555555"/>
+        </w:pBdr>
+        <w:shd w:val="clear" w:color="auto" w:fill="FFFFFF"/>
+      </w:pPr>
+      <w:r>
+        <w:rPr>
+          <w:rFonts w:ascii="맑은 고딕" w:hAnsi="맑은 고딕" w:eastAsia="맑은 고딕"/>
+          <w:b w:val="0"/>
+          <w:sz w:val="17"/>
+          <w:u w:val="none"/>
+        </w:rPr>
+        <w:t xml:space="preserve">What the comparison shows  |  (C)  |  </w:t>
+      </w:r>
+    </w:p>
+    <w:p>
+      <w:pPr>
+        <w:spacing w:before="0" w:after="0" w:line="269" w:lineRule="auto"/>
+        <w:ind w:left="180" w:hanging="180"/>
+        <w:snapToGrid w:val="0"/>
+      </w:pPr>
+      <w:r>
+        <w:rPr>
+          <w:rFonts w:ascii="맑은 고딕" w:hAnsi="맑은 고딕" w:eastAsia="맑은 고딕"/>
+          <w:b w:val="0"/>
+          <w:sz w:val="17"/>
+          <w:u w:val="none"/>
+        </w:rPr>
+        <w:t>① (A) refuse to copy existing objects  (B) lifelike sculpture and pottery  (C) copying alone cannot fully define art</w:t>
+      </w:r>
+    </w:p>
+    <w:p>
+      <w:pPr>
+        <w:spacing w:before="0" w:after="0" w:line="269" w:lineRule="auto"/>
+        <w:ind w:left="180" w:hanging="180"/>
+        <w:snapToGrid w:val="0"/>
+      </w:pPr>
+      <w:r>
+        <w:rPr>
+          <w:rFonts w:ascii="맑은 고딕" w:hAnsi="맑은 고딕" w:eastAsia="맑은 고딕"/>
+          <w:b w:val="0"/>
+          <w:sz w:val="17"/>
+          <w:u w:val="none"/>
+        </w:rPr>
+        <w:t>② (A) copy objects more precisely  (B) surviving wall paintings  (C) copying alone cannot fully define art</w:t>
+      </w:r>
+    </w:p>
+    <w:p>
+      <w:pPr>
+        <w:spacing w:before="0" w:after="0" w:line="269" w:lineRule="auto"/>
+        <w:ind w:left="180" w:hanging="180"/>
+        <w:snapToGrid w:val="0"/>
+      </w:pPr>
+      <w:r>
+        <w:rPr>
+          <w:rFonts w:ascii="맑은 고딕" w:hAnsi="맑은 고딕" w:eastAsia="맑은 고딕"/>
+          <w:b w:val="0"/>
+          <w:sz w:val="17"/>
+          <w:u w:val="none"/>
+        </w:rPr>
+        <w:t>③ (A) refuse to copy existing objects  (B) surviving wall paintings  (C) copying alone cannot fully define art</w:t>
+      </w:r>
+    </w:p>
+    <w:p>
+      <w:pPr>
+        <w:spacing w:before="0" w:after="0" w:line="269" w:lineRule="auto"/>
+        <w:ind w:left="180" w:hanging="180"/>
+        <w:snapToGrid w:val="0"/>
+      </w:pPr>
+      <w:r>
+        <w:rPr>
+          <w:rFonts w:ascii="맑은 고딕" w:hAnsi="맑은 고딕" w:eastAsia="맑은 고딕"/>
+          <w:b w:val="0"/>
+          <w:sz w:val="17"/>
+          <w:u w:val="none"/>
+        </w:rPr>
+        <w:t>④ (A) refuse to copy existing objects  (B) lifelike sculpture and pottery  (C) art must copy nothing at all</w:t>
+      </w:r>
+    </w:p>
+    <w:p>
+      <w:pPr>
+        <w:spacing w:before="0" w:after="0" w:line="269" w:lineRule="auto"/>
+        <w:ind w:left="180" w:hanging="180"/>
+        <w:snapToGrid w:val="0"/>
+      </w:pPr>
+      <w:r>
+        <w:rPr>
+          <w:rFonts w:ascii="맑은 고딕" w:hAnsi="맑은 고딕" w:eastAsia="맑은 고딕"/>
+          <w:b w:val="0"/>
+          <w:sz w:val="17"/>
+          <w:u w:val="none"/>
+        </w:rPr>
+        <w:t>⑤ (A) imitate Greek sculpture  (B) lifelike sculpture and pottery  (C) mimesis is the true goal of art</w:t>
+      </w:r>
+    </w:p>
+    <w:p>
+      <w:pPr>
+        <w:keepNext/>
+        <w:spacing w:before="80" w:after="20" w:line="276" w:lineRule="auto"/>
+        <w:snapToGrid w:val="0"/>
+      </w:pPr>
+      <w:r>
+        <w:rPr>
+          <w:rFonts w:ascii="맑은 고딕" w:hAnsi="맑은 고딕" w:eastAsia="맑은 고딕"/>
+          <w:b/>
+          <w:sz w:val="17"/>
+          <w:u w:val="none"/>
+        </w:rPr>
+        <w:t>33-2.</w:t>
+      </w:r>
+      <w:r>
+        <w:rPr>
+          <w:rFonts w:ascii="맑은 고딕" w:hAnsi="맑은 고딕" w:eastAsia="맑은 고딕"/>
+          <w:b w:val="0"/>
+          <w:sz w:val="17"/>
+          <w:u w:val="none"/>
+        </w:rPr>
+        <w:t xml:space="preserve"> 다음 글의 빈칸에 들어갈 말로 가장 적절한 것은? [3.0점]</w:t>
+      </w:r>
+    </w:p>
+    <w:p>
+      <w:pPr>
+        <w:spacing w:before="0" w:after="60" w:line="288" w:lineRule="auto"/>
+        <w:ind w:left="40"/>
+        <w:snapToGrid w:val="0"/>
+        <w:pBdr>
+          <w:top w:val="single" w:sz="4" w:space="2" w:color="999999"/>
+          <w:left w:val="single" w:sz="4" w:space="2" w:color="999999"/>
+          <w:bottom w:val="single" w:sz="4" w:space="2" w:color="999999"/>
+          <w:right w:val="single" w:sz="4" w:space="2" w:color="999999"/>
+        </w:pBdr>
+        <w:shd w:val="clear" w:color="auto" w:fill="F6F3EA"/>
+      </w:pPr>
+      <w:r>
+        <w:rPr>
+          <w:rFonts w:ascii="맑은 고딕" w:hAnsi="맑은 고딕" w:eastAsia="맑은 고딕"/>
+          <w:b w:val="0"/>
+          <w:sz w:val="17"/>
+          <w:u w:val="none"/>
+        </w:rPr>
+        <w:t>The ancient Greeks felt that the visual artist’s goal was ________________________. This approach appears in the realism of ancient Greek sculpture and pottery. We must sadly note that, due to the action of time and weather, no paintings from ancient Greek artists exist today. We can only surmise their quality based on tales such as that of Zeuxis and Parhassios, the obvious skill in ancient Greek sculpture, and in drawings that survive on ancient Greek pottery. This definition of art as copying reality has a problem, though. Jackson Pollock, a leader in the New York School of the 1950’s, intentionally did not copy existing objects in his art. While painting these works, Pollock and his fellow artists would consciously avoid making marks or passages that resembled recognizable objects. They managed to create works that copied nothing at all, and in doing so they showed that the Greek idea of art as mimesis—plain copying—is not enough to define what art is.</w:t>
+      </w:r>
+    </w:p>
+    <w:p>
+      <w:pPr>
+        <w:spacing w:before="0" w:after="0" w:line="269" w:lineRule="auto"/>
+        <w:ind w:left="180" w:hanging="180"/>
+        <w:snapToGrid w:val="0"/>
+      </w:pPr>
+      <w:r>
+        <w:rPr>
+          <w:rFonts w:ascii="맑은 고딕" w:hAnsi="맑은 고딕" w:eastAsia="맑은 고딕"/>
+          <w:b w:val="0"/>
+          <w:sz w:val="17"/>
+          <w:u w:val="none"/>
+        </w:rPr>
+        <w:t>① to express feelings that words cannot capture</w:t>
+      </w:r>
+    </w:p>
+    <w:p>
+      <w:pPr>
+        <w:spacing w:before="0" w:after="0" w:line="269" w:lineRule="auto"/>
+        <w:ind w:left="180" w:hanging="180"/>
+        <w:snapToGrid w:val="0"/>
+      </w:pPr>
+      <w:r>
+        <w:rPr>
+          <w:rFonts w:ascii="맑은 고딕" w:hAnsi="맑은 고딕" w:eastAsia="맑은 고딕"/>
+          <w:b w:val="0"/>
+          <w:sz w:val="17"/>
+          <w:u w:val="none"/>
+        </w:rPr>
+        <w:t>② to improve on nature by removing its flaws</w:t>
+      </w:r>
+    </w:p>
+    <w:p>
+      <w:pPr>
+        <w:spacing w:before="0" w:after="0" w:line="269" w:lineRule="auto"/>
+        <w:ind w:left="180" w:hanging="180"/>
+        <w:snapToGrid w:val="0"/>
+      </w:pPr>
+      <w:r>
+        <w:rPr>
+          <w:rFonts w:ascii="맑은 고딕" w:hAnsi="맑은 고딕" w:eastAsia="맑은 고딕"/>
+          <w:b w:val="0"/>
+          <w:sz w:val="17"/>
+          <w:u w:val="none"/>
+        </w:rPr>
+        <w:t>③ to reproduce what the eye actually sees</w:t>
+      </w:r>
+    </w:p>
+    <w:p>
+      <w:pPr>
+        <w:spacing w:before="0" w:after="0" w:line="269" w:lineRule="auto"/>
+        <w:ind w:left="180" w:hanging="180"/>
+        <w:snapToGrid w:val="0"/>
+      </w:pPr>
+      <w:r>
+        <w:rPr>
+          <w:rFonts w:ascii="맑은 고딕" w:hAnsi="맑은 고딕" w:eastAsia="맑은 고딕"/>
+          <w:b w:val="0"/>
+          <w:sz w:val="17"/>
+          <w:u w:val="none"/>
+        </w:rPr>
+        <w:t>④ to preserve the memory of famous people</w:t>
+      </w:r>
+    </w:p>
+    <w:p>
+      <w:pPr>
+        <w:spacing w:before="0" w:after="0" w:line="269" w:lineRule="auto"/>
+        <w:ind w:left="180" w:hanging="180"/>
+        <w:snapToGrid w:val="0"/>
+      </w:pPr>
+      <w:r>
+        <w:rPr>
+          <w:rFonts w:ascii="맑은 고딕" w:hAnsi="맑은 고딕" w:eastAsia="맑은 고딕"/>
+          <w:b w:val="0"/>
+          <w:sz w:val="17"/>
+          <w:u w:val="none"/>
+        </w:rPr>
+        <w:t>⑤ to avoid any resemblance to real objects</w:t>
+      </w:r>
+    </w:p>
+    <w:p>
+      <w:pPr>
+        <w:keepNext/>
+        <w:spacing w:before="80" w:after="20" w:line="276" w:lineRule="auto"/>
+        <w:snapToGrid w:val="0"/>
+      </w:pPr>
+      <w:r>
+        <w:rPr>
+          <w:rFonts w:ascii="맑은 고딕" w:hAnsi="맑은 고딕" w:eastAsia="맑은 고딕"/>
+          <w:b/>
+          <w:sz w:val="17"/>
+          <w:u w:val="none"/>
+        </w:rPr>
+        <w:t>33-3.</w:t>
+      </w:r>
+      <w:r>
+        <w:rPr>
+          <w:rFonts w:ascii="맑은 고딕" w:hAnsi="맑은 고딕" w:eastAsia="맑은 고딕"/>
+          <w:b w:val="0"/>
+          <w:sz w:val="17"/>
+          <w:u w:val="none"/>
+        </w:rPr>
+        <w:t xml:space="preserve"> 다음 글의 내용을 한 문장으로 요약하고자 한다. 빈칸 (A), (B)에 들어갈 말로 가장 적절한 것은? [2.9점]</w:t>
+      </w:r>
+    </w:p>
+    <w:p>
+      <w:pPr>
+        <w:spacing w:before="0" w:after="60" w:line="288" w:lineRule="auto"/>
+        <w:ind w:left="40"/>
+        <w:snapToGrid w:val="0"/>
+        <w:pBdr>
+          <w:top w:val="single" w:sz="4" w:space="2" w:color="999999"/>
+          <w:left w:val="single" w:sz="4" w:space="2" w:color="999999"/>
+          <w:bottom w:val="single" w:sz="4" w:space="2" w:color="999999"/>
+          <w:right w:val="single" w:sz="4" w:space="2" w:color="999999"/>
+        </w:pBdr>
+        <w:shd w:val="clear" w:color="auto" w:fill="F6F3EA"/>
+      </w:pPr>
+      <w:r>
+        <w:rPr>
+          <w:rFonts w:ascii="맑은 고딕" w:hAnsi="맑은 고딕" w:eastAsia="맑은 고딕"/>
+          <w:b w:val="0"/>
+          <w:sz w:val="17"/>
+          <w:u w:val="none"/>
+        </w:rPr>
+        <w:t>In the view of the ancient Greeks, a painter or sculptor had one task: to reproduce what the eye sees. That belief is visible in the lifelike style of Greek statues and painted pottery. Unfortunately, time and weather have destroyed every painting the Greeks produced, so none remains for us to study. All we can do is estimate how good those paintings were from stories like the one about Zeuxis and Parhassios, from the evident mastery of Greek sculpture, and from the drawings still found on Greek pots. Yet defining art as the copying of reality runs into trouble. In the 1950s Jackson Pollock, a leading figure of the New York School, deliberately refused to reproduce any existing object in his work. As they painted, Pollock and the artists around him took care not to make any mark or passage that looked like something recognizable. They managed to create works that copied nothing at all, and in doing so they showed that the Greek idea of art as mimesis—plain copying—is not enough to define what art is.</w:t>
+      </w:r>
+    </w:p>
+    <w:p>
+      <w:pPr>
+        <w:spacing w:before="0" w:after="60" w:line="288" w:lineRule="auto"/>
+        <w:ind w:left="40"/>
+        <w:snapToGrid w:val="0"/>
+        <w:pBdr>
+          <w:top w:val="single" w:sz="4" w:space="2" w:color="C99B4E"/>
+          <w:left w:val="single" w:sz="4" w:space="2" w:color="C99B4E"/>
+          <w:bottom w:val="single" w:sz="4" w:space="2" w:color="C99B4E"/>
+          <w:right w:val="single" w:sz="4" w:space="2" w:color="C99B4E"/>
+        </w:pBdr>
+        <w:shd w:val="clear" w:color="auto" w:fill="FFF8E1"/>
+      </w:pPr>
+      <w:r>
+        <w:rPr>
+          <w:rFonts w:ascii="맑은 고딕" w:hAnsi="맑은 고딕" w:eastAsia="맑은 고딕"/>
+          <w:b w:val="0"/>
+          <w:sz w:val="17"/>
+          <w:u w:val="none"/>
+        </w:rPr>
+        <w:t>The ancient Greeks understood art as the (A) ________ of what we see, but Pollock and his fellow artists produced works that copied nothing, which shows that such a definition of art is (B) ________.</w:t>
+      </w:r>
+    </w:p>
+    <w:p>
+      <w:pPr>
+        <w:spacing w:before="0" w:after="0" w:line="269" w:lineRule="auto"/>
+        <w:ind w:left="180" w:hanging="180"/>
+        <w:snapToGrid w:val="0"/>
+      </w:pPr>
+      <w:r>
+        <w:rPr>
+          <w:rFonts w:ascii="맑은 고딕" w:hAnsi="맑은 고딕" w:eastAsia="맑은 고딕"/>
+          <w:b w:val="0"/>
+          <w:sz w:val="17"/>
+          <w:u w:val="none"/>
+        </w:rPr>
+        <w:t>① (A) imitation  (B) outdated</w:t>
+      </w:r>
+    </w:p>
+    <w:p>
+      <w:pPr>
+        <w:spacing w:before="0" w:after="0" w:line="269" w:lineRule="auto"/>
+        <w:ind w:left="180" w:hanging="180"/>
+        <w:snapToGrid w:val="0"/>
+      </w:pPr>
+      <w:r>
+        <w:rPr>
+          <w:rFonts w:ascii="맑은 고딕" w:hAnsi="맑은 고딕" w:eastAsia="맑은 고딕"/>
+          <w:b w:val="0"/>
+          <w:sz w:val="17"/>
+          <w:u w:val="none"/>
+        </w:rPr>
+        <w:t>② (A) imitation  (B) incomplete</w:t>
+      </w:r>
+    </w:p>
+    <w:p>
+      <w:pPr>
+        <w:spacing w:before="0" w:after="0" w:line="269" w:lineRule="auto"/>
+        <w:ind w:left="180" w:hanging="180"/>
+        <w:snapToGrid w:val="0"/>
+      </w:pPr>
+      <w:r>
+        <w:rPr>
+          <w:rFonts w:ascii="맑은 고딕" w:hAnsi="맑은 고딕" w:eastAsia="맑은 고딕"/>
+          <w:b w:val="0"/>
+          <w:sz w:val="17"/>
+          <w:u w:val="none"/>
+        </w:rPr>
+        <w:t>③ (A) expression  (B) incomplete</w:t>
+      </w:r>
+    </w:p>
+    <w:p>
+      <w:pPr>
+        <w:spacing w:before="0" w:after="0" w:line="269" w:lineRule="auto"/>
+        <w:ind w:left="180" w:hanging="180"/>
+        <w:snapToGrid w:val="0"/>
+      </w:pPr>
+      <w:r>
+        <w:rPr>
+          <w:rFonts w:ascii="맑은 고딕" w:hAnsi="맑은 고딕" w:eastAsia="맑은 고딕"/>
+          <w:b w:val="0"/>
+          <w:sz w:val="17"/>
+          <w:u w:val="none"/>
+        </w:rPr>
+        <w:t>④ (A) rejection  (B) accurate</w:t>
+      </w:r>
+    </w:p>
+    <w:p>
+      <w:pPr>
+        <w:spacing w:before="0" w:after="0" w:line="269" w:lineRule="auto"/>
+        <w:ind w:left="180" w:hanging="180"/>
+        <w:snapToGrid w:val="0"/>
+      </w:pPr>
+      <w:r>
+        <w:rPr>
+          <w:rFonts w:ascii="맑은 고딕" w:hAnsi="맑은 고딕" w:eastAsia="맑은 고딕"/>
+          <w:b w:val="0"/>
+          <w:sz w:val="17"/>
+          <w:u w:val="none"/>
+        </w:rPr>
+        <w:t>⑤ (A) imitation  (B) unnecessary</w:t>
+      </w:r>
+    </w:p>
+    <w:p>
+      <w:pPr>
+        <w:keepNext/>
+        <w:spacing w:before="80" w:after="20" w:line="276" w:lineRule="auto"/>
+        <w:snapToGrid w:val="0"/>
+      </w:pPr>
+      <w:r>
+        <w:rPr>
+          <w:rFonts w:ascii="맑은 고딕" w:hAnsi="맑은 고딕" w:eastAsia="맑은 고딕"/>
+          <w:b/>
+          <w:sz w:val="17"/>
+          <w:u w:val="none"/>
+        </w:rPr>
+        <w:t>33-4.</w:t>
+      </w:r>
+      <w:r>
+        <w:rPr>
+          <w:rFonts w:ascii="맑은 고딕" w:hAnsi="맑은 고딕" w:eastAsia="맑은 고딕"/>
+          <w:b w:val="0"/>
+          <w:sz w:val="17"/>
+          <w:u w:val="none"/>
+        </w:rPr>
+        <w:t xml:space="preserve"> 다음 글의 밑줄 친 ⓐ ~ ⓕ 중, 어법상 </w:t>
       </w:r>
       <w:r>
         <w:rPr>
@@ -1533,7 +2198,7 @@
           <w:sz w:val="17"/>
           <w:u w:val="single"/>
         </w:rPr>
-        <w:t>surmise</w:t>
+        <w:t>틀린</w:t>
       </w:r>
       <w:r>
         <w:rPr>
@@ -1542,7 +2207,30 @@
           <w:sz w:val="17"/>
           <w:u w:val="none"/>
         </w:rPr>
-        <w:t xml:space="preserve"> their quality based on tales such as ⓐ</w:t>
+        <w:t xml:space="preserve"> 것을 모두 고른 것은? [3.1점]</w:t>
+      </w:r>
+    </w:p>
+    <w:p>
+      <w:pPr>
+        <w:spacing w:before="0" w:after="60" w:line="288" w:lineRule="auto"/>
+        <w:ind w:left="40"/>
+        <w:snapToGrid w:val="0"/>
+        <w:pBdr>
+          <w:top w:val="single" w:sz="4" w:space="2" w:color="999999"/>
+          <w:left w:val="single" w:sz="4" w:space="2" w:color="999999"/>
+          <w:bottom w:val="single" w:sz="4" w:space="2" w:color="999999"/>
+          <w:right w:val="single" w:sz="4" w:space="2" w:color="999999"/>
+        </w:pBdr>
+        <w:shd w:val="clear" w:color="auto" w:fill="F6F3EA"/>
+      </w:pPr>
+      <w:r>
+        <w:rPr>
+          <w:rFonts w:ascii="맑은 고딕" w:hAnsi="맑은 고딕" w:eastAsia="맑은 고딕"/>
+          <w:b w:val="0"/>
+          <w:sz w:val="17"/>
+          <w:u w:val="none"/>
+        </w:rPr>
+        <w:t>In the view of the ancient Greeks, a painter or sculptor had one task: to reproduce what the eye sees. This approach ⓐ</w:t>
       </w:r>
       <w:r>
         <w:rPr>
@@ -1551,7 +2239,7 @@
           <w:sz w:val="17"/>
           <w:u w:val="single"/>
         </w:rPr>
-        <w:t>that of</w:t>
+        <w:t>appears</w:t>
       </w:r>
       <w:r>
         <w:rPr>
@@ -1560,7 +2248,7 @@
           <w:sz w:val="17"/>
           <w:u w:val="none"/>
         </w:rPr>
-        <w:t xml:space="preserve"> Zeuxis and Parhassios, the obvious skill in ancient Greek sculpture, and in drawings that survive on ancient Greek pottery. This definition of art as copying reality has a problem, ⓒ</w:t>
+        <w:t xml:space="preserve"> in the realism of ancient Greek sculpture and pottery. We must sadly note that, due to the action of time and weather, no paintings from ancient Greek artists ⓑ</w:t>
       </w:r>
       <w:r>
         <w:rPr>
@@ -1569,7 +2257,7 @@
           <w:sz w:val="17"/>
           <w:u w:val="single"/>
         </w:rPr>
-        <w:t>though</w:t>
+        <w:t>exists</w:t>
       </w:r>
       <w:r>
         <w:rPr>
@@ -1578,7 +2266,666 @@
           <w:sz w:val="17"/>
           <w:u w:val="none"/>
         </w:rPr>
-        <w:t>. Jackson Pollock, a leader in the New York School of the 1950’s, intentionally did not copy existing objects in his art. While painting these works, Pollock and his fellow artists would consciously avoid making marks or passages that resembled recognizable objects. They succeeded at making artwork that did not copy anything, thus demonstrating that the ancient Greek view of art as mimesis—simple copying—does not sufficiently define art.</w:t>
+        <w:t xml:space="preserve"> today. We can only surmise their quality based on tales such as ⓒ</w:t>
+      </w:r>
+      <w:r>
+        <w:rPr>
+          <w:rFonts w:ascii="맑은 고딕" w:hAnsi="맑은 고딕" w:eastAsia="맑은 고딕"/>
+          <w:b w:val="0"/>
+          <w:sz w:val="17"/>
+          <w:u w:val="single"/>
+        </w:rPr>
+        <w:t>that</w:t>
+      </w:r>
+      <w:r>
+        <w:rPr>
+          <w:rFonts w:ascii="맑은 고딕" w:hAnsi="맑은 고딕" w:eastAsia="맑은 고딕"/>
+          <w:b w:val="0"/>
+          <w:sz w:val="17"/>
+          <w:u w:val="none"/>
+        </w:rPr>
+        <w:t xml:space="preserve"> of Zeuxis and Parhassios, the obvious skill in ancient Greek sculpture, and in drawings that survive on ancient Greek pottery. This definition of art as copying reality has a problem, though. Jackson Pollock, a leader in the New York School of the 1950’s, intentionally did not copy existing objects in his art. While ⓓ</w:t>
+      </w:r>
+      <w:r>
+        <w:rPr>
+          <w:rFonts w:ascii="맑은 고딕" w:hAnsi="맑은 고딕" w:eastAsia="맑은 고딕"/>
+          <w:b w:val="0"/>
+          <w:sz w:val="17"/>
+          <w:u w:val="single"/>
+        </w:rPr>
+        <w:t>painted</w:t>
+      </w:r>
+      <w:r>
+        <w:rPr>
+          <w:rFonts w:ascii="맑은 고딕" w:hAnsi="맑은 고딕" w:eastAsia="맑은 고딕"/>
+          <w:b w:val="0"/>
+          <w:sz w:val="17"/>
+          <w:u w:val="none"/>
+        </w:rPr>
+        <w:t xml:space="preserve"> these works, Pollock and his fellow artists would consciously avoid ⓕ</w:t>
+      </w:r>
+      <w:r>
+        <w:rPr>
+          <w:rFonts w:ascii="맑은 고딕" w:hAnsi="맑은 고딕" w:eastAsia="맑은 고딕"/>
+          <w:b w:val="0"/>
+          <w:sz w:val="17"/>
+          <w:u w:val="single"/>
+        </w:rPr>
+        <w:t>to make</w:t>
+      </w:r>
+      <w:r>
+        <w:rPr>
+          <w:rFonts w:ascii="맑은 고딕" w:hAnsi="맑은 고딕" w:eastAsia="맑은 고딕"/>
+          <w:b w:val="0"/>
+          <w:sz w:val="17"/>
+          <w:u w:val="none"/>
+        </w:rPr>
+        <w:t xml:space="preserve"> marks or passages that ⓔ</w:t>
+      </w:r>
+      <w:r>
+        <w:rPr>
+          <w:rFonts w:ascii="맑은 고딕" w:hAnsi="맑은 고딕" w:eastAsia="맑은 고딕"/>
+          <w:b w:val="0"/>
+          <w:sz w:val="17"/>
+          <w:u w:val="single"/>
+        </w:rPr>
+        <w:t>resembled</w:t>
+      </w:r>
+      <w:r>
+        <w:rPr>
+          <w:rFonts w:ascii="맑은 고딕" w:hAnsi="맑은 고딕" w:eastAsia="맑은 고딕"/>
+          <w:b w:val="0"/>
+          <w:sz w:val="17"/>
+          <w:u w:val="none"/>
+        </w:rPr>
+        <w:t xml:space="preserve"> recognizable objects. They managed to create works that copied nothing at all, and in doing so they showed that the Greek idea of art as mimesis—plain copying—is not enough to define what art is.</w:t>
+      </w:r>
+    </w:p>
+    <w:p>
+      <w:pPr>
+        <w:spacing w:before="0" w:after="20" w:line="276" w:lineRule="auto"/>
+        <w:ind w:left="80"/>
+        <w:snapToGrid w:val="0"/>
+      </w:pPr>
+      <w:r>
+        <w:rPr>
+          <w:rFonts w:ascii="맑은 고딕" w:hAnsi="맑은 고딕" w:eastAsia="맑은 고딕"/>
+          <w:b w:val="0"/>
+          <w:sz w:val="17"/>
+          <w:u w:val="none"/>
+        </w:rPr>
+        <w:t>① ⓐ, ⓒ    ② ⓑ, ⓓ    ③ ⓒ, ⓔ, ⓕ    ④ ⓐ, ⓓ, ⓔ    ⑤ ⓑ, ⓓ, ⓕ</w:t>
+      </w:r>
+    </w:p>
+    <w:p>
+      <w:pPr>
+        <w:keepNext/>
+        <w:spacing w:before="80" w:after="20" w:line="276" w:lineRule="auto"/>
+        <w:snapToGrid w:val="0"/>
+      </w:pPr>
+      <w:r>
+        <w:rPr>
+          <w:rFonts w:ascii="맑은 고딕" w:hAnsi="맑은 고딕" w:eastAsia="맑은 고딕"/>
+          <w:b/>
+          <w:sz w:val="17"/>
+          <w:u w:val="none"/>
+        </w:rPr>
+        <w:t>33-5.</w:t>
+      </w:r>
+      <w:r>
+        <w:rPr>
+          <w:rFonts w:ascii="맑은 고딕" w:hAnsi="맑은 고딕" w:eastAsia="맑은 고딕"/>
+          <w:b w:val="0"/>
+          <w:sz w:val="17"/>
+          <w:u w:val="none"/>
+        </w:rPr>
+        <w:t xml:space="preserve"> According to the passage, which of the following is </w:t>
+      </w:r>
+      <w:r>
+        <w:rPr>
+          <w:rFonts w:ascii="맑은 고딕" w:hAnsi="맑은 고딕" w:eastAsia="맑은 고딕"/>
+          <w:b w:val="0"/>
+          <w:sz w:val="17"/>
+          <w:u w:val="single"/>
+        </w:rPr>
+        <w:t>NOT</w:t>
+      </w:r>
+      <w:r>
+        <w:rPr>
+          <w:rFonts w:ascii="맑은 고딕" w:hAnsi="맑은 고딕" w:eastAsia="맑은 고딕"/>
+          <w:b w:val="0"/>
+          <w:sz w:val="17"/>
+          <w:u w:val="none"/>
+        </w:rPr>
+        <w:t xml:space="preserve"> true? [2.8점]</w:t>
+      </w:r>
+    </w:p>
+    <w:p>
+      <w:pPr>
+        <w:spacing w:before="0" w:after="60" w:line="288" w:lineRule="auto"/>
+        <w:ind w:left="40"/>
+        <w:snapToGrid w:val="0"/>
+        <w:pBdr>
+          <w:top w:val="single" w:sz="4" w:space="2" w:color="999999"/>
+          <w:left w:val="single" w:sz="4" w:space="2" w:color="999999"/>
+          <w:bottom w:val="single" w:sz="4" w:space="2" w:color="999999"/>
+          <w:right w:val="single" w:sz="4" w:space="2" w:color="999999"/>
+        </w:pBdr>
+        <w:shd w:val="clear" w:color="auto" w:fill="F6F3EA"/>
+      </w:pPr>
+      <w:r>
+        <w:rPr>
+          <w:rFonts w:ascii="맑은 고딕" w:hAnsi="맑은 고딕" w:eastAsia="맑은 고딕"/>
+          <w:b w:val="0"/>
+          <w:sz w:val="17"/>
+          <w:u w:val="none"/>
+        </w:rPr>
+        <w:t>In the view of the ancient Greeks, a painter or sculptor had one task: to reproduce what the eye sees. That belief is visible in the lifelike style of Greek statues and painted pottery. Unfortunately, time and weather have destroyed every painting the Greeks produced, so none remains for us to study. All we can do is estimate how good those paintings were from stories like the one about Zeuxis and Parhassios, from the evident mastery of Greek sculpture, and from the drawings still found on Greek pots. Yet defining art as the copying of reality runs into trouble. In the 1950s Jackson Pollock, a leading figure of the New York School, deliberately refused to reproduce any existing object in his work. As they painted, Pollock and the artists around him took care not to make any mark or passage that looked like something recognizable. They managed to create works that copied nothing at all, and in doing so they showed that the Greek idea of art as mimesis—plain copying—is not enough to define what art is.</w:t>
+      </w:r>
+    </w:p>
+    <w:p>
+      <w:pPr>
+        <w:spacing w:before="0" w:after="0" w:line="269" w:lineRule="auto"/>
+        <w:ind w:left="180" w:hanging="180"/>
+        <w:snapToGrid w:val="0"/>
+      </w:pPr>
+      <w:r>
+        <w:rPr>
+          <w:rFonts w:ascii="맑은 고딕" w:hAnsi="맑은 고딕" w:eastAsia="맑은 고딕"/>
+          <w:b w:val="0"/>
+          <w:sz w:val="17"/>
+          <w:u w:val="none"/>
+        </w:rPr>
+        <w:t>① The lifelike look of Greek sculpture and pottery reflects the Greek idea of art as copying.</w:t>
+      </w:r>
+    </w:p>
+    <w:p>
+      <w:pPr>
+        <w:spacing w:before="0" w:after="0" w:line="269" w:lineRule="auto"/>
+        <w:ind w:left="180" w:hanging="180"/>
+        <w:snapToGrid w:val="0"/>
+      </w:pPr>
+      <w:r>
+        <w:rPr>
+          <w:rFonts w:ascii="맑은 고딕" w:hAnsi="맑은 고딕" w:eastAsia="맑은 고딕"/>
+          <w:b w:val="0"/>
+          <w:sz w:val="17"/>
+          <w:u w:val="none"/>
+        </w:rPr>
+        <w:t>② Not a single painting by an ancient Greek artist has survived to the present day.</w:t>
+      </w:r>
+    </w:p>
+    <w:p>
+      <w:pPr>
+        <w:spacing w:before="0" w:after="0" w:line="269" w:lineRule="auto"/>
+        <w:ind w:left="180" w:hanging="180"/>
+        <w:snapToGrid w:val="0"/>
+      </w:pPr>
+      <w:r>
+        <w:rPr>
+          <w:rFonts w:ascii="맑은 고딕" w:hAnsi="맑은 고딕" w:eastAsia="맑은 고딕"/>
+          <w:b w:val="0"/>
+          <w:sz w:val="17"/>
+          <w:u w:val="none"/>
+        </w:rPr>
+        <w:t>③ Pollock and the artists around him deliberately avoided marks that looked like real things.</w:t>
+      </w:r>
+    </w:p>
+    <w:p>
+      <w:pPr>
+        <w:spacing w:before="0" w:after="0" w:line="269" w:lineRule="auto"/>
+        <w:ind w:left="180" w:hanging="180"/>
+        <w:snapToGrid w:val="0"/>
+      </w:pPr>
+      <w:r>
+        <w:rPr>
+          <w:rFonts w:ascii="맑은 고딕" w:hAnsi="맑은 고딕" w:eastAsia="맑은 고딕"/>
+          <w:b w:val="0"/>
+          <w:sz w:val="17"/>
+          <w:u w:val="none"/>
+        </w:rPr>
+        <w:t>④ The story of Zeuxis and Parhassios proves that Greek painting was superior to Greek sculpture.</w:t>
+      </w:r>
+    </w:p>
+    <w:p>
+      <w:pPr>
+        <w:spacing w:before="0" w:after="0" w:line="269" w:lineRule="auto"/>
+        <w:ind w:left="180" w:hanging="180"/>
+        <w:snapToGrid w:val="0"/>
+      </w:pPr>
+      <w:r>
+        <w:rPr>
+          <w:rFonts w:ascii="맑은 고딕" w:hAnsi="맑은 고딕" w:eastAsia="맑은 고딕"/>
+          <w:b w:val="0"/>
+          <w:sz w:val="17"/>
+          <w:u w:val="none"/>
+        </w:rPr>
+        <w:t>⑤ The writer concludes that copying alone is not enough to define what art is.</w:t>
+      </w:r>
+    </w:p>
+    <w:p>
+      <w:pPr>
+        <w:keepNext/>
+        <w:spacing w:before="80" w:after="20" w:line="276" w:lineRule="auto"/>
+        <w:snapToGrid w:val="0"/>
+      </w:pPr>
+      <w:r>
+        <w:rPr>
+          <w:rFonts w:ascii="맑은 고딕" w:hAnsi="맑은 고딕" w:eastAsia="맑은 고딕"/>
+          <w:b/>
+          <w:sz w:val="17"/>
+          <w:u w:val="none"/>
+        </w:rPr>
+        <w:t>33-6.</w:t>
+      </w:r>
+      <w:r>
+        <w:rPr>
+          <w:rFonts w:ascii="맑은 고딕" w:hAnsi="맑은 고딕" w:eastAsia="맑은 고딕"/>
+          <w:b w:val="0"/>
+          <w:sz w:val="17"/>
+          <w:u w:val="none"/>
+        </w:rPr>
+        <w:t xml:space="preserve"> 다음 글을 읽고 답할 수 </w:t>
+      </w:r>
+      <w:r>
+        <w:rPr>
+          <w:rFonts w:ascii="맑은 고딕" w:hAnsi="맑은 고딕" w:eastAsia="맑은 고딕"/>
+          <w:b w:val="0"/>
+          <w:sz w:val="17"/>
+          <w:u w:val="single"/>
+        </w:rPr>
+        <w:t>없는</w:t>
+      </w:r>
+      <w:r>
+        <w:rPr>
+          <w:rFonts w:ascii="맑은 고딕" w:hAnsi="맑은 고딕" w:eastAsia="맑은 고딕"/>
+          <w:b w:val="0"/>
+          <w:sz w:val="17"/>
+          <w:u w:val="none"/>
+        </w:rPr>
+        <w:t xml:space="preserve"> 질문은? [2.7점]</w:t>
+      </w:r>
+    </w:p>
+    <w:p>
+      <w:pPr>
+        <w:spacing w:before="0" w:after="60" w:line="288" w:lineRule="auto"/>
+        <w:ind w:left="40"/>
+        <w:snapToGrid w:val="0"/>
+        <w:pBdr>
+          <w:top w:val="single" w:sz="4" w:space="2" w:color="999999"/>
+          <w:left w:val="single" w:sz="4" w:space="2" w:color="999999"/>
+          <w:bottom w:val="single" w:sz="4" w:space="2" w:color="999999"/>
+          <w:right w:val="single" w:sz="4" w:space="2" w:color="999999"/>
+        </w:pBdr>
+        <w:shd w:val="clear" w:color="auto" w:fill="F6F3EA"/>
+      </w:pPr>
+      <w:r>
+        <w:rPr>
+          <w:rFonts w:ascii="맑은 고딕" w:hAnsi="맑은 고딕" w:eastAsia="맑은 고딕"/>
+          <w:b w:val="0"/>
+          <w:sz w:val="17"/>
+          <w:u w:val="none"/>
+        </w:rPr>
+        <w:t>In the view of the ancient Greeks, a painter or sculptor had one task: to reproduce what the eye sees. That belief is visible in the lifelike style of Greek statues and painted pottery. Unfortunately, time and weather have destroyed every painting the Greeks produced, so none remains for us to study. All we can do is estimate how good those paintings were from stories like the one about Zeuxis and Parhassios, from the evident mastery of Greek sculpture, and from the drawings still found on Greek pots. Yet defining art as the copying of reality runs into trouble. In the 1950s Jackson Pollock, a leading figure of the New York School, deliberately refused to reproduce any existing object in his work. As they painted, Pollock and the artists around him took care not to make any mark or passage that looked like something recognizable. They managed to create works that copied nothing at all, and in doing so they showed that the Greek idea of art as mimesis—plain copying—is not enough to define what art is.</w:t>
+      </w:r>
+    </w:p>
+    <w:p>
+      <w:pPr>
+        <w:spacing w:before="0" w:after="0" w:line="269" w:lineRule="auto"/>
+        <w:ind w:left="180" w:hanging="180"/>
+        <w:snapToGrid w:val="0"/>
+      </w:pPr>
+      <w:r>
+        <w:rPr>
+          <w:rFonts w:ascii="맑은 고딕" w:hAnsi="맑은 고딕" w:eastAsia="맑은 고딕"/>
+          <w:b w:val="0"/>
+          <w:sz w:val="17"/>
+          <w:u w:val="none"/>
+        </w:rPr>
+        <w:t>① What did the ancient Greeks believe a painter or sculptor was supposed to do?</w:t>
+      </w:r>
+    </w:p>
+    <w:p>
+      <w:pPr>
+        <w:spacing w:before="0" w:after="0" w:line="269" w:lineRule="auto"/>
+        <w:ind w:left="180" w:hanging="180"/>
+        <w:snapToGrid w:val="0"/>
+      </w:pPr>
+      <w:r>
+        <w:rPr>
+          <w:rFonts w:ascii="맑은 고딕" w:hAnsi="맑은 고딕" w:eastAsia="맑은 고딕"/>
+          <w:b w:val="0"/>
+          <w:sz w:val="17"/>
+          <w:u w:val="none"/>
+        </w:rPr>
+        <w:t>② Which painting by Pollock best shows his refusal to copy real objects?</w:t>
+      </w:r>
+    </w:p>
+    <w:p>
+      <w:pPr>
+        <w:spacing w:before="0" w:after="0" w:line="269" w:lineRule="auto"/>
+        <w:ind w:left="180" w:hanging="180"/>
+        <w:snapToGrid w:val="0"/>
+      </w:pPr>
+      <w:r>
+        <w:rPr>
+          <w:rFonts w:ascii="맑은 고딕" w:hAnsi="맑은 고딕" w:eastAsia="맑은 고딕"/>
+          <w:b w:val="0"/>
+          <w:sz w:val="17"/>
+          <w:u w:val="none"/>
+        </w:rPr>
+        <w:t>③ Why do no paintings by ancient Greek artists exist today?</w:t>
+      </w:r>
+    </w:p>
+    <w:p>
+      <w:pPr>
+        <w:spacing w:before="0" w:after="0" w:line="269" w:lineRule="auto"/>
+        <w:ind w:left="180" w:hanging="180"/>
+        <w:snapToGrid w:val="0"/>
+      </w:pPr>
+      <w:r>
+        <w:rPr>
+          <w:rFonts w:ascii="맑은 고딕" w:hAnsi="맑은 고딕" w:eastAsia="맑은 고딕"/>
+          <w:b w:val="0"/>
+          <w:sz w:val="17"/>
+          <w:u w:val="none"/>
+        </w:rPr>
+        <w:t>④ How can we estimate the quality of ancient Greek painting?</w:t>
+      </w:r>
+    </w:p>
+    <w:p>
+      <w:pPr>
+        <w:spacing w:before="0" w:after="0" w:line="269" w:lineRule="auto"/>
+        <w:ind w:left="180" w:hanging="180"/>
+        <w:snapToGrid w:val="0"/>
+      </w:pPr>
+      <w:r>
+        <w:rPr>
+          <w:rFonts w:ascii="맑은 고딕" w:hAnsi="맑은 고딕" w:eastAsia="맑은 고딕"/>
+          <w:b w:val="0"/>
+          <w:sz w:val="17"/>
+          <w:u w:val="none"/>
+        </w:rPr>
+        <w:t>⑤ What did Pollock and the artists around him avoid while painting?</w:t>
+      </w:r>
+    </w:p>
+    <w:p>
+      <w:pPr>
+        <w:keepNext/>
+        <w:spacing w:before="80" w:after="20" w:line="276" w:lineRule="auto"/>
+        <w:snapToGrid w:val="0"/>
+      </w:pPr>
+      <w:r>
+        <w:rPr>
+          <w:rFonts w:ascii="맑은 고딕" w:hAnsi="맑은 고딕" w:eastAsia="맑은 고딕"/>
+          <w:b/>
+          <w:sz w:val="17"/>
+          <w:u w:val="none"/>
+        </w:rPr>
+        <w:t>33-7.</w:t>
+      </w:r>
+      <w:r>
+        <w:rPr>
+          <w:rFonts w:ascii="맑은 고딕" w:hAnsi="맑은 고딕" w:eastAsia="맑은 고딕"/>
+          <w:b w:val="0"/>
+          <w:sz w:val="17"/>
+          <w:u w:val="none"/>
+        </w:rPr>
+        <w:t xml:space="preserve"> 다음 글의 밑줄 친 부분 중, 문맥상 낱말의 쓰임이 적절하지 </w:t>
+      </w:r>
+      <w:r>
+        <w:rPr>
+          <w:rFonts w:ascii="맑은 고딕" w:hAnsi="맑은 고딕" w:eastAsia="맑은 고딕"/>
+          <w:b w:val="0"/>
+          <w:sz w:val="17"/>
+          <w:u w:val="single"/>
+        </w:rPr>
+        <w:t>않은</w:t>
+      </w:r>
+      <w:r>
+        <w:rPr>
+          <w:rFonts w:ascii="맑은 고딕" w:hAnsi="맑은 고딕" w:eastAsia="맑은 고딕"/>
+          <w:b w:val="0"/>
+          <w:sz w:val="17"/>
+          <w:u w:val="none"/>
+        </w:rPr>
+        <w:t xml:space="preserve"> 것은? [3.0점]</w:t>
+      </w:r>
+    </w:p>
+    <w:p>
+      <w:pPr>
+        <w:spacing w:before="0" w:after="60" w:line="288" w:lineRule="auto"/>
+        <w:ind w:left="40"/>
+        <w:snapToGrid w:val="0"/>
+        <w:pBdr>
+          <w:top w:val="single" w:sz="4" w:space="2" w:color="999999"/>
+          <w:left w:val="single" w:sz="4" w:space="2" w:color="999999"/>
+          <w:bottom w:val="single" w:sz="4" w:space="2" w:color="999999"/>
+          <w:right w:val="single" w:sz="4" w:space="2" w:color="999999"/>
+        </w:pBdr>
+        <w:shd w:val="clear" w:color="auto" w:fill="F6F3EA"/>
+      </w:pPr>
+      <w:r>
+        <w:rPr>
+          <w:rFonts w:ascii="맑은 고딕" w:hAnsi="맑은 고딕" w:eastAsia="맑은 고딕"/>
+          <w:b w:val="0"/>
+          <w:sz w:val="17"/>
+          <w:u w:val="none"/>
+        </w:rPr>
+        <w:t>In the view of the ancient Greeks, a painter or sculptor had one task: to reproduce what the eye sees. This approach appears in the ①</w:t>
+      </w:r>
+      <w:r>
+        <w:rPr>
+          <w:rFonts w:ascii="맑은 고딕" w:hAnsi="맑은 고딕" w:eastAsia="맑은 고딕"/>
+          <w:b w:val="0"/>
+          <w:sz w:val="17"/>
+          <w:u w:val="single"/>
+        </w:rPr>
+        <w:t>realism</w:t>
+      </w:r>
+      <w:r>
+        <w:rPr>
+          <w:rFonts w:ascii="맑은 고딕" w:hAnsi="맑은 고딕" w:eastAsia="맑은 고딕"/>
+          <w:b w:val="0"/>
+          <w:sz w:val="17"/>
+          <w:u w:val="none"/>
+        </w:rPr>
+        <w:t xml:space="preserve"> of ancient Greek sculpture and pottery. We must sadly note that, due to the action of time and weather, no paintings from ancient Greek artists exist today. We can only ②</w:t>
+      </w:r>
+      <w:r>
+        <w:rPr>
+          <w:rFonts w:ascii="맑은 고딕" w:hAnsi="맑은 고딕" w:eastAsia="맑은 고딕"/>
+          <w:b w:val="0"/>
+          <w:sz w:val="17"/>
+          <w:u w:val="single"/>
+        </w:rPr>
+        <w:t>surmise</w:t>
+      </w:r>
+      <w:r>
+        <w:rPr>
+          <w:rFonts w:ascii="맑은 고딕" w:hAnsi="맑은 고딕" w:eastAsia="맑은 고딕"/>
+          <w:b w:val="0"/>
+          <w:sz w:val="17"/>
+          <w:u w:val="none"/>
+        </w:rPr>
+        <w:t xml:space="preserve"> their quality based on tales such as that of Zeuxis and Parhassios, the obvious skill in ancient Greek sculpture, and in drawings that survive on ancient Greek pottery. This definition of art as copying reality has a problem, though. Jackson Pollock, a leader in the New York School of the 1950’s, ③</w:t>
+      </w:r>
+      <w:r>
+        <w:rPr>
+          <w:rFonts w:ascii="맑은 고딕" w:hAnsi="맑은 고딕" w:eastAsia="맑은 고딕"/>
+          <w:b w:val="0"/>
+          <w:sz w:val="17"/>
+          <w:u w:val="single"/>
+        </w:rPr>
+        <w:t>unintentionally</w:t>
+      </w:r>
+      <w:r>
+        <w:rPr>
+          <w:rFonts w:ascii="맑은 고딕" w:hAnsi="맑은 고딕" w:eastAsia="맑은 고딕"/>
+          <w:b w:val="0"/>
+          <w:sz w:val="17"/>
+          <w:u w:val="none"/>
+        </w:rPr>
+        <w:t xml:space="preserve"> did not copy existing objects in his art. While painting these works, Pollock and his fellow artists would ④</w:t>
+      </w:r>
+      <w:r>
+        <w:rPr>
+          <w:rFonts w:ascii="맑은 고딕" w:hAnsi="맑은 고딕" w:eastAsia="맑은 고딕"/>
+          <w:b w:val="0"/>
+          <w:sz w:val="17"/>
+          <w:u w:val="single"/>
+        </w:rPr>
+        <w:t>consciously</w:t>
+      </w:r>
+      <w:r>
+        <w:rPr>
+          <w:rFonts w:ascii="맑은 고딕" w:hAnsi="맑은 고딕" w:eastAsia="맑은 고딕"/>
+          <w:b w:val="0"/>
+          <w:sz w:val="17"/>
+          <w:u w:val="none"/>
+        </w:rPr>
+        <w:t xml:space="preserve"> avoid making marks or passages that resembled ⑤</w:t>
+      </w:r>
+      <w:r>
+        <w:rPr>
+          <w:rFonts w:ascii="맑은 고딕" w:hAnsi="맑은 고딕" w:eastAsia="맑은 고딕"/>
+          <w:b w:val="0"/>
+          <w:sz w:val="17"/>
+          <w:u w:val="single"/>
+        </w:rPr>
+        <w:t>recognizable</w:t>
+      </w:r>
+      <w:r>
+        <w:rPr>
+          <w:rFonts w:ascii="맑은 고딕" w:hAnsi="맑은 고딕" w:eastAsia="맑은 고딕"/>
+          <w:b w:val="0"/>
+          <w:sz w:val="17"/>
+          <w:u w:val="none"/>
+        </w:rPr>
+        <w:t xml:space="preserve"> objects. They managed to create works that copied nothing at all, and in doing so they showed that the Greek idea of art as mimesis—plain copying—is not enough to define what art is.</w:t>
+      </w:r>
+    </w:p>
+    <w:p>
+      <w:pPr>
+        <w:spacing w:before="0" w:after="20" w:line="276" w:lineRule="auto"/>
+        <w:ind w:left="80"/>
+        <w:snapToGrid w:val="0"/>
+      </w:pPr>
+      <w:r>
+        <w:rPr>
+          <w:rFonts w:ascii="맑은 고딕" w:hAnsi="맑은 고딕" w:eastAsia="맑은 고딕"/>
+          <w:b w:val="0"/>
+          <w:sz w:val="17"/>
+          <w:u w:val="none"/>
+        </w:rPr>
+        <w:t>① ①    ② ②    ③ ③    ④ ④    ⑤ ⑤</w:t>
+      </w:r>
+    </w:p>
+    <w:p>
+      <w:pPr>
+        <w:keepNext/>
+        <w:spacing w:before="80" w:after="40" w:line="276" w:lineRule="auto"/>
+        <w:snapToGrid w:val="0"/>
+        <w:shd w:val="clear" w:color="auto" w:fill="8A3A12"/>
+      </w:pPr>
+      <w:r>
+        <w:rPr>
+          <w:rFonts w:ascii="맑은 고딕" w:hAnsi="맑은 고딕" w:eastAsia="맑은 고딕"/>
+          <w:b/>
+          <w:color w:val="FFFFFF"/>
+          <w:sz w:val="17"/>
+          <w:u w:val="none"/>
+        </w:rPr>
+        <w:t>서답형  33-서1 ~ 33-서2</w:t>
+      </w:r>
+    </w:p>
+    <w:p>
+      <w:pPr>
+        <w:keepNext/>
+        <w:spacing w:before="80" w:after="20" w:line="276" w:lineRule="auto"/>
+        <w:snapToGrid w:val="0"/>
+      </w:pPr>
+      <w:r>
+        <w:rPr>
+          <w:rFonts w:ascii="맑은 고딕" w:hAnsi="맑은 고딕" w:eastAsia="맑은 고딕"/>
+          <w:b/>
+          <w:sz w:val="17"/>
+          <w:u w:val="none"/>
+        </w:rPr>
+        <w:t>33-서1.</w:t>
+      </w:r>
+      <w:r>
+        <w:rPr>
+          <w:rFonts w:ascii="맑은 고딕" w:hAnsi="맑은 고딕" w:eastAsia="맑은 고딕"/>
+          <w:b w:val="0"/>
+          <w:sz w:val="17"/>
+          <w:u w:val="none"/>
+        </w:rPr>
+        <w:t xml:space="preserve"> 다음 글의 밑줄 친 문장과 같은 뜻이 되도록 &lt;보기&gt;의 표현을 모두 사용하여 &lt;조건&gt;에 맞게 영작하시오. [3점] [3.0점]</w:t>
+      </w:r>
+    </w:p>
+    <w:p>
+      <w:pPr>
+        <w:spacing w:before="0" w:after="60" w:line="288" w:lineRule="auto"/>
+        <w:ind w:left="40"/>
+        <w:snapToGrid w:val="0"/>
+        <w:pBdr>
+          <w:top w:val="single" w:sz="4" w:space="2" w:color="999999"/>
+          <w:left w:val="single" w:sz="4" w:space="2" w:color="999999"/>
+          <w:bottom w:val="single" w:sz="4" w:space="2" w:color="999999"/>
+          <w:right w:val="single" w:sz="4" w:space="2" w:color="999999"/>
+        </w:pBdr>
+        <w:shd w:val="clear" w:color="auto" w:fill="F6F3EA"/>
+      </w:pPr>
+      <w:r>
+        <w:rPr>
+          <w:rFonts w:ascii="맑은 고딕" w:hAnsi="맑은 고딕" w:eastAsia="맑은 고딕"/>
+          <w:b w:val="0"/>
+          <w:sz w:val="17"/>
+          <w:u w:val="none"/>
+        </w:rPr>
+        <w:t xml:space="preserve">While painting these works, Pollock and his fellow artists would consciously avoid making marks or passages that resembled recognizable objects. </w:t>
+      </w:r>
+      <w:r>
+        <w:rPr>
+          <w:rFonts w:ascii="맑은 고딕" w:hAnsi="맑은 고딕" w:eastAsia="맑은 고딕"/>
+          <w:b w:val="0"/>
+          <w:sz w:val="17"/>
+          <w:u w:val="single"/>
+        </w:rPr>
+        <w:t>They succeeded at making artwork that did not copy anything, thus demonstrating that the ancient Greek view of art as mimesis—simple copying—does not sufficiently define art.</w:t>
+      </w:r>
+    </w:p>
+    <w:p>
+      <w:pPr>
+        <w:spacing w:before="0" w:after="60" w:line="288" w:lineRule="auto"/>
+        <w:ind w:left="40"/>
+        <w:snapToGrid w:val="0"/>
+        <w:pBdr>
+          <w:top w:val="single" w:sz="4" w:space="2" w:color="9B6BD0"/>
+          <w:left w:val="single" w:sz="4" w:space="2" w:color="9B6BD0"/>
+          <w:bottom w:val="single" w:sz="4" w:space="2" w:color="9B6BD0"/>
+          <w:right w:val="single" w:sz="4" w:space="2" w:color="9B6BD0"/>
+        </w:pBdr>
+        <w:shd w:val="clear" w:color="auto" w:fill="FAF5FF"/>
+      </w:pPr>
+      <w:r>
+        <w:rPr>
+          <w:rFonts w:ascii="맑은 고딕" w:hAnsi="맑은 고딕" w:eastAsia="맑은 고딕"/>
+          <w:b/>
+          <w:sz w:val="17"/>
+          <w:u w:val="none"/>
+        </w:rPr>
+        <w:t>&lt;보 기&gt;</w:t>
+      </w:r>
+      <w:r>
+        <w:rPr>
+          <w:rFonts w:ascii="맑은 고딕" w:hAnsi="맑은 고딕" w:eastAsia="맑은 고딕"/>
+          <w:b w:val="0"/>
+          <w:sz w:val="17"/>
+          <w:u w:val="none"/>
+        </w:rPr>
+        <w:t xml:space="preserve"> they / succeeded / at / making / artwork / that / did not / copy / anything / which / demonstrated / that / the ancient Greek view / of art / as mimesis / does not / sufficiently / define / art</w:t>
       </w:r>
     </w:p>
     <w:p>
@@ -1601,7 +2948,7 @@
           <w:sz w:val="17"/>
           <w:u w:val="none"/>
         </w:rPr>
-        <w:t>&lt;보 기&gt;</w:t>
+        <w:t>&lt;조 건&gt;</w:t>
       </w:r>
     </w:p>
     <w:p>
@@ -1624,7 +2971,7 @@
           <w:sz w:val="17"/>
           <w:u w:val="none"/>
         </w:rPr>
-        <w:t>(a) Some ancient Greek paintings have survived and show the artists’ great skill.</w:t>
+        <w:t>1. Use ALL the expressions in the box, each only once.</w:t>
       </w:r>
     </w:p>
     <w:p>
@@ -1647,7 +2994,7 @@
           <w:sz w:val="17"/>
           <w:u w:val="none"/>
         </w:rPr>
-        <w:t>(b) ⓐ ‘that’ refers to ‘the tale’ and cannot be replaced by ‘those’.</w:t>
+        <w:t>2. Do NOT change the form of any word, and do NOT add any other words.</w:t>
       </w:r>
     </w:p>
     <w:p>
@@ -1670,7 +3017,7 @@
           <w:sz w:val="17"/>
           <w:u w:val="none"/>
         </w:rPr>
-        <w:t>(c) Pollock and his fellow artists tried to avoid painting recognizable objects.</w:t>
+        <w:t>3. Replace the participle phrase (‘thus demonstrating …’) with a non-restrictive relative clause beginning with a comma and ‘which’.</w:t>
       </w:r>
     </w:p>
     <w:p>
@@ -1693,7 +3040,7 @@
           <w:sz w:val="17"/>
           <w:u w:val="none"/>
         </w:rPr>
-        <w:t>(d) ⓒ ‘though’ signals that the writer is about to support the Greek definition.</w:t>
+        <w:t>4. Write 26 words in total (count each word in a boxed phrase separately).</w:t>
       </w:r>
     </w:p>
     <w:p>
@@ -1716,13 +3063,12 @@
           <w:sz w:val="17"/>
           <w:u w:val="none"/>
         </w:rPr>
-        <w:t>(e) In the context, ⓑ ‘surmise’ can be replaced by ‘prove’.</w:t>
+        <w:t>5. 답안지에 소문항 번호를 정확하게 기입할 것</w:t>
       </w:r>
     </w:p>
     <w:p>
       <w:pPr>
-        <w:spacing w:before="0" w:after="20" w:line="276" w:lineRule="auto"/>
-        <w:ind w:left="80"/>
+        <w:spacing w:before="0" w:after="40" w:line="360" w:lineRule="auto"/>
         <w:snapToGrid w:val="0"/>
       </w:pPr>
       <w:r>
@@ -1732,7 +3078,7 @@
           <w:sz w:val="17"/>
           <w:u w:val="none"/>
         </w:rPr>
-        <w:t>① (b), (c)    ② (a), (b), (e)    ③ (a), (d), (e)    ④ (c), (d)    ⑤ (b), (d), (e)</w:t>
+        <w:t>⇒ They succeeded ________________________________________________________________________ .</w:t>
       </w:r>
     </w:p>
     <w:p>
@@ -1748,7 +3094,7 @@
           <w:sz w:val="17"/>
           <w:u w:val="none"/>
         </w:rPr>
-        <w:t>33-2.</w:t>
+        <w:t>33-서2.</w:t>
       </w:r>
       <w:r>
         <w:rPr>
@@ -1757,7 +3103,7 @@
           <w:sz w:val="17"/>
           <w:u w:val="none"/>
         </w:rPr>
-        <w:t xml:space="preserve"> 다음 글의 밑줄 친 ⓐ ~ ⓕ 중, 어법상 </w:t>
+        <w:t xml:space="preserve"> 다음 글의 요약문을 완성하시오. 빈칸 (1)~(4)에 &lt;보기&gt;에서 알맞은 단어를 골라 </w:t>
       </w:r>
       <w:r>
         <w:rPr>
@@ -1766,7 +3112,7 @@
           <w:sz w:val="17"/>
           <w:u w:val="single"/>
         </w:rPr>
-        <w:t>틀린</w:t>
+        <w:t>필요하면 어형을 바꾸어</w:t>
       </w:r>
       <w:r>
         <w:rPr>
@@ -1775,7 +3121,7 @@
           <w:sz w:val="17"/>
           <w:u w:val="none"/>
         </w:rPr>
-        <w:t xml:space="preserve"> 것을 모두 고른 것은? [3.1점]</w:t>
+        <w:t xml:space="preserve"> 쓰시오. (한 칸에 한 단어, 중복 사용 불가) [각 0.75점, 총 3점] [3.0점]</w:t>
       </w:r>
     </w:p>
     <w:p>
@@ -1798,16 +3144,53 @@
           <w:sz w:val="17"/>
           <w:u w:val="none"/>
         </w:rPr>
-        <w:t>The ancient Greeks felt that the visual artist’s goal was ⓐ</w:t>
-      </w:r>
+        <w:t>In the view of the ancient Greeks, a painter or sculptor had one task: to reproduce what the eye sees. That belief is visible in the lifelike style of Greek statues and painted pottery. Unfortunately, time and weather have destroyed every painting the Greeks produced, so none remains for us to study. All we can do is estimate how good those paintings were from stories like the one about Zeuxis and Parhassios, from the evident mastery of Greek sculpture, and from the drawings still found on Greek pots. Yet defining art as the copying of reality runs into trouble. In the 1950s Jackson Pollock, a leading figure of the New York School, deliberately refused to reproduce any existing object in his work. As they painted, Pollock and the artists around him took care not to make any mark or passage that looked like something recognizable. They managed to create works that copied nothing at all, and in doing so they showed that the Greek idea of art as mimesis—plain copying—is not enough to define what art is.</w:t>
+      </w:r>
+    </w:p>
+    <w:p>
+      <w:pPr>
+        <w:spacing w:before="0" w:after="60" w:line="288" w:lineRule="auto"/>
+        <w:ind w:left="40"/>
+        <w:snapToGrid w:val="0"/>
+        <w:pBdr>
+          <w:top w:val="single" w:sz="4" w:space="2" w:color="C99B4E"/>
+          <w:left w:val="single" w:sz="4" w:space="2" w:color="C99B4E"/>
+          <w:bottom w:val="single" w:sz="4" w:space="2" w:color="C99B4E"/>
+          <w:right w:val="single" w:sz="4" w:space="2" w:color="C99B4E"/>
+        </w:pBdr>
+        <w:shd w:val="clear" w:color="auto" w:fill="FFF8E1"/>
+      </w:pPr>
       <w:r>
         <w:rPr>
           <w:rFonts w:ascii="맑은 고딕" w:hAnsi="맑은 고딕" w:eastAsia="맑은 고딕"/>
           <w:b w:val="0"/>
           <w:sz w:val="17"/>
-          <w:u w:val="single"/>
-        </w:rPr>
-        <w:t>to copy</w:t>
+          <w:u w:val="none"/>
+        </w:rPr>
+        <w:t>The ancient Greeks (1) ________ art as the copying of visual experience, and the lifelike quality of their sculpture and pottery (2) ________ this view. Jackson Pollock, however, (3) ________ avoided copying real objects, and his success in producing art that copies nothing shows that mimesis alone does not (4) ________ define art.</w:t>
+      </w:r>
+    </w:p>
+    <w:p>
+      <w:pPr>
+        <w:spacing w:before="0" w:after="60" w:line="288" w:lineRule="auto"/>
+        <w:ind w:left="40"/>
+        <w:snapToGrid w:val="0"/>
+        <w:pBdr>
+          <w:top w:val="single" w:sz="4" w:space="2" w:color="9B6BD0"/>
+          <w:left w:val="single" w:sz="4" w:space="2" w:color="9B6BD0"/>
+          <w:bottom w:val="single" w:sz="4" w:space="2" w:color="9B6BD0"/>
+          <w:right w:val="single" w:sz="4" w:space="2" w:color="9B6BD0"/>
+        </w:pBdr>
+        <w:shd w:val="clear" w:color="auto" w:fill="FAF5FF"/>
+      </w:pPr>
+      <w:r>
+        <w:rPr>
+          <w:rFonts w:ascii="맑은 고딕" w:hAnsi="맑은 고딕" w:eastAsia="맑은 고딕"/>
+          <w:b/>
+          <w:sz w:val="17"/>
+          <w:u w:val="none"/>
+        </w:rPr>
+        <w:t>&lt;보 기&gt;</w:t>
       </w:r>
       <w:r>
         <w:rPr>
@@ -1816,17 +3199,68 @@
           <w:sz w:val="17"/>
           <w:u w:val="none"/>
         </w:rPr>
-        <w:t xml:space="preserve"> visual experience. This approach appears in the realism of ancient Greek sculpture and pottery. We must sadly note that, ⓒ</w:t>
-      </w:r>
+        <w:t xml:space="preserve"> define / reflect / deliberate / sufficient / copy / survive / resemble / intend / realistic / demonstrate</w:t>
+      </w:r>
+    </w:p>
+    <w:p>
+      <w:pPr>
+        <w:spacing w:before="0" w:after="0" w:line="288" w:lineRule="auto"/>
+        <w:ind w:left="40"/>
+        <w:snapToGrid w:val="0"/>
+        <w:pBdr>
+          <w:top w:val="single" w:sz="4" w:space="2" w:color="9B6BD0"/>
+          <w:left w:val="single" w:sz="4" w:space="2" w:color="9B6BD0"/>
+          <w:bottom w:val="single" w:sz="4" w:space="2" w:color="9B6BD0"/>
+          <w:right w:val="single" w:sz="4" w:space="2" w:color="9B6BD0"/>
+        </w:pBdr>
+        <w:shd w:val="clear" w:color="auto" w:fill="FAF5FF"/>
+      </w:pPr>
+      <w:r>
+        <w:rPr>
+          <w:rFonts w:ascii="맑은 고딕" w:hAnsi="맑은 고딕" w:eastAsia="맑은 고딕"/>
+          <w:b/>
+          <w:sz w:val="17"/>
+          <w:u w:val="none"/>
+        </w:rPr>
+        <w:t>&lt;조 건&gt;</w:t>
+      </w:r>
+    </w:p>
+    <w:p>
+      <w:pPr>
+        <w:spacing w:before="0" w:after="0" w:line="288" w:lineRule="auto"/>
+        <w:ind w:left="40"/>
+        <w:snapToGrid w:val="0"/>
+        <w:pBdr>
+          <w:top w:val="single" w:sz="4" w:space="2" w:color="9B6BD0"/>
+          <w:left w:val="single" w:sz="4" w:space="2" w:color="9B6BD0"/>
+          <w:bottom w:val="single" w:sz="4" w:space="2" w:color="9B6BD0"/>
+          <w:right w:val="single" w:sz="4" w:space="2" w:color="9B6BD0"/>
+        </w:pBdr>
+        <w:shd w:val="clear" w:color="auto" w:fill="FAF5FF"/>
+      </w:pPr>
       <w:r>
         <w:rPr>
           <w:rFonts w:ascii="맑은 고딕" w:hAnsi="맑은 고딕" w:eastAsia="맑은 고딕"/>
           <w:b w:val="0"/>
           <w:sz w:val="17"/>
-          <w:u w:val="single"/>
-        </w:rPr>
-        <w:t>due to</w:t>
-      </w:r>
+          <w:u w:val="none"/>
+        </w:rPr>
+        <w:t>1. &lt;보기&gt;의 단어를 골라 필요하면 어형(품사·시제·태)을 바꾸어 쓸 것</w:t>
+      </w:r>
+    </w:p>
+    <w:p>
+      <w:pPr>
+        <w:spacing w:before="0" w:after="60" w:line="288" w:lineRule="auto"/>
+        <w:ind w:left="40"/>
+        <w:snapToGrid w:val="0"/>
+        <w:pBdr>
+          <w:top w:val="single" w:sz="4" w:space="2" w:color="9B6BD0"/>
+          <w:left w:val="single" w:sz="4" w:space="2" w:color="9B6BD0"/>
+          <w:bottom w:val="single" w:sz="4" w:space="2" w:color="9B6BD0"/>
+          <w:right w:val="single" w:sz="4" w:space="2" w:color="9B6BD0"/>
+        </w:pBdr>
+        <w:shd w:val="clear" w:color="auto" w:fill="FAF5FF"/>
+      </w:pPr>
       <w:r>
         <w:rPr>
           <w:rFonts w:ascii="맑은 고딕" w:hAnsi="맑은 고딕" w:eastAsia="맑은 고딕"/>
@@ -1834,95 +3268,40 @@
           <w:sz w:val="17"/>
           <w:u w:val="none"/>
         </w:rPr>
-        <w:t xml:space="preserve"> the action of time and weather, no paintings from ancient Greek artists exist today. We can only surmise their quality based on tales such as that of Zeuxis and Parhassios, the obvious skill in ancient Greek sculpture, and in drawings ⓑ</w:t>
-      </w:r>
+        <w:t>2. 답안지에 소문항 번호를 정확하게 기입할 것  예) 2-(1) 2-(2)</w:t>
+      </w:r>
+    </w:p>
+    <w:p>
+      <w:pPr>
+        <w:spacing w:before="0" w:after="40" w:line="360" w:lineRule="auto"/>
+        <w:snapToGrid w:val="0"/>
+      </w:pPr>
       <w:r>
         <w:rPr>
           <w:rFonts w:ascii="맑은 고딕" w:hAnsi="맑은 고딕" w:eastAsia="맑은 고딕"/>
           <w:b w:val="0"/>
           <w:sz w:val="17"/>
-          <w:u w:val="single"/>
-        </w:rPr>
-        <w:t>what</w:t>
-      </w:r>
-      <w:r>
-        <w:rPr>
-          <w:rFonts w:ascii="맑은 고딕" w:hAnsi="맑은 고딕" w:eastAsia="맑은 고딕"/>
-          <w:b w:val="0"/>
-          <w:sz w:val="17"/>
-          <w:u w:val="none"/>
-        </w:rPr>
-        <w:t xml:space="preserve"> survive on ancient Greek pottery. This definition of art as copying reality has a problem, though. Jackson Pollock, a leader in the New York School of the 1950’s, intentionally did not copy existing objects in his art. While painting these works, Pollock and his fellow artists ⓔ</w:t>
-      </w:r>
-      <w:r>
-        <w:rPr>
-          <w:rFonts w:ascii="맑은 고딕" w:hAnsi="맑은 고딕" w:eastAsia="맑은 고딕"/>
-          <w:b w:val="0"/>
-          <w:sz w:val="17"/>
-          <w:u w:val="single"/>
-        </w:rPr>
-        <w:t>would</w:t>
-      </w:r>
-      <w:r>
-        <w:rPr>
-          <w:rFonts w:ascii="맑은 고딕" w:hAnsi="맑은 고딕" w:eastAsia="맑은 고딕"/>
-          <w:b w:val="0"/>
-          <w:sz w:val="17"/>
-          <w:u w:val="none"/>
-        </w:rPr>
-        <w:t xml:space="preserve"> consciously avoid ⓓ</w:t>
-      </w:r>
-      <w:r>
-        <w:rPr>
-          <w:rFonts w:ascii="맑은 고딕" w:hAnsi="맑은 고딕" w:eastAsia="맑은 고딕"/>
-          <w:b w:val="0"/>
-          <w:sz w:val="17"/>
-          <w:u w:val="single"/>
-        </w:rPr>
-        <w:t>to make</w:t>
-      </w:r>
-      <w:r>
-        <w:rPr>
-          <w:rFonts w:ascii="맑은 고딕" w:hAnsi="맑은 고딕" w:eastAsia="맑은 고딕"/>
-          <w:b w:val="0"/>
-          <w:sz w:val="17"/>
-          <w:u w:val="none"/>
-        </w:rPr>
-        <w:t xml:space="preserve"> marks or passages that resembled recognizable objects. They succeeded at making artwork that did not copy anything, thus ⓕ</w:t>
-      </w:r>
-      <w:r>
-        <w:rPr>
-          <w:rFonts w:ascii="맑은 고딕" w:hAnsi="맑은 고딕" w:eastAsia="맑은 고딕"/>
-          <w:b w:val="0"/>
-          <w:sz w:val="17"/>
-          <w:u w:val="single"/>
-        </w:rPr>
-        <w:t>demonstrated</w:t>
-      </w:r>
-      <w:r>
-        <w:rPr>
-          <w:rFonts w:ascii="맑은 고딕" w:hAnsi="맑은 고딕" w:eastAsia="맑은 고딕"/>
-          <w:b w:val="0"/>
-          <w:sz w:val="17"/>
-          <w:u w:val="none"/>
-        </w:rPr>
-        <w:t xml:space="preserve"> that the ancient Greek view of art as mimesis—simple copying—does not sufficiently define art.</w:t>
+          <w:u w:val="none"/>
+        </w:rPr>
+        <w:t>(1) ______________  (2) ______________  (3) ______________  (4) ______________</w:t>
       </w:r>
     </w:p>
     <w:p>
       <w:pPr>
-        <w:spacing w:before="0" w:after="20" w:line="276" w:lineRule="auto"/>
-        <w:ind w:left="80"/>
+        <w:keepNext/>
+        <w:spacing w:before="80" w:after="40" w:line="276" w:lineRule="auto"/>
         <w:snapToGrid w:val="0"/>
-      </w:pPr>
-      <w:r>
-        <w:rPr>
-          <w:rFonts w:ascii="맑은 고딕" w:hAnsi="맑은 고딕" w:eastAsia="맑은 고딕"/>
-          <w:b w:val="0"/>
+        <w:shd w:val="clear" w:color="auto" w:fill="6B21A8"/>
+      </w:pPr>
+      <w:r>
+        <w:rPr>
+          <w:rFonts w:ascii="맑은 고딕" w:hAnsi="맑은 고딕" w:eastAsia="맑은 고딕"/>
+          <w:b/>
+          <w:color w:val="FFFFFF"/>
           <w:sz w:val="17"/>
           <w:u w:val="none"/>
         </w:rPr>
-        <w:t>① ⓐ, ⓒ, ⓔ    ② ⓑ, ⓓ, ⓕ    ③ ⓑ, ⓔ    ④ ⓒ, ⓓ    ⑤ ⓐ, ⓕ</w:t>
+        <w:t>[지문 구조]  ※ 앞 문항을 모두 푼 뒤에 풀 것</w:t>
       </w:r>
     </w:p>
     <w:p>
@@ -1938,7 +3317,7 @@
           <w:sz w:val="17"/>
           <w:u w:val="none"/>
         </w:rPr>
-        <w:t>33-3.</w:t>
+        <w:t>33-8.</w:t>
       </w:r>
       <w:r>
         <w:rPr>
@@ -1947,7 +3326,30 @@
           <w:sz w:val="17"/>
           <w:u w:val="none"/>
         </w:rPr>
-        <w:t xml:space="preserve"> 다음 글의 (A), (B), (C)의 각 괄호 안에서 문맥과 어법에 맞는 표현으로 가장 적절한 것은? [3.0점]</w:t>
+        <w:t xml:space="preserve"> 글의 흐름으로 보아, 주어진 문장이 들어가기에 가장 적절한 곳은? [3.2점]</w:t>
+      </w:r>
+    </w:p>
+    <w:p>
+      <w:pPr>
+        <w:spacing w:before="0" w:after="60" w:line="288" w:lineRule="auto"/>
+        <w:ind w:left="40"/>
+        <w:snapToGrid w:val="0"/>
+        <w:pBdr>
+          <w:top w:val="single" w:sz="4" w:space="2" w:color="C99B4E"/>
+          <w:left w:val="single" w:sz="4" w:space="2" w:color="C99B4E"/>
+          <w:bottom w:val="single" w:sz="4" w:space="2" w:color="C99B4E"/>
+          <w:right w:val="single" w:sz="4" w:space="2" w:color="C99B4E"/>
+        </w:pBdr>
+        <w:shd w:val="clear" w:color="auto" w:fill="FFF8E1"/>
+      </w:pPr>
+      <w:r>
+        <w:rPr>
+          <w:rFonts w:ascii="맑은 고딕" w:hAnsi="맑은 고딕" w:eastAsia="맑은 고딕"/>
+          <w:b w:val="0"/>
+          <w:sz w:val="17"/>
+          <w:u w:val="none"/>
+        </w:rPr>
+        <w:t>This definition of art as copying reality has a problem, though.</w:t>
       </w:r>
     </w:p>
     <w:p>
@@ -1970,578 +3372,7 @@
           <w:sz w:val="17"/>
           <w:u w:val="none"/>
         </w:rPr>
-        <w:t>The ancient Greeks felt that the visual artist’s goal was to copy visual experience. This approach appears in the (A) [realism / abstraction] of ancient Greek sculpture and pottery. We must sadly note that, due to the action of time and weather, no paintings from ancient Greek artists exist today. We can only surmise their quality based on tales such as that of Zeuxis and Parhassios, the obvious skill in ancient Greek sculpture, and in drawings that survive on ancient Greek pottery. This definition of art as copying reality has a problem, though. Jackson Pollock, a leader in the New York School of the 1950’s, (B) [intentionally / accidentally] did not copy existing objects in his art. While painting these works, Pollock and his fellow artists would consciously avoid making marks or passages that resembled recognizable objects. They succeeded at making artwork that did not copy anything, thus demonstrating that the ancient Greek view of art as mimesis—simple copying—does not (C) [sufficiently / sufficient] define art.</w:t>
-      </w:r>
-    </w:p>
-    <w:p>
-      <w:pPr>
-        <w:spacing w:before="0" w:after="0" w:line="269" w:lineRule="auto"/>
-        <w:ind w:left="180" w:hanging="180"/>
-        <w:snapToGrid w:val="0"/>
-      </w:pPr>
-      <w:r>
-        <w:rPr>
-          <w:rFonts w:ascii="맑은 고딕" w:hAnsi="맑은 고딕" w:eastAsia="맑은 고딕"/>
-          <w:b w:val="0"/>
-          <w:sz w:val="17"/>
-          <w:u w:val="none"/>
-        </w:rPr>
-        <w:t>① (A) abstraction  (B) intentionally  (C) sufficiently</w:t>
-      </w:r>
-    </w:p>
-    <w:p>
-      <w:pPr>
-        <w:spacing w:before="0" w:after="0" w:line="269" w:lineRule="auto"/>
-        <w:ind w:left="180" w:hanging="180"/>
-        <w:snapToGrid w:val="0"/>
-      </w:pPr>
-      <w:r>
-        <w:rPr>
-          <w:rFonts w:ascii="맑은 고딕" w:hAnsi="맑은 고딕" w:eastAsia="맑은 고딕"/>
-          <w:b w:val="0"/>
-          <w:sz w:val="17"/>
-          <w:u w:val="none"/>
-        </w:rPr>
-        <w:t>② (A) realism  (B) accidentally  (C) sufficient</w:t>
-      </w:r>
-    </w:p>
-    <w:p>
-      <w:pPr>
-        <w:spacing w:before="0" w:after="0" w:line="269" w:lineRule="auto"/>
-        <w:ind w:left="180" w:hanging="180"/>
-        <w:snapToGrid w:val="0"/>
-      </w:pPr>
-      <w:r>
-        <w:rPr>
-          <w:rFonts w:ascii="맑은 고딕" w:hAnsi="맑은 고딕" w:eastAsia="맑은 고딕"/>
-          <w:b w:val="0"/>
-          <w:sz w:val="17"/>
-          <w:u w:val="none"/>
-        </w:rPr>
-        <w:t>③ (A) abstraction  (B) accidentally  (C) sufficiently</w:t>
-      </w:r>
-    </w:p>
-    <w:p>
-      <w:pPr>
-        <w:spacing w:before="0" w:after="0" w:line="269" w:lineRule="auto"/>
-        <w:ind w:left="180" w:hanging="180"/>
-        <w:snapToGrid w:val="0"/>
-      </w:pPr>
-      <w:r>
-        <w:rPr>
-          <w:rFonts w:ascii="맑은 고딕" w:hAnsi="맑은 고딕" w:eastAsia="맑은 고딕"/>
-          <w:b w:val="0"/>
-          <w:sz w:val="17"/>
-          <w:u w:val="none"/>
-        </w:rPr>
-        <w:t>④ (A) realism  (B) intentionally  (C) sufficiently</w:t>
-      </w:r>
-    </w:p>
-    <w:p>
-      <w:pPr>
-        <w:spacing w:before="0" w:after="0" w:line="269" w:lineRule="auto"/>
-        <w:ind w:left="180" w:hanging="180"/>
-        <w:snapToGrid w:val="0"/>
-      </w:pPr>
-      <w:r>
-        <w:rPr>
-          <w:rFonts w:ascii="맑은 고딕" w:hAnsi="맑은 고딕" w:eastAsia="맑은 고딕"/>
-          <w:b w:val="0"/>
-          <w:sz w:val="17"/>
-          <w:u w:val="none"/>
-        </w:rPr>
-        <w:t>⑤ (A) realism  (B) intentionally  (C) sufficient</w:t>
-      </w:r>
-    </w:p>
-    <w:p>
-      <w:pPr>
-        <w:keepNext/>
-        <w:spacing w:before="80" w:after="20" w:line="276" w:lineRule="auto"/>
-        <w:snapToGrid w:val="0"/>
-      </w:pPr>
-      <w:r>
-        <w:rPr>
-          <w:rFonts w:ascii="맑은 고딕" w:hAnsi="맑은 고딕" w:eastAsia="맑은 고딕"/>
-          <w:b/>
-          <w:sz w:val="17"/>
-          <w:u w:val="none"/>
-        </w:rPr>
-        <w:t>33-4.</w:t>
-      </w:r>
-      <w:r>
-        <w:rPr>
-          <w:rFonts w:ascii="맑은 고딕" w:hAnsi="맑은 고딕" w:eastAsia="맑은 고딕"/>
-          <w:b w:val="0"/>
-          <w:sz w:val="17"/>
-          <w:u w:val="none"/>
-        </w:rPr>
-        <w:t xml:space="preserve"> 윗글의 내용과 일치하지 </w:t>
-      </w:r>
-      <w:r>
-        <w:rPr>
-          <w:rFonts w:ascii="맑은 고딕" w:hAnsi="맑은 고딕" w:eastAsia="맑은 고딕"/>
-          <w:b w:val="0"/>
-          <w:sz w:val="17"/>
-          <w:u w:val="single"/>
-        </w:rPr>
-        <w:t>않는</w:t>
-      </w:r>
-      <w:r>
-        <w:rPr>
-          <w:rFonts w:ascii="맑은 고딕" w:hAnsi="맑은 고딕" w:eastAsia="맑은 고딕"/>
-          <w:b w:val="0"/>
-          <w:sz w:val="17"/>
-          <w:u w:val="none"/>
-        </w:rPr>
-        <w:t xml:space="preserve"> 것은? [2.7점]</w:t>
-      </w:r>
-    </w:p>
-    <w:p>
-      <w:pPr>
-        <w:spacing w:before="0" w:after="60" w:line="288" w:lineRule="auto"/>
-        <w:ind w:left="40"/>
-        <w:snapToGrid w:val="0"/>
-        <w:pBdr>
-          <w:top w:val="single" w:sz="4" w:space="2" w:color="999999"/>
-          <w:left w:val="single" w:sz="4" w:space="2" w:color="999999"/>
-          <w:bottom w:val="single" w:sz="4" w:space="2" w:color="999999"/>
-          <w:right w:val="single" w:sz="4" w:space="2" w:color="999999"/>
-        </w:pBdr>
-        <w:shd w:val="clear" w:color="auto" w:fill="F6F3EA"/>
-      </w:pPr>
-      <w:r>
-        <w:rPr>
-          <w:rFonts w:ascii="맑은 고딕" w:hAnsi="맑은 고딕" w:eastAsia="맑은 고딕"/>
-          <w:b w:val="0"/>
-          <w:sz w:val="17"/>
-          <w:u w:val="none"/>
-        </w:rPr>
-        <w:t>The ancient Greeks felt that the visual artist’s goal was to copy visual experience. This approach appears in the realism of ancient Greek sculpture and pottery. We must sadly note that, due to the action of time and weather, no paintings from ancient Greek artists exist today. We can only surmise their quality based on tales such as that of Zeuxis and Parhassios, the obvious skill in ancient Greek sculpture, and in drawings that survive on ancient Greek pottery. This definition of art as copying reality has a problem, though. Jackson Pollock, a leader in the New York School of the 1950’s, intentionally did not copy existing objects in his art. While painting these works, Pollock and his fellow artists would consciously avoid making marks or passages that resembled recognizable objects. They succeeded at making artwork that did not copy anything, thus demonstrating that the ancient Greek view of art as mimesis—simple copying—does not sufficiently define art.</w:t>
-      </w:r>
-    </w:p>
-    <w:p>
-      <w:pPr>
-        <w:spacing w:before="0" w:after="0" w:line="269" w:lineRule="auto"/>
-        <w:ind w:left="180" w:hanging="180"/>
-        <w:snapToGrid w:val="0"/>
-      </w:pPr>
-      <w:r>
-        <w:rPr>
-          <w:rFonts w:ascii="맑은 고딕" w:hAnsi="맑은 고딕" w:eastAsia="맑은 고딕"/>
-          <w:b w:val="0"/>
-          <w:sz w:val="17"/>
-          <w:u w:val="none"/>
-        </w:rPr>
-        <w:t>① 고대 그리스인들은 시각 예술가의 목표가 시각 경험을 모방하는 것이라고 여겼다.</w:t>
-      </w:r>
-    </w:p>
-    <w:p>
-      <w:pPr>
-        <w:spacing w:before="0" w:after="0" w:line="269" w:lineRule="auto"/>
-        <w:ind w:left="180" w:hanging="180"/>
-        <w:snapToGrid w:val="0"/>
-      </w:pPr>
-      <w:r>
-        <w:rPr>
-          <w:rFonts w:ascii="맑은 고딕" w:hAnsi="맑은 고딕" w:eastAsia="맑은 고딕"/>
-          <w:b w:val="0"/>
-          <w:sz w:val="17"/>
-          <w:u w:val="none"/>
-        </w:rPr>
-        <w:t>② 고대 그리스의 접근은 조각과 도자기의 사실주의에서 드러난다.</w:t>
-      </w:r>
-    </w:p>
-    <w:p>
-      <w:pPr>
-        <w:spacing w:before="0" w:after="0" w:line="269" w:lineRule="auto"/>
-        <w:ind w:left="180" w:hanging="180"/>
-        <w:snapToGrid w:val="0"/>
-      </w:pPr>
-      <w:r>
-        <w:rPr>
-          <w:rFonts w:ascii="맑은 고딕" w:hAnsi="맑은 고딕" w:eastAsia="맑은 고딕"/>
-          <w:b w:val="0"/>
-          <w:sz w:val="17"/>
-          <w:u w:val="none"/>
-        </w:rPr>
-        <w:t>③ 고대 그리스 그림의 수준은 도자기에 남은 그림 등을 통해 짐작할 수 있다.</w:t>
-      </w:r>
-    </w:p>
-    <w:p>
-      <w:pPr>
-        <w:spacing w:before="0" w:after="0" w:line="269" w:lineRule="auto"/>
-        <w:ind w:left="180" w:hanging="180"/>
-        <w:snapToGrid w:val="0"/>
-      </w:pPr>
-      <w:r>
-        <w:rPr>
-          <w:rFonts w:ascii="맑은 고딕" w:hAnsi="맑은 고딕" w:eastAsia="맑은 고딕"/>
-          <w:b w:val="0"/>
-          <w:sz w:val="17"/>
-          <w:u w:val="none"/>
-        </w:rPr>
-        <w:t>④ Jackson Pollock은 1950년대 뉴욕파의 지도자였다.</w:t>
-      </w:r>
-    </w:p>
-    <w:p>
-      <w:pPr>
-        <w:spacing w:before="0" w:after="0" w:line="269" w:lineRule="auto"/>
-        <w:ind w:left="180" w:hanging="180"/>
-        <w:snapToGrid w:val="0"/>
-      </w:pPr>
-      <w:r>
-        <w:rPr>
-          <w:rFonts w:ascii="맑은 고딕" w:hAnsi="맑은 고딕" w:eastAsia="맑은 고딕"/>
-          <w:b w:val="0"/>
-          <w:sz w:val="17"/>
-          <w:u w:val="none"/>
-        </w:rPr>
-        <w:t>⑤ 고대 그리스 그림은 전쟁으로 모두 파괴되어 오늘날 남아 있지 않다.</w:t>
-      </w:r>
-    </w:p>
-    <w:p>
-      <w:pPr>
-        <w:keepNext/>
-        <w:spacing w:before="80" w:after="20" w:line="276" w:lineRule="auto"/>
-        <w:snapToGrid w:val="0"/>
-      </w:pPr>
-      <w:r>
-        <w:rPr>
-          <w:rFonts w:ascii="맑은 고딕" w:hAnsi="맑은 고딕" w:eastAsia="맑은 고딕"/>
-          <w:b/>
-          <w:sz w:val="17"/>
-          <w:u w:val="none"/>
-        </w:rPr>
-        <w:t>33-5.</w:t>
-      </w:r>
-      <w:r>
-        <w:rPr>
-          <w:rFonts w:ascii="맑은 고딕" w:hAnsi="맑은 고딕" w:eastAsia="맑은 고딕"/>
-          <w:b w:val="0"/>
-          <w:sz w:val="17"/>
-          <w:u w:val="none"/>
-        </w:rPr>
-        <w:t xml:space="preserve"> [A]와 [B]를 읽고 이해한 것으로 가장 적절한 것은? [3.2점]</w:t>
-      </w:r>
-    </w:p>
-    <w:p>
-      <w:pPr>
-        <w:spacing w:before="0" w:after="60" w:line="288" w:lineRule="auto"/>
-        <w:ind w:left="40"/>
-        <w:snapToGrid w:val="0"/>
-        <w:pBdr>
-          <w:top w:val="single" w:sz="4" w:space="2" w:color="999999"/>
-          <w:left w:val="single" w:sz="4" w:space="2" w:color="999999"/>
-          <w:bottom w:val="single" w:sz="4" w:space="2" w:color="999999"/>
-          <w:right w:val="single" w:sz="4" w:space="2" w:color="999999"/>
-        </w:pBdr>
-        <w:shd w:val="clear" w:color="auto" w:fill="F6F3EA"/>
-      </w:pPr>
-      <w:r>
-        <w:rPr>
-          <w:rFonts w:ascii="맑은 고딕" w:hAnsi="맑은 고딕" w:eastAsia="맑은 고딕"/>
-          <w:b w:val="0"/>
-          <w:sz w:val="17"/>
-          <w:u w:val="none"/>
-        </w:rPr>
-        <w:t>[A] This definition of art as copying reality has a problem, though. Jackson Pollock … intentionally did not copy existing objects in his art. … They succeeded at making artwork that did not copy anything, thus demonstrating that the ancient Greek view of art as mimesis—simple copying—does not sufficiently define art.</w:t>
-      </w:r>
-    </w:p>
-    <w:p>
-      <w:pPr>
-        <w:spacing w:before="0" w:after="60" w:line="288" w:lineRule="auto"/>
-        <w:ind w:left="40"/>
-        <w:snapToGrid w:val="0"/>
-        <w:pBdr>
-          <w:top w:val="single" w:sz="4" w:space="2" w:color="6B7FB8"/>
-          <w:left w:val="single" w:sz="4" w:space="2" w:color="6B7FB8"/>
-          <w:bottom w:val="single" w:sz="4" w:space="2" w:color="6B7FB8"/>
-          <w:right w:val="single" w:sz="4" w:space="2" w:color="6B7FB8"/>
-        </w:pBdr>
-        <w:shd w:val="clear" w:color="auto" w:fill="EEF2FF"/>
-      </w:pPr>
-      <w:r>
-        <w:rPr>
-          <w:rFonts w:ascii="맑은 고딕" w:hAnsi="맑은 고딕" w:eastAsia="맑은 고딕"/>
-          <w:b w:val="0"/>
-          <w:sz w:val="17"/>
-          <w:u w:val="none"/>
-        </w:rPr>
-        <w:t>[B] Some early thinkers held that music should imitate the sounds of nature, such as birdsong or thunder. Yet many of the most loved pieces imitate no natural sound at all; a fugue by Bach copies nothing, and still moves its listeners deeply. Such works show that imitation cannot be the whole story of music.</w:t>
-      </w:r>
-    </w:p>
-    <w:p>
-      <w:pPr>
-        <w:spacing w:before="0" w:after="0" w:line="269" w:lineRule="auto"/>
-        <w:ind w:left="180" w:hanging="180"/>
-        <w:snapToGrid w:val="0"/>
-      </w:pPr>
-      <w:r>
-        <w:rPr>
-          <w:rFonts w:ascii="맑은 고딕" w:hAnsi="맑은 고딕" w:eastAsia="맑은 고딕"/>
-          <w:b w:val="0"/>
-          <w:sz w:val="17"/>
-          <w:u w:val="none"/>
-        </w:rPr>
-        <w:t>① Both texts claim that imitation has no place at all in art.</w:t>
-      </w:r>
-    </w:p>
-    <w:p>
-      <w:pPr>
-        <w:spacing w:before="0" w:after="0" w:line="269" w:lineRule="auto"/>
-        <w:ind w:left="180" w:hanging="180"/>
-        <w:snapToGrid w:val="0"/>
-      </w:pPr>
-      <w:r>
-        <w:rPr>
-          <w:rFonts w:ascii="맑은 고딕" w:hAnsi="맑은 고딕" w:eastAsia="맑은 고딕"/>
-          <w:b w:val="0"/>
-          <w:sz w:val="17"/>
-          <w:u w:val="none"/>
-        </w:rPr>
-        <w:t>② [A] praises Pollock’s copying skill, while [B] praises Bach’s birdsong.</w:t>
-      </w:r>
-    </w:p>
-    <w:p>
-      <w:pPr>
-        <w:spacing w:before="0" w:after="0" w:line="269" w:lineRule="auto"/>
-        <w:ind w:left="180" w:hanging="180"/>
-        <w:snapToGrid w:val="0"/>
-      </w:pPr>
-      <w:r>
-        <w:rPr>
-          <w:rFonts w:ascii="맑은 고딕" w:hAnsi="맑은 고딕" w:eastAsia="맑은 고딕"/>
-          <w:b w:val="0"/>
-          <w:sz w:val="17"/>
-          <w:u w:val="none"/>
-        </w:rPr>
-        <w:t>③ [B] proves that natural sounds make music more moving.</w:t>
-      </w:r>
-    </w:p>
-    <w:p>
-      <w:pPr>
-        <w:spacing w:before="0" w:after="0" w:line="269" w:lineRule="auto"/>
-        <w:ind w:left="180" w:hanging="180"/>
-        <w:snapToGrid w:val="0"/>
-      </w:pPr>
-      <w:r>
-        <w:rPr>
-          <w:rFonts w:ascii="맑은 고딕" w:hAnsi="맑은 고딕" w:eastAsia="맑은 고딕"/>
-          <w:b w:val="0"/>
-          <w:sz w:val="17"/>
-          <w:u w:val="none"/>
-        </w:rPr>
-        <w:t>④ Both texts use works that copy nothing to show that an imitation-based definition is incomplete.</w:t>
-      </w:r>
-    </w:p>
-    <w:p>
-      <w:pPr>
-        <w:spacing w:before="0" w:after="0" w:line="269" w:lineRule="auto"/>
-        <w:ind w:left="180" w:hanging="180"/>
-        <w:snapToGrid w:val="0"/>
-      </w:pPr>
-      <w:r>
-        <w:rPr>
-          <w:rFonts w:ascii="맑은 고딕" w:hAnsi="맑은 고딕" w:eastAsia="맑은 고딕"/>
-          <w:b w:val="0"/>
-          <w:sz w:val="17"/>
-          <w:u w:val="none"/>
-        </w:rPr>
-        <w:t>⑤ [A] and [B] both argue that ancient definitions are always correct.</w:t>
-      </w:r>
-    </w:p>
-    <w:p>
-      <w:pPr>
-        <w:keepNext/>
-        <w:spacing w:before="80" w:after="20" w:line="276" w:lineRule="auto"/>
-        <w:snapToGrid w:val="0"/>
-      </w:pPr>
-      <w:r>
-        <w:rPr>
-          <w:rFonts w:ascii="맑은 고딕" w:hAnsi="맑은 고딕" w:eastAsia="맑은 고딕"/>
-          <w:b/>
-          <w:sz w:val="17"/>
-          <w:u w:val="none"/>
-        </w:rPr>
-        <w:t>33-6.</w:t>
-      </w:r>
-      <w:r>
-        <w:rPr>
-          <w:rFonts w:ascii="맑은 고딕" w:hAnsi="맑은 고딕" w:eastAsia="맑은 고딕"/>
-          <w:b w:val="0"/>
-          <w:sz w:val="17"/>
-          <w:u w:val="none"/>
-        </w:rPr>
-        <w:t xml:space="preserve"> 윗글의 제목으로 가장 적절한 것은? [2.9점]</w:t>
-      </w:r>
-    </w:p>
-    <w:p>
-      <w:pPr>
-        <w:spacing w:before="0" w:after="60" w:line="288" w:lineRule="auto"/>
-        <w:ind w:left="40"/>
-        <w:snapToGrid w:val="0"/>
-        <w:pBdr>
-          <w:top w:val="single" w:sz="4" w:space="2" w:color="999999"/>
-          <w:left w:val="single" w:sz="4" w:space="2" w:color="999999"/>
-          <w:bottom w:val="single" w:sz="4" w:space="2" w:color="999999"/>
-          <w:right w:val="single" w:sz="4" w:space="2" w:color="999999"/>
-        </w:pBdr>
-        <w:shd w:val="clear" w:color="auto" w:fill="F6F3EA"/>
-      </w:pPr>
-      <w:r>
-        <w:rPr>
-          <w:rFonts w:ascii="맑은 고딕" w:hAnsi="맑은 고딕" w:eastAsia="맑은 고딕"/>
-          <w:b w:val="0"/>
-          <w:sz w:val="17"/>
-          <w:u w:val="none"/>
-        </w:rPr>
-        <w:t>The ancient Greeks felt that the visual artist’s goal was to copy visual experience. This approach appears in the realism of ancient Greek sculpture and pottery. We must sadly note that, due to the action of time and weather, no paintings from ancient Greek artists exist today. We can only surmise their quality based on tales such as that of Zeuxis and Parhassios, the obvious skill in ancient Greek sculpture, and in drawings that survive on ancient Greek pottery. This definition of art as copying reality has a problem, though. Jackson Pollock, a leader in the New York School of the 1950’s, intentionally did not copy existing objects in his art. While painting these works, Pollock and his fellow artists would consciously avoid making marks or passages that resembled recognizable objects. They succeeded at making artwork that did not copy anything, thus demonstrating that the ancient Greek view of art as mimesis—simple copying—does not sufficiently define art.</w:t>
-      </w:r>
-    </w:p>
-    <w:p>
-      <w:pPr>
-        <w:spacing w:before="0" w:after="0" w:line="269" w:lineRule="auto"/>
-        <w:ind w:left="180" w:hanging="180"/>
-        <w:snapToGrid w:val="0"/>
-      </w:pPr>
-      <w:r>
-        <w:rPr>
-          <w:rFonts w:ascii="맑은 고딕" w:hAnsi="맑은 고딕" w:eastAsia="맑은 고딕"/>
-          <w:b w:val="0"/>
-          <w:sz w:val="17"/>
-          <w:u w:val="none"/>
-        </w:rPr>
-        <w:t>① Why Ancient Greek Paintings Disappeared</w:t>
-      </w:r>
-    </w:p>
-    <w:p>
-      <w:pPr>
-        <w:spacing w:before="0" w:after="0" w:line="269" w:lineRule="auto"/>
-        <w:ind w:left="180" w:hanging="180"/>
-        <w:snapToGrid w:val="0"/>
-      </w:pPr>
-      <w:r>
-        <w:rPr>
-          <w:rFonts w:ascii="맑은 고딕" w:hAnsi="맑은 고딕" w:eastAsia="맑은 고딕"/>
-          <w:b w:val="0"/>
-          <w:sz w:val="17"/>
-          <w:u w:val="none"/>
-        </w:rPr>
-        <w:t>② Is Art Simply Copying Reality?</w:t>
-      </w:r>
-    </w:p>
-    <w:p>
-      <w:pPr>
-        <w:spacing w:before="0" w:after="0" w:line="269" w:lineRule="auto"/>
-        <w:ind w:left="180" w:hanging="180"/>
-        <w:snapToGrid w:val="0"/>
-      </w:pPr>
-      <w:r>
-        <w:rPr>
-          <w:rFonts w:ascii="맑은 고딕" w:hAnsi="맑은 고딕" w:eastAsia="맑은 고딕"/>
-          <w:b w:val="0"/>
-          <w:sz w:val="17"/>
-          <w:u w:val="none"/>
-        </w:rPr>
-        <w:t>③ Jackson Pollock: The Master of Realism</w:t>
-      </w:r>
-    </w:p>
-    <w:p>
-      <w:pPr>
-        <w:spacing w:before="0" w:after="0" w:line="269" w:lineRule="auto"/>
-        <w:ind w:left="180" w:hanging="180"/>
-        <w:snapToGrid w:val="0"/>
-      </w:pPr>
-      <w:r>
-        <w:rPr>
-          <w:rFonts w:ascii="맑은 고딕" w:hAnsi="맑은 고딕" w:eastAsia="맑은 고딕"/>
-          <w:b w:val="0"/>
-          <w:sz w:val="17"/>
-          <w:u w:val="none"/>
-        </w:rPr>
-        <w:t>④ How Pottery Preserved Greek Culture</w:t>
-      </w:r>
-    </w:p>
-    <w:p>
-      <w:pPr>
-        <w:spacing w:before="0" w:after="0" w:line="269" w:lineRule="auto"/>
-        <w:ind w:left="180" w:hanging="180"/>
-        <w:snapToGrid w:val="0"/>
-      </w:pPr>
-      <w:r>
-        <w:rPr>
-          <w:rFonts w:ascii="맑은 고딕" w:hAnsi="맑은 고딕" w:eastAsia="맑은 고딕"/>
-          <w:b w:val="0"/>
-          <w:sz w:val="17"/>
-          <w:u w:val="none"/>
-        </w:rPr>
-        <w:t>⑤ The Endless Rivalry of Zeuxis and Parhassios</w:t>
-      </w:r>
-    </w:p>
-    <w:p>
-      <w:pPr>
-        <w:keepNext/>
-        <w:spacing w:before="80" w:after="20" w:line="276" w:lineRule="auto"/>
-        <w:snapToGrid w:val="0"/>
-      </w:pPr>
-      <w:r>
-        <w:rPr>
-          <w:rFonts w:ascii="맑은 고딕" w:hAnsi="맑은 고딕" w:eastAsia="맑은 고딕"/>
-          <w:b/>
-          <w:sz w:val="17"/>
-          <w:u w:val="none"/>
-        </w:rPr>
-        <w:t>33-7.</w:t>
-      </w:r>
-      <w:r>
-        <w:rPr>
-          <w:rFonts w:ascii="맑은 고딕" w:hAnsi="맑은 고딕" w:eastAsia="맑은 고딕"/>
-          <w:b w:val="0"/>
-          <w:sz w:val="17"/>
-          <w:u w:val="none"/>
-        </w:rPr>
-        <w:t xml:space="preserve"> 다음 글에서 전체 흐름과 관계 </w:t>
-      </w:r>
-      <w:r>
-        <w:rPr>
-          <w:rFonts w:ascii="맑은 고딕" w:hAnsi="맑은 고딕" w:eastAsia="맑은 고딕"/>
-          <w:b w:val="0"/>
-          <w:sz w:val="17"/>
-          <w:u w:val="single"/>
-        </w:rPr>
-        <w:t>없는</w:t>
-      </w:r>
-      <w:r>
-        <w:rPr>
-          <w:rFonts w:ascii="맑은 고딕" w:hAnsi="맑은 고딕" w:eastAsia="맑은 고딕"/>
-          <w:b w:val="0"/>
-          <w:sz w:val="17"/>
-          <w:u w:val="none"/>
-        </w:rPr>
-        <w:t xml:space="preserve"> 문장은? [3.0점]</w:t>
-      </w:r>
-    </w:p>
-    <w:p>
-      <w:pPr>
-        <w:spacing w:before="0" w:after="60" w:line="288" w:lineRule="auto"/>
-        <w:ind w:left="40"/>
-        <w:snapToGrid w:val="0"/>
-        <w:pBdr>
-          <w:top w:val="single" w:sz="4" w:space="2" w:color="999999"/>
-          <w:left w:val="single" w:sz="4" w:space="2" w:color="999999"/>
-          <w:bottom w:val="single" w:sz="4" w:space="2" w:color="999999"/>
-          <w:right w:val="single" w:sz="4" w:space="2" w:color="999999"/>
-        </w:pBdr>
-        <w:shd w:val="clear" w:color="auto" w:fill="F6F3EA"/>
-      </w:pPr>
-      <w:r>
-        <w:rPr>
-          <w:rFonts w:ascii="맑은 고딕" w:hAnsi="맑은 고딕" w:eastAsia="맑은 고딕"/>
-          <w:b w:val="0"/>
-          <w:sz w:val="17"/>
-          <w:u w:val="none"/>
-        </w:rPr>
-        <w:t>The ancient Greeks felt that the visual artist’s goal was to copy visual experience. This approach appears in the realism of ancient Greek sculpture and pottery. ① This definition of art as copying reality has a problem, though. ② Jackson Pollock, a leader in the New York School of the 1950’s, intentionally did not copy existing objects in his art. ③ One of Pollock’s paintings was later sold at auction for a record-breaking price. ④ While painting these works, Pollock and his fellow artists would consciously avoid making marks or passages that resembled recognizable objects. ⑤ They succeeded at making artwork that did not copy anything, thus demonstrating that the ancient Greek view of art as mimesis—simple copying—does not sufficiently define art.</w:t>
+        <w:t>The ancient Greeks felt that the visual artist’s goal was to copy visual experience. ( ① ) This approach appears in the realism of ancient Greek sculpture and pottery. ( ② ) We must sadly note that, due to the action of time and weather, no paintings from ancient Greek artists exist today. ( ③ ) We can only surmise their quality based on tales such as that of Zeuxis and Parhassios, the obvious skill in ancient Greek sculpture, and in drawings that survive on ancient Greek pottery. ( ④ ) Jackson Pollock, a leader in the New York School of the 1950’s, intentionally did not copy existing objects in his art. ( ⑤ ) While painting these works, Pollock and his fellow artists would consciously avoid making marks or passages that resembled recognizable objects. They succeeded at making artwork that did not copy anything, thus demonstrating that the ancient Greek view of art as mimesis—simple copying—does not sufficiently define art.</w:t>
       </w:r>
     </w:p>
     <w:p>
@@ -2558,700 +3389,6 @@
           <w:u w:val="none"/>
         </w:rPr>
         <w:t>① ①    ② ②    ③ ③    ④ ④    ⑤ ⑤</w:t>
-      </w:r>
-    </w:p>
-    <w:p>
-      <w:pPr>
-        <w:keepNext/>
-        <w:spacing w:before="80" w:after="40" w:line="276" w:lineRule="auto"/>
-        <w:snapToGrid w:val="0"/>
-        <w:shd w:val="clear" w:color="auto" w:fill="8A3A12"/>
-      </w:pPr>
-      <w:r>
-        <w:rPr>
-          <w:rFonts w:ascii="맑은 고딕" w:hAnsi="맑은 고딕" w:eastAsia="맑은 고딕"/>
-          <w:b/>
-          <w:color w:val="FFFFFF"/>
-          <w:sz w:val="17"/>
-          <w:u w:val="none"/>
-        </w:rPr>
-        <w:t>서답형  33-서1 ~ 33-서2</w:t>
-      </w:r>
-    </w:p>
-    <w:p>
-      <w:pPr>
-        <w:keepNext/>
-        <w:spacing w:before="80" w:after="20" w:line="276" w:lineRule="auto"/>
-        <w:snapToGrid w:val="0"/>
-      </w:pPr>
-      <w:r>
-        <w:rPr>
-          <w:rFonts w:ascii="맑은 고딕" w:hAnsi="맑은 고딕" w:eastAsia="맑은 고딕"/>
-          <w:b/>
-          <w:sz w:val="17"/>
-          <w:u w:val="none"/>
-        </w:rPr>
-        <w:t>33-서1.</w:t>
-      </w:r>
-      <w:r>
-        <w:rPr>
-          <w:rFonts w:ascii="맑은 고딕" w:hAnsi="맑은 고딕" w:eastAsia="맑은 고딕"/>
-          <w:b w:val="0"/>
-          <w:sz w:val="17"/>
-          <w:u w:val="none"/>
-        </w:rPr>
-        <w:t xml:space="preserve"> 다음 글의 내용을 요약하고자 한다. 빈칸 (1)~(3)에 들어갈 말을 본문에서 찾아 </w:t>
-      </w:r>
-      <w:r>
-        <w:rPr>
-          <w:rFonts w:ascii="맑은 고딕" w:hAnsi="맑은 고딕" w:eastAsia="맑은 고딕"/>
-          <w:b w:val="0"/>
-          <w:sz w:val="17"/>
-          <w:u w:val="single"/>
-        </w:rPr>
-        <w:t>반드시 변형하여</w:t>
-      </w:r>
-      <w:r>
-        <w:rPr>
-          <w:rFonts w:ascii="맑은 고딕" w:hAnsi="맑은 고딕" w:eastAsia="맑은 고딕"/>
-          <w:b w:val="0"/>
-          <w:sz w:val="17"/>
-          <w:u w:val="none"/>
-        </w:rPr>
-        <w:t xml:space="preserve"> 쓰시오. (한 칸에 한 단어) [각 1점, 총 3점] [3.0점]</w:t>
-      </w:r>
-    </w:p>
-    <w:p>
-      <w:pPr>
-        <w:spacing w:before="0" w:after="60" w:line="288" w:lineRule="auto"/>
-        <w:ind w:left="40"/>
-        <w:snapToGrid w:val="0"/>
-        <w:pBdr>
-          <w:top w:val="single" w:sz="4" w:space="2" w:color="999999"/>
-          <w:left w:val="single" w:sz="4" w:space="2" w:color="999999"/>
-          <w:bottom w:val="single" w:sz="4" w:space="2" w:color="999999"/>
-          <w:right w:val="single" w:sz="4" w:space="2" w:color="999999"/>
-        </w:pBdr>
-        <w:shd w:val="clear" w:color="auto" w:fill="F6F3EA"/>
-      </w:pPr>
-      <w:r>
-        <w:rPr>
-          <w:rFonts w:ascii="맑은 고딕" w:hAnsi="맑은 고딕" w:eastAsia="맑은 고딕"/>
-          <w:b w:val="0"/>
-          <w:sz w:val="17"/>
-          <w:u w:val="none"/>
-        </w:rPr>
-        <w:t>The ancient Greeks felt that the visual artist’s goal was to copy visual experience. This approach appears in the realism of ancient Greek sculpture and pottery. We must sadly note that, due to the action of time and weather, no paintings from ancient Greek artists exist today. We can only surmise their quality based on tales such as that of Zeuxis and Parhassios, the obvious skill in ancient Greek sculpture, and in drawings that survive on ancient Greek pottery. This definition of art as copying reality has a problem, though. Jackson Pollock, a leader in the New York School of the 1950’s, intentionally did not copy existing objects in his art. While painting these works, Pollock and his fellow artists would consciously avoid making marks or passages that resembled recognizable objects. They succeeded at making artwork that did not copy anything, thus demonstrating that the ancient Greek view of art as mimesis—simple copying—does not sufficiently define art.</w:t>
-      </w:r>
-    </w:p>
-    <w:p>
-      <w:pPr>
-        <w:spacing w:before="0" w:after="60" w:line="288" w:lineRule="auto"/>
-        <w:ind w:left="40"/>
-        <w:snapToGrid w:val="0"/>
-        <w:pBdr>
-          <w:top w:val="single" w:sz="4" w:space="2" w:color="C99B4E"/>
-          <w:left w:val="single" w:sz="4" w:space="2" w:color="C99B4E"/>
-          <w:bottom w:val="single" w:sz="4" w:space="2" w:color="C99B4E"/>
-          <w:right w:val="single" w:sz="4" w:space="2" w:color="C99B4E"/>
-        </w:pBdr>
-        <w:shd w:val="clear" w:color="auto" w:fill="FFF8E1"/>
-      </w:pPr>
-      <w:r>
-        <w:rPr>
-          <w:rFonts w:ascii="맑은 고딕" w:hAnsi="맑은 고딕" w:eastAsia="맑은 고딕"/>
-          <w:b w:val="0"/>
-          <w:sz w:val="17"/>
-          <w:u w:val="none"/>
-        </w:rPr>
-        <w:t>Pollock’s works, which bear no (1) ________ to real objects, show that the Greek (2) ________ of art as copying is (3) ________.</w:t>
-      </w:r>
-    </w:p>
-    <w:p>
-      <w:pPr>
-        <w:spacing w:before="0" w:after="0" w:line="288" w:lineRule="auto"/>
-        <w:ind w:left="40"/>
-        <w:snapToGrid w:val="0"/>
-        <w:pBdr>
-          <w:top w:val="single" w:sz="4" w:space="2" w:color="9B6BD0"/>
-          <w:left w:val="single" w:sz="4" w:space="2" w:color="9B6BD0"/>
-          <w:bottom w:val="single" w:sz="4" w:space="2" w:color="9B6BD0"/>
-          <w:right w:val="single" w:sz="4" w:space="2" w:color="9B6BD0"/>
-        </w:pBdr>
-        <w:shd w:val="clear" w:color="auto" w:fill="FAF5FF"/>
-      </w:pPr>
-      <w:r>
-        <w:rPr>
-          <w:rFonts w:ascii="맑은 고딕" w:hAnsi="맑은 고딕" w:eastAsia="맑은 고딕"/>
-          <w:b/>
-          <w:sz w:val="17"/>
-          <w:u w:val="none"/>
-        </w:rPr>
-        <w:t>&lt;조 건&gt;</w:t>
-      </w:r>
-    </w:p>
-    <w:p>
-      <w:pPr>
-        <w:spacing w:before="0" w:after="0" w:line="288" w:lineRule="auto"/>
-        <w:ind w:left="40"/>
-        <w:snapToGrid w:val="0"/>
-        <w:pBdr>
-          <w:top w:val="single" w:sz="4" w:space="2" w:color="9B6BD0"/>
-          <w:left w:val="single" w:sz="4" w:space="2" w:color="9B6BD0"/>
-          <w:bottom w:val="single" w:sz="4" w:space="2" w:color="9B6BD0"/>
-          <w:right w:val="single" w:sz="4" w:space="2" w:color="9B6BD0"/>
-        </w:pBdr>
-        <w:shd w:val="clear" w:color="auto" w:fill="FAF5FF"/>
-      </w:pPr>
-      <w:r>
-        <w:rPr>
-          <w:rFonts w:ascii="맑은 고딕" w:hAnsi="맑은 고딕" w:eastAsia="맑은 고딕"/>
-          <w:b w:val="0"/>
-          <w:sz w:val="17"/>
-          <w:u w:val="none"/>
-        </w:rPr>
-        <w:t>1. 본문의 단어를 반드시 변형(품사·어형)하여 쓸 것 — 본문 형태 그대로 쓰면 0점</w:t>
-      </w:r>
-    </w:p>
-    <w:p>
-      <w:pPr>
-        <w:spacing w:before="0" w:after="0" w:line="288" w:lineRule="auto"/>
-        <w:ind w:left="40"/>
-        <w:snapToGrid w:val="0"/>
-        <w:pBdr>
-          <w:top w:val="single" w:sz="4" w:space="2" w:color="9B6BD0"/>
-          <w:left w:val="single" w:sz="4" w:space="2" w:color="9B6BD0"/>
-          <w:bottom w:val="single" w:sz="4" w:space="2" w:color="9B6BD0"/>
-          <w:right w:val="single" w:sz="4" w:space="2" w:color="9B6BD0"/>
-        </w:pBdr>
-        <w:shd w:val="clear" w:color="auto" w:fill="FAF5FF"/>
-      </w:pPr>
-      <w:r>
-        <w:rPr>
-          <w:rFonts w:ascii="맑은 고딕" w:hAnsi="맑은 고딕" w:eastAsia="맑은 고딕"/>
-          <w:b w:val="0"/>
-          <w:sz w:val="17"/>
-          <w:u w:val="none"/>
-        </w:rPr>
-        <w:t>2. (3)은 본문 단어에 부정 접두사를 붙여 쓸 것</w:t>
-      </w:r>
-    </w:p>
-    <w:p>
-      <w:pPr>
-        <w:spacing w:before="0" w:after="60" w:line="288" w:lineRule="auto"/>
-        <w:ind w:left="40"/>
-        <w:snapToGrid w:val="0"/>
-        <w:pBdr>
-          <w:top w:val="single" w:sz="4" w:space="2" w:color="9B6BD0"/>
-          <w:left w:val="single" w:sz="4" w:space="2" w:color="9B6BD0"/>
-          <w:bottom w:val="single" w:sz="4" w:space="2" w:color="9B6BD0"/>
-          <w:right w:val="single" w:sz="4" w:space="2" w:color="9B6BD0"/>
-        </w:pBdr>
-        <w:shd w:val="clear" w:color="auto" w:fill="FAF5FF"/>
-      </w:pPr>
-      <w:r>
-        <w:rPr>
-          <w:rFonts w:ascii="맑은 고딕" w:hAnsi="맑은 고딕" w:eastAsia="맑은 고딕"/>
-          <w:b w:val="0"/>
-          <w:sz w:val="17"/>
-          <w:u w:val="none"/>
-        </w:rPr>
-        <w:t>3. 답안지에 소문항 번호를 정확하게 기입할 것  예) 1-(1) 1-(2) 1-(3)</w:t>
-      </w:r>
-    </w:p>
-    <w:p>
-      <w:pPr>
-        <w:spacing w:before="0" w:after="40" w:line="360" w:lineRule="auto"/>
-        <w:snapToGrid w:val="0"/>
-      </w:pPr>
-      <w:r>
-        <w:rPr>
-          <w:rFonts w:ascii="맑은 고딕" w:hAnsi="맑은 고딕" w:eastAsia="맑은 고딕"/>
-          <w:b w:val="0"/>
-          <w:sz w:val="17"/>
-          <w:u w:val="none"/>
-        </w:rPr>
-        <w:t>(1) ______________   (2) ______________   (3) ______________</w:t>
-      </w:r>
-    </w:p>
-    <w:p>
-      <w:pPr>
-        <w:keepNext/>
-        <w:spacing w:before="80" w:after="20" w:line="276" w:lineRule="auto"/>
-        <w:snapToGrid w:val="0"/>
-      </w:pPr>
-      <w:r>
-        <w:rPr>
-          <w:rFonts w:ascii="맑은 고딕" w:hAnsi="맑은 고딕" w:eastAsia="맑은 고딕"/>
-          <w:b/>
-          <w:sz w:val="17"/>
-          <w:u w:val="none"/>
-        </w:rPr>
-        <w:t>33-서2.</w:t>
-      </w:r>
-      <w:r>
-        <w:rPr>
-          <w:rFonts w:ascii="맑은 고딕" w:hAnsi="맑은 고딕" w:eastAsia="맑은 고딕"/>
-          <w:b w:val="0"/>
-          <w:sz w:val="17"/>
-          <w:u w:val="none"/>
-        </w:rPr>
-        <w:t xml:space="preserve"> 다음 우리말과 같은 뜻이 되도록 &lt;보기&gt;의 표현을 모두 사용하여 &lt;조건&gt;에 맞게 영작하시오. [3점] [3.0점]</w:t>
-      </w:r>
-    </w:p>
-    <w:p>
-      <w:pPr>
-        <w:spacing w:before="0" w:after="60" w:line="288" w:lineRule="auto"/>
-        <w:ind w:left="40"/>
-        <w:snapToGrid w:val="0"/>
-        <w:pBdr>
-          <w:top w:val="single" w:sz="4" w:space="2" w:color="999999"/>
-          <w:left w:val="single" w:sz="4" w:space="2" w:color="999999"/>
-          <w:bottom w:val="single" w:sz="4" w:space="2" w:color="999999"/>
-          <w:right w:val="single" w:sz="4" w:space="2" w:color="999999"/>
-        </w:pBdr>
-        <w:shd w:val="clear" w:color="auto" w:fill="F6F3EA"/>
-      </w:pPr>
-      <w:r>
-        <w:rPr>
-          <w:rFonts w:ascii="맑은 고딕" w:hAnsi="맑은 고딕" w:eastAsia="맑은 고딕"/>
-          <w:b w:val="0"/>
-          <w:sz w:val="17"/>
-          <w:u w:val="none"/>
-        </w:rPr>
-        <w:t xml:space="preserve">While painting these works, </w:t>
-      </w:r>
-      <w:r>
-        <w:rPr>
-          <w:rFonts w:ascii="맑은 고딕" w:hAnsi="맑은 고딕" w:eastAsia="맑은 고딕"/>
-          <w:b w:val="0"/>
-          <w:sz w:val="17"/>
-          <w:u w:val="single"/>
-        </w:rPr>
-        <w:t>Pollock and his fellow artists would consciously avoid making marks or passages that resembled recognizable objects.</w:t>
-      </w:r>
-    </w:p>
-    <w:p>
-      <w:pPr>
-        <w:spacing w:before="0" w:after="60" w:line="288" w:lineRule="auto"/>
-        <w:ind w:left="40"/>
-        <w:snapToGrid w:val="0"/>
-        <w:pBdr>
-          <w:top w:val="single" w:sz="4" w:space="2" w:color="C99B4E"/>
-          <w:left w:val="single" w:sz="4" w:space="2" w:color="C99B4E"/>
-          <w:bottom w:val="single" w:sz="4" w:space="2" w:color="C99B4E"/>
-          <w:right w:val="single" w:sz="4" w:space="2" w:color="C99B4E"/>
-        </w:pBdr>
-        <w:shd w:val="clear" w:color="auto" w:fill="FFF8E1"/>
-      </w:pPr>
-      <w:r>
-        <w:rPr>
-          <w:rFonts w:ascii="맑은 고딕" w:hAnsi="맑은 고딕" w:eastAsia="맑은 고딕"/>
-          <w:b w:val="0"/>
-          <w:sz w:val="17"/>
-          <w:u w:val="none"/>
-        </w:rPr>
-        <w:t>Pollock과 그의 동료 화가들은 알아볼 수 있는 대상을 닮은 자국이나 부분을 만드는 것을 의식적으로 피하곤 했다.</w:t>
-      </w:r>
-    </w:p>
-    <w:p>
-      <w:pPr>
-        <w:spacing w:before="0" w:after="60" w:line="288" w:lineRule="auto"/>
-        <w:ind w:left="40"/>
-        <w:snapToGrid w:val="0"/>
-        <w:pBdr>
-          <w:top w:val="single" w:sz="4" w:space="2" w:color="9B6BD0"/>
-          <w:left w:val="single" w:sz="4" w:space="2" w:color="9B6BD0"/>
-          <w:bottom w:val="single" w:sz="4" w:space="2" w:color="9B6BD0"/>
-          <w:right w:val="single" w:sz="4" w:space="2" w:color="9B6BD0"/>
-        </w:pBdr>
-        <w:shd w:val="clear" w:color="auto" w:fill="FAF5FF"/>
-      </w:pPr>
-      <w:r>
-        <w:rPr>
-          <w:rFonts w:ascii="맑은 고딕" w:hAnsi="맑은 고딕" w:eastAsia="맑은 고딕"/>
-          <w:b/>
-          <w:sz w:val="17"/>
-          <w:u w:val="none"/>
-        </w:rPr>
-        <w:t>&lt;보 기&gt;</w:t>
-      </w:r>
-      <w:r>
-        <w:rPr>
-          <w:rFonts w:ascii="맑은 고딕" w:hAnsi="맑은 고딕" w:eastAsia="맑은 고딕"/>
-          <w:b w:val="0"/>
-          <w:sz w:val="17"/>
-          <w:u w:val="none"/>
-        </w:rPr>
-        <w:t xml:space="preserve"> Pollock and his fellow artists / would / consciously / avoid / make / marks or passages / that / resemble / recognizable objects</w:t>
-      </w:r>
-    </w:p>
-    <w:p>
-      <w:pPr>
-        <w:spacing w:before="0" w:after="0" w:line="288" w:lineRule="auto"/>
-        <w:ind w:left="40"/>
-        <w:snapToGrid w:val="0"/>
-        <w:pBdr>
-          <w:top w:val="single" w:sz="4" w:space="2" w:color="9B6BD0"/>
-          <w:left w:val="single" w:sz="4" w:space="2" w:color="9B6BD0"/>
-          <w:bottom w:val="single" w:sz="4" w:space="2" w:color="9B6BD0"/>
-          <w:right w:val="single" w:sz="4" w:space="2" w:color="9B6BD0"/>
-        </w:pBdr>
-        <w:shd w:val="clear" w:color="auto" w:fill="FAF5FF"/>
-      </w:pPr>
-      <w:r>
-        <w:rPr>
-          <w:rFonts w:ascii="맑은 고딕" w:hAnsi="맑은 고딕" w:eastAsia="맑은 고딕"/>
-          <w:b/>
-          <w:sz w:val="17"/>
-          <w:u w:val="none"/>
-        </w:rPr>
-        <w:t>&lt;조 건&gt;</w:t>
-      </w:r>
-    </w:p>
-    <w:p>
-      <w:pPr>
-        <w:spacing w:before="0" w:after="0" w:line="288" w:lineRule="auto"/>
-        <w:ind w:left="40"/>
-        <w:snapToGrid w:val="0"/>
-        <w:pBdr>
-          <w:top w:val="single" w:sz="4" w:space="2" w:color="9B6BD0"/>
-          <w:left w:val="single" w:sz="4" w:space="2" w:color="9B6BD0"/>
-          <w:bottom w:val="single" w:sz="4" w:space="2" w:color="9B6BD0"/>
-          <w:right w:val="single" w:sz="4" w:space="2" w:color="9B6BD0"/>
-        </w:pBdr>
-        <w:shd w:val="clear" w:color="auto" w:fill="FAF5FF"/>
-      </w:pPr>
-      <w:r>
-        <w:rPr>
-          <w:rFonts w:ascii="맑은 고딕" w:hAnsi="맑은 고딕" w:eastAsia="맑은 고딕"/>
-          <w:b w:val="0"/>
-          <w:sz w:val="17"/>
-          <w:u w:val="none"/>
-        </w:rPr>
-        <w:t>1. &lt;보기&gt;의 표현을 모두 한 번씩만 사용할 것</w:t>
-      </w:r>
-    </w:p>
-    <w:p>
-      <w:pPr>
-        <w:spacing w:before="0" w:after="0" w:line="288" w:lineRule="auto"/>
-        <w:ind w:left="40"/>
-        <w:snapToGrid w:val="0"/>
-        <w:pBdr>
-          <w:top w:val="single" w:sz="4" w:space="2" w:color="9B6BD0"/>
-          <w:left w:val="single" w:sz="4" w:space="2" w:color="9B6BD0"/>
-          <w:bottom w:val="single" w:sz="4" w:space="2" w:color="9B6BD0"/>
-          <w:right w:val="single" w:sz="4" w:space="2" w:color="9B6BD0"/>
-        </w:pBdr>
-        <w:shd w:val="clear" w:color="auto" w:fill="FAF5FF"/>
-      </w:pPr>
-      <w:r>
-        <w:rPr>
-          <w:rFonts w:ascii="맑은 고딕" w:hAnsi="맑은 고딕" w:eastAsia="맑은 고딕"/>
-          <w:b w:val="0"/>
-          <w:sz w:val="17"/>
-          <w:u w:val="none"/>
-        </w:rPr>
-        <w:t>2. 필요시 어형을 바꾸되 다른 단어를 추가하지 말 것</w:t>
-      </w:r>
-    </w:p>
-    <w:p>
-      <w:pPr>
-        <w:spacing w:before="0" w:after="0" w:line="288" w:lineRule="auto"/>
-        <w:ind w:left="40"/>
-        <w:snapToGrid w:val="0"/>
-        <w:pBdr>
-          <w:top w:val="single" w:sz="4" w:space="2" w:color="9B6BD0"/>
-          <w:left w:val="single" w:sz="4" w:space="2" w:color="9B6BD0"/>
-          <w:bottom w:val="single" w:sz="4" w:space="2" w:color="9B6BD0"/>
-          <w:right w:val="single" w:sz="4" w:space="2" w:color="9B6BD0"/>
-        </w:pBdr>
-        <w:shd w:val="clear" w:color="auto" w:fill="FAF5FF"/>
-      </w:pPr>
-      <w:r>
-        <w:rPr>
-          <w:rFonts w:ascii="맑은 고딕" w:hAnsi="맑은 고딕" w:eastAsia="맑은 고딕"/>
-          <w:b w:val="0"/>
-          <w:sz w:val="17"/>
-          <w:u w:val="none"/>
-        </w:rPr>
-        <w:t>3. 동명사와 관계대명사를 사용할 것</w:t>
-      </w:r>
-    </w:p>
-    <w:p>
-      <w:pPr>
-        <w:spacing w:before="0" w:after="0" w:line="288" w:lineRule="auto"/>
-        <w:ind w:left="40"/>
-        <w:snapToGrid w:val="0"/>
-        <w:pBdr>
-          <w:top w:val="single" w:sz="4" w:space="2" w:color="9B6BD0"/>
-          <w:left w:val="single" w:sz="4" w:space="2" w:color="9B6BD0"/>
-          <w:bottom w:val="single" w:sz="4" w:space="2" w:color="9B6BD0"/>
-          <w:right w:val="single" w:sz="4" w:space="2" w:color="9B6BD0"/>
-        </w:pBdr>
-        <w:shd w:val="clear" w:color="auto" w:fill="FAF5FF"/>
-      </w:pPr>
-      <w:r>
-        <w:rPr>
-          <w:rFonts w:ascii="맑은 고딕" w:hAnsi="맑은 고딕" w:eastAsia="맑은 고딕"/>
-          <w:b w:val="0"/>
-          <w:sz w:val="17"/>
-          <w:u w:val="none"/>
-        </w:rPr>
-        <w:t>4. 총 16단어로 쓸 것</w:t>
-      </w:r>
-    </w:p>
-    <w:p>
-      <w:pPr>
-        <w:spacing w:before="0" w:after="60" w:line="288" w:lineRule="auto"/>
-        <w:ind w:left="40"/>
-        <w:snapToGrid w:val="0"/>
-        <w:pBdr>
-          <w:top w:val="single" w:sz="4" w:space="2" w:color="9B6BD0"/>
-          <w:left w:val="single" w:sz="4" w:space="2" w:color="9B6BD0"/>
-          <w:bottom w:val="single" w:sz="4" w:space="2" w:color="9B6BD0"/>
-          <w:right w:val="single" w:sz="4" w:space="2" w:color="9B6BD0"/>
-        </w:pBdr>
-        <w:shd w:val="clear" w:color="auto" w:fill="FAF5FF"/>
-      </w:pPr>
-      <w:r>
-        <w:rPr>
-          <w:rFonts w:ascii="맑은 고딕" w:hAnsi="맑은 고딕" w:eastAsia="맑은 고딕"/>
-          <w:b w:val="0"/>
-          <w:sz w:val="17"/>
-          <w:u w:val="none"/>
-        </w:rPr>
-        <w:t>5. 답안지에 소문항 번호를 정확하게 기입할 것</w:t>
-      </w:r>
-    </w:p>
-    <w:p>
-      <w:pPr>
-        <w:spacing w:before="0" w:after="40" w:line="360" w:lineRule="auto"/>
-        <w:snapToGrid w:val="0"/>
-      </w:pPr>
-      <w:r>
-        <w:rPr>
-          <w:rFonts w:ascii="맑은 고딕" w:hAnsi="맑은 고딕" w:eastAsia="맑은 고딕"/>
-          <w:b w:val="0"/>
-          <w:sz w:val="17"/>
-          <w:u w:val="none"/>
-        </w:rPr>
-        <w:t>⇒ ______________________________________________________________ .</w:t>
-      </w:r>
-    </w:p>
-    <w:p>
-      <w:pPr>
-        <w:keepNext/>
-        <w:spacing w:before="80" w:after="40" w:line="276" w:lineRule="auto"/>
-        <w:snapToGrid w:val="0"/>
-        <w:shd w:val="clear" w:color="auto" w:fill="6B21A8"/>
-      </w:pPr>
-      <w:r>
-        <w:rPr>
-          <w:rFonts w:ascii="맑은 고딕" w:hAnsi="맑은 고딕" w:eastAsia="맑은 고딕"/>
-          <w:b/>
-          <w:color w:val="FFFFFF"/>
-          <w:sz w:val="17"/>
-          <w:u w:val="none"/>
-        </w:rPr>
-        <w:t>[지문 구조]  ※ 앞 문항을 모두 푼 뒤에 풀 것</w:t>
-      </w:r>
-    </w:p>
-    <w:p>
-      <w:pPr>
-        <w:keepNext/>
-        <w:spacing w:before="80" w:after="20" w:line="276" w:lineRule="auto"/>
-        <w:snapToGrid w:val="0"/>
-      </w:pPr>
-      <w:r>
-        <w:rPr>
-          <w:rFonts w:ascii="맑은 고딕" w:hAnsi="맑은 고딕" w:eastAsia="맑은 고딕"/>
-          <w:b/>
-          <w:sz w:val="17"/>
-          <w:u w:val="none"/>
-        </w:rPr>
-        <w:t>33-8.</w:t>
-      </w:r>
-      <w:r>
-        <w:rPr>
-          <w:rFonts w:ascii="맑은 고딕" w:hAnsi="맑은 고딕" w:eastAsia="맑은 고딕"/>
-          <w:b w:val="0"/>
-          <w:sz w:val="17"/>
-          <w:u w:val="none"/>
-        </w:rPr>
-        <w:t xml:space="preserve"> 주어진 글 다음에 이어질 글의 순서로 가장 적절한 것은? [2.8점]</w:t>
-      </w:r>
-    </w:p>
-    <w:p>
-      <w:pPr>
-        <w:spacing w:before="0" w:after="60" w:line="288" w:lineRule="auto"/>
-        <w:ind w:left="40"/>
-        <w:snapToGrid w:val="0"/>
-        <w:pBdr>
-          <w:top w:val="single" w:sz="4" w:space="2" w:color="C99B4E"/>
-          <w:left w:val="single" w:sz="4" w:space="2" w:color="C99B4E"/>
-          <w:bottom w:val="single" w:sz="4" w:space="2" w:color="C99B4E"/>
-          <w:right w:val="single" w:sz="4" w:space="2" w:color="C99B4E"/>
-        </w:pBdr>
-        <w:shd w:val="clear" w:color="auto" w:fill="FFF8E1"/>
-      </w:pPr>
-      <w:r>
-        <w:rPr>
-          <w:rFonts w:ascii="맑은 고딕" w:hAnsi="맑은 고딕" w:eastAsia="맑은 고딕"/>
-          <w:b w:val="0"/>
-          <w:sz w:val="17"/>
-          <w:u w:val="none"/>
-        </w:rPr>
-        <w:t>The ancient Greeks felt that the visual artist’s goal was to copy visual experience. This approach appears in the realism of ancient Greek sculpture and pottery.</w:t>
-      </w:r>
-    </w:p>
-    <w:p>
-      <w:pPr>
-        <w:spacing w:before="0" w:after="0" w:line="288" w:lineRule="auto"/>
-        <w:ind w:left="40"/>
-        <w:snapToGrid w:val="0"/>
-        <w:pBdr>
-          <w:top w:val="single" w:sz="4" w:space="2" w:color="999999"/>
-          <w:left w:val="single" w:sz="4" w:space="2" w:color="999999"/>
-          <w:bottom w:val="single" w:sz="4" w:space="2" w:color="999999"/>
-          <w:right w:val="single" w:sz="4" w:space="2" w:color="999999"/>
-        </w:pBdr>
-        <w:shd w:val="clear" w:color="auto" w:fill="F6F3EA"/>
-      </w:pPr>
-      <w:r>
-        <w:rPr>
-          <w:rFonts w:ascii="맑은 고딕" w:hAnsi="맑은 고딕" w:eastAsia="맑은 고딕"/>
-          <w:b w:val="0"/>
-          <w:sz w:val="17"/>
-          <w:u w:val="none"/>
-        </w:rPr>
-        <w:t>(A) While painting these works, Pollock and his fellow artists would consciously avoid making marks or passages that resembled recognizable objects. They succeeded at making artwork that did not copy anything.</w:t>
-      </w:r>
-    </w:p>
-    <w:p>
-      <w:pPr>
-        <w:spacing w:before="0" w:after="0" w:line="288" w:lineRule="auto"/>
-        <w:ind w:left="40"/>
-        <w:snapToGrid w:val="0"/>
-        <w:pBdr>
-          <w:top w:val="single" w:sz="4" w:space="2" w:color="999999"/>
-          <w:left w:val="single" w:sz="4" w:space="2" w:color="999999"/>
-          <w:bottom w:val="single" w:sz="4" w:space="2" w:color="999999"/>
-          <w:right w:val="single" w:sz="4" w:space="2" w:color="999999"/>
-        </w:pBdr>
-        <w:shd w:val="clear" w:color="auto" w:fill="F6F3EA"/>
-      </w:pPr>
-      <w:r>
-        <w:rPr>
-          <w:rFonts w:ascii="맑은 고딕" w:hAnsi="맑은 고딕" w:eastAsia="맑은 고딕"/>
-          <w:b w:val="0"/>
-          <w:sz w:val="17"/>
-          <w:u w:val="none"/>
-        </w:rPr>
-        <w:t>(B) We must sadly note that, due to the action of time and weather, no paintings from ancient Greek artists exist today. We can only surmise their quality based on tales, the obvious skill in ancient Greek sculpture, and in drawings that survive on ancient Greek pottery.</w:t>
-      </w:r>
-    </w:p>
-    <w:p>
-      <w:pPr>
-        <w:spacing w:before="0" w:after="60" w:line="288" w:lineRule="auto"/>
-        <w:ind w:left="40"/>
-        <w:snapToGrid w:val="0"/>
-        <w:pBdr>
-          <w:top w:val="single" w:sz="4" w:space="2" w:color="999999"/>
-          <w:left w:val="single" w:sz="4" w:space="2" w:color="999999"/>
-          <w:bottom w:val="single" w:sz="4" w:space="2" w:color="999999"/>
-          <w:right w:val="single" w:sz="4" w:space="2" w:color="999999"/>
-        </w:pBdr>
-        <w:shd w:val="clear" w:color="auto" w:fill="F6F3EA"/>
-      </w:pPr>
-      <w:r>
-        <w:rPr>
-          <w:rFonts w:ascii="맑은 고딕" w:hAnsi="맑은 고딕" w:eastAsia="맑은 고딕"/>
-          <w:b w:val="0"/>
-          <w:sz w:val="17"/>
-          <w:u w:val="none"/>
-        </w:rPr>
-        <w:t>(C) This definition of art as copying reality has a problem, though. Jackson Pollock, a leader in the New York School of the 1950’s, intentionally did not copy existing objects in his art.</w:t>
-      </w:r>
-    </w:p>
-    <w:p>
-      <w:pPr>
-        <w:spacing w:before="0" w:after="0" w:line="269" w:lineRule="auto"/>
-        <w:ind w:left="180" w:hanging="180"/>
-        <w:snapToGrid w:val="0"/>
-      </w:pPr>
-      <w:r>
-        <w:rPr>
-          <w:rFonts w:ascii="맑은 고딕" w:hAnsi="맑은 고딕" w:eastAsia="맑은 고딕"/>
-          <w:b w:val="0"/>
-          <w:sz w:val="17"/>
-          <w:u w:val="none"/>
-        </w:rPr>
-        <w:t>① (A) – (C) – (B)</w:t>
-      </w:r>
-    </w:p>
-    <w:p>
-      <w:pPr>
-        <w:spacing w:before="0" w:after="0" w:line="269" w:lineRule="auto"/>
-        <w:ind w:left="180" w:hanging="180"/>
-        <w:snapToGrid w:val="0"/>
-      </w:pPr>
-      <w:r>
-        <w:rPr>
-          <w:rFonts w:ascii="맑은 고딕" w:hAnsi="맑은 고딕" w:eastAsia="맑은 고딕"/>
-          <w:b w:val="0"/>
-          <w:sz w:val="17"/>
-          <w:u w:val="none"/>
-        </w:rPr>
-        <w:t>② (B) – (A) – (C)</w:t>
-      </w:r>
-    </w:p>
-    <w:p>
-      <w:pPr>
-        <w:spacing w:before="0" w:after="0" w:line="269" w:lineRule="auto"/>
-        <w:ind w:left="180" w:hanging="180"/>
-        <w:snapToGrid w:val="0"/>
-      </w:pPr>
-      <w:r>
-        <w:rPr>
-          <w:rFonts w:ascii="맑은 고딕" w:hAnsi="맑은 고딕" w:eastAsia="맑은 고딕"/>
-          <w:b w:val="0"/>
-          <w:sz w:val="17"/>
-          <w:u w:val="none"/>
-        </w:rPr>
-        <w:t>③ (B) – (C) – (A)</w:t>
-      </w:r>
-    </w:p>
-    <w:p>
-      <w:pPr>
-        <w:spacing w:before="0" w:after="0" w:line="269" w:lineRule="auto"/>
-        <w:ind w:left="180" w:hanging="180"/>
-        <w:snapToGrid w:val="0"/>
-      </w:pPr>
-      <w:r>
-        <w:rPr>
-          <w:rFonts w:ascii="맑은 고딕" w:hAnsi="맑은 고딕" w:eastAsia="맑은 고딕"/>
-          <w:b w:val="0"/>
-          <w:sz w:val="17"/>
-          <w:u w:val="none"/>
-        </w:rPr>
-        <w:t>④ (C) – (A) – (B)</w:t>
-      </w:r>
-    </w:p>
-    <w:p>
-      <w:pPr>
-        <w:spacing w:before="0" w:after="0" w:line="269" w:lineRule="auto"/>
-        <w:ind w:left="180" w:hanging="180"/>
-        <w:snapToGrid w:val="0"/>
-      </w:pPr>
-      <w:r>
-        <w:rPr>
-          <w:rFonts w:ascii="맑은 고딕" w:hAnsi="맑은 고딕" w:eastAsia="맑은 고딕"/>
-          <w:b w:val="0"/>
-          <w:sz w:val="17"/>
-          <w:u w:val="none"/>
-        </w:rPr>
-        <w:t>⑤ (C) – (B) – (A)</w:t>
       </w:r>
     </w:p>
     <w:p>
@@ -3329,7 +3466,7 @@
           <w:sz w:val="15"/>
           <w:u w:val="none"/>
         </w:rPr>
-        <w:t xml:space="preserve"> ★was (주어 the visual artist’s goal 단수)</w:t>
+        <w:t xml:space="preserve"> ★was (주절 felt 과거 → 종속절 시제 일치)</w:t>
       </w:r>
     </w:p>
     <w:p>
@@ -3354,7 +3491,7 @@
           <w:sz w:val="15"/>
           <w:u w:val="none"/>
         </w:rPr>
-        <w:t xml:space="preserve"> experience</w:t>
+        <w:t xml:space="preserve"> copy</w:t>
       </w:r>
     </w:p>
     <w:p>
@@ -3404,7 +3541,7 @@
           <w:sz w:val="15"/>
           <w:u w:val="none"/>
         </w:rPr>
-        <w:t xml:space="preserve"> sculpture</w:t>
+        <w:t xml:space="preserve"> ★due to (전치사구 due to + 명사; because 뒤에는 절)</w:t>
       </w:r>
     </w:p>
     <w:p>
@@ -3429,7 +3566,7 @@
           <w:sz w:val="15"/>
           <w:u w:val="none"/>
         </w:rPr>
-        <w:t xml:space="preserve"> ★due to (뒤에 명사구 the action — because는 절)</w:t>
+        <w:t xml:space="preserve"> ★exist (주어 no paintings 복수)</w:t>
       </w:r>
     </w:p>
     <w:p>
@@ -3454,7 +3591,7 @@
           <w:sz w:val="15"/>
           <w:u w:val="none"/>
         </w:rPr>
-        <w:t xml:space="preserve"> ★exist (주어 no paintings 복수)</w:t>
+        <w:t xml:space="preserve"> surmise</w:t>
       </w:r>
     </w:p>
     <w:p>
@@ -3479,7 +3616,7 @@
           <w:sz w:val="15"/>
           <w:u w:val="none"/>
         </w:rPr>
-        <w:t xml:space="preserve"> surmise (짐작하다 ↔ prove — only와 호응)</w:t>
+        <w:t xml:space="preserve"> ★based (based on ‘~에 근거하여’ — 과거분사 관용 표현)</w:t>
       </w:r>
     </w:p>
     <w:p>
@@ -3504,7 +3641,7 @@
           <w:sz w:val="15"/>
           <w:u w:val="none"/>
         </w:rPr>
-        <w:t xml:space="preserve"> ★that (단수 tale 대신 — tales such as that of ~)</w:t>
+        <w:t xml:space="preserve"> ★that (단수 명사 tale을 대신하는 that of; those는 복수)</w:t>
       </w:r>
     </w:p>
     <w:p>
@@ -3529,7 +3666,7 @@
           <w:sz w:val="15"/>
           <w:u w:val="none"/>
         </w:rPr>
-        <w:t xml:space="preserve"> obvious (분명한 ↔ doubtful)</w:t>
+        <w:t xml:space="preserve"> obvious (품질을 추정하는 근거이므로 ‘명백한’ 솜씨; doubtful은 반대)</w:t>
       </w:r>
     </w:p>
     <w:p>
@@ -3554,7 +3691,7 @@
           <w:sz w:val="15"/>
           <w:u w:val="none"/>
         </w:rPr>
-        <w:t xml:space="preserve"> ★that (선행사 drawings — what 불가)</w:t>
+        <w:t xml:space="preserve"> ★that (선행사 drawings + 주어 빠진 절; what은 선행사 불가)</w:t>
       </w:r>
     </w:p>
     <w:p>
@@ -3579,7 +3716,7 @@
           <w:sz w:val="15"/>
           <w:u w:val="none"/>
         </w:rPr>
-        <w:t xml:space="preserve"> definition (This 뒤 주어 → 명사)</w:t>
+        <w:t xml:space="preserve"> definition</w:t>
       </w:r>
     </w:p>
     <w:p>
@@ -3604,7 +3741,7 @@
           <w:sz w:val="15"/>
           <w:u w:val="none"/>
         </w:rPr>
-        <w:t xml:space="preserve"> Pollock</w:t>
+        <w:t xml:space="preserve"> copying (전치사 as + 동명사)</w:t>
       </w:r>
     </w:p>
     <w:p>
@@ -3629,7 +3766,7 @@
           <w:sz w:val="15"/>
           <w:u w:val="none"/>
         </w:rPr>
-        <w:t xml:space="preserve"> intentionally (동사 did not copy 수식 → 부사)</w:t>
+        <w:t xml:space="preserve"> leader</w:t>
       </w:r>
     </w:p>
     <w:p>
@@ -3654,7 +3791,7 @@
           <w:sz w:val="15"/>
           <w:u w:val="none"/>
         </w:rPr>
-        <w:t xml:space="preserve"> existing (명사 objects 수식 — 현존하는)</w:t>
+        <w:t xml:space="preserve"> intentionally (의도적으로 베끼지 않음 — 뒤의 consciously avoid와 호응; accidentally는 반대)</w:t>
       </w:r>
     </w:p>
     <w:p>
@@ -3679,7 +3816,7 @@
           <w:sz w:val="15"/>
           <w:u w:val="none"/>
         </w:rPr>
-        <w:t xml:space="preserve"> ★painting (While + 분사 — 화가들이 ‘그리는’ 능동)</w:t>
+        <w:t xml:space="preserve"> ★existing (‘존재하는’ 능동 현재분사)</w:t>
       </w:r>
     </w:p>
     <w:p>
@@ -3704,7 +3841,7 @@
           <w:sz w:val="15"/>
           <w:u w:val="none"/>
         </w:rPr>
-        <w:t xml:space="preserve"> ★making (avoid + 동명사)</w:t>
+        <w:t xml:space="preserve"> painting (While + 분사구문 — 주어 Pollock이 ‘그리는’ 능동)</w:t>
       </w:r>
     </w:p>
     <w:p>
@@ -3729,7 +3866,7 @@
           <w:sz w:val="15"/>
           <w:u w:val="none"/>
         </w:rPr>
-        <w:t xml:space="preserve"> recognizable (알아볼 수 있는 ↔ unrecognizable)</w:t>
+        <w:t xml:space="preserve"> consciously (의식적으로 피함 — intentionally와 호응; unconsciously는 반대)</w:t>
       </w:r>
     </w:p>
     <w:p>
@@ -3754,7 +3891,7 @@
           <w:sz w:val="15"/>
           <w:u w:val="none"/>
         </w:rPr>
-        <w:t xml:space="preserve"> ★demonstrating (결과 분사구문 능동)</w:t>
+        <w:t xml:space="preserve"> ★making (avoid + 동명사)</w:t>
       </w:r>
     </w:p>
     <w:p>
@@ -3779,7 +3916,7 @@
           <w:sz w:val="15"/>
           <w:u w:val="none"/>
         </w:rPr>
-        <w:t xml:space="preserve"> mimesis</w:t>
+        <w:t xml:space="preserve"> demonstrating (결과 분사구문 ‘그리하여 보여 주면서’)</w:t>
       </w:r>
     </w:p>
     <w:p>
@@ -3804,7 +3941,7 @@
           <w:sz w:val="15"/>
           <w:u w:val="none"/>
         </w:rPr>
-        <w:t xml:space="preserve"> copying</w:t>
+        <w:t xml:space="preserve"> mimesis</w:t>
       </w:r>
     </w:p>
     <w:p>
@@ -3854,7 +3991,7 @@
           <w:sz w:val="15"/>
           <w:u w:val="none"/>
         </w:rPr>
-        <w:t xml:space="preserve"> ○ (exist = survive 남아 있다)</w:t>
+        <w:t xml:space="preserve"> ★✕ — 바른 형태: based on (‘~에 근거하여’는 과거분사 관용구; basing on 불가)</w:t>
       </w:r>
     </w:p>
     <w:p>
@@ -3879,7 +4016,7 @@
           <w:sz w:val="15"/>
           <w:u w:val="none"/>
         </w:rPr>
-        <w:t xml:space="preserve"> ★✕ — 바른 형태: making (avoid + 동명사)</w:t>
+        <w:t xml:space="preserve"> ○ (would = used to ‘~하곤 했다’ 과거의 습관)</w:t>
       </w:r>
     </w:p>
     <w:p>
@@ -3904,7 +4041,7 @@
           <w:sz w:val="15"/>
           <w:u w:val="none"/>
         </w:rPr>
-        <w:t xml:space="preserve"> ○ (결과 분사구문 = 계속적 which + 동사)</w:t>
+        <w:t xml:space="preserve"> ○ (결과 분사구문 = 계속적 용법 which + 동사)</w:t>
       </w:r>
     </w:p>
     <w:p>
@@ -3929,7 +4066,7 @@
           <w:sz w:val="15"/>
           <w:u w:val="none"/>
         </w:rPr>
-        <w:t xml:space="preserve"> The ancient Greeks felt that the visual artist’s goal was to copy visual experience. (보충 to / 제외 copying / feel→felt · be→was)</w:t>
+        <w:t xml:space="preserve"> We must sadly note that, due to the action of time and weather, no paintings from ancient Greek artists exist today. (보충 that / 제외 because / exist 원형 그대로)</w:t>
       </w:r>
     </w:p>
     <w:p>
@@ -3954,7 +4091,7 @@
           <w:sz w:val="15"/>
           <w:u w:val="none"/>
         </w:rPr>
-        <w:t xml:space="preserve"> They succeeded at making artwork that did not copy anything. (보충 at / 제외 to make / succeed→succeeded)</w:t>
+        <w:t xml:space="preserve"> They succeeded at making artwork that did not copy anything, thus demonstrating that the ancient Greek view of art as mimesis does not sufficiently define art. (보충 at / 제외 in / succeed→succeeded, make→making, do not copy→did not copy, demonstrate→demonstrating, do not→does not)</w:t>
       </w:r>
     </w:p>
     <w:p>
@@ -3979,7 +4116,7 @@
           <w:sz w:val="15"/>
           <w:u w:val="none"/>
         </w:rPr>
-        <w:t xml:space="preserve"> We can only surmise their quality based on tales. (base→based)</w:t>
+        <w:t xml:space="preserve"> This definition of art as copying reality has a problem, though. (copy→copying)</w:t>
       </w:r>
     </w:p>
     <w:p>
@@ -4004,7 +4141,7 @@
           <w:sz w:val="15"/>
           <w:u w:val="none"/>
         </w:rPr>
-        <w:t xml:space="preserve"> 시각적 경험을 모방하는 것을 예술가의 목표로 보는 접근</w:t>
+        <w:t xml:space="preserve"> 시각 예술가의 목표는 시각 경험을 베끼는 것이라는 생각</w:t>
       </w:r>
     </w:p>
     <w:p>
@@ -4079,7 +4216,7 @@
           <w:sz w:val="15"/>
           <w:u w:val="none"/>
         </w:rPr>
-        <w:t xml:space="preserve"> Pollock이 기존 대상을 모방하지 않으려 한 그림들</w:t>
+        <w:t xml:space="preserve"> Pollock이 실재하는 사물을 베끼지 않고 만든 작품들</w:t>
       </w:r>
     </w:p>
     <w:p>
@@ -4104,7 +4241,7 @@
           <w:sz w:val="15"/>
           <w:u w:val="none"/>
         </w:rPr>
-        <w:t xml:space="preserve"> ★should (조동사 + 동사원형 imitate)</w:t>
+        <w:t xml:space="preserve"> ★that (선행사 a tune, 관계절 목적어 자리 — hum의 목적어; what은 선행사 불가)</w:t>
       </w:r>
     </w:p>
     <w:p>
@@ -4129,7 +4266,7 @@
           <w:sz w:val="15"/>
           <w:u w:val="none"/>
         </w:rPr>
-        <w:t xml:space="preserve"> ★moves (주어 a great deal of music 단수, imitates와 병렬)</w:t>
+        <w:t xml:space="preserve"> ★built (작품이 리듬과 소음으로 ‘지어진’ 수동 분사)</w:t>
       </w:r>
     </w:p>
     <w:p>
@@ -4154,7 +4291,7 @@
           <w:sz w:val="15"/>
           <w:u w:val="none"/>
         </w:rPr>
-        <w:t xml:space="preserve"> ★is (동명사 주어 copying 단수)</w:t>
+        <w:t xml:space="preserve"> ★shows (주어 The existence 단수)</w:t>
       </w:r>
     </w:p>
     <w:p>
@@ -4179,7 +4316,7 @@
           <w:sz w:val="15"/>
           <w:u w:val="none"/>
         </w:rPr>
-        <w:t xml:space="preserve"> copying</w:t>
+        <w:t xml:space="preserve"> imitation</w:t>
       </w:r>
     </w:p>
     <w:p>
@@ -4220,7 +4357,7 @@
           <w:sz w:val="15"/>
           <w:u w:val="none"/>
         </w:rPr>
-        <w:t xml:space="preserve"> 정답 ③ — (a) ✕ (b) ○ (c) ○ (d) ✕ (e) ✕</w:t>
+        <w:t xml:space="preserve"> 정답 ①</w:t>
       </w:r>
     </w:p>
     <w:p>
@@ -4245,7 +4382,7 @@
           <w:sz w:val="15"/>
           <w:u w:val="none"/>
         </w:rPr>
-        <w:t xml:space="preserve"> 정답 ② — ⓑ what → that / ⓓ to make → making / ⓕ demonstrated → demonstrating</w:t>
+        <w:t xml:space="preserve"> 정답 ③</w:t>
       </w:r>
     </w:p>
     <w:p>
@@ -4270,7 +4407,7 @@
           <w:sz w:val="15"/>
           <w:u w:val="none"/>
         </w:rPr>
-        <w:t xml:space="preserve"> 정답 ④ — realism · intentionally · sufficiently</w:t>
+        <w:t xml:space="preserve"> 정답 ② — imitation · incomplete</w:t>
       </w:r>
     </w:p>
     <w:p>
@@ -4295,7 +4432,7 @@
           <w:sz w:val="15"/>
           <w:u w:val="none"/>
         </w:rPr>
-        <w:t xml:space="preserve"> 정답 ⑤</w:t>
+        <w:t xml:space="preserve"> 정답 ⑤ — ⓑ exists → exist / ⓓ painted → painting / ⓕ to make → making</w:t>
       </w:r>
     </w:p>
     <w:p>
@@ -4370,7 +4507,7 @@
           <w:sz w:val="15"/>
           <w:u w:val="none"/>
         </w:rPr>
-        <w:t xml:space="preserve"> 정답 ③</w:t>
+        <w:t xml:space="preserve"> 정답 ③ — unintentionally → intentionally</w:t>
       </w:r>
     </w:p>
     <w:p>
@@ -4395,7 +4532,7 @@
           <w:sz w:val="15"/>
           <w:u w:val="none"/>
         </w:rPr>
-        <w:t xml:space="preserve"> (1) resemblance  (2) definition  (3) insufficient</w:t>
+        <w:t xml:space="preserve"> They succeeded at making artwork that did not copy anything, which demonstrated that the ancient Greek view of art as mimesis does not sufficiently define art.</w:t>
       </w:r>
     </w:p>
     <w:p>
@@ -4420,7 +4557,7 @@
           <w:sz w:val="15"/>
           <w:u w:val="none"/>
         </w:rPr>
-        <w:t xml:space="preserve"> Pollock and his fellow artists would consciously avoid making marks or passages that resembled recognizable objects.</w:t>
+        <w:t xml:space="preserve"> (1) defined  (2) reflects  (3) deliberately  (4) sufficiently</w:t>
       </w:r>
     </w:p>
     <w:p>
@@ -4445,7 +4582,7 @@
           <w:sz w:val="15"/>
           <w:u w:val="none"/>
         </w:rPr>
-        <w:t xml:space="preserve"> 정답 ③</w:t>
+        <w:t xml:space="preserve"> 정답 ④</w:t>
       </w:r>
     </w:p>
     <w:p>
@@ -4495,7 +4632,7 @@
           <w:sz w:val="14"/>
           <w:u w:val="none"/>
         </w:rPr>
-        <w:t>(b) [대명사 decoy]</w:t>
+        <w:t>③ [한 끗 — 열 교차]</w:t>
       </w:r>
       <w:r>
         <w:rPr>
@@ -4504,7 +4641,7 @@
           <w:sz w:val="14"/>
           <w:u w:val="none"/>
         </w:rPr>
-        <w:t xml:space="preserve"> tales(복수)에 끌려 those가 맞다고 착각하면 (b)도 고르게 된다 — tales such as that of Zeuxis는 ‘그중 하나의 이야기’. </w:t>
+        <w:t xml:space="preserve"> (A)(C)는 맞고 (B)만 ‘남아 있는 벽화’ — 대화에서 그림은 하나도 남지 않았다고 했다. </w:t>
       </w:r>
       <w:r>
         <w:rPr>
@@ -4513,7 +4650,7 @@
           <w:sz w:val="14"/>
           <w:u w:val="none"/>
         </w:rPr>
-        <w:t>(e)</w:t>
+        <w:t>④ [절대화]</w:t>
       </w:r>
       <w:r>
         <w:rPr>
@@ -4522,7 +4659,25 @@
           <w:sz w:val="14"/>
           <w:u w:val="none"/>
         </w:rPr>
-        <w:t xml:space="preserve"> only surmise의 only가 핵심.</w:t>
+        <w:t xml:space="preserve"> ‘베끼기만으로는 부족하다’를 ‘아무것도 베끼면 안 된다’로 과장. </w:t>
+      </w:r>
+      <w:r>
+        <w:rPr>
+          <w:rFonts w:ascii="맑은 고딕" w:hAnsi="맑은 고딕" w:eastAsia="맑은 고딕"/>
+          <w:b/>
+          <w:sz w:val="14"/>
+          <w:u w:val="none"/>
+        </w:rPr>
+        <w:t>⑤</w:t>
+      </w:r>
+      <w:r>
+        <w:rPr>
+          <w:rFonts w:ascii="맑은 고딕" w:hAnsi="맑은 고딕" w:eastAsia="맑은 고딕"/>
+          <w:b w:val="0"/>
+          <w:sz w:val="14"/>
+          <w:u w:val="none"/>
+        </w:rPr>
+        <w:t xml:space="preserve"> 결론 방향 역전.</w:t>
       </w:r>
     </w:p>
     <w:p>
@@ -4556,7 +4711,7 @@
           <w:sz w:val="14"/>
           <w:u w:val="none"/>
         </w:rPr>
-        <w:t>ⓔ [조동사 decoy]</w:t>
+        <w:t>⑤ [주체 교체]</w:t>
       </w:r>
       <w:r>
         <w:rPr>
@@ -4565,7 +4720,7 @@
           <w:sz w:val="14"/>
           <w:u w:val="none"/>
         </w:rPr>
-        <w:t xml:space="preserve"> 과거 습관 would를 가정법으로 오해해 고르면 ③. </w:t>
+        <w:t xml:space="preserve"> Pollock의 태도를 그리스인의 목표 자리에 넣은 오답 — 글은 둘을 대조한다. </w:t>
       </w:r>
       <w:r>
         <w:rPr>
@@ -4574,7 +4729,7 @@
           <w:sz w:val="14"/>
           <w:u w:val="none"/>
         </w:rPr>
-        <w:t>ⓕ</w:t>
+        <w:t>② [한 끗]</w:t>
       </w:r>
       <w:r>
         <w:rPr>
@@ -4583,7 +4738,25 @@
           <w:sz w:val="14"/>
           <w:u w:val="none"/>
         </w:rPr>
-        <w:t xml:space="preserve"> thus + 분사구문은 결과 — 수동 demonstrated 뒤 that절 목적어는 올 수 없다.</w:t>
+        <w:t xml:space="preserve"> ‘자연을 더 아름답게’는 사실주의와 비슷해 보이지만 ‘개선’은 copying과 반대. </w:t>
+      </w:r>
+      <w:r>
+        <w:rPr>
+          <w:rFonts w:ascii="맑은 고딕" w:hAnsi="맑은 고딕" w:eastAsia="맑은 고딕"/>
+          <w:b/>
+          <w:sz w:val="14"/>
+          <w:u w:val="none"/>
+        </w:rPr>
+        <w:t>①</w:t>
+      </w:r>
+      <w:r>
+        <w:rPr>
+          <w:rFonts w:ascii="맑은 고딕" w:hAnsi="맑은 고딕" w:eastAsia="맑은 고딕"/>
+          <w:b w:val="0"/>
+          <w:sz w:val="14"/>
+          <w:u w:val="none"/>
+        </w:rPr>
+        <w:t xml:space="preserve"> 감정 표현은 본문에 없는 축.</w:t>
       </w:r>
     </w:p>
     <w:p>
@@ -4617,7 +4790,7 @@
           <w:sz w:val="14"/>
           <w:u w:val="none"/>
         </w:rPr>
-        <w:t>⑤ [한 끗]</w:t>
+        <w:t>① [한 끗]</w:t>
       </w:r>
       <w:r>
         <w:rPr>
@@ -4626,7 +4799,7 @@
           <w:sz w:val="14"/>
           <w:u w:val="none"/>
         </w:rPr>
-        <w:t xml:space="preserve"> (A)(B)는 맞고 (C)만 형용사 — does not과 define 사이 부사 자리. </w:t>
+        <w:t xml:space="preserve"> (A)는 맞지만 outdated — 필자는 그 정의가 ‘옛날 것이라 틀렸다’가 아니라 ‘예술 전체를 담기에 부족하다’고 말한다. </w:t>
       </w:r>
       <w:r>
         <w:rPr>
@@ -4635,7 +4808,7 @@
           <w:sz w:val="14"/>
           <w:u w:val="none"/>
         </w:rPr>
-        <w:t>①</w:t>
+        <w:t>⑤ [과장]</w:t>
       </w:r>
       <w:r>
         <w:rPr>
@@ -4644,7 +4817,25 @@
           <w:sz w:val="14"/>
           <w:u w:val="none"/>
         </w:rPr>
-        <w:t xml:space="preserve"> abstraction은 Pollock 쪽 특징으로, 그리스 ‘모방’ 접근과 반대.</w:t>
+        <w:t xml:space="preserve"> 불필요하다는 말은 없다. </w:t>
+      </w:r>
+      <w:r>
+        <w:rPr>
+          <w:rFonts w:ascii="맑은 고딕" w:hAnsi="맑은 고딕" w:eastAsia="맑은 고딕"/>
+          <w:b/>
+          <w:sz w:val="14"/>
+          <w:u w:val="none"/>
+        </w:rPr>
+        <w:t>③</w:t>
+      </w:r>
+      <w:r>
+        <w:rPr>
+          <w:rFonts w:ascii="맑은 고딕" w:hAnsi="맑은 고딕" w:eastAsia="맑은 고딕"/>
+          <w:b w:val="0"/>
+          <w:sz w:val="14"/>
+          <w:u w:val="none"/>
+        </w:rPr>
+        <w:t xml:space="preserve"> (A) expression은 그리스가 아니라 현대적 관점.</w:t>
       </w:r>
     </w:p>
     <w:p>
@@ -4678,7 +4869,7 @@
           <w:sz w:val="14"/>
           <w:u w:val="none"/>
         </w:rPr>
-        <w:t>⑤ [원인 바꿔치기]</w:t>
+        <w:t>ⓓ [수동 함정]</w:t>
       </w:r>
       <w:r>
         <w:rPr>
@@ -4687,7 +4878,25 @@
           <w:sz w:val="14"/>
           <w:u w:val="none"/>
         </w:rPr>
-        <w:t xml:space="preserve"> ‘남아 있지 않다’는 사실은 맞고 원인만 바꾼 선지 — 결과만 보고 고르지 않기.</w:t>
+        <w:t xml:space="preserve"> these works가 바로 뒤에 있어 ‘그려진’으로 읽기 쉽지만, 주절 주어가 사람이므로 능동. </w:t>
+      </w:r>
+      <w:r>
+        <w:rPr>
+          <w:rFonts w:ascii="맑은 고딕" w:hAnsi="맑은 고딕" w:eastAsia="맑은 고딕"/>
+          <w:b/>
+          <w:sz w:val="14"/>
+          <w:u w:val="none"/>
+        </w:rPr>
+        <w:t>ⓒ [decoy]</w:t>
+      </w:r>
+      <w:r>
+        <w:rPr>
+          <w:rFonts w:ascii="맑은 고딕" w:hAnsi="맑은 고딕" w:eastAsia="맑은 고딕"/>
+          <w:b w:val="0"/>
+          <w:sz w:val="14"/>
+          <w:u w:val="none"/>
+        </w:rPr>
+        <w:t xml:space="preserve"> tales(복수) 뒤라 those로 고치고 싶지만 ‘Zeuxis의 이야기’ 하나이므로 that. ② ⓑ,ⓓ만 고르면 ⓕ를 놓친 것.</w:t>
       </w:r>
     </w:p>
     <w:p>
@@ -4721,7 +4930,7 @@
           <w:sz w:val="14"/>
           <w:u w:val="none"/>
         </w:rPr>
-        <w:t>① [극단화 함정]</w:t>
+        <w:t>④ [기능 왜곡]</w:t>
       </w:r>
       <w:r>
         <w:rPr>
@@ -4730,7 +4939,7 @@
           <w:sz w:val="14"/>
           <w:u w:val="none"/>
         </w:rPr>
-        <w:t xml:space="preserve"> 두 글 모두 ‘충분하지 않다(not sufficiently / not the whole story)’고 했지 ‘전혀 아니다’가 아니다. </w:t>
+        <w:t xml:space="preserve"> 본문 어휘(Zeuxis and Parhassios)를 그대로 써서 참처럼 보이지만 ‘추정 근거’를 ‘증명’으로 바꿨다. </w:t>
       </w:r>
       <w:r>
         <w:rPr>
@@ -4739,7 +4948,7 @@
           <w:sz w:val="14"/>
           <w:u w:val="none"/>
         </w:rPr>
-        <w:t>②</w:t>
+        <w:t>② [한 끗 정답지]</w:t>
       </w:r>
       <w:r>
         <w:rPr>
@@ -4748,7 +4957,25 @@
           <w:sz w:val="14"/>
           <w:u w:val="none"/>
         </w:rPr>
-        <w:t xml:space="preserve"> 반례의 핵심은 ‘모방하지 않음’.</w:t>
+        <w:t xml:space="preserve"> none remains — 참. </w:t>
+      </w:r>
+      <w:r>
+        <w:rPr>
+          <w:rFonts w:ascii="맑은 고딕" w:hAnsi="맑은 고딕" w:eastAsia="맑은 고딕"/>
+          <w:b/>
+          <w:sz w:val="14"/>
+          <w:u w:val="none"/>
+        </w:rPr>
+        <w:t>③</w:t>
+      </w:r>
+      <w:r>
+        <w:rPr>
+          <w:rFonts w:ascii="맑은 고딕" w:hAnsi="맑은 고딕" w:eastAsia="맑은 고딕"/>
+          <w:b w:val="0"/>
+          <w:sz w:val="14"/>
+          <w:u w:val="none"/>
+        </w:rPr>
+        <w:t xml:space="preserve"> took care not to make any mark … recognizable — 참.</w:t>
       </w:r>
     </w:p>
     <w:p>
@@ -4782,7 +5009,7 @@
           <w:sz w:val="14"/>
           <w:u w:val="none"/>
         </w:rPr>
-        <w:t>① [세부 함정]</w:t>
+        <w:t>② [세부 유도 함정]</w:t>
       </w:r>
       <w:r>
         <w:rPr>
@@ -4791,7 +5018,7 @@
           <w:sz w:val="14"/>
           <w:u w:val="none"/>
         </w:rPr>
-        <w:t xml:space="preserve"> 그림 소실은 짐작의 근거를 위한 곁가지. </w:t>
+        <w:t xml:space="preserve"> Pollock의 작품들(these works)이 언급되므로 작품명도 있을 것처럼 느껴진다. </w:t>
       </w:r>
       <w:r>
         <w:rPr>
@@ -4800,7 +5027,7 @@
           <w:sz w:val="14"/>
           <w:u w:val="none"/>
         </w:rPr>
-        <w:t>③ [사실 반전]</w:t>
+        <w:t>④</w:t>
       </w:r>
       <w:r>
         <w:rPr>
@@ -4809,7 +5036,7 @@
           <w:sz w:val="14"/>
           <w:u w:val="none"/>
         </w:rPr>
-        <w:t xml:space="preserve"> Pollock은 사실주의와 정반대.</w:t>
+        <w:t xml:space="preserve"> 세 가지 근거가 나열된 문장이 곧 답.</w:t>
       </w:r>
     </w:p>
     <w:p>
@@ -4843,7 +5070,7 @@
           <w:sz w:val="14"/>
           <w:u w:val="none"/>
         </w:rPr>
-        <w:t>③ [소재어 재사용 함정]</w:t>
+        <w:t>② [어휘 함정]</w:t>
       </w:r>
       <w:r>
         <w:rPr>
@@ -4852,7 +5079,25 @@
           <w:sz w:val="14"/>
           <w:u w:val="none"/>
         </w:rPr>
-        <w:t xml:space="preserve"> Pollock’s paintings가 ④ these works와 이어져 보이지만, ③이 끼면 these works가 ‘경매된 그림 하나’로 축소된다.</w:t>
+        <w:t xml:space="preserve"> surmise(추측하다)를 모르면 어색해 보인다 — ‘그림이 남아 있지 않다’ 뒤이므로 적절. </w:t>
+      </w:r>
+      <w:r>
+        <w:rPr>
+          <w:rFonts w:ascii="맑은 고딕" w:hAnsi="맑은 고딕" w:eastAsia="맑은 고딕"/>
+          <w:b/>
+          <w:sz w:val="14"/>
+          <w:u w:val="none"/>
+        </w:rPr>
+        <w:t>④ [한 끗]</w:t>
+      </w:r>
+      <w:r>
+        <w:rPr>
+          <w:rFonts w:ascii="맑은 고딕" w:hAnsi="맑은 고딕" w:eastAsia="맑은 고딕"/>
+          <w:b w:val="0"/>
+          <w:sz w:val="14"/>
+          <w:u w:val="none"/>
+        </w:rPr>
+        <w:t xml:space="preserve"> ③을 못 잡으면 ④가 모순처럼 보여 ④를 고르게 된다 — 둘 중 글의 논지(반례)와 맞는 쪽은 ④.</w:t>
       </w:r>
     </w:p>
     <w:p>
@@ -4877,7 +5122,43 @@
           <w:sz w:val="14"/>
           <w:u w:val="none"/>
         </w:rPr>
-        <w:t xml:space="preserve"> (1) resemble ✕ — no 뒤 명사. (2) define ✕. (3) sufficient ✕ — 의미 반대, unsufficient ✕(철자). [채점] 각 1점.</w:t>
+        <w:t xml:space="preserve"> </w:t>
+      </w:r>
+      <w:r>
+        <w:rPr>
+          <w:rFonts w:ascii="맑은 고딕" w:hAnsi="맑은 고딕" w:eastAsia="맑은 고딕"/>
+          <w:b/>
+          <w:sz w:val="14"/>
+          <w:u w:val="none"/>
+        </w:rPr>
+        <w:t>, that demonstrated</w:t>
+      </w:r>
+      <w:r>
+        <w:rPr>
+          <w:rFonts w:ascii="맑은 고딕" w:hAnsi="맑은 고딕" w:eastAsia="맑은 고딕"/>
+          <w:b w:val="0"/>
+          <w:sz w:val="14"/>
+          <w:u w:val="none"/>
+        </w:rPr>
+        <w:t xml:space="preserve"> ✕ — 계속적 용법(콤마 뒤)에는 that 불가. </w:t>
+      </w:r>
+      <w:r>
+        <w:rPr>
+          <w:rFonts w:ascii="맑은 고딕" w:hAnsi="맑은 고딕" w:eastAsia="맑은 고딕"/>
+          <w:b/>
+          <w:sz w:val="14"/>
+          <w:u w:val="none"/>
+        </w:rPr>
+        <w:t>which demonstrating</w:t>
+      </w:r>
+      <w:r>
+        <w:rPr>
+          <w:rFonts w:ascii="맑은 고딕" w:hAnsi="맑은 고딕" w:eastAsia="맑은 고딕"/>
+          <w:b w:val="0"/>
+          <w:sz w:val="14"/>
+          <w:u w:val="none"/>
+        </w:rPr>
+        <w:t xml:space="preserve"> ✕ — 관계절에는 정동사(demonstrated). [채점] which 관계절 구조 1.5 / that절 어순 1 / 철자 0.5.</w:t>
       </w:r>
     </w:p>
     <w:p>
@@ -4911,7 +5192,7 @@
           <w:sz w:val="14"/>
           <w:u w:val="none"/>
         </w:rPr>
-        <w:t>avoid to make</w:t>
+        <w:t>intended</w:t>
       </w:r>
       <w:r>
         <w:rPr>
@@ -4920,7 +5201,7 @@
           <w:sz w:val="14"/>
           <w:u w:val="none"/>
         </w:rPr>
-        <w:t xml:space="preserve"> ✕ — avoid는 to부정사 목적어 불가. </w:t>
+        <w:t xml:space="preserve"> ✕ — (3)은 부사 자리(avoided 수식); intentionally는 보기에 없고 intend의 부사형도 없음. </w:t>
       </w:r>
       <w:r>
         <w:rPr>
@@ -4929,7 +5210,7 @@
           <w:sz w:val="14"/>
           <w:u w:val="none"/>
         </w:rPr>
-        <w:t>that resembles</w:t>
+        <w:t>demonstrate</w:t>
       </w:r>
       <w:r>
         <w:rPr>
@@ -4938,7 +5219,25 @@
           <w:sz w:val="14"/>
           <w:u w:val="none"/>
         </w:rPr>
-        <w:t xml:space="preserve"> △ — 과거 서술과 시제 불일치(감점). [채점] 동명사 1 / 관계사절 1 / 시제·어순 1.</w:t>
+        <w:t xml:space="preserve"> ✕ — (2)에 넣으면 ‘증명한다’가 되어 의미 과장, 수일치(demonstrates)도 필요. </w:t>
+      </w:r>
+      <w:r>
+        <w:rPr>
+          <w:rFonts w:ascii="맑은 고딕" w:hAnsi="맑은 고딕" w:eastAsia="맑은 고딕"/>
+          <w:b/>
+          <w:sz w:val="14"/>
+          <w:u w:val="none"/>
+        </w:rPr>
+        <w:t>realistic</w:t>
+      </w:r>
+      <w:r>
+        <w:rPr>
+          <w:rFonts w:ascii="맑은 고딕" w:hAnsi="맑은 고딕" w:eastAsia="맑은 고딕"/>
+          <w:b w:val="0"/>
+          <w:sz w:val="14"/>
+          <w:u w:val="none"/>
+        </w:rPr>
+        <w:t xml:space="preserve"> ✕ — 형용사, 빈칸 어디에도 맞지 않음. [채점] 각 0.75, 어형 오류는 0.</w:t>
       </w:r>
     </w:p>
     <w:p>
@@ -4972,7 +5271,7 @@
           <w:sz w:val="14"/>
           <w:u w:val="none"/>
         </w:rPr>
-        <w:t>⑤ [This 함정]</w:t>
+        <w:t>① [지시어 함정]</w:t>
       </w:r>
       <w:r>
         <w:rPr>
@@ -4981,7 +5280,7 @@
           <w:sz w:val="14"/>
           <w:u w:val="none"/>
         </w:rPr>
-        <w:t xml:space="preserve"> (C)를 바로 뒤에 두면 (B)가 Pollock 이야기 중간에 끼어 고대 그리스로 되돌아간다.</w:t>
+        <w:t xml:space="preserve"> This definition이 첫 문장을 받으므로 ①도 가능해 보이지만, 그러면 ‘문제가 있다’ 뒤에 그 정의를 옹호하는 realism 설명이 이어져 though의 방향과 어긋난다.</w:t>
       </w:r>
     </w:p>
     <w:p>
@@ -5006,7 +5305,7 @@
           <w:sz w:val="14"/>
           <w:u w:val="none"/>
         </w:rPr>
-        <w:t xml:space="preserve"> 고대 그리스인들은 시각 예술가의 목표가 시각적 경험을 모방하는 것이라고 느꼈다. 이러한 접근은 고대 그리스 조각과 도자기의 사실주의에서 드러난다. 안타깝게도 시간과 날씨의 작용 때문에 고대 그리스 화가들의 그림은 오늘날 하나도 남아 있지 않다는 점을 짚어야 한다. 우리는 Zeuxis와 Parhassios의 이야기 같은 이야기들, 고대 그리스 조각에 드러난 분명한 기술, 그리고 고대 그리스 도자기에 남아 있는 그림을 바탕으로 그 그림들의 수준을 짐작할 수밖에 없다. 그러나 예술을 현실의 모방으로 보는 이 정의에는 문제가 있다. 1950년대 뉴욕파의 지도자였던 Jackson Pollock은 의도적으로 자신의 작품에서 현존하는 대상을 모방하지 않았다. 이 작품들을 그리는 동안 Pollock과 그의 동료 화가들은 알아볼 수 있는 대상을 닮은 자국이나 부분을 만들지 않으려고 의식적으로 피하곤 했다. 그들은 아무것도 모방하지 않은 작품을 만드는 데 성공했고, 그리하여 예술을 미메시스, 즉 단순한 모방으로 보는 고대 그리스의 견해가 예술을 충분히 정의하지 못한다는 것을 보여 주었다.</w:t>
+        <w:t xml:space="preserve"> ['고대 그리스인들은 시각 예술가의 목표가 시각 경험을 베끼는 것이라고 여겼다.', '이러한 접근은 고대 그리스 조각과 도기의 사실주의에서 나타난다.', '우리는 슬프게도, 시간과 날씨의 작용 때문에 고대 그리스 화가들의 그림이 오늘날 하나도 남아 있지 않다는 점에 주목해야 한다.', '우리는 Zeuxis와 Parhassios의 이야기 같은 일화, 고대 그리스 조각의 명백한 솜씨, 그리고 고대 그리스 도기에 남아 있는 그림을 근거로 그 그림들의 수준을 추측할 수 있을 뿐이다.', '하지만 현실을 베끼는 것으로서의 이 예술의 정의에는 문제가 있다.', '1950년대 뉴욕 화파의 지도자였던 Jackson Pollock은 자신의 예술에서 의도적으로 실재하는 사물을 베끼지 않았다.', '이 작품들을 그리는 동안, Pollock과 그의 동료 화가들은 알아볼 수 있는 사물과 닮은 표시나 부분을 만드는 것을 의식적으로 피하곤 했다.', '그들은 아무것도 베끼지 않은 예술 작품을 만드는 데 성공했고, 그리하여 모방—단순한 베끼기—으로서의 고대 그리스적 예술관이 예술을 충분히 정의하지 못한다는 것을 보여 주었다.']</w:t>
       </w:r>
     </w:p>
     <w:p>
@@ -5031,7 +5330,7 @@
           <w:sz w:val="14"/>
           <w:u w:val="none"/>
         </w:rPr>
-        <w:t xml:space="preserve"> 음악도 비슷한 경우를 보여 준다. 수 세기 동안 많은 청중은 좋은 음악이라면 새소리나 폭풍 같은 자연의 소리를 모방해야 한다고 믿었다. 그러나 바흐의 푸가부터 재즈 즉흥 연주에 이르기까지 수많은 음악은 아무것도 모방하지 않으면서도 여전히 청중을 깊이 감동시킨다. 그런 작품들은 세상을 모방하는 것이 예술이 할 수 있는 일 중 하나일 뿐임을 보여 준다.</w:t>
+        <w:t xml:space="preserve"> ['음악을 선율로 정의하는 데서도 비슷한 문제가 나타난다.', '오랫동안 사람들은 음악 작품이라면 듣는 사람이 흥얼거릴 수 있는 곡조를 담아야 한다고 여겼다.', '하지만 20세기에 일부 작곡가들은 선율이 전혀 없이 리듬과 소음만으로 지어진 작품을 썼다.', '청중은 여전히 그것들을 음악으로 받아들였다.', '그런 작품의 존재는 회화에서의 베끼기와 마찬가지로 선율이 그 예술을 정의하기에 충분하지 않다는 것을 보여 준다.']</w:t>
       </w:r>
     </w:p>
     <w:sectPr>
